--- a/book/p-book1.docx
+++ b/book/p-book1.docx
@@ -70,7 +70,6 @@
           <w:docPart w:val="51650C0D7127476D83C412A1597C808E"/>
         </w:placeholder>
       </w:sdtPr>
-      <w:sdtEndPr/>
       <w:sdtContent>
         <w:sdt>
           <w:sdtPr>
@@ -89,7 +88,6 @@
               <w:docPart w:val="51650C0D7127476D83C412A1597C808E"/>
             </w:placeholder>
           </w:sdtPr>
-          <w:sdtEndPr/>
           <w:sdtContent>
             <w:p>
               <w:pPr>
@@ -121,7 +119,6 @@
                     <w:docPart w:val="51650C0D7127476D83C412A1597C808E"/>
                   </w:placeholder>
                 </w:sdtPr>
-                <w:sdtEndPr/>
                 <w:sdtContent>
                   <w:sdt>
                     <w:sdtPr>
@@ -142,7 +139,6 @@
                         <w:listItem w:displayText="Project" w:value="Project"/>
                       </w:dropDownList>
                     </w:sdtPr>
-                    <w:sdtEndPr/>
                     <w:sdtContent>
                       <w:r>
                         <w:rPr>
@@ -445,7 +441,6 @@
           <w:docPart w:val="FE5963AFA4964A4F85445E168B7BD8C8"/>
         </w:placeholder>
       </w:sdtPr>
-      <w:sdtEndPr/>
       <w:sdtContent>
         <w:p>
           <w:pPr>
@@ -479,11 +474,6 @@
           <w:docPart w:val="FE5963AFA4964A4F85445E168B7BD8C8"/>
         </w:placeholder>
       </w:sdtPr>
-      <w:sdtEndPr>
-        <w:rPr>
-          <w:rStyle w:val="TNR14B"/>
-        </w:rPr>
-      </w:sdtEndPr>
       <w:sdtContent>
         <w:p>
           <w:pPr>
@@ -540,7 +530,6 @@
           <w:listItem w:displayText="Department Director" w:value="Department Director"/>
         </w:dropDownList>
       </w:sdtPr>
-      <w:sdtEndPr/>
       <w:sdtContent>
         <w:p>
           <w:pPr>
@@ -750,7 +739,6 @@
             <w:listItem w:displayText="Fall" w:value="Fall"/>
           </w:comboBox>
         </w:sdtPr>
-        <w:sdtEndPr/>
         <w:sdtContent>
           <w:r>
             <w:rPr>
@@ -795,7 +783,6 @@
             <w:listItem w:displayText="2023" w:value="2023"/>
           </w:dropDownList>
         </w:sdtPr>
-        <w:sdtEndPr/>
         <w:sdtContent>
           <w:r>
             <w:rPr>
@@ -839,11 +826,6 @@
         <w:tag w:val="THESIS TITLE"/>
         <w:id w:val="-1181813698"/>
       </w:sdtPr>
-      <w:sdtEndPr>
-        <w:rPr>
-          <w:rStyle w:val="Style1"/>
-        </w:rPr>
-      </w:sdtEndPr>
       <w:sdtContent>
         <w:p>
           <w:pPr>
@@ -906,7 +888,6 @@
             <w:listItem w:displayText="Project" w:value="Project"/>
           </w:dropDownList>
         </w:sdtPr>
-        <w:sdtEndPr/>
         <w:sdtContent>
           <w:r>
             <w:rPr>
@@ -1314,7 +1295,6 @@
             <w:listItem w:displayText="Fall" w:value="Fall"/>
           </w:dropDownList>
         </w:sdtPr>
-        <w:sdtEndPr/>
         <w:sdtContent>
           <w:r>
             <w:rPr>
@@ -1356,7 +1336,6 @@
             <w:listItem w:displayText="2020" w:value="2020"/>
           </w:dropDownList>
         </w:sdtPr>
-        <w:sdtEndPr/>
         <w:sdtContent>
           <w:r>
             <w:rPr>
@@ -1514,11 +1493,6 @@
             <w:docPart w:val="5C6EBB5200094447AE8A07713B8B59AB"/>
           </w:placeholder>
         </w:sdtPr>
-        <w:sdtEndPr>
-          <w:rPr>
-            <w:rStyle w:val="AIUBTChar"/>
-          </w:rPr>
-        </w:sdtEndPr>
         <w:sdtContent>
           <w:sdt>
             <w:sdtPr>
@@ -1537,11 +1511,6 @@
                 <w:listItem w:displayText="project" w:value="project"/>
               </w:dropDownList>
             </w:sdtPr>
-            <w:sdtEndPr>
-              <w:rPr>
-                <w:rStyle w:val="AIUBTChar"/>
-              </w:rPr>
-            </w:sdtEndPr>
             <w:sdtContent>
               <w:r>
                 <w:rPr>
@@ -1946,11 +1915,6 @@
           </w:placeholder>
           <w:text/>
         </w:sdtPr>
-        <w:sdtEndPr>
-          <w:rPr>
-            <w:rStyle w:val="Style2"/>
-          </w:rPr>
-        </w:sdtEndPr>
         <w:sdtContent>
           <w:r>
             <w:rPr>
@@ -2248,11 +2212,6 @@
               </w:placeholder>
               <w:text/>
             </w:sdtPr>
-            <w:sdtEndPr>
-              <w:rPr>
-                <w:rStyle w:val="TNR12B"/>
-              </w:rPr>
-            </w:sdtEndPr>
             <w:sdtContent>
               <w:p>
                 <w:pPr>
@@ -2296,7 +2255,6 @@
                 <w:listItem w:displayText="Head of the Department" w:value="Head of the Department"/>
               </w:dropDownList>
             </w:sdtPr>
-            <w:sdtEndPr/>
             <w:sdtContent>
               <w:p>
                 <w:pPr>
@@ -2434,11 +2392,6 @@
               <w:showingPlcHdr/>
               <w:text/>
             </w:sdtPr>
-            <w:sdtEndPr>
-              <w:rPr>
-                <w:rStyle w:val="TNR12B"/>
-              </w:rPr>
-            </w:sdtEndPr>
             <w:sdtContent>
               <w:p>
                 <w:pPr>
@@ -2484,7 +2437,6 @@
                 <w:listItem w:displayText="Head of the Department" w:value="Head of the Department"/>
               </w:dropDownList>
             </w:sdtPr>
-            <w:sdtEndPr/>
             <w:sdtContent>
               <w:p>
                 <w:pPr>
@@ -2645,7 +2597,6 @@
         </w:rPr>
         <w:id w:val="695889684"/>
       </w:sdtPr>
-      <w:sdtEndPr/>
       <w:sdtContent>
         <w:p>
           <w:pPr>
@@ -10716,7 +10667,21 @@
             <w:rStyle w:val="Hyperlink"/>
             <w:noProof/>
           </w:rPr>
-          <w:t>Figure 2.5: Opening operation.</w:t>
+          <w:t>Figure 2.5: Opening operation</w:t>
+        </w:r>
+        <w:r>
+          <w:rPr>
+            <w:rStyle w:val="Hyperlink"/>
+            <w:noProof/>
+          </w:rPr>
+          <w:t xml:space="preserve"> [18]</w:t>
+        </w:r>
+        <w:r>
+          <w:rPr>
+            <w:rStyle w:val="Hyperlink"/>
+            <w:noProof/>
+          </w:rPr>
+          <w:t>.</w:t>
         </w:r>
         <w:r>
           <w:rPr>
@@ -10785,7 +10750,35 @@
             <w:rStyle w:val="Hyperlink"/>
             <w:noProof/>
           </w:rPr>
-          <w:t>Figure 2.5: Closing operation.</w:t>
+          <w:t>Figure 2.</w:t>
+        </w:r>
+        <w:r>
+          <w:rPr>
+            <w:rStyle w:val="Hyperlink"/>
+            <w:noProof/>
+          </w:rPr>
+          <w:t>6</w:t>
+        </w:r>
+        <w:r>
+          <w:rPr>
+            <w:rStyle w:val="Hyperlink"/>
+            <w:noProof/>
+          </w:rPr>
+          <w:t>: Closing operation</w:t>
+        </w:r>
+        <w:r>
+          <w:rPr>
+            <w:rStyle w:val="Hyperlink"/>
+            <w:noProof/>
+          </w:rPr>
+          <w:t xml:space="preserve"> [18]</w:t>
+        </w:r>
+        <w:r>
+          <w:rPr>
+            <w:rStyle w:val="Hyperlink"/>
+            <w:noProof/>
+          </w:rPr>
+          <w:t>.</w:t>
         </w:r>
         <w:r>
           <w:rPr>
@@ -12283,13 +12276,25 @@
         <w:pStyle w:val="CSET"/>
       </w:pPr>
       <w:r>
-        <w:t>Bengali script segmentation is the most challenging and also an essential key task for any Bangla Optical Character Recognition system. With the help of script segmentation, a big image of some written document is fragmented into several small pieces which are then used for pattern matching to visualize the desired sequence of characters. For implementing the Bangla OCR, the script segmentation may also play a vital role. But, for accurate and proper segmentation it is essential to mark out the properties of Bangla script as well as the exceptions. In this paper, we have tried to present a perfect and robust segmentation process for handwritten and printed Bengali script. This term is important for Bangla language as resources of this language are not easily available. In the Bangla OCR system, one of the major challenges is character segmentation. Appropriate segmentation raises the validity of the recognition process. Proper segmentation is hard as there are more than 300 basics, modified and compound characters in the Bengali script as they are topologically connected. Some characters are also overlapped. Here we have also used connected component analysis that can trace all the problems of character segmentation of Bangla script with less attempt. In the system, we have tried to identify the Matra line rightly. Then by using this information, connected components can be tear apart. Using some morphological o</w:t>
-      </w:r>
-      <w:r>
-        <w:t xml:space="preserve">perations for segmentation leads </w:t>
-      </w:r>
-      <w:r>
-        <w:t>us to proper recognition. The proposed method solves the problems of character segmentation in Bangla script and thereby increases the accuracy of a segmentation phase that leads to greater accuracy of an entire optical character recognition system.</w:t>
+        <w:t>Bengali script segmentation is the most challenging and also an essential key task for any Bangla Optical Character Recognition system.</w:t>
+      </w:r>
+      <w:r>
+        <w:t xml:space="preserve"> </w:t>
+      </w:r>
+      <w:r>
+        <w:t>For implementing the Bangla OCR, the script segmentation play</w:t>
+      </w:r>
+      <w:r>
+        <w:t>s</w:t>
+      </w:r>
+      <w:r>
+        <w:t xml:space="preserve"> a vital role. But, for accurate and proper segmentation it is essential to mark out the properties of Bangla script as well as the exceptions. In this paper, we have tried to present a perfect and robust segmentation process for handwritten and printed Bengali script. In the Bangla OCR system, one of the major challenges is character segmentation. Appropriate segmentation raises the validity of the recognition process. Proper segmentation is hard as there are more than 300 basics, modified and compound characters in the Bengali script as they are topologically connected. Some characters are also overlapped. Here we have also used </w:t>
+      </w:r>
+      <w:r>
+        <w:t xml:space="preserve">HPP for line segmentation, VPP for word segmentation and morphological image processing for </w:t>
+      </w:r>
+      <w:r>
+        <w:t>character segmentation. In the system, we have tried to identify the Matra line rightly. Then by using this information, connected components can be tear apart. The proposed method solves the problems of character segmentation in Bangla script and thereby increases the accuracy of a segmentation phase that leads to greater accuracy of an entire optical character recognition system.</w:t>
       </w:r>
     </w:p>
     <w:p>
@@ -15586,7 +15591,13 @@
         <w:t>5</w:t>
       </w:r>
       <w:r>
-        <w:t>: Opening operation.</w:t>
+        <w:t>: Opening operation</w:t>
+      </w:r>
+      <w:r>
+        <w:t xml:space="preserve"> [18]</w:t>
+      </w:r>
+      <w:r>
+        <w:t>.</w:t>
       </w:r>
       <w:bookmarkEnd w:id="91"/>
     </w:p>
@@ -15599,10 +15610,16 @@
         <w:t>Figure 2.</w:t>
       </w:r>
       <w:r>
-        <w:t>5</w:t>
-      </w:r>
-      <w:r>
-        <w:t>: Closing operation.</w:t>
+        <w:t>6</w:t>
+      </w:r>
+      <w:r>
+        <w:t>: Closing operation</w:t>
+      </w:r>
+      <w:r>
+        <w:t xml:space="preserve"> [18]</w:t>
+      </w:r>
+      <w:r>
+        <w:t>.</w:t>
       </w:r>
       <w:bookmarkEnd w:id="92"/>
     </w:p>
@@ -15917,7 +15934,10 @@
         <w:t xml:space="preserve"> exists [</w:t>
       </w:r>
       <w:r>
-        <w:t>18</w:t>
+        <w:t>1</w:t>
+      </w:r>
+      <w:r>
+        <w:t>9</w:t>
       </w:r>
       <w:r>
         <w:t>].</w:t>
@@ -15979,7 +15999,7 @@
         <w:t xml:space="preserve"> after converting to an ONNX model and Caffe according to a defined list of supported layers [</w:t>
       </w:r>
       <w:r>
-        <w:t>19</w:t>
+        <w:t>20</w:t>
       </w:r>
       <w:r>
         <w:t>].</w:t>
@@ -29634,34 +29654,39 @@
           <w:rFonts w:ascii="Times New Roman" w:hAnsi="Times New Roman" w:cs="Times New Roman"/>
           <w:sz w:val="24"/>
         </w:rPr>
-        <w:t>D. Christine, “</w:t>
+        <w:t xml:space="preserve">Yousuf Ali M.N., </w:t>
       </w:r>
       <w:proofErr w:type="spellStart"/>
       <w:r>
         <w:rPr>
           <w:rFonts w:ascii="Times New Roman" w:hAnsi="Times New Roman" w:cs="Times New Roman"/>
-          <w:i/>
-          <w:iCs/>
           <w:sz w:val="24"/>
         </w:rPr>
-        <w:t>Conda</w:t>
+        <w:t>Sorwar</w:t>
       </w:r>
       <w:proofErr w:type="spellEnd"/>
       <w:r>
         <w:rPr>
           <w:rFonts w:ascii="Times New Roman" w:hAnsi="Times New Roman" w:cs="Times New Roman"/>
-          <w:i/>
-          <w:iCs/>
           <w:sz w:val="24"/>
         </w:rPr>
-        <w:t xml:space="preserve"> works with Linux, OSX, and Windows, and is language agnostic, which allows us to use it with any programming language or even multi-language projects</w:t>
-      </w:r>
+        <w:t xml:space="preserve"> G., Toru A., Islam M.A., </w:t>
+      </w:r>
+      <w:proofErr w:type="spellStart"/>
       <w:r>
         <w:rPr>
           <w:rFonts w:ascii="Times New Roman" w:hAnsi="Times New Roman" w:cs="Times New Roman"/>
           <w:sz w:val="24"/>
         </w:rPr>
-        <w:t>.”, (21 May 2015). "</w:t>
+        <w:t>Shamsujjoha</w:t>
+      </w:r>
+      <w:proofErr w:type="spellEnd"/>
+      <w:r>
+        <w:rPr>
+          <w:rFonts w:ascii="Times New Roman" w:hAnsi="Times New Roman" w:cs="Times New Roman"/>
+          <w:sz w:val="24"/>
+        </w:rPr>
+        <w:t xml:space="preserve"> M. (2015) Morphological Rules of Bangla Repetitive Words for UNL Based Machine Translation. In: Tan Y., Shi Y., </w:t>
       </w:r>
       <w:proofErr w:type="spellStart"/>
       <w:r>
@@ -29669,7 +29694,7 @@
           <w:rFonts w:ascii="Times New Roman" w:hAnsi="Times New Roman" w:cs="Times New Roman"/>
           <w:sz w:val="24"/>
         </w:rPr>
-        <w:t>Conda</w:t>
+        <w:t>Buarque</w:t>
       </w:r>
       <w:proofErr w:type="spellEnd"/>
       <w:r>
@@ -29677,7 +29702,23 @@
           <w:rFonts w:ascii="Times New Roman" w:hAnsi="Times New Roman" w:cs="Times New Roman"/>
           <w:sz w:val="24"/>
         </w:rPr>
-        <w:t xml:space="preserve"> for Data Science". Archived from the original on 16 June 2015. Retrieved 16 Jun 2015.</w:t>
+        <w:t xml:space="preserve"> F., </w:t>
+      </w:r>
+      <w:proofErr w:type="spellStart"/>
+      <w:r>
+        <w:rPr>
+          <w:rFonts w:ascii="Times New Roman" w:hAnsi="Times New Roman" w:cs="Times New Roman"/>
+          <w:sz w:val="24"/>
+        </w:rPr>
+        <w:t>Gelbukh</w:t>
+      </w:r>
+      <w:proofErr w:type="spellEnd"/>
+      <w:r>
+        <w:rPr>
+          <w:rFonts w:ascii="Times New Roman" w:hAnsi="Times New Roman" w:cs="Times New Roman"/>
+          <w:sz w:val="24"/>
+        </w:rPr>
+        <w:t xml:space="preserve"> A., Das S., Engelbrecht A. (eds) Advances in Swarm and Computational Intelligence. ICSI 2015. Lecture Notes in Computer Science, vol 9142. Springer, Cham</w:t>
       </w:r>
     </w:p>
     <w:p>
@@ -29702,40 +29743,9 @@
           <w:rFonts w:ascii="Times New Roman" w:hAnsi="Times New Roman" w:cs="Times New Roman"/>
           <w:sz w:val="24"/>
         </w:rPr>
-        <w:t xml:space="preserve">Marangoni, </w:t>
+        <w:t>D. Christine, “</w:t>
       </w:r>
       <w:proofErr w:type="spellStart"/>
-      <w:r>
-        <w:rPr>
-          <w:rFonts w:ascii="Times New Roman" w:hAnsi="Times New Roman" w:cs="Times New Roman"/>
-          <w:sz w:val="24"/>
-        </w:rPr>
-        <w:t>Maurício</w:t>
-      </w:r>
-      <w:proofErr w:type="spellEnd"/>
-      <w:r>
-        <w:rPr>
-          <w:rFonts w:ascii="Times New Roman" w:hAnsi="Times New Roman" w:cs="Times New Roman"/>
-          <w:sz w:val="24"/>
-        </w:rPr>
-        <w:t xml:space="preserve">, and Denise </w:t>
-      </w:r>
-      <w:proofErr w:type="spellStart"/>
-      <w:r>
-        <w:rPr>
-          <w:rFonts w:ascii="Times New Roman" w:hAnsi="Times New Roman" w:cs="Times New Roman"/>
-          <w:sz w:val="24"/>
-        </w:rPr>
-        <w:t>Stringhini</w:t>
-      </w:r>
-      <w:proofErr w:type="spellEnd"/>
-      <w:r>
-        <w:rPr>
-          <w:rFonts w:ascii="Times New Roman" w:hAnsi="Times New Roman" w:cs="Times New Roman"/>
-          <w:sz w:val="24"/>
-        </w:rPr>
-        <w:t>. “</w:t>
-      </w:r>
       <w:r>
         <w:rPr>
           <w:rFonts w:ascii="Times New Roman" w:hAnsi="Times New Roman" w:cs="Times New Roman"/>
@@ -29743,14 +29753,40 @@
           <w:iCs/>
           <w:sz w:val="24"/>
         </w:rPr>
-        <w:t>High-Level Computer Vision Using OpenCV</w:t>
-      </w:r>
-      <w:r>
-        <w:rPr>
-          <w:rFonts w:ascii="Times New Roman" w:hAnsi="Times New Roman" w:cs="Times New Roman"/>
+        <w:t>Conda</w:t>
+      </w:r>
+      <w:proofErr w:type="spellEnd"/>
+      <w:r>
+        <w:rPr>
+          <w:rFonts w:ascii="Times New Roman" w:hAnsi="Times New Roman" w:cs="Times New Roman"/>
+          <w:i/>
+          <w:iCs/>
           <w:sz w:val="24"/>
         </w:rPr>
-        <w:t>.” 2011 24th SIBGRAPI Conference on Graphics, Patterns, and Images Tutorials (2011): 11-24.</w:t>
+        <w:t xml:space="preserve"> works with Linux, OSX, and Windows, and is language agnostic, which allows us to use it with any programming language or even multi-language projects</w:t>
+      </w:r>
+      <w:r>
+        <w:rPr>
+          <w:rFonts w:ascii="Times New Roman" w:hAnsi="Times New Roman" w:cs="Times New Roman"/>
+          <w:sz w:val="24"/>
+        </w:rPr>
+        <w:t>.”, (21 May 2015). "</w:t>
+      </w:r>
+      <w:proofErr w:type="spellStart"/>
+      <w:r>
+        <w:rPr>
+          <w:rFonts w:ascii="Times New Roman" w:hAnsi="Times New Roman" w:cs="Times New Roman"/>
+          <w:sz w:val="24"/>
+        </w:rPr>
+        <w:t>Conda</w:t>
+      </w:r>
+      <w:proofErr w:type="spellEnd"/>
+      <w:r>
+        <w:rPr>
+          <w:rFonts w:ascii="Times New Roman" w:hAnsi="Times New Roman" w:cs="Times New Roman"/>
+          <w:sz w:val="24"/>
+        </w:rPr>
+        <w:t xml:space="preserve"> for Data Science". Archived from the original on 16 June 2015. Retrieved 16 Jun 2015.</w:t>
       </w:r>
     </w:p>
     <w:p>
@@ -29775,7 +29811,39 @@
           <w:rFonts w:ascii="Times New Roman" w:hAnsi="Times New Roman" w:cs="Times New Roman"/>
           <w:sz w:val="24"/>
         </w:rPr>
-        <w:t>M. Bauer, M. Garland. 2019. “</w:t>
+        <w:t xml:space="preserve">Marangoni, </w:t>
+      </w:r>
+      <w:proofErr w:type="spellStart"/>
+      <w:r>
+        <w:rPr>
+          <w:rFonts w:ascii="Times New Roman" w:hAnsi="Times New Roman" w:cs="Times New Roman"/>
+          <w:sz w:val="24"/>
+        </w:rPr>
+        <w:t>Maurício</w:t>
+      </w:r>
+      <w:proofErr w:type="spellEnd"/>
+      <w:r>
+        <w:rPr>
+          <w:rFonts w:ascii="Times New Roman" w:hAnsi="Times New Roman" w:cs="Times New Roman"/>
+          <w:sz w:val="24"/>
+        </w:rPr>
+        <w:t xml:space="preserve">, and Denise </w:t>
+      </w:r>
+      <w:proofErr w:type="spellStart"/>
+      <w:r>
+        <w:rPr>
+          <w:rFonts w:ascii="Times New Roman" w:hAnsi="Times New Roman" w:cs="Times New Roman"/>
+          <w:sz w:val="24"/>
+        </w:rPr>
+        <w:t>Stringhini</w:t>
+      </w:r>
+      <w:proofErr w:type="spellEnd"/>
+      <w:r>
+        <w:rPr>
+          <w:rFonts w:ascii="Times New Roman" w:hAnsi="Times New Roman" w:cs="Times New Roman"/>
+          <w:sz w:val="24"/>
+        </w:rPr>
+        <w:t>. “</w:t>
       </w:r>
       <w:r>
         <w:rPr>
@@ -29784,6 +29852,47 @@
           <w:iCs/>
           <w:sz w:val="24"/>
         </w:rPr>
+        <w:t>High-Level Computer Vision Using OpenCV</w:t>
+      </w:r>
+      <w:r>
+        <w:rPr>
+          <w:rFonts w:ascii="Times New Roman" w:hAnsi="Times New Roman" w:cs="Times New Roman"/>
+          <w:sz w:val="24"/>
+        </w:rPr>
+        <w:t>.” 2011 24th SIBGRAPI Conference on Graphics, Patterns, and Images Tutorials (2011): 11-24.</w:t>
+      </w:r>
+    </w:p>
+    <w:p>
+      <w:pPr>
+        <w:pStyle w:val="ListParagraph"/>
+        <w:numPr>
+          <w:ilvl w:val="0"/>
+          <w:numId w:val="4"/>
+        </w:numPr>
+        <w:tabs>
+          <w:tab w:val="left" w:pos="1815"/>
+        </w:tabs>
+        <w:spacing w:line="360" w:lineRule="auto"/>
+        <w:jc w:val="both"/>
+        <w:rPr>
+          <w:rFonts w:ascii="Times New Roman" w:hAnsi="Times New Roman" w:cs="Times New Roman"/>
+          <w:sz w:val="24"/>
+        </w:rPr>
+      </w:pPr>
+      <w:r>
+        <w:rPr>
+          <w:rFonts w:ascii="Times New Roman" w:hAnsi="Times New Roman" w:cs="Times New Roman"/>
+          <w:sz w:val="24"/>
+        </w:rPr>
+        <w:t>M. Bauer, M. Garland. 2019. “</w:t>
+      </w:r>
+      <w:r>
+        <w:rPr>
+          <w:rFonts w:ascii="Times New Roman" w:hAnsi="Times New Roman" w:cs="Times New Roman"/>
+          <w:i/>
+          <w:iCs/>
+          <w:sz w:val="24"/>
+        </w:rPr>
         <w:t>Legate NumPy: accelerated and distributed array computing</w:t>
       </w:r>
       <w:r>
@@ -29791,7 +29900,15 @@
           <w:rFonts w:ascii="Times New Roman" w:hAnsi="Times New Roman" w:cs="Times New Roman"/>
           <w:sz w:val="24"/>
         </w:rPr>
-        <w:t>”. In Proceedings of the International Conference for High-Performance Computing, Networking, Storage and Analysis (SC ’19). Association for Computing Machinery, New York, NY, USA, Article 23, 1–23. DOI: https://doi.org/10.1145/3295500.3356175.</w:t>
+        <w:t xml:space="preserve">”. In Proceedings of the International Conference for High-Performance Computing, </w:t>
+      </w:r>
+      <w:r>
+        <w:rPr>
+          <w:rFonts w:ascii="Times New Roman" w:hAnsi="Times New Roman" w:cs="Times New Roman"/>
+          <w:sz w:val="24"/>
+        </w:rPr>
+        <w:lastRenderedPageBreak/>
+        <w:t>Networking, Storage and Analysis (SC ’19). Association for Computing Machinery, New York, NY, USA, Article 23, 1–23. DOI: https://doi.org/10.1145/3295500.3356175.</w:t>
       </w:r>
     </w:p>
     <w:p>
@@ -34128,6 +34245,7 @@
     <w:rsid w:val="000D60AC"/>
     <w:rsid w:val="00313082"/>
     <w:rsid w:val="0035541A"/>
+    <w:rsid w:val="003D4A56"/>
     <w:rsid w:val="004575E0"/>
     <w:rsid w:val="005865D5"/>
     <w:rsid w:val="006646BB"/>

--- a/book/p-book1.docx
+++ b/book/p-book1.docx
@@ -286,6 +286,7 @@
                 <w:szCs w:val="28"/>
               </w:rPr>
             </w:pPr>
+            <w:proofErr w:type="spellStart"/>
             <w:r>
               <w:rPr>
                 <w:rFonts w:ascii="Times New Roman" w:hAnsi="Times New Roman" w:cs="Times New Roman"/>
@@ -293,7 +294,17 @@
                 <w:sz w:val="28"/>
                 <w:szCs w:val="28"/>
               </w:rPr>
-              <w:t>Sumaia Afrin Prity</w:t>
+              <w:t>Sumaia</w:t>
+            </w:r>
+            <w:proofErr w:type="spellEnd"/>
+            <w:r>
+              <w:rPr>
+                <w:rFonts w:ascii="Times New Roman" w:hAnsi="Times New Roman" w:cs="Times New Roman"/>
+                <w:bCs/>
+                <w:sz w:val="28"/>
+                <w:szCs w:val="28"/>
+              </w:rPr>
+              <w:t xml:space="preserve"> Afrin Prity</w:t>
             </w:r>
           </w:p>
           <w:p>
@@ -1006,6 +1017,7 @@
                 <w:szCs w:val="28"/>
               </w:rPr>
             </w:pPr>
+            <w:proofErr w:type="spellStart"/>
             <w:r>
               <w:rPr>
                 <w:rFonts w:ascii="Times New Roman" w:hAnsi="Times New Roman" w:cs="Times New Roman"/>
@@ -1013,7 +1025,17 @@
                 <w:sz w:val="28"/>
                 <w:szCs w:val="28"/>
               </w:rPr>
-              <w:t>Sumaia Afrin Prity</w:t>
+              <w:t>Sumaia</w:t>
+            </w:r>
+            <w:proofErr w:type="spellEnd"/>
+            <w:r>
+              <w:rPr>
+                <w:rFonts w:ascii="Times New Roman" w:hAnsi="Times New Roman" w:cs="Times New Roman"/>
+                <w:bCs/>
+                <w:sz w:val="28"/>
+                <w:szCs w:val="28"/>
+              </w:rPr>
+              <w:t xml:space="preserve"> Afrin Prity</w:t>
             </w:r>
           </w:p>
           <w:p>
@@ -1639,13 +1661,23 @@
                 <w:szCs w:val="24"/>
               </w:rPr>
             </w:pPr>
+            <w:proofErr w:type="spellStart"/>
             <w:r>
               <w:rPr>
                 <w:rFonts w:ascii="Times New Roman" w:hAnsi="Times New Roman" w:cs="Times New Roman"/>
                 <w:sz w:val="24"/>
                 <w:szCs w:val="24"/>
               </w:rPr>
-              <w:t>Sumaia Afrin Prity</w:t>
+              <w:t>Sumaia</w:t>
+            </w:r>
+            <w:proofErr w:type="spellEnd"/>
+            <w:r>
+              <w:rPr>
+                <w:rFonts w:ascii="Times New Roman" w:hAnsi="Times New Roman" w:cs="Times New Roman"/>
+                <w:sz w:val="24"/>
+                <w:szCs w:val="24"/>
+              </w:rPr>
+              <w:t xml:space="preserve"> Afrin Prity</w:t>
             </w:r>
           </w:p>
         </w:tc>
@@ -2006,6 +2038,7 @@
                 <w:szCs w:val="28"/>
               </w:rPr>
             </w:pPr>
+            <w:proofErr w:type="spellStart"/>
             <w:r>
               <w:rPr>
                 <w:rFonts w:ascii="Times New Roman" w:hAnsi="Times New Roman" w:cs="Times New Roman"/>
@@ -2013,7 +2046,17 @@
                 <w:sz w:val="24"/>
                 <w:szCs w:val="28"/>
               </w:rPr>
-              <w:t>Sumaia Afrin Prity</w:t>
+              <w:t>Sumaia</w:t>
+            </w:r>
+            <w:proofErr w:type="spellEnd"/>
+            <w:r>
+              <w:rPr>
+                <w:rFonts w:ascii="Times New Roman" w:hAnsi="Times New Roman" w:cs="Times New Roman"/>
+                <w:bCs/>
+                <w:sz w:val="24"/>
+                <w:szCs w:val="28"/>
+              </w:rPr>
+              <w:t xml:space="preserve"> Afrin Prity</w:t>
             </w:r>
           </w:p>
           <w:p>
@@ -2392,14 +2435,8 @@
               <w:placeholder>
                 <w:docPart w:val="D4154F14018E4F2F8E363A8764BB12A4"/>
               </w:placeholder>
-              <w:showingPlcHdr/>
               <w:text/>
             </w:sdtPr>
-            <w:sdtEndPr>
-              <w:rPr>
-                <w:rStyle w:val="TNR12B"/>
-              </w:rPr>
-            </w:sdtEndPr>
             <w:sdtContent>
               <w:p>
                 <w:pPr>
@@ -2417,7 +2454,7 @@
                     <w:rStyle w:val="TNR12B"/>
                     <w:b w:val="0"/>
                   </w:rPr>
-                  <w:t>[Faculty Name]</w:t>
+                  <w:t>Dr. Fakir Sharif Hossain</w:t>
                 </w:r>
               </w:p>
             </w:sdtContent>
@@ -2435,7 +2472,6 @@
               <w:placeholder>
                 <w:docPart w:val="EF208FF64E2F4F6EB8CDA9E6B8B86A01"/>
               </w:placeholder>
-              <w:showingPlcHdr/>
               <w:dropDownList>
                 <w:listItem w:displayText="Choose Faculty Designation" w:value=""/>
                 <w:listItem w:displayText="Lecturer" w:value="Lecturer"/>
@@ -2459,9 +2495,11 @@
                 </w:pPr>
                 <w:r>
                   <w:rPr>
-                    <w:rStyle w:val="PlaceholderText"/>
+                    <w:rFonts w:ascii="Times New Roman" w:hAnsi="Times New Roman" w:cs="Times New Roman"/>
+                    <w:sz w:val="24"/>
+                    <w:szCs w:val="24"/>
                   </w:rPr>
-                  <w:t>Choose an item.</w:t>
+                  <w:t>Head of the Department</w:t>
                 </w:r>
               </w:p>
             </w:sdtContent>
@@ -2482,7 +2520,15 @@
                 <w:sz w:val="24"/>
                 <w:szCs w:val="24"/>
               </w:rPr>
-              <w:t>Department of ___</w:t>
+              <w:t xml:space="preserve">Department of </w:t>
+            </w:r>
+            <w:r>
+              <w:rPr>
+                <w:rFonts w:ascii="Times New Roman" w:hAnsi="Times New Roman" w:cs="Times New Roman"/>
+                <w:sz w:val="24"/>
+                <w:szCs w:val="24"/>
+              </w:rPr>
+              <w:t>EEE</w:t>
             </w:r>
           </w:p>
           <w:p>
@@ -2716,7 +2762,21 @@
         <w:rPr>
           <w:shd w:val="clear" w:color="auto" w:fill="FFFFFF"/>
         </w:rPr>
-        <w:t xml:space="preserve">, for the guidance,  inspiration, </w:t>
+        <w:t xml:space="preserve">, for the </w:t>
+      </w:r>
+      <w:proofErr w:type="gramStart"/>
+      <w:r>
+        <w:rPr>
+          <w:shd w:val="clear" w:color="auto" w:fill="FFFFFF"/>
+        </w:rPr>
+        <w:t>guidance,  inspiration</w:t>
+      </w:r>
+      <w:proofErr w:type="gramEnd"/>
+      <w:r>
+        <w:rPr>
+          <w:shd w:val="clear" w:color="auto" w:fill="FFFFFF"/>
+        </w:rPr>
+        <w:t xml:space="preserve">, </w:t>
       </w:r>
       <w:r>
         <w:rPr>
@@ -2841,13 +2901,23 @@
                 <w:szCs w:val="28"/>
               </w:rPr>
             </w:pPr>
+            <w:proofErr w:type="spellStart"/>
             <w:r>
               <w:rPr>
                 <w:rFonts w:ascii="Times New Roman" w:hAnsi="Times New Roman" w:cs="Times New Roman"/>
                 <w:sz w:val="24"/>
                 <w:szCs w:val="28"/>
               </w:rPr>
-              <w:t>Sumaia Afrin Prity</w:t>
+              <w:t>Sumaia</w:t>
+            </w:r>
+            <w:proofErr w:type="spellEnd"/>
+            <w:r>
+              <w:rPr>
+                <w:rFonts w:ascii="Times New Roman" w:hAnsi="Times New Roman" w:cs="Times New Roman"/>
+                <w:sz w:val="24"/>
+                <w:szCs w:val="28"/>
+              </w:rPr>
+              <w:t xml:space="preserve"> Afrin Prity</w:t>
             </w:r>
           </w:p>
         </w:tc>
@@ -12294,7 +12364,15 @@
         <w:pStyle w:val="CSET"/>
       </w:pPr>
       <w:r>
-        <w:t>Since 1950, Optical Character Recognition is a major research area. As we all know, Bengali is one of the richest language of the world ranking 5th as the most spoken native language and ranking 7th as the most spoken language. As a result, in recent years a digitized method for recognizing Bengali characters is started</w:t>
+        <w:t xml:space="preserve">Since 1950, Optical Character Recognition is a major research area. As we all know, Bengali is one of the richest </w:t>
+      </w:r>
+      <w:proofErr w:type="gramStart"/>
+      <w:r>
+        <w:t>language</w:t>
+      </w:r>
+      <w:proofErr w:type="gramEnd"/>
+      <w:r>
+        <w:t xml:space="preserve"> of the world ranking 5th as the most spoken native language and ranking 7th as the most spoken language. As a result, in recent years a digitized method for recognizing Bengali characters is started</w:t>
       </w:r>
       <w:r>
         <w:t xml:space="preserve"> to</w:t>
@@ -12332,7 +12410,15 @@
         <w:t xml:space="preserve">the </w:t>
       </w:r>
       <w:r>
-        <w:t>Sanskrit script. Bengali script is consists of 50 basic characters including 11 vowels and 39 consonant characters. It is used for representing other language</w:t>
+        <w:t xml:space="preserve">Sanskrit script. Bengali script is </w:t>
+      </w:r>
+      <w:proofErr w:type="gramStart"/>
+      <w:r>
+        <w:t>consists</w:t>
+      </w:r>
+      <w:proofErr w:type="gramEnd"/>
+      <w:r>
+        <w:t xml:space="preserve"> of 50 basic characters including 11 vowels and 39 consonant characters. It is used for representing other language</w:t>
       </w:r>
       <w:r>
         <w:t>s</w:t>
@@ -12368,7 +12454,15 @@
         <w:t>hat were practiced in Bengali in</w:t>
       </w:r>
       <w:r>
-        <w:t xml:space="preserve"> the last century. As innovation back then was not that much advanced, these works were not written in digital form. So it is</w:t>
+        <w:t xml:space="preserve"> the last century. As innovation back then was not that much advanced, these works were not written in digital form. </w:t>
+      </w:r>
+      <w:proofErr w:type="gramStart"/>
+      <w:r>
+        <w:t>So</w:t>
+      </w:r>
+      <w:proofErr w:type="gramEnd"/>
+      <w:r>
+        <w:t xml:space="preserve"> it is</w:t>
       </w:r>
       <w:r>
         <w:t>n't workable for a publisher to</w:t>
@@ -12443,7 +12537,15 @@
         <w:t>a large number</w:t>
       </w:r>
       <w:r>
-        <w:t xml:space="preserve"> of characters in Bengali. So we need a robust technique for our research. For </w:t>
+        <w:t xml:space="preserve"> of characters in Bengali. </w:t>
+      </w:r>
+      <w:proofErr w:type="gramStart"/>
+      <w:r>
+        <w:t>So</w:t>
+      </w:r>
+      <w:proofErr w:type="gramEnd"/>
+      <w:r>
+        <w:t xml:space="preserve"> we need a robust technique for our research. For </w:t>
       </w:r>
       <w:r>
         <w:t xml:space="preserve">the </w:t>
@@ -12526,8 +12628,13 @@
       <w:r>
         <w:t>3</w:t>
       </w:r>
-      <w:r>
-        <w:t>]  proposed the first complete Bangla OCR system for printed documents. Using horizontal and vertical projection profile analysis and headline removal technique they segmented the documents into lines, words</w:t>
+      <w:proofErr w:type="gramStart"/>
+      <w:r>
+        <w:t>]  proposed</w:t>
+      </w:r>
+      <w:proofErr w:type="gramEnd"/>
+      <w:r>
+        <w:t xml:space="preserve"> the first complete Bangla OCR system for printed documents. Using horizontal and vertical projection profile analysis and headline removal technique they segmented the documents into lines, words</w:t>
       </w:r>
       <w:r>
         <w:t>,</w:t>
@@ -12700,7 +12807,15 @@
         <w:t>point check</w:t>
       </w:r>
       <w:r>
-        <w:t xml:space="preserve"> for the overlapped character ‘ekar’. They didn't discuss other sort</w:t>
+        <w:t xml:space="preserve"> for the overlapped character ‘</w:t>
+      </w:r>
+      <w:proofErr w:type="spellStart"/>
+      <w:r>
+        <w:t>ekar</w:t>
+      </w:r>
+      <w:proofErr w:type="spellEnd"/>
+      <w:r>
+        <w:t>’. They didn't discuss other sort</w:t>
       </w:r>
       <w:r>
         <w:t>s</w:t>
@@ -12718,8 +12833,13 @@
       <w:pPr>
         <w:pStyle w:val="CSET"/>
       </w:pPr>
-      <w:r>
-        <w:t>Rownak et al [</w:t>
+      <w:proofErr w:type="spellStart"/>
+      <w:r>
+        <w:t>Rownak</w:t>
+      </w:r>
+      <w:proofErr w:type="spellEnd"/>
+      <w:r>
+        <w:t xml:space="preserve"> et al [</w:t>
       </w:r>
       <w:r>
         <w:t>8</w:t>
@@ -12737,14 +12857,27 @@
       <w:pPr>
         <w:pStyle w:val="CSET"/>
       </w:pPr>
-      <w:r>
-        <w:t>Garain and Chaudhuri [</w:t>
+      <w:proofErr w:type="spellStart"/>
+      <w:r>
+        <w:t>Garain</w:t>
+      </w:r>
+      <w:proofErr w:type="spellEnd"/>
+      <w:r>
+        <w:t xml:space="preserve"> and Chaudhuri [</w:t>
       </w:r>
       <w:r>
         <w:t>9</w:t>
       </w:r>
       <w:r>
-        <w:t>] proposed a statistical analysis based technique for segmenting contacting characters in printed Bengali content. They noticed that contacting characters happen for the most part at the center of the center zone and by assessing the pixel designs and their relative situation as for the anticipated center zone certain associated focuses with contacting were found. The geometric shape is cut at these focuses and the OCR scores are noted. The best score gives the ideal outcome.</w:t>
+        <w:t xml:space="preserve">] proposed a statistical </w:t>
+      </w:r>
+      <w:proofErr w:type="gramStart"/>
+      <w:r>
+        <w:t>analysis based</w:t>
+      </w:r>
+      <w:proofErr w:type="gramEnd"/>
+      <w:r>
+        <w:t xml:space="preserve"> technique for segmenting contacting characters in printed Bengali content. They noticed that contacting characters happen for the most part at the center of the center zone and by assessing the pixel designs and their relative situation as for the anticipated center zone certain associated focuses with contacting were found. The geometric shape is cut at these focuses and the OCR scores are noted. The best score gives the ideal outcome.</w:t>
       </w:r>
     </w:p>
     <w:p>
@@ -12837,7 +12970,15 @@
         <w:pStyle w:val="CSET"/>
       </w:pPr>
       <w:r>
-        <w:t>Some details of the recent year research works on Bengali characters segmentation are given bellow</w:t>
+        <w:t xml:space="preserve">Some details of the recent year research </w:t>
+      </w:r>
+      <w:proofErr w:type="gramStart"/>
+      <w:r>
+        <w:t>works</w:t>
+      </w:r>
+      <w:proofErr w:type="gramEnd"/>
+      <w:r>
+        <w:t xml:space="preserve"> on Bengali characters segmentation are given bellow</w:t>
       </w:r>
       <w:r>
         <w:t>ed</w:t>
@@ -12867,11 +13008,16 @@
       <w:r>
         <w:t xml:space="preserve"> there are more than 300 basic, </w:t>
       </w:r>
+      <w:proofErr w:type="gramStart"/>
       <w:r>
         <w:t xml:space="preserve">modified </w:t>
       </w:r>
       <w:r>
-        <w:t xml:space="preserve">, </w:t>
+        <w:t>,</w:t>
+      </w:r>
+      <w:proofErr w:type="gramEnd"/>
+      <w:r>
+        <w:t xml:space="preserve"> </w:t>
       </w:r>
       <w:r>
         <w:t>and compound characters in the content</w:t>
@@ -12969,8 +13115,13 @@
       <w:pPr>
         <w:pStyle w:val="CSET"/>
       </w:pPr>
-      <w:r>
-        <w:t>Basu &amp; Sarkar [</w:t>
+      <w:proofErr w:type="spellStart"/>
+      <w:r>
+        <w:t>Basu</w:t>
+      </w:r>
+      <w:proofErr w:type="spellEnd"/>
+      <w:r>
+        <w:t xml:space="preserve"> &amp; Sarkar [</w:t>
       </w:r>
       <w:r>
         <w:t>11</w:t>
@@ -13012,8 +13163,13 @@
       <w:pPr>
         <w:pStyle w:val="CSET"/>
       </w:pPr>
-      <w:r>
-        <w:t>Bishnu &amp; Chaudhury [</w:t>
+      <w:proofErr w:type="spellStart"/>
+      <w:r>
+        <w:t>Bishnu</w:t>
+      </w:r>
+      <w:proofErr w:type="spellEnd"/>
+      <w:r>
+        <w:t xml:space="preserve"> &amp; Chaudhury [</w:t>
       </w:r>
       <w:r>
         <w:t>12</w:t>
@@ -13121,13 +13277,29 @@
       </w:r>
       <w:r>
         <w:lastRenderedPageBreak/>
-        <w:t xml:space="preserve">algorithm for the skew detection of the Bangla specimen skewed handwritten words from their self prepared database. Their analysis of </w:t>
+        <w:t xml:space="preserve">algorithm for the skew detection of the Bangla specimen skewed handwritten words from their </w:t>
+      </w:r>
+      <w:proofErr w:type="spellStart"/>
+      <w:r>
+        <w:t>self prepared</w:t>
+      </w:r>
+      <w:proofErr w:type="spellEnd"/>
+      <w:r>
+        <w:t xml:space="preserve"> database. Their analysis of </w:t>
       </w:r>
       <w:r>
         <w:t xml:space="preserve">the </w:t>
       </w:r>
       <w:r>
-        <w:t>directional chain code extracted the feature for segmentation. Finally Multilayer Perception (MLP) Neural networks recognize the segmenting points.</w:t>
+        <w:t xml:space="preserve">directional chain code extracted the feature for segmentation. </w:t>
+      </w:r>
+      <w:proofErr w:type="gramStart"/>
+      <w:r>
+        <w:t>Finally</w:t>
+      </w:r>
+      <w:proofErr w:type="gramEnd"/>
+      <w:r>
+        <w:t xml:space="preserve"> Multilayer Perception (MLP) Neural networks recognize the segmenting points.</w:t>
       </w:r>
     </w:p>
     <w:p>
@@ -13170,7 +13342,15 @@
         <w:pStyle w:val="CSET"/>
       </w:pPr>
       <w:r>
-        <w:t>From 1950s character recognition is an active area of research. Many techniques for recognition of Characters have been suggested. But still, an efficient OCR for the recognition of handwritten Bengali characters does not exist. Few steps have been taken for Handwritten and printed character recognition. Various challenges are identified which may provide more lively interest to the researchers. These challenges are difficult to identify the diverse human writing styles, different angles of letters, different shapes and sizes of letters, pure input quality, low accuracy rate in recognition, etc. Hence, a lot of research work is to be done to solve these difficulties. In the future, the area of recognition of constrained print is expected to decrease. In the case of handwritten text, our segmentation process can give better output if there exists enough space between characters. In the future, we will try to develop our work in the area of the handwritten script more accurately.</w:t>
+        <w:t xml:space="preserve">From </w:t>
+      </w:r>
+      <w:proofErr w:type="gramStart"/>
+      <w:r>
+        <w:t>1950s character</w:t>
+      </w:r>
+      <w:proofErr w:type="gramEnd"/>
+      <w:r>
+        <w:t xml:space="preserve"> recognition is an active area of research. Many techniques for recognition of Characters have been suggested. But still, an efficient OCR for the recognition of handwritten Bengali characters does not exist. Few steps have been taken for Handwritten and printed character recognition. Various challenges are identified which may provide more lively interest to the researchers. These challenges are difficult to identify the diverse human writing styles, different angles of letters, different shapes and sizes of letters, pure input quality, low accuracy rate in recognition, etc. Hence, a lot of research work is to be done to solve these difficulties. In the future, the area of recognition of constrained print is expected to decrease. In the case of handwritten text, our segmentation process can give better output if there exists enough space between characters. In the future, we will try to develop our work in the area of the handwritten script more accurately.</w:t>
       </w:r>
     </w:p>
     <w:p>
@@ -13251,7 +13431,15 @@
         <w:pStyle w:val="CSET"/>
       </w:pPr>
       <w:r>
-        <w:t>For Bangla, there is no good OCR solution until now. But, our government and private organizations have huge quantities of Bangla paper documents that are so important that those should be stored for a long period. To do so, making electronic copies of those documents are unparalleled and it can be done by using a high-quality Bangla OCR system. But, to implement an OCR the foremost step in the recognition process is the script segmentation of the document image. Since the written form of Bangla documents is more complex than that of many other languages, Bangla script segmentation is of great importance for creating a Bangla OCR system.</w:t>
+        <w:t xml:space="preserve">For Bangla, there is no good OCR solution until now. </w:t>
+      </w:r>
+      <w:proofErr w:type="gramStart"/>
+      <w:r>
+        <w:t>But,</w:t>
+      </w:r>
+      <w:proofErr w:type="gramEnd"/>
+      <w:r>
+        <w:t xml:space="preserve"> our government and private organizations have huge quantities of Bangla paper documents that are so important that those should be stored for a long period. To do so, making electronic copies of those documents are unparalleled and it can be done by using a high-quality Bangla OCR system. But, to implement an OCR the foremost step in the recognition process is the script segmentation of the document image. Since the written form of Bangla documents is more complex than that of many other languages, Bangla script segmentation is of great importance for creating a Bangla OCR system.</w:t>
       </w:r>
     </w:p>
     <w:p>
@@ -13342,10 +13530,20 @@
         <w:t xml:space="preserve"> we will </w:t>
       </w:r>
       <w:r>
-        <w:t>discuss it and will also discuss the advantage of our method</w:t>
-      </w:r>
-      <w:r>
-        <w:t xml:space="preserve">.The methods that are used to execute </w:t>
+        <w:t xml:space="preserve">discuss it and will also discuss the advantage of our </w:t>
+      </w:r>
+      <w:proofErr w:type="spellStart"/>
+      <w:proofErr w:type="gramStart"/>
+      <w:r>
+        <w:t>method</w:t>
+      </w:r>
+      <w:r>
+        <w:t>.The</w:t>
+      </w:r>
+      <w:proofErr w:type="spellEnd"/>
+      <w:proofErr w:type="gramEnd"/>
+      <w:r>
+        <w:t xml:space="preserve"> methods that are used to execute </w:t>
       </w:r>
       <w:r>
         <w:t xml:space="preserve">the </w:t>
@@ -13401,7 +13599,15 @@
         <w:t>,</w:t>
       </w:r>
       <w:r>
-        <w:t xml:space="preserve"> there is two way to execute segmentation, with and without guidelines. This algorithm is designed in such a way that it can tolerate a certain less number of black pixels in a white row when there is no guideline. When </w:t>
+        <w:t xml:space="preserve"> there is two way to execute segmentation, with and without guidelines. This algorithm is designed in such a way that it can tolerate a certain </w:t>
+      </w:r>
+      <w:proofErr w:type="gramStart"/>
+      <w:r>
+        <w:t>less</w:t>
+      </w:r>
+      <w:proofErr w:type="gramEnd"/>
+      <w:r>
+        <w:t xml:space="preserve"> number of black pixels in a white row when there is no guideline. When </w:t>
       </w:r>
       <w:r>
         <w:t xml:space="preserve">the </w:t>
@@ -14464,7 +14670,31 @@
         <w:pStyle w:val="CSET"/>
       </w:pPr>
       <w:r>
-        <w:t>Bangla scripts are moderately complex patterns. The alphabet of Bangla script consists of 50 characters with 11 vowels and 39 consonants. They are the basic characters of the Bangla language. each word in Bangla scripts is composed of several characters joined by a horizontal line (called ‘Matra’ or head-line) at the top. Often there may be different composite characters and vowel and consonant signs(‘Kaar’ and ‘Falla’ symbols). This makes the development of an OCR for Bangla printed scripts a highly challenging task. In Bangla, the writing style is from left to right. The upper case / lower case concept is absent in Bangla. Most of the characters have a line in the upper zone. When they form a word by sitting side by side they are connected through this line. This line is called “Matra” or “Head-line”. Those characters have “Matra” on them are connected with another character in the upper zone through their “Matra”. Some connected components are seen to be connected in the lower zone (modified vowels and consonants)</w:t>
+        <w:t xml:space="preserve">Bangla scripts are moderately complex patterns. The alphabet of Bangla script consists of 50 characters with 11 vowels and 39 consonants. They are the basic characters of the Bangla language. each word in Bangla scripts is composed of several characters joined by a horizontal line (called ‘Matra’ or head-line) at the top. Often there may be different composite characters and vowel and consonant </w:t>
+      </w:r>
+      <w:proofErr w:type="gramStart"/>
+      <w:r>
+        <w:t>signs(</w:t>
+      </w:r>
+      <w:proofErr w:type="gramEnd"/>
+      <w:r>
+        <w:t>‘</w:t>
+      </w:r>
+      <w:proofErr w:type="spellStart"/>
+      <w:r>
+        <w:t>Kaar</w:t>
+      </w:r>
+      <w:proofErr w:type="spellEnd"/>
+      <w:r>
+        <w:t>’ and ‘</w:t>
+      </w:r>
+      <w:proofErr w:type="spellStart"/>
+      <w:r>
+        <w:t>Falla</w:t>
+      </w:r>
+      <w:proofErr w:type="spellEnd"/>
+      <w:r>
+        <w:t>’ symbols). This makes the development of an OCR for Bangla printed scripts a highly challenging task. In Bangla, the writing style is from left to right. The upper case / lower case concept is absent in Bangla. Most of the characters have a line in the upper zone. When they form a word by sitting side by side they are connected through this line. This line is called “Matra” or “Head-line”. Those characters have “Matra” on them are connected with another character in the upper zone through their “Matra”. Some connected components are seen to be connected in the lower zone (modified vowels and consonants)</w:t>
       </w:r>
       <w:r>
         <w:t xml:space="preserve"> [1]</w:t>
@@ -14709,7 +14939,15 @@
         <w:pStyle w:val="CSET"/>
       </w:pPr>
       <w:r>
-        <w:t>The skew angle is the angle in which the elements of an image are skewed from the horizontal or vertical line. To correct this skewness, it needs to find the angel of skewed element and find its rotation matrix. If we can get the rotation matrix we can easily deskew the angle and remove the skewness of the image element</w:t>
+        <w:t xml:space="preserve">The skew angle is the angle in which the elements of an image are skewed from the horizontal or vertical line. To correct this skewness, it needs to find the angel of skewed element and find its rotation matrix. If we can get the rotation </w:t>
+      </w:r>
+      <w:proofErr w:type="gramStart"/>
+      <w:r>
+        <w:t>matrix</w:t>
+      </w:r>
+      <w:proofErr w:type="gramEnd"/>
+      <w:r>
+        <w:t xml:space="preserve"> we can easily deskew the angle and remove the skewness of the image element</w:t>
       </w:r>
       <w:r>
         <w:t xml:space="preserve"> [2]</w:t>
@@ -14851,7 +15089,15 @@
         </w:drawing>
       </w:r>
       <w:r>
-        <w:t>Horizontal Projection Profile( HPP)</w:t>
+        <w:t xml:space="preserve">Horizontal Projection </w:t>
+      </w:r>
+      <w:proofErr w:type="gramStart"/>
+      <w:r>
+        <w:t>Profile( HPP</w:t>
+      </w:r>
+      <w:proofErr w:type="gramEnd"/>
+      <w:r>
+        <w:t>)</w:t>
       </w:r>
       <w:bookmarkEnd w:id="88"/>
     </w:p>
@@ -14870,11 +15116,16 @@
         <w:t>4</w:t>
       </w:r>
       <w:r>
-        <w:t>: Line Segmentation using HPP</w:t>
+        <w:t xml:space="preserve">: Line Segmentation using </w:t>
+      </w:r>
+      <w:proofErr w:type="gramStart"/>
+      <w:r>
+        <w:t>HPP</w:t>
       </w:r>
       <w:r>
         <w:t>[</w:t>
       </w:r>
+      <w:proofErr w:type="gramEnd"/>
       <w:r>
         <w:t>2</w:t>
       </w:r>
@@ -15087,7 +15338,15 @@
         </w:drawing>
       </w:r>
       <w:r>
-        <w:t>Vertical Projection Profile(VPP)</w:t>
+        <w:t xml:space="preserve">Vertical Projection </w:t>
+      </w:r>
+      <w:proofErr w:type="gramStart"/>
+      <w:r>
+        <w:t>Profile(</w:t>
+      </w:r>
+      <w:proofErr w:type="gramEnd"/>
+      <w:r>
+        <w:t>VPP)</w:t>
       </w:r>
       <w:bookmarkEnd w:id="90"/>
     </w:p>
@@ -15142,13 +15401,21 @@
         <w:t>.4</w:t>
       </w:r>
       <w:r>
-        <w:t>. The portion of the line with constant dark pixels is thought of to be a word in that line. On the other hand</w:t>
+        <w:t xml:space="preserve">. The portion of the line with constant dark pixels is thought of to be a word in that line. On the other </w:t>
+      </w:r>
+      <w:proofErr w:type="gramStart"/>
+      <w:r>
+        <w:t>hand</w:t>
       </w:r>
       <w:r>
         <w:t xml:space="preserve">, </w:t>
       </w:r>
       <w:r>
-        <w:t xml:space="preserve"> if no dark pixel is found in some vertical sweep that is considered as the separating between words. Along these lines various words in various lines are isolated. This separation or gap between words is calculated by </w:t>
+        <w:t xml:space="preserve"> if</w:t>
+      </w:r>
+      <w:proofErr w:type="gramEnd"/>
+      <w:r>
+        <w:t xml:space="preserve"> no dark pixel is found in some vertical sweep that is considered as the separating between words. Along these lines various words in various lines are isolated. This separation or gap between words is calculated by </w:t>
       </w:r>
       <w:r>
         <w:t xml:space="preserve">a </w:t>
@@ -15711,7 +15978,47 @@
       </w:r>
       <w:r>
         <w:lastRenderedPageBreak/>
-        <w:t>versions are managed by the package management system conda. The Anaconda distribution includes data-science packages suitable for Windows, Linux, and macOS. Anaconda distribution comes with 1,500 packages selected from PyPI as well as the conda package and virtual environment manager. It also includes a GUI, Anaconda Navigator, as a graphical alternative to the command-line interface. The big difference between conda and the pip package manager is how to package dependencies are managed, which is a significant challenge for Python data science and the reason conda exists [</w:t>
+        <w:t xml:space="preserve">versions are managed by the package management system </w:t>
+      </w:r>
+      <w:proofErr w:type="spellStart"/>
+      <w:r>
+        <w:t>conda</w:t>
+      </w:r>
+      <w:proofErr w:type="spellEnd"/>
+      <w:r>
+        <w:t xml:space="preserve">. The Anaconda distribution includes data-science packages suitable for Windows, Linux, and macOS. Anaconda distribution comes with 1,500 packages selected from </w:t>
+      </w:r>
+      <w:proofErr w:type="spellStart"/>
+      <w:r>
+        <w:t>PyPI</w:t>
+      </w:r>
+      <w:proofErr w:type="spellEnd"/>
+      <w:r>
+        <w:t xml:space="preserve"> as well as the </w:t>
+      </w:r>
+      <w:proofErr w:type="spellStart"/>
+      <w:r>
+        <w:t>conda</w:t>
+      </w:r>
+      <w:proofErr w:type="spellEnd"/>
+      <w:r>
+        <w:t xml:space="preserve"> package and virtual environment manager. It also includes a GUI, Anaconda Navigator, as a graphical alternative to the command-line interface. The big difference between </w:t>
+      </w:r>
+      <w:proofErr w:type="spellStart"/>
+      <w:r>
+        <w:t>conda</w:t>
+      </w:r>
+      <w:proofErr w:type="spellEnd"/>
+      <w:r>
+        <w:t xml:space="preserve"> and the pip package manager is how to package dependencies are managed, which is a significant challenge for Python data science and the reason </w:t>
+      </w:r>
+      <w:proofErr w:type="spellStart"/>
+      <w:r>
+        <w:t>conda</w:t>
+      </w:r>
+      <w:proofErr w:type="spellEnd"/>
+      <w:r>
+        <w:t xml:space="preserve"> exists [</w:t>
       </w:r>
       <w:r>
         <w:t>1</w:t>
@@ -15760,7 +16067,23 @@
         <w:t xml:space="preserve"> </w:t>
       </w:r>
       <w:r>
-        <w:t>OpenCV (Open source computer vision) is a library of programming functions mainly aimed at real-time computer vision. Originally developed by Intel, it was later supported by Willow Garage then Itseez which was later acquired by Intel. The library is cross-platform and free for use under the open-source BSD license. OpenCV supports some models from deep learning frameworks like TensorFlow, Torch, PyTorch after converting to an ONNX model and Caffe according to a defined list of supported layers [</w:t>
+        <w:t xml:space="preserve">OpenCV (Open source computer vision) is a library of programming functions mainly aimed at real-time computer vision. Originally developed by Intel, it was later supported by Willow Garage then </w:t>
+      </w:r>
+      <w:proofErr w:type="spellStart"/>
+      <w:r>
+        <w:t>Itseez</w:t>
+      </w:r>
+      <w:proofErr w:type="spellEnd"/>
+      <w:r>
+        <w:t xml:space="preserve"> which was later acquired by Intel. The library is cross-platform and free for use under the open-source BSD license. OpenCV supports some models from deep learning frameworks like TensorFlow, Torch, </w:t>
+      </w:r>
+      <w:proofErr w:type="spellStart"/>
+      <w:r>
+        <w:t>PyTorch</w:t>
+      </w:r>
+      <w:proofErr w:type="spellEnd"/>
+      <w:r>
+        <w:t xml:space="preserve"> after converting to an ONNX model and Caffe according to a defined list of supported layers [</w:t>
       </w:r>
       <w:r>
         <w:t>20</w:t>
@@ -15789,7 +16112,15 @@
         <w:pStyle w:val="CSET"/>
       </w:pPr>
       <w:r>
-        <w:t xml:space="preserve"> For manipulating the images as arrays we Numpy package of python. It is a popular Python library used for performing array-based numerical computations. The canonical implementation of NumPy used by most programmers runs on a single CPU core and is parallelized to use multiple cores for some operations. This restriction to a single-node CPU-only execution limits both the size of data that can be handled and the potential speed of NumPy code [</w:t>
+        <w:t xml:space="preserve"> For manipulating the images as </w:t>
+      </w:r>
+      <w:proofErr w:type="gramStart"/>
+      <w:r>
+        <w:t>arrays</w:t>
+      </w:r>
+      <w:proofErr w:type="gramEnd"/>
+      <w:r>
+        <w:t xml:space="preserve"> we Numpy package of python. It is a popular Python library used for performing array-based numerical computations. The canonical implementation of NumPy used by most programmers runs on a single CPU core and is parallelized to use multiple cores for some operations. This restriction to a single-node CPU-only execution limits both the size of data that can be handled and the potential speed of NumPy code [</w:t>
       </w:r>
       <w:r>
         <w:t>2</w:t>
@@ -15821,11 +16152,43 @@
         <w:pStyle w:val="CSET"/>
       </w:pPr>
       <w:r>
-        <w:t xml:space="preserve"> Matplotlib is a plotting library for the Python programming language and its numerical mathematics extension NumPy. It provides an object-oriented API for embedding plots into applications using general-purpose GUI toolkits like Tkinter, wxPython, Qt, or GTK+. There is </w:t>
+        <w:t xml:space="preserve"> Matplotlib is a plotting library for the Python programming language and its numerical mathematics extension NumPy. It provides an object-oriented API for embedding plots into applications using general-purpose GUI toolkits like </w:t>
+      </w:r>
+      <w:proofErr w:type="spellStart"/>
+      <w:r>
+        <w:t>Tkinter</w:t>
+      </w:r>
+      <w:proofErr w:type="spellEnd"/>
+      <w:r>
+        <w:t xml:space="preserve">, </w:t>
+      </w:r>
+      <w:proofErr w:type="spellStart"/>
+      <w:r>
+        <w:t>wxPython</w:t>
+      </w:r>
+      <w:proofErr w:type="spellEnd"/>
+      <w:r>
+        <w:t xml:space="preserve">, Qt, or GTK+. There is </w:t>
       </w:r>
       <w:r>
         <w:lastRenderedPageBreak/>
-        <w:t>also a procedural "pylab" interface based on a state machine (like OpenGL), designed to closely resemble that of MATLAB, though its use is discouraged. SciPy makes use of Matplotlib. Matplotlib was originally written by John D. Hunter, since then it has an active development community, and is distributed under a BSD-style license. Michael Droettboom was nominated as matplotlib's lead developer shortly before John Hunter's death in August 2012, and further joined by Thomas Caswell. Matplotlib 2.0.x supports Python versions 2.7 through 3.6. Python 3 support started with Matplotlib 1.2. Matplotlib 1.4 is the last version to support Python 2.6. Matplotlib has pledged to not support Python 2 past 2020 by signing the Python 3 Statement [</w:t>
+        <w:t>also a procedural "</w:t>
+      </w:r>
+      <w:proofErr w:type="spellStart"/>
+      <w:r>
+        <w:t>pylab</w:t>
+      </w:r>
+      <w:proofErr w:type="spellEnd"/>
+      <w:r>
+        <w:t xml:space="preserve">" interface based on a state machine (like OpenGL), designed to closely resemble that of MATLAB, though its use is discouraged. SciPy makes use of Matplotlib. Matplotlib was originally written by John D. Hunter, since then it has an active development community, and is distributed under a BSD-style license. Michael </w:t>
+      </w:r>
+      <w:proofErr w:type="spellStart"/>
+      <w:r>
+        <w:t>Droettboom</w:t>
+      </w:r>
+      <w:proofErr w:type="spellEnd"/>
+      <w:r>
+        <w:t xml:space="preserve"> was nominated as matplotlib's lead developer shortly before John Hunter's death in August 2012, and further joined by Thomas Caswell. Matplotlib 2.0.x supports Python versions 2.7 through 3.6. Python 3 support started with Matplotlib 1.2. Matplotlib 1.4 is the last version to support Python 2.6. Matplotlib has pledged to not support Python 2 past 2020 by signing the Python 3 Statement [</w:t>
       </w:r>
       <w:r>
         <w:t>2</w:t>
@@ -16027,7 +16390,15 @@
         <w:pStyle w:val="CSET"/>
       </w:pPr>
       <w:r>
-        <w:t>across the globe use this language. In Bangla script, there are 11 vowels and 39 consonant s(total</w:t>
+        <w:t xml:space="preserve">across the globe use this language. In Bangla script, there are 11 vowels and 39 consonant </w:t>
+      </w:r>
+      <w:proofErr w:type="gramStart"/>
+      <w:r>
+        <w:t>s(</w:t>
+      </w:r>
+      <w:proofErr w:type="gramEnd"/>
+      <w:r>
+        <w:t>total</w:t>
       </w:r>
     </w:p>
     <w:p>
@@ -16094,7 +16465,15 @@
         <w:pStyle w:val="CSET"/>
       </w:pPr>
       <w:r>
-        <w:t>In this preprocessing step, a general image is taken as input at a minimum resolution of 100 dpi and a maximum resolution of 300 dpi. Then the input image is passed into several filters like grayscale and bilateral filters. Finally, we will go for image binarization and skew angle correction. The processing of these steps are described below:</w:t>
+        <w:t xml:space="preserve">In this preprocessing step, a general image is taken as input at a minimum resolution of 100 dpi and a maximum resolution of 300 dpi. Then the input image is passed into several filters like grayscale and bilateral filters. Finally, we will go for image binarization and skew angle correction. The processing of these steps </w:t>
+      </w:r>
+      <w:proofErr w:type="gramStart"/>
+      <w:r>
+        <w:t>are</w:t>
+      </w:r>
+      <w:proofErr w:type="gramEnd"/>
+      <w:r>
+        <w:t xml:space="preserve"> described below:</w:t>
       </w:r>
     </w:p>
     <w:p>
@@ -16117,7 +16496,15 @@
         <w:pStyle w:val="CSET"/>
       </w:pPr>
       <w:r>
-        <w:t>At first, the input image is converted into a grayscale image by using the grayscale filter. This filter gradually converts all the colors in our images to some shade of gray. The input image which was 3 channel RGB image will be converted into a 1 channel grayscale image.</w:t>
+        <w:t xml:space="preserve">At first, the input image is converted into a grayscale image by using the grayscale filter. This filter gradually converts all the colors in our images to some shade of gray. The input image which was 3 channel RGB </w:t>
+      </w:r>
+      <w:proofErr w:type="gramStart"/>
+      <w:r>
+        <w:t>image</w:t>
+      </w:r>
+      <w:proofErr w:type="gramEnd"/>
+      <w:r>
+        <w:t xml:space="preserve"> will be converted into a 1 channel grayscale image.</w:t>
       </w:r>
     </w:p>
     <w:p>
@@ -16140,7 +16527,15 @@
         <w:pStyle w:val="CSET"/>
       </w:pPr>
       <w:r>
-        <w:t>Then we will apply the bilateral filter on that image. A bilateral filter is a non-linear, edge-preserving, and noise-reducing smoothing filter for images. It replaces the intensity of each pixel with a weighted average of intensity values from nearby pixels. This preserves sharp edges. Thus, using this filtered noise will be removed and the image will be more smooth.</w:t>
+        <w:t xml:space="preserve">Then we will apply the bilateral filter on that image. A bilateral filter is a non-linear, edge-preserving, and noise-reducing smoothing filter for images. It replaces the intensity of each pixel with a weighted average of intensity values from nearby pixels. This preserves sharp edges. Thus, using this filtered noise will be removed and the image will be </w:t>
+      </w:r>
+      <w:proofErr w:type="gramStart"/>
+      <w:r>
+        <w:t>more smooth</w:t>
+      </w:r>
+      <w:proofErr w:type="gramEnd"/>
+      <w:r>
+        <w:t>.</w:t>
       </w:r>
     </w:p>
     <w:p>
@@ -16163,7 +16558,15 @@
         <w:pStyle w:val="CSET"/>
       </w:pPr>
       <w:r>
-        <w:t xml:space="preserve">After that, we will go for image binarization. Through binarization, the image is converted to a two-tone image. This image binarization converts an image of up to 256 gray levels to a black and white image. Here we have used Otsu's threshold technique. In Otsu’s threshold technique it converted the 256 gray level into 2 color levels by simply dividing them by 256. If the quotient is between 0-.5 then the pixel will be 0 means in the range of white or if the quotient between .5-1 then the pixel will be 1 means it will be in the range of black. </w:t>
+        <w:t xml:space="preserve">After that, we will go for image binarization. Through binarization, the image is converted to a two-tone image. This image binarization converts an image of up to 256 gray levels to a black and white image. Here we have used Otsu's threshold technique. In Otsu’s threshold technique it converted the </w:t>
+      </w:r>
+      <w:proofErr w:type="gramStart"/>
+      <w:r>
+        <w:t>256 gray</w:t>
+      </w:r>
+      <w:proofErr w:type="gramEnd"/>
+      <w:r>
+        <w:t xml:space="preserve"> level into 2 color levels by simply dividing them by 256. If the quotient is between 0-.5 then the pixel will be 0 means in the range of white or if the quotient between .5-1 then the pixel will be 1 means it will be in the range of black. </w:t>
       </w:r>
     </w:p>
     <w:p>
@@ -16195,7 +16598,15 @@
         <w:pStyle w:val="CSET"/>
       </w:pPr>
       <w:r>
-        <w:t>significantly complicate the segmentation of the document. Hence, it is required to detect and correct the skew angle before proceeding to further steps in OCR. Once the skew angle is identified, the document is simply rotated in the opposite direction by the estimated angle. The skew can be identified by using the horizontal direction. After that, a rotation matrix can be produced from that horizontal direction. By multiplying the rotation matrix and the image matrix the element inside the image can be deskewed.</w:t>
+        <w:t xml:space="preserve">significantly complicate the segmentation of the document. Hence, it is required to detect and correct the skew angle before proceeding to further steps in OCR. Once the skew angle is identified, the document is simply rotated in the opposite direction by the estimated angle. The skew can be identified by using the horizontal direction. After that, a rotation matrix can be produced from that horizontal direction. By multiplying the rotation matrix and the image matrix the element inside the image can be </w:t>
+      </w:r>
+      <w:proofErr w:type="spellStart"/>
+      <w:r>
+        <w:t>deskewed</w:t>
+      </w:r>
+      <w:proofErr w:type="spellEnd"/>
+      <w:r>
+        <w:t>.</w:t>
       </w:r>
     </w:p>
     <w:p>
@@ -16389,8 +16800,13 @@
         <w:pStyle w:val="CSET"/>
       </w:pPr>
       <w:r>
-        <w:t>Character segmentation is the most difficult part of the overall segmentation process. Two major</w:t>
-      </w:r>
+        <w:t xml:space="preserve">Character segmentation is the most difficult part of the overall segmentation process. Two </w:t>
+      </w:r>
+      <w:proofErr w:type="gramStart"/>
+      <w:r>
+        <w:t>major</w:t>
+      </w:r>
+      <w:proofErr w:type="gramEnd"/>
     </w:p>
     <w:p>
       <w:pPr>
@@ -16405,7 +16821,15 @@
         <w:pStyle w:val="CSET"/>
       </w:pPr>
       <w:r>
-        <w:t>level segmentation are – Matra line and Character overlap. Bangla words are connected through</w:t>
+        <w:t xml:space="preserve">level segmentation </w:t>
+      </w:r>
+      <w:proofErr w:type="gramStart"/>
+      <w:r>
+        <w:t>are</w:t>
+      </w:r>
+      <w:proofErr w:type="gramEnd"/>
+      <w:r>
+        <w:t xml:space="preserve"> – Matra line and Character overlap. Bangla words are connected through</w:t>
       </w:r>
     </w:p>
     <w:p>
@@ -16413,7 +16837,15 @@
         <w:pStyle w:val="CSET"/>
       </w:pPr>
       <w:r>
-        <w:t>matra (head) line. In our approach, we tried to detect the matra line then by removing it, we can find the characters. The overall accuracy of the segmentation process is very much dependent on the proper detection of the matra line as it is the core component of character segmentation. If we take the horizontal projection profile (used inline separation) of a line or a word, then the highest number of black pixels denotes the matra line. But it may take more than one iterations. But this technique is not so feasible. So, we tried to find a structural element corresponding to the matra line. With that structural element, we apply the morphological image processing operations. How these operations worked are described below:</w:t>
+        <w:t xml:space="preserve">matra (head) line. In our approach, we tried to detect the matra line then by removing it, we can find the characters. The overall accuracy of the segmentation process is very much dependent on the proper detection of the matra line as it is the core component of character segmentation. If we take the horizontal projection profile (used inline separation) of a line or a word, then the highest number of black pixels denotes the matra line. But it may take more than one </w:t>
+      </w:r>
+      <w:proofErr w:type="gramStart"/>
+      <w:r>
+        <w:t>iterations</w:t>
+      </w:r>
+      <w:proofErr w:type="gramEnd"/>
+      <w:r>
+        <w:t>. But this technique is not so feasible. So, we tried to find a structural element corresponding to the matra line. With that structural element, we apply the morphological image processing operations. How these operations worked are described below:</w:t>
       </w:r>
     </w:p>
     <w:p>
@@ -16436,11 +16868,27 @@
         <w:pStyle w:val="CSET"/>
       </w:pPr>
       <w:r>
-        <w:t xml:space="preserve">This opening operation removes the matra line more efficiently and for that, we need a structural element. Because structural elements can easily find matra lines more efficiently than the HPP because matra lines do not continue and HPP works better when the target element is continued. Structural element nothing but a 2D matrix that contains a special shape of the target element. We know the shape of the matra line is a rectangle. So, we need a structural element that is a rectangle and also we must not remove the matra line completely. Because completely removing </w:t>
+        <w:t xml:space="preserve">This opening operation removes the matra line more efficiently and for that, we need a structural element. Because structural elements can easily find matra lines more efficiently than the HPP because matra lines do not continue and HPP works better when the target element is continued. Structural element nothing but a 2D matrix that contains a special shape of the target element. We know the shape of the matra line is a rectangle. So, we need a structural element that is a rectangle and </w:t>
+      </w:r>
+      <w:proofErr w:type="gramStart"/>
+      <w:r>
+        <w:t>also</w:t>
+      </w:r>
+      <w:proofErr w:type="gramEnd"/>
+      <w:r>
+        <w:t xml:space="preserve"> we must not remove the matra line completely. Because completely removing </w:t>
       </w:r>
       <w:r>
         <w:lastRenderedPageBreak/>
-        <w:t>the matra line can be a very bad decision for further feature extraction for the  OCR. Because in Bengali script some characters cannot be identified without the matra line. So, we take a structural element that will leave at least 1 row of the pixel, and from that pixel, we can get back our matra line.</w:t>
+        <w:t xml:space="preserve">the matra line can be a very bad decision for further feature extraction for </w:t>
+      </w:r>
+      <w:proofErr w:type="gramStart"/>
+      <w:r>
+        <w:t>the  OCR</w:t>
+      </w:r>
+      <w:proofErr w:type="gramEnd"/>
+      <w:r>
+        <w:t>. Because in Bengali script some characters cannot be identified without the matra line. So, we take a structural element that will leave at least 1 row of the pixel, and from that pixel, we can get back our matra line.</w:t>
       </w:r>
     </w:p>
     <w:p>
@@ -16531,6 +16979,7 @@
       <w:r>
         <w:t xml:space="preserve">In Figure3.2, two Bangla characters are shown. Hereby using opening operation, if we remove the matra line then there will arise a conflict whether it is </w:t>
       </w:r>
+      <w:proofErr w:type="gramStart"/>
       <w:r>
         <w:rPr>
           <w:rFonts w:ascii="Nirmala UI" w:hAnsi="Nirmala UI" w:cs="Nirmala UI"/>
@@ -16538,7 +16987,11 @@
         <w:t>ন</w:t>
       </w:r>
       <w:r>
-        <w:t xml:space="preserve">  or </w:t>
+        <w:t xml:space="preserve">  or</w:t>
+      </w:r>
+      <w:proofErr w:type="gramEnd"/>
+      <w:r>
+        <w:t xml:space="preserve"> </w:t>
       </w:r>
       <w:r>
         <w:rPr>
@@ -17789,7 +18242,23 @@
         <w:t>4.2</w:t>
       </w:r>
       <w:r>
-        <w:t>, the preprocessing of the handwritten script and the printed script is shown. Here (a) indicates an RGB image or general image of the Bengali script as input. (b) is the result of applying the grayscale filter which turns the RGB input image into a grayscale image. Then (c) indicates the result of applying a bilateral filter which removes the noise of the image and smoothes it. The final stage of preprocessing is shown in (d), where if any skewness is present it will correct it and finally we get the binary image after image binarization, and thus the image is ready for segmentation stage.</w:t>
+        <w:t xml:space="preserve">, the preprocessing of the handwritten script and the printed script is shown. Here (a) indicates an RGB image or general image of the Bengali script as input. (b) is the result of applying the grayscale filter which turns the RGB input image into a grayscale image. Then (c) indicates the result of applying a bilateral filter which removes the noise of the image and </w:t>
+      </w:r>
+      <w:proofErr w:type="spellStart"/>
+      <w:r>
+        <w:t>smoothes</w:t>
+      </w:r>
+      <w:proofErr w:type="spellEnd"/>
+      <w:r>
+        <w:t xml:space="preserve"> it. The final stage of preprocessing is shown in (d), where if any skewness is present it will correct it and </w:t>
+      </w:r>
+      <w:proofErr w:type="gramStart"/>
+      <w:r>
+        <w:t>finally</w:t>
+      </w:r>
+      <w:proofErr w:type="gramEnd"/>
+      <w:r>
+        <w:t xml:space="preserve"> we get the binary image after image binarization, and thus the image is ready for segmentation stage.</w:t>
       </w:r>
     </w:p>
     <w:p>
@@ -22118,21 +22587,25 @@
       <w:r>
         <w:t xml:space="preserve">In table 4.1 we showed the result that we obtained from the line segmentation on 24 pages form the book </w:t>
       </w:r>
+      <w:proofErr w:type="spellStart"/>
       <w:r>
         <w:rPr>
           <w:rFonts w:ascii="Nirmala UI" w:hAnsi="Nirmala UI" w:cs="Nirmala UI"/>
         </w:rPr>
         <w:t>আবারো</w:t>
       </w:r>
+      <w:proofErr w:type="spellEnd"/>
       <w:r>
         <w:t xml:space="preserve"> </w:t>
       </w:r>
+      <w:proofErr w:type="spellStart"/>
       <w:r>
         <w:rPr>
           <w:rFonts w:ascii="Nirmala UI" w:hAnsi="Nirmala UI" w:cs="Nirmala UI"/>
         </w:rPr>
         <w:t>টুনটুনি</w:t>
       </w:r>
+      <w:proofErr w:type="spellEnd"/>
       <w:r>
         <w:t xml:space="preserve"> </w:t>
       </w:r>
@@ -22145,21 +22618,25 @@
       <w:r>
         <w:t xml:space="preserve"> </w:t>
       </w:r>
+      <w:proofErr w:type="spellStart"/>
       <w:r>
         <w:rPr>
           <w:rFonts w:ascii="Nirmala UI" w:hAnsi="Nirmala UI" w:cs="Nirmala UI"/>
         </w:rPr>
         <w:t>আবারো</w:t>
       </w:r>
+      <w:proofErr w:type="spellEnd"/>
       <w:r>
         <w:t xml:space="preserve"> </w:t>
       </w:r>
+      <w:proofErr w:type="spellStart"/>
       <w:r>
         <w:rPr>
           <w:rFonts w:ascii="Nirmala UI" w:hAnsi="Nirmala UI" w:cs="Nirmala UI"/>
         </w:rPr>
         <w:t>ছোটাচ্চু</w:t>
       </w:r>
+      <w:proofErr w:type="spellEnd"/>
       <w:r>
         <w:rPr>
           <w:rFonts w:ascii="Nirmala UI" w:hAnsi="Nirmala UI" w:cs="Nirmala UI"/>
@@ -22260,8 +22737,16 @@
               <w:rPr>
                 <w:b/>
               </w:rPr>
-              <w:t>Total number of word</w:t>
+              <w:t xml:space="preserve">Total number of </w:t>
             </w:r>
+            <w:proofErr w:type="gramStart"/>
+            <w:r>
+              <w:rPr>
+                <w:b/>
+              </w:rPr>
+              <w:t>word</w:t>
+            </w:r>
+            <w:proofErr w:type="gramEnd"/>
           </w:p>
         </w:tc>
         <w:tc>
@@ -24483,21 +24968,25 @@
       <w:r>
         <w:t xml:space="preserve"> segmentation on 24 pages form the book </w:t>
       </w:r>
+      <w:proofErr w:type="spellStart"/>
       <w:r>
         <w:rPr>
           <w:rFonts w:ascii="Nirmala UI" w:hAnsi="Nirmala UI" w:cs="Nirmala UI"/>
         </w:rPr>
         <w:t>আবারো</w:t>
       </w:r>
+      <w:proofErr w:type="spellEnd"/>
       <w:r>
         <w:t xml:space="preserve"> </w:t>
       </w:r>
+      <w:proofErr w:type="spellStart"/>
       <w:r>
         <w:rPr>
           <w:rFonts w:ascii="Nirmala UI" w:hAnsi="Nirmala UI" w:cs="Nirmala UI"/>
         </w:rPr>
         <w:t>টুনটুনি</w:t>
       </w:r>
+      <w:proofErr w:type="spellEnd"/>
       <w:r>
         <w:t xml:space="preserve"> </w:t>
       </w:r>
@@ -24510,21 +24999,25 @@
       <w:r>
         <w:t xml:space="preserve"> </w:t>
       </w:r>
+      <w:proofErr w:type="spellStart"/>
       <w:r>
         <w:rPr>
           <w:rFonts w:ascii="Nirmala UI" w:hAnsi="Nirmala UI" w:cs="Nirmala UI"/>
         </w:rPr>
         <w:t>আবারো</w:t>
       </w:r>
+      <w:proofErr w:type="spellEnd"/>
       <w:r>
         <w:t xml:space="preserve"> </w:t>
       </w:r>
+      <w:proofErr w:type="spellStart"/>
       <w:r>
         <w:rPr>
           <w:rFonts w:ascii="Nirmala UI" w:hAnsi="Nirmala UI" w:cs="Nirmala UI"/>
         </w:rPr>
         <w:t>ছোটাচ্চু</w:t>
       </w:r>
+      <w:proofErr w:type="spellEnd"/>
       <w:r>
         <w:t xml:space="preserve"> by Muhammed Zafar Iqbal</w:t>
       </w:r>
@@ -24608,8 +25101,16 @@
               <w:rPr>
                 <w:b/>
               </w:rPr>
-              <w:t>Total number of character</w:t>
+              <w:t xml:space="preserve">Total number of </w:t>
             </w:r>
+            <w:proofErr w:type="gramStart"/>
+            <w:r>
+              <w:rPr>
+                <w:b/>
+              </w:rPr>
+              <w:t>character</w:t>
+            </w:r>
+            <w:proofErr w:type="gramEnd"/>
           </w:p>
         </w:tc>
         <w:tc>
@@ -26826,21 +27327,25 @@
       <w:r>
         <w:t xml:space="preserve"> segmentation on 24 pages form the book </w:t>
       </w:r>
+      <w:proofErr w:type="spellStart"/>
       <w:r>
         <w:rPr>
           <w:rFonts w:ascii="Nirmala UI" w:hAnsi="Nirmala UI" w:cs="Nirmala UI"/>
         </w:rPr>
         <w:t>আবারো</w:t>
       </w:r>
+      <w:proofErr w:type="spellEnd"/>
       <w:r>
         <w:t xml:space="preserve"> </w:t>
       </w:r>
+      <w:proofErr w:type="spellStart"/>
       <w:r>
         <w:rPr>
           <w:rFonts w:ascii="Nirmala UI" w:hAnsi="Nirmala UI" w:cs="Nirmala UI"/>
         </w:rPr>
         <w:t>টুনটুনি</w:t>
       </w:r>
+      <w:proofErr w:type="spellEnd"/>
       <w:r>
         <w:t xml:space="preserve"> </w:t>
       </w:r>
@@ -26853,21 +27358,25 @@
       <w:r>
         <w:t xml:space="preserve"> </w:t>
       </w:r>
+      <w:proofErr w:type="spellStart"/>
       <w:r>
         <w:rPr>
           <w:rFonts w:ascii="Nirmala UI" w:hAnsi="Nirmala UI" w:cs="Nirmala UI"/>
         </w:rPr>
         <w:t>আবারো</w:t>
       </w:r>
+      <w:proofErr w:type="spellEnd"/>
       <w:r>
         <w:t xml:space="preserve"> </w:t>
       </w:r>
+      <w:proofErr w:type="spellStart"/>
       <w:r>
         <w:rPr>
           <w:rFonts w:ascii="Nirmala UI" w:hAnsi="Nirmala UI" w:cs="Nirmala UI"/>
         </w:rPr>
         <w:t>ছোটাচ্চু</w:t>
       </w:r>
+      <w:proofErr w:type="spellEnd"/>
       <w:r>
         <w:t xml:space="preserve"> by Muhammed Zafar Iqbal.</w:t>
       </w:r>
@@ -26888,21 +27397,25 @@
       <w:r>
         <w:t xml:space="preserve">that we obtained from the character segmentation on 24 pages form the book </w:t>
       </w:r>
+      <w:proofErr w:type="spellStart"/>
       <w:r>
         <w:rPr>
           <w:rFonts w:ascii="Nirmala UI" w:hAnsi="Nirmala UI" w:cs="Nirmala UI"/>
         </w:rPr>
         <w:t>আবারো</w:t>
       </w:r>
+      <w:proofErr w:type="spellEnd"/>
       <w:r>
         <w:t xml:space="preserve"> </w:t>
       </w:r>
+      <w:proofErr w:type="spellStart"/>
       <w:r>
         <w:rPr>
           <w:rFonts w:ascii="Nirmala UI" w:hAnsi="Nirmala UI" w:cs="Nirmala UI"/>
         </w:rPr>
         <w:t>টুনটুনি</w:t>
       </w:r>
+      <w:proofErr w:type="spellEnd"/>
       <w:r>
         <w:t xml:space="preserve"> </w:t>
       </w:r>
@@ -26915,21 +27428,25 @@
       <w:r>
         <w:t xml:space="preserve"> </w:t>
       </w:r>
+      <w:proofErr w:type="spellStart"/>
       <w:r>
         <w:rPr>
           <w:rFonts w:ascii="Nirmala UI" w:hAnsi="Nirmala UI" w:cs="Nirmala UI"/>
         </w:rPr>
         <w:t>আবারো</w:t>
       </w:r>
+      <w:proofErr w:type="spellEnd"/>
       <w:r>
         <w:t xml:space="preserve"> </w:t>
       </w:r>
+      <w:proofErr w:type="spellStart"/>
       <w:r>
         <w:rPr>
           <w:rFonts w:ascii="Nirmala UI" w:hAnsi="Nirmala UI" w:cs="Nirmala UI"/>
         </w:rPr>
         <w:t>ছোটাচ্চু</w:t>
       </w:r>
+      <w:proofErr w:type="spellEnd"/>
       <w:r>
         <w:t xml:space="preserve"> by Muhammed Zafar Iqbal.</w:t>
       </w:r>
@@ -27235,12 +27752,14 @@
       <w:r>
         <w:t xml:space="preserve">the </w:t>
       </w:r>
+      <w:proofErr w:type="gramStart"/>
       <w:r>
         <w:t>future</w:t>
       </w:r>
       <w:r>
         <w:t>,  much</w:t>
       </w:r>
+      <w:proofErr w:type="gramEnd"/>
       <w:r>
         <w:t xml:space="preserve"> more work can be done with this research work.</w:t>
       </w:r>
@@ -27290,7 +27809,15 @@
         <w:t xml:space="preserve">the </w:t>
       </w:r>
       <w:r>
-        <w:t>Bengali script has not only basic characters but also some compound characters and modifiers. So attention should be given there.</w:t>
+        <w:t xml:space="preserve">Bengali script has not only basic characters but also some compound characters and modifiers. </w:t>
+      </w:r>
+      <w:proofErr w:type="gramStart"/>
+      <w:r>
+        <w:t>So</w:t>
+      </w:r>
+      <w:proofErr w:type="gramEnd"/>
+      <w:r>
+        <w:t xml:space="preserve"> attention should be given there.</w:t>
       </w:r>
     </w:p>
     <w:p>
@@ -27466,7 +27993,87 @@
           <w:rFonts w:ascii="Times New Roman" w:hAnsi="Times New Roman" w:cs="Times New Roman"/>
           <w:sz w:val="24"/>
         </w:rPr>
-        <w:t xml:space="preserve">Milky Mahmud, S.M., Shahrier, N., Delowar Hossain, A.S.M., Tareque Mohmud Chowdhury, M., Abdus Sattar, M.: </w:t>
+        <w:t xml:space="preserve">Milky Mahmud, S.M., </w:t>
+      </w:r>
+      <w:proofErr w:type="spellStart"/>
+      <w:r>
+        <w:rPr>
+          <w:rFonts w:ascii="Times New Roman" w:hAnsi="Times New Roman" w:cs="Times New Roman"/>
+          <w:sz w:val="24"/>
+        </w:rPr>
+        <w:t>Shahrier</w:t>
+      </w:r>
+      <w:proofErr w:type="spellEnd"/>
+      <w:r>
+        <w:rPr>
+          <w:rFonts w:ascii="Times New Roman" w:hAnsi="Times New Roman" w:cs="Times New Roman"/>
+          <w:sz w:val="24"/>
+        </w:rPr>
+        <w:t xml:space="preserve">, N., </w:t>
+      </w:r>
+      <w:proofErr w:type="spellStart"/>
+      <w:r>
+        <w:rPr>
+          <w:rFonts w:ascii="Times New Roman" w:hAnsi="Times New Roman" w:cs="Times New Roman"/>
+          <w:sz w:val="24"/>
+        </w:rPr>
+        <w:t>Delowar</w:t>
+      </w:r>
+      <w:proofErr w:type="spellEnd"/>
+      <w:r>
+        <w:rPr>
+          <w:rFonts w:ascii="Times New Roman" w:hAnsi="Times New Roman" w:cs="Times New Roman"/>
+          <w:sz w:val="24"/>
+        </w:rPr>
+        <w:t xml:space="preserve"> Hossain, A.S.M., </w:t>
+      </w:r>
+      <w:proofErr w:type="spellStart"/>
+      <w:r>
+        <w:rPr>
+          <w:rFonts w:ascii="Times New Roman" w:hAnsi="Times New Roman" w:cs="Times New Roman"/>
+          <w:sz w:val="24"/>
+        </w:rPr>
+        <w:t>Tareque</w:t>
+      </w:r>
+      <w:proofErr w:type="spellEnd"/>
+      <w:r>
+        <w:rPr>
+          <w:rFonts w:ascii="Times New Roman" w:hAnsi="Times New Roman" w:cs="Times New Roman"/>
+          <w:sz w:val="24"/>
+        </w:rPr>
+        <w:t xml:space="preserve"> </w:t>
+      </w:r>
+      <w:proofErr w:type="spellStart"/>
+      <w:r>
+        <w:rPr>
+          <w:rFonts w:ascii="Times New Roman" w:hAnsi="Times New Roman" w:cs="Times New Roman"/>
+          <w:sz w:val="24"/>
+        </w:rPr>
+        <w:t>Mohmud</w:t>
+      </w:r>
+      <w:proofErr w:type="spellEnd"/>
+      <w:r>
+        <w:rPr>
+          <w:rFonts w:ascii="Times New Roman" w:hAnsi="Times New Roman" w:cs="Times New Roman"/>
+          <w:sz w:val="24"/>
+        </w:rPr>
+        <w:t xml:space="preserve"> Chowdhury, M., </w:t>
+      </w:r>
+      <w:proofErr w:type="spellStart"/>
+      <w:r>
+        <w:rPr>
+          <w:rFonts w:ascii="Times New Roman" w:hAnsi="Times New Roman" w:cs="Times New Roman"/>
+          <w:sz w:val="24"/>
+        </w:rPr>
+        <w:t>Abdus</w:t>
+      </w:r>
+      <w:proofErr w:type="spellEnd"/>
+      <w:r>
+        <w:rPr>
+          <w:rFonts w:ascii="Times New Roman" w:hAnsi="Times New Roman" w:cs="Times New Roman"/>
+          <w:sz w:val="24"/>
+        </w:rPr>
+        <w:t xml:space="preserve"> Sattar, M.: </w:t>
       </w:r>
       <w:r>
         <w:rPr>
@@ -27585,7 +28192,27 @@
           <w:iCs/>
           <w:sz w:val="24"/>
         </w:rPr>
-        <w:t>A Complete Printed Bangla OCRSystem,” Pattern Recognition</w:t>
+        <w:t xml:space="preserve">A Complete Printed Bangla </w:t>
+      </w:r>
+      <w:proofErr w:type="spellStart"/>
+      <w:r>
+        <w:rPr>
+          <w:rFonts w:ascii="Times New Roman" w:hAnsi="Times New Roman" w:cs="Times New Roman"/>
+          <w:i/>
+          <w:iCs/>
+          <w:sz w:val="24"/>
+        </w:rPr>
+        <w:t>OCRSystem</w:t>
+      </w:r>
+      <w:proofErr w:type="spellEnd"/>
+      <w:r>
+        <w:rPr>
+          <w:rFonts w:ascii="Times New Roman" w:hAnsi="Times New Roman" w:cs="Times New Roman"/>
+          <w:i/>
+          <w:iCs/>
+          <w:sz w:val="24"/>
+        </w:rPr>
+        <w:t>,” Pattern Recognition</w:t>
       </w:r>
       <w:r>
         <w:rPr>
@@ -27658,7 +28285,113 @@
           <w:rFonts w:ascii="Times New Roman" w:hAnsi="Times New Roman" w:cs="Times New Roman"/>
           <w:sz w:val="24"/>
         </w:rPr>
-        <w:t>S.M. Milky Mahmud, Nazib Shahrier, A.S.M Delowar Hossain, Md.Tareque Mohmud Chowdhury, and Md.Abdus Sattar,“</w:t>
+        <w:t xml:space="preserve">S.M. Milky Mahmud, </w:t>
+      </w:r>
+      <w:proofErr w:type="spellStart"/>
+      <w:r>
+        <w:rPr>
+          <w:rFonts w:ascii="Times New Roman" w:hAnsi="Times New Roman" w:cs="Times New Roman"/>
+          <w:sz w:val="24"/>
+        </w:rPr>
+        <w:t>Nazib</w:t>
+      </w:r>
+      <w:proofErr w:type="spellEnd"/>
+      <w:r>
+        <w:rPr>
+          <w:rFonts w:ascii="Times New Roman" w:hAnsi="Times New Roman" w:cs="Times New Roman"/>
+          <w:sz w:val="24"/>
+        </w:rPr>
+        <w:t xml:space="preserve"> </w:t>
+      </w:r>
+      <w:proofErr w:type="spellStart"/>
+      <w:r>
+        <w:rPr>
+          <w:rFonts w:ascii="Times New Roman" w:hAnsi="Times New Roman" w:cs="Times New Roman"/>
+          <w:sz w:val="24"/>
+        </w:rPr>
+        <w:t>Shahrier</w:t>
+      </w:r>
+      <w:proofErr w:type="spellEnd"/>
+      <w:r>
+        <w:rPr>
+          <w:rFonts w:ascii="Times New Roman" w:hAnsi="Times New Roman" w:cs="Times New Roman"/>
+          <w:sz w:val="24"/>
+        </w:rPr>
+        <w:t xml:space="preserve">, A.S.M </w:t>
+      </w:r>
+      <w:proofErr w:type="spellStart"/>
+      <w:r>
+        <w:rPr>
+          <w:rFonts w:ascii="Times New Roman" w:hAnsi="Times New Roman" w:cs="Times New Roman"/>
+          <w:sz w:val="24"/>
+        </w:rPr>
+        <w:t>Delowar</w:t>
+      </w:r>
+      <w:proofErr w:type="spellEnd"/>
+      <w:r>
+        <w:rPr>
+          <w:rFonts w:ascii="Times New Roman" w:hAnsi="Times New Roman" w:cs="Times New Roman"/>
+          <w:sz w:val="24"/>
+        </w:rPr>
+        <w:t xml:space="preserve"> Hossain, </w:t>
+      </w:r>
+      <w:proofErr w:type="spellStart"/>
+      <w:proofErr w:type="gramStart"/>
+      <w:r>
+        <w:rPr>
+          <w:rFonts w:ascii="Times New Roman" w:hAnsi="Times New Roman" w:cs="Times New Roman"/>
+          <w:sz w:val="24"/>
+        </w:rPr>
+        <w:t>Md.Tareque</w:t>
+      </w:r>
+      <w:proofErr w:type="spellEnd"/>
+      <w:proofErr w:type="gramEnd"/>
+      <w:r>
+        <w:rPr>
+          <w:rFonts w:ascii="Times New Roman" w:hAnsi="Times New Roman" w:cs="Times New Roman"/>
+          <w:sz w:val="24"/>
+        </w:rPr>
+        <w:t xml:space="preserve"> </w:t>
+      </w:r>
+      <w:proofErr w:type="spellStart"/>
+      <w:r>
+        <w:rPr>
+          <w:rFonts w:ascii="Times New Roman" w:hAnsi="Times New Roman" w:cs="Times New Roman"/>
+          <w:sz w:val="24"/>
+        </w:rPr>
+        <w:t>Mohmud</w:t>
+      </w:r>
+      <w:proofErr w:type="spellEnd"/>
+      <w:r>
+        <w:rPr>
+          <w:rFonts w:ascii="Times New Roman" w:hAnsi="Times New Roman" w:cs="Times New Roman"/>
+          <w:sz w:val="24"/>
+        </w:rPr>
+        <w:t xml:space="preserve"> Chowdhury, and </w:t>
+      </w:r>
+      <w:proofErr w:type="spellStart"/>
+      <w:r>
+        <w:rPr>
+          <w:rFonts w:ascii="Times New Roman" w:hAnsi="Times New Roman" w:cs="Times New Roman"/>
+          <w:sz w:val="24"/>
+        </w:rPr>
+        <w:t>Md.Abdus</w:t>
+      </w:r>
+      <w:proofErr w:type="spellEnd"/>
+      <w:r>
+        <w:rPr>
+          <w:rFonts w:ascii="Times New Roman" w:hAnsi="Times New Roman" w:cs="Times New Roman"/>
+          <w:sz w:val="24"/>
+        </w:rPr>
+        <w:t xml:space="preserve"> </w:t>
+      </w:r>
+      <w:proofErr w:type="spellStart"/>
+      <w:r>
+        <w:rPr>
+          <w:rFonts w:ascii="Times New Roman" w:hAnsi="Times New Roman" w:cs="Times New Roman"/>
+          <w:sz w:val="24"/>
+        </w:rPr>
+        <w:t>Sattar,“</w:t>
       </w:r>
       <w:r>
         <w:rPr>
@@ -27667,7 +28400,37 @@
           <w:iCs/>
           <w:sz w:val="24"/>
         </w:rPr>
-        <w:t>An EfficientSegmentation Scheme for the Recognition of Printed Bangla characters</w:t>
+        <w:t>An</w:t>
+      </w:r>
+      <w:proofErr w:type="spellEnd"/>
+      <w:r>
+        <w:rPr>
+          <w:rFonts w:ascii="Times New Roman" w:hAnsi="Times New Roman" w:cs="Times New Roman"/>
+          <w:i/>
+          <w:iCs/>
+          <w:sz w:val="24"/>
+        </w:rPr>
+        <w:t xml:space="preserve"> </w:t>
+      </w:r>
+      <w:proofErr w:type="spellStart"/>
+      <w:r>
+        <w:rPr>
+          <w:rFonts w:ascii="Times New Roman" w:hAnsi="Times New Roman" w:cs="Times New Roman"/>
+          <w:i/>
+          <w:iCs/>
+          <w:sz w:val="24"/>
+        </w:rPr>
+        <w:t>EfficientSegmentation</w:t>
+      </w:r>
+      <w:proofErr w:type="spellEnd"/>
+      <w:r>
+        <w:rPr>
+          <w:rFonts w:ascii="Times New Roman" w:hAnsi="Times New Roman" w:cs="Times New Roman"/>
+          <w:i/>
+          <w:iCs/>
+          <w:sz w:val="24"/>
+        </w:rPr>
+        <w:t xml:space="preserve"> Scheme for the Recognition of Printed Bangla characters</w:t>
       </w:r>
       <w:r>
         <w:rPr>
@@ -27701,7 +28464,23 @@
           <w:rFonts w:ascii="Times New Roman" w:hAnsi="Times New Roman" w:cs="Times New Roman"/>
           <w:sz w:val="24"/>
         </w:rPr>
-        <w:t>Md. Al Mehedi Hasan, Md. Abdul Alim, and Md. Wahedul Islam “</w:t>
+        <w:t xml:space="preserve">Md. Al Mehedi Hasan, Md. Abdul Alim, and Md. </w:t>
+      </w:r>
+      <w:proofErr w:type="spellStart"/>
+      <w:r>
+        <w:rPr>
+          <w:rFonts w:ascii="Times New Roman" w:hAnsi="Times New Roman" w:cs="Times New Roman"/>
+          <w:sz w:val="24"/>
+        </w:rPr>
+        <w:t>Wahedul</w:t>
+      </w:r>
+      <w:proofErr w:type="spellEnd"/>
+      <w:r>
+        <w:rPr>
+          <w:rFonts w:ascii="Times New Roman" w:hAnsi="Times New Roman" w:cs="Times New Roman"/>
+          <w:sz w:val="24"/>
+        </w:rPr>
+        <w:t xml:space="preserve"> Islam “</w:t>
       </w:r>
       <w:r>
         <w:rPr>
@@ -27760,7 +28539,57 @@
           <w:rFonts w:ascii="Times New Roman" w:hAnsi="Times New Roman" w:cs="Times New Roman"/>
           <w:sz w:val="24"/>
         </w:rPr>
-        <w:t>Md. Abdus Sattar, Khaled Mahmud, Humayun Arafat and A. F. M.Noor Uz Zaman, “</w:t>
+        <w:t xml:space="preserve">Md. </w:t>
+      </w:r>
+      <w:proofErr w:type="spellStart"/>
+      <w:r>
+        <w:rPr>
+          <w:rFonts w:ascii="Times New Roman" w:hAnsi="Times New Roman" w:cs="Times New Roman"/>
+          <w:sz w:val="24"/>
+        </w:rPr>
+        <w:t>Abdus</w:t>
+      </w:r>
+      <w:proofErr w:type="spellEnd"/>
+      <w:r>
+        <w:rPr>
+          <w:rFonts w:ascii="Times New Roman" w:hAnsi="Times New Roman" w:cs="Times New Roman"/>
+          <w:sz w:val="24"/>
+        </w:rPr>
+        <w:t xml:space="preserve"> Sattar, Khaled Mahmud, Humayun Arafat and A. F. </w:t>
+      </w:r>
+      <w:proofErr w:type="spellStart"/>
+      <w:proofErr w:type="gramStart"/>
+      <w:r>
+        <w:rPr>
+          <w:rFonts w:ascii="Times New Roman" w:hAnsi="Times New Roman" w:cs="Times New Roman"/>
+          <w:sz w:val="24"/>
+        </w:rPr>
+        <w:t>M.Noor</w:t>
+      </w:r>
+      <w:proofErr w:type="spellEnd"/>
+      <w:proofErr w:type="gramEnd"/>
+      <w:r>
+        <w:rPr>
+          <w:rFonts w:ascii="Times New Roman" w:hAnsi="Times New Roman" w:cs="Times New Roman"/>
+          <w:sz w:val="24"/>
+        </w:rPr>
+        <w:t xml:space="preserve"> </w:t>
+      </w:r>
+      <w:proofErr w:type="spellStart"/>
+      <w:r>
+        <w:rPr>
+          <w:rFonts w:ascii="Times New Roman" w:hAnsi="Times New Roman" w:cs="Times New Roman"/>
+          <w:sz w:val="24"/>
+        </w:rPr>
+        <w:t>Uz</w:t>
+      </w:r>
+      <w:proofErr w:type="spellEnd"/>
+      <w:r>
+        <w:rPr>
+          <w:rFonts w:ascii="Times New Roman" w:hAnsi="Times New Roman" w:cs="Times New Roman"/>
+          <w:sz w:val="24"/>
+        </w:rPr>
+        <w:t xml:space="preserve"> Zaman, “</w:t>
       </w:r>
       <w:r>
         <w:rPr>
@@ -27769,13 +28598,23 @@
           <w:iCs/>
           <w:sz w:val="24"/>
         </w:rPr>
-        <w:t>Segmenting Bangla Text for Optical Recognition</w:t>
-      </w:r>
-      <w:r>
-        <w:rPr>
-          <w:rFonts w:ascii="Times New Roman" w:hAnsi="Times New Roman" w:cs="Times New Roman"/>
+        <w:t xml:space="preserve">Segmenting Bangla Text for Optical </w:t>
+      </w:r>
+      <w:proofErr w:type="spellStart"/>
+      <w:r>
+        <w:rPr>
+          <w:rFonts w:ascii="Times New Roman" w:hAnsi="Times New Roman" w:cs="Times New Roman"/>
+          <w:i/>
+          <w:iCs/>
           <w:sz w:val="24"/>
         </w:rPr>
+        <w:t>Recognition</w:t>
+      </w:r>
+      <w:r>
+        <w:rPr>
+          <w:rFonts w:ascii="Times New Roman" w:hAnsi="Times New Roman" w:cs="Times New Roman"/>
+          <w:sz w:val="24"/>
+        </w:rPr>
         <w:t>,”</w:t>
       </w:r>
       <w:r>
@@ -27783,7 +28622,15 @@
           <w:rFonts w:ascii="Times New Roman" w:hAnsi="Times New Roman" w:cs="Times New Roman"/>
           <w:sz w:val="24"/>
         </w:rPr>
-        <w:t>ICCIT, 2007. ISBN: 978-1-4244-1550-2, pp. 1-6.</w:t>
+        <w:t>ICCIT</w:t>
+      </w:r>
+      <w:proofErr w:type="spellEnd"/>
+      <w:r>
+        <w:rPr>
+          <w:rFonts w:ascii="Times New Roman" w:hAnsi="Times New Roman" w:cs="Times New Roman"/>
+          <w:sz w:val="24"/>
+        </w:rPr>
+        <w:t>, 2007. ISBN: 978-1-4244-1550-2, pp. 1-6.</w:t>
       </w:r>
     </w:p>
     <w:p>
@@ -27803,13 +28650,80 @@
           <w:sz w:val="24"/>
         </w:rPr>
       </w:pPr>
+      <w:proofErr w:type="spellStart"/>
       <w:r>
         <w:rPr>
           <w:rFonts w:ascii="Times New Roman" w:hAnsi="Times New Roman" w:cs="Times New Roman"/>
           <w:sz w:val="24"/>
         </w:rPr>
-        <w:t>Ahnaf Farhan Rownak, Md. Fazle Rabby, Sabir Ismail, and Md. Saiful Islam,‘</w:t>
-      </w:r>
+        <w:t>Ahnaf</w:t>
+      </w:r>
+      <w:proofErr w:type="spellEnd"/>
+      <w:r>
+        <w:rPr>
+          <w:rFonts w:ascii="Times New Roman" w:hAnsi="Times New Roman" w:cs="Times New Roman"/>
+          <w:sz w:val="24"/>
+        </w:rPr>
+        <w:t xml:space="preserve"> Farhan </w:t>
+      </w:r>
+      <w:proofErr w:type="spellStart"/>
+      <w:r>
+        <w:rPr>
+          <w:rFonts w:ascii="Times New Roman" w:hAnsi="Times New Roman" w:cs="Times New Roman"/>
+          <w:sz w:val="24"/>
+        </w:rPr>
+        <w:t>Rownak</w:t>
+      </w:r>
+      <w:proofErr w:type="spellEnd"/>
+      <w:r>
+        <w:rPr>
+          <w:rFonts w:ascii="Times New Roman" w:hAnsi="Times New Roman" w:cs="Times New Roman"/>
+          <w:sz w:val="24"/>
+        </w:rPr>
+        <w:t xml:space="preserve">, Md. </w:t>
+      </w:r>
+      <w:proofErr w:type="spellStart"/>
+      <w:r>
+        <w:rPr>
+          <w:rFonts w:ascii="Times New Roman" w:hAnsi="Times New Roman" w:cs="Times New Roman"/>
+          <w:sz w:val="24"/>
+        </w:rPr>
+        <w:t>Fazle</w:t>
+      </w:r>
+      <w:proofErr w:type="spellEnd"/>
+      <w:r>
+        <w:rPr>
+          <w:rFonts w:ascii="Times New Roman" w:hAnsi="Times New Roman" w:cs="Times New Roman"/>
+          <w:sz w:val="24"/>
+        </w:rPr>
+        <w:t xml:space="preserve"> </w:t>
+      </w:r>
+      <w:proofErr w:type="spellStart"/>
+      <w:r>
+        <w:rPr>
+          <w:rFonts w:ascii="Times New Roman" w:hAnsi="Times New Roman" w:cs="Times New Roman"/>
+          <w:sz w:val="24"/>
+        </w:rPr>
+        <w:t>Rabby</w:t>
+      </w:r>
+      <w:proofErr w:type="spellEnd"/>
+      <w:r>
+        <w:rPr>
+          <w:rFonts w:ascii="Times New Roman" w:hAnsi="Times New Roman" w:cs="Times New Roman"/>
+          <w:sz w:val="24"/>
+        </w:rPr>
+        <w:t xml:space="preserve">, Sabir Ismail, and Md. Saiful </w:t>
+      </w:r>
+      <w:proofErr w:type="spellStart"/>
+      <w:proofErr w:type="gramStart"/>
+      <w:r>
+        <w:rPr>
+          <w:rFonts w:ascii="Times New Roman" w:hAnsi="Times New Roman" w:cs="Times New Roman"/>
+          <w:sz w:val="24"/>
+        </w:rPr>
+        <w:t>Islam,‘</w:t>
+      </w:r>
+      <w:proofErr w:type="gramEnd"/>
       <w:r>
         <w:rPr>
           <w:rFonts w:ascii="Times New Roman" w:hAnsi="Times New Roman" w:cs="Times New Roman"/>
@@ -27817,7 +28731,17 @@
           <w:iCs/>
           <w:sz w:val="24"/>
         </w:rPr>
-        <w:t>’An Efficient Way for Segmentation of Bangla Characters in Printed Document Using Curved Scanning</w:t>
+        <w:t>’An</w:t>
+      </w:r>
+      <w:proofErr w:type="spellEnd"/>
+      <w:r>
+        <w:rPr>
+          <w:rFonts w:ascii="Times New Roman" w:hAnsi="Times New Roman" w:cs="Times New Roman"/>
+          <w:i/>
+          <w:iCs/>
+          <w:sz w:val="24"/>
+        </w:rPr>
+        <w:t xml:space="preserve"> Efficient Way for Segmentation of Bangla Characters in Printed Document Using Curved Scanning</w:t>
       </w:r>
       <w:r>
         <w:rPr>
@@ -27849,7 +28773,23 @@
           <w:rFonts w:ascii="Times New Roman" w:hAnsi="Times New Roman" w:cs="Times New Roman"/>
           <w:sz w:val="24"/>
         </w:rPr>
-        <w:t>U. Garain and B. B. Chaudhuri, “</w:t>
+        <w:t xml:space="preserve">U. </w:t>
+      </w:r>
+      <w:proofErr w:type="spellStart"/>
+      <w:r>
+        <w:rPr>
+          <w:rFonts w:ascii="Times New Roman" w:hAnsi="Times New Roman" w:cs="Times New Roman"/>
+          <w:sz w:val="24"/>
+        </w:rPr>
+        <w:t>Garain</w:t>
+      </w:r>
+      <w:proofErr w:type="spellEnd"/>
+      <w:r>
+        <w:rPr>
+          <w:rFonts w:ascii="Times New Roman" w:hAnsi="Times New Roman" w:cs="Times New Roman"/>
+          <w:sz w:val="24"/>
+        </w:rPr>
+        <w:t xml:space="preserve"> and B. B. Chaudhuri, “</w:t>
       </w:r>
       <w:r>
         <w:rPr>
@@ -27858,14 +28798,50 @@
           <w:iCs/>
           <w:sz w:val="24"/>
         </w:rPr>
-        <w:t>Segmentation of touching characters in printed Devnagari and Bangla scripts using fuzzy multifactorial analysis</w:t>
-      </w:r>
-      <w:r>
-        <w:rPr>
-          <w:rFonts w:ascii="Times New Roman" w:hAnsi="Times New Roman" w:cs="Times New Roman"/>
+        <w:t xml:space="preserve">Segmentation of touching characters in printed </w:t>
+      </w:r>
+      <w:proofErr w:type="spellStart"/>
+      <w:r>
+        <w:rPr>
+          <w:rFonts w:ascii="Times New Roman" w:hAnsi="Times New Roman" w:cs="Times New Roman"/>
+          <w:i/>
+          <w:iCs/>
           <w:sz w:val="24"/>
         </w:rPr>
-        <w:t>,” IEEE Trans. Syst. Man Cybern., Part C 32: 449–459, 2002.</w:t>
+        <w:t>Devnagari</w:t>
+      </w:r>
+      <w:proofErr w:type="spellEnd"/>
+      <w:r>
+        <w:rPr>
+          <w:rFonts w:ascii="Times New Roman" w:hAnsi="Times New Roman" w:cs="Times New Roman"/>
+          <w:i/>
+          <w:iCs/>
+          <w:sz w:val="24"/>
+        </w:rPr>
+        <w:t xml:space="preserve"> and Bangla scripts using fuzzy multifactorial analysis</w:t>
+      </w:r>
+      <w:r>
+        <w:rPr>
+          <w:rFonts w:ascii="Times New Roman" w:hAnsi="Times New Roman" w:cs="Times New Roman"/>
+          <w:sz w:val="24"/>
+        </w:rPr>
+        <w:t xml:space="preserve">,” IEEE Trans. Syst. Man </w:t>
+      </w:r>
+      <w:proofErr w:type="spellStart"/>
+      <w:r>
+        <w:rPr>
+          <w:rFonts w:ascii="Times New Roman" w:hAnsi="Times New Roman" w:cs="Times New Roman"/>
+          <w:sz w:val="24"/>
+        </w:rPr>
+        <w:t>Cybern</w:t>
+      </w:r>
+      <w:proofErr w:type="spellEnd"/>
+      <w:r>
+        <w:rPr>
+          <w:rFonts w:ascii="Times New Roman" w:hAnsi="Times New Roman" w:cs="Times New Roman"/>
+          <w:sz w:val="24"/>
+        </w:rPr>
+        <w:t>., Part C 32: 449–459, 2002.</w:t>
       </w:r>
     </w:p>
     <w:p>
@@ -27890,7 +28866,119 @@
           <w:rFonts w:ascii="Times New Roman" w:hAnsi="Times New Roman" w:cs="Times New Roman"/>
           <w:sz w:val="24"/>
         </w:rPr>
-        <w:t xml:space="preserve">Gupta Mehula*, Patel Ankitab, Dave Namratac, Goradia Rahuld, and Saurin Shethe (2014) </w:t>
+        <w:t xml:space="preserve">Gupta </w:t>
+      </w:r>
+      <w:proofErr w:type="spellStart"/>
+      <w:r>
+        <w:rPr>
+          <w:rFonts w:ascii="Times New Roman" w:hAnsi="Times New Roman" w:cs="Times New Roman"/>
+          <w:sz w:val="24"/>
+        </w:rPr>
+        <w:t>Mehula</w:t>
+      </w:r>
+      <w:proofErr w:type="spellEnd"/>
+      <w:r>
+        <w:rPr>
+          <w:rFonts w:ascii="Times New Roman" w:hAnsi="Times New Roman" w:cs="Times New Roman"/>
+          <w:sz w:val="24"/>
+        </w:rPr>
+        <w:t xml:space="preserve">*, Patel </w:t>
+      </w:r>
+      <w:proofErr w:type="spellStart"/>
+      <w:r>
+        <w:rPr>
+          <w:rFonts w:ascii="Times New Roman" w:hAnsi="Times New Roman" w:cs="Times New Roman"/>
+          <w:sz w:val="24"/>
+        </w:rPr>
+        <w:t>Ankitab</w:t>
+      </w:r>
+      <w:proofErr w:type="spellEnd"/>
+      <w:r>
+        <w:rPr>
+          <w:rFonts w:ascii="Times New Roman" w:hAnsi="Times New Roman" w:cs="Times New Roman"/>
+          <w:sz w:val="24"/>
+        </w:rPr>
+        <w:t xml:space="preserve">, Dave </w:t>
+      </w:r>
+      <w:proofErr w:type="spellStart"/>
+      <w:r>
+        <w:rPr>
+          <w:rFonts w:ascii="Times New Roman" w:hAnsi="Times New Roman" w:cs="Times New Roman"/>
+          <w:sz w:val="24"/>
+        </w:rPr>
+        <w:t>Namratac</w:t>
+      </w:r>
+      <w:proofErr w:type="spellEnd"/>
+      <w:r>
+        <w:rPr>
+          <w:rFonts w:ascii="Times New Roman" w:hAnsi="Times New Roman" w:cs="Times New Roman"/>
+          <w:sz w:val="24"/>
+        </w:rPr>
+        <w:t xml:space="preserve">, </w:t>
+      </w:r>
+      <w:proofErr w:type="spellStart"/>
+      <w:r>
+        <w:rPr>
+          <w:rFonts w:ascii="Times New Roman" w:hAnsi="Times New Roman" w:cs="Times New Roman"/>
+          <w:sz w:val="24"/>
+        </w:rPr>
+        <w:t>Goradia</w:t>
+      </w:r>
+      <w:proofErr w:type="spellEnd"/>
+      <w:r>
+        <w:rPr>
+          <w:rFonts w:ascii="Times New Roman" w:hAnsi="Times New Roman" w:cs="Times New Roman"/>
+          <w:sz w:val="24"/>
+        </w:rPr>
+        <w:t xml:space="preserve"> </w:t>
+      </w:r>
+      <w:proofErr w:type="spellStart"/>
+      <w:r>
+        <w:rPr>
+          <w:rFonts w:ascii="Times New Roman" w:hAnsi="Times New Roman" w:cs="Times New Roman"/>
+          <w:sz w:val="24"/>
+        </w:rPr>
+        <w:t>Rahuld</w:t>
+      </w:r>
+      <w:proofErr w:type="spellEnd"/>
+      <w:r>
+        <w:rPr>
+          <w:rFonts w:ascii="Times New Roman" w:hAnsi="Times New Roman" w:cs="Times New Roman"/>
+          <w:sz w:val="24"/>
+        </w:rPr>
+        <w:t xml:space="preserve">, and </w:t>
+      </w:r>
+      <w:proofErr w:type="spellStart"/>
+      <w:r>
+        <w:rPr>
+          <w:rFonts w:ascii="Times New Roman" w:hAnsi="Times New Roman" w:cs="Times New Roman"/>
+          <w:sz w:val="24"/>
+        </w:rPr>
+        <w:t>Saurin</w:t>
+      </w:r>
+      <w:proofErr w:type="spellEnd"/>
+      <w:r>
+        <w:rPr>
+          <w:rFonts w:ascii="Times New Roman" w:hAnsi="Times New Roman" w:cs="Times New Roman"/>
+          <w:sz w:val="24"/>
+        </w:rPr>
+        <w:t xml:space="preserve"> </w:t>
+      </w:r>
+      <w:proofErr w:type="spellStart"/>
+      <w:r>
+        <w:rPr>
+          <w:rFonts w:ascii="Times New Roman" w:hAnsi="Times New Roman" w:cs="Times New Roman"/>
+          <w:sz w:val="24"/>
+        </w:rPr>
+        <w:t>Shethe</w:t>
+      </w:r>
+      <w:proofErr w:type="spellEnd"/>
+      <w:r>
+        <w:rPr>
+          <w:rFonts w:ascii="Times New Roman" w:hAnsi="Times New Roman" w:cs="Times New Roman"/>
+          <w:sz w:val="24"/>
+        </w:rPr>
+        <w:t xml:space="preserve"> (2014) </w:t>
       </w:r>
       <w:r>
         <w:rPr>
@@ -27940,12 +29028,53 @@
           <w:sz w:val="24"/>
         </w:rPr>
       </w:pPr>
+      <w:proofErr w:type="spellStart"/>
       <w:r>
         <w:rPr>
           <w:rFonts w:ascii="Times New Roman" w:hAnsi="Times New Roman" w:cs="Times New Roman"/>
           <w:sz w:val="24"/>
         </w:rPr>
-        <w:t xml:space="preserve">Basu, S., Sarkar, R., Das, N., Kundu, M., Nasipuri, M., Basu, D.K. (2007) </w:t>
+        <w:t>Basu</w:t>
+      </w:r>
+      <w:proofErr w:type="spellEnd"/>
+      <w:r>
+        <w:rPr>
+          <w:rFonts w:ascii="Times New Roman" w:hAnsi="Times New Roman" w:cs="Times New Roman"/>
+          <w:sz w:val="24"/>
+        </w:rPr>
+        <w:t xml:space="preserve">, S., Sarkar, R., Das, N., Kundu, M., </w:t>
+      </w:r>
+      <w:proofErr w:type="spellStart"/>
+      <w:r>
+        <w:rPr>
+          <w:rFonts w:ascii="Times New Roman" w:hAnsi="Times New Roman" w:cs="Times New Roman"/>
+          <w:sz w:val="24"/>
+        </w:rPr>
+        <w:t>Nasipuri</w:t>
+      </w:r>
+      <w:proofErr w:type="spellEnd"/>
+      <w:r>
+        <w:rPr>
+          <w:rFonts w:ascii="Times New Roman" w:hAnsi="Times New Roman" w:cs="Times New Roman"/>
+          <w:sz w:val="24"/>
+        </w:rPr>
+        <w:t xml:space="preserve">, M., </w:t>
+      </w:r>
+      <w:proofErr w:type="spellStart"/>
+      <w:r>
+        <w:rPr>
+          <w:rFonts w:ascii="Times New Roman" w:hAnsi="Times New Roman" w:cs="Times New Roman"/>
+          <w:sz w:val="24"/>
+        </w:rPr>
+        <w:t>Basu</w:t>
+      </w:r>
+      <w:proofErr w:type="spellEnd"/>
+      <w:r>
+        <w:rPr>
+          <w:rFonts w:ascii="Times New Roman" w:hAnsi="Times New Roman" w:cs="Times New Roman"/>
+          <w:sz w:val="24"/>
+        </w:rPr>
+        <w:t xml:space="preserve">, D.K. (2007) </w:t>
       </w:r>
       <w:r>
         <w:rPr>
@@ -27975,7 +29104,23 @@
           <w:rFonts w:ascii="Times New Roman" w:hAnsi="Times New Roman" w:cs="Times New Roman"/>
           <w:sz w:val="24"/>
         </w:rPr>
-        <w:t>, 2007 International Conference on Computing: Theory and Applications (ICCTA'07) : IEEE.</w:t>
+        <w:t>, 2007 International Conference on Computing: Theory and Applications (ICCTA'07</w:t>
+      </w:r>
+      <w:proofErr w:type="gramStart"/>
+      <w:r>
+        <w:rPr>
+          <w:rFonts w:ascii="Times New Roman" w:hAnsi="Times New Roman" w:cs="Times New Roman"/>
+          <w:sz w:val="24"/>
+        </w:rPr>
+        <w:t>) :</w:t>
+      </w:r>
+      <w:proofErr w:type="gramEnd"/>
+      <w:r>
+        <w:rPr>
+          <w:rFonts w:ascii="Times New Roman" w:hAnsi="Times New Roman" w:cs="Times New Roman"/>
+          <w:sz w:val="24"/>
+        </w:rPr>
+        <w:t xml:space="preserve"> IEEE.</w:t>
       </w:r>
     </w:p>
     <w:p>
@@ -28001,7 +29146,23 @@
           <w:sz w:val="24"/>
         </w:rPr>
         <w:lastRenderedPageBreak/>
-        <w:t xml:space="preserve">A. Bishnu, B.B. Chaudhuri (1999) </w:t>
+        <w:t xml:space="preserve">A. </w:t>
+      </w:r>
+      <w:proofErr w:type="spellStart"/>
+      <w:r>
+        <w:rPr>
+          <w:rFonts w:ascii="Times New Roman" w:hAnsi="Times New Roman" w:cs="Times New Roman"/>
+          <w:sz w:val="24"/>
+        </w:rPr>
+        <w:t>Bishnu</w:t>
+      </w:r>
+      <w:proofErr w:type="spellEnd"/>
+      <w:r>
+        <w:rPr>
+          <w:rFonts w:ascii="Times New Roman" w:hAnsi="Times New Roman" w:cs="Times New Roman"/>
+          <w:sz w:val="24"/>
+        </w:rPr>
+        <w:t xml:space="preserve">, B.B. Chaudhuri (1999) </w:t>
       </w:r>
       <w:r>
         <w:rPr>
@@ -28056,7 +29217,23 @@
           <w:rFonts w:ascii="Times New Roman" w:hAnsi="Times New Roman" w:cs="Times New Roman"/>
           <w:sz w:val="24"/>
         </w:rPr>
-        <w:t xml:space="preserve">Md. Al Mehedi Hasan, Md. Abdul Alim, Md. Wahedul Islam (2005) </w:t>
+        <w:t xml:space="preserve">Md. Al Mehedi Hasan, Md. Abdul Alim, Md. </w:t>
+      </w:r>
+      <w:proofErr w:type="spellStart"/>
+      <w:r>
+        <w:rPr>
+          <w:rFonts w:ascii="Times New Roman" w:hAnsi="Times New Roman" w:cs="Times New Roman"/>
+          <w:sz w:val="24"/>
+        </w:rPr>
+        <w:t>Wahedul</w:t>
+      </w:r>
+      <w:proofErr w:type="spellEnd"/>
+      <w:r>
+        <w:rPr>
+          <w:rFonts w:ascii="Times New Roman" w:hAnsi="Times New Roman" w:cs="Times New Roman"/>
+          <w:sz w:val="24"/>
+        </w:rPr>
+        <w:t xml:space="preserve"> Islam (2005) </w:t>
       </w:r>
       <w:r>
         <w:rPr>
@@ -28072,7 +29249,27 @@
           <w:iCs/>
           <w:sz w:val="24"/>
         </w:rPr>
-        <w:t>A New Approach to Bangla Text Extraction and Recognition From Textual Image</w:t>
+        <w:t xml:space="preserve">A New Approach to Bangla Text Extraction and Recognition </w:t>
+      </w:r>
+      <w:proofErr w:type="gramStart"/>
+      <w:r>
+        <w:rPr>
+          <w:rFonts w:ascii="Times New Roman" w:hAnsi="Times New Roman" w:cs="Times New Roman"/>
+          <w:i/>
+          <w:iCs/>
+          <w:sz w:val="24"/>
+        </w:rPr>
+        <w:t>From</w:t>
+      </w:r>
+      <w:proofErr w:type="gramEnd"/>
+      <w:r>
+        <w:rPr>
+          <w:rFonts w:ascii="Times New Roman" w:hAnsi="Times New Roman" w:cs="Times New Roman"/>
+          <w:i/>
+          <w:iCs/>
+          <w:sz w:val="24"/>
+        </w:rPr>
+        <w:t xml:space="preserve"> Textual Image</w:t>
       </w:r>
       <w:r>
         <w:rPr>
@@ -28152,7 +29349,39 @@
           <w:rFonts w:ascii="Times New Roman" w:hAnsi="Times New Roman" w:cs="Times New Roman"/>
           <w:sz w:val="24"/>
         </w:rPr>
-        <w:t xml:space="preserve">Md. Mahbub Alam, Dr. M. Abul Kashem (2010) </w:t>
+        <w:t xml:space="preserve">Md. Mahbub </w:t>
+      </w:r>
+      <w:proofErr w:type="spellStart"/>
+      <w:r>
+        <w:rPr>
+          <w:rFonts w:ascii="Times New Roman" w:hAnsi="Times New Roman" w:cs="Times New Roman"/>
+          <w:sz w:val="24"/>
+        </w:rPr>
+        <w:t>Alam</w:t>
+      </w:r>
+      <w:proofErr w:type="spellEnd"/>
+      <w:r>
+        <w:rPr>
+          <w:rFonts w:ascii="Times New Roman" w:hAnsi="Times New Roman" w:cs="Times New Roman"/>
+          <w:sz w:val="24"/>
+        </w:rPr>
+        <w:t xml:space="preserve">, Dr. M. Abul </w:t>
+      </w:r>
+      <w:proofErr w:type="spellStart"/>
+      <w:r>
+        <w:rPr>
+          <w:rFonts w:ascii="Times New Roman" w:hAnsi="Times New Roman" w:cs="Times New Roman"/>
+          <w:sz w:val="24"/>
+        </w:rPr>
+        <w:t>Kashem</w:t>
+      </w:r>
+      <w:proofErr w:type="spellEnd"/>
+      <w:r>
+        <w:rPr>
+          <w:rFonts w:ascii="Times New Roman" w:hAnsi="Times New Roman" w:cs="Times New Roman"/>
+          <w:sz w:val="24"/>
+        </w:rPr>
+        <w:t xml:space="preserve"> (2010) </w:t>
       </w:r>
       <w:r>
         <w:rPr>
@@ -28161,7 +29390,27 @@
           <w:iCs/>
           <w:sz w:val="24"/>
         </w:rPr>
-        <w:t>'A Complete Bangla OCR System for Printed Chracters'</w:t>
+        <w:t xml:space="preserve">'A Complete Bangla OCR System for Printed </w:t>
+      </w:r>
+      <w:proofErr w:type="spellStart"/>
+      <w:r>
+        <w:rPr>
+          <w:rFonts w:ascii="Times New Roman" w:hAnsi="Times New Roman" w:cs="Times New Roman"/>
+          <w:i/>
+          <w:iCs/>
+          <w:sz w:val="24"/>
+        </w:rPr>
+        <w:t>Chracters</w:t>
+      </w:r>
+      <w:proofErr w:type="spellEnd"/>
+      <w:r>
+        <w:rPr>
+          <w:rFonts w:ascii="Times New Roman" w:hAnsi="Times New Roman" w:cs="Times New Roman"/>
+          <w:i/>
+          <w:iCs/>
+          <w:sz w:val="24"/>
+        </w:rPr>
+        <w:t>'</w:t>
       </w:r>
       <w:r>
         <w:rPr>
@@ -28193,7 +29442,23 @@
           <w:rFonts w:ascii="Times New Roman" w:hAnsi="Times New Roman" w:cs="Times New Roman"/>
           <w:sz w:val="24"/>
         </w:rPr>
-        <w:t>M. Nitzberg and T. Shiota, "</w:t>
+        <w:t xml:space="preserve">M. </w:t>
+      </w:r>
+      <w:proofErr w:type="spellStart"/>
+      <w:r>
+        <w:rPr>
+          <w:rFonts w:ascii="Times New Roman" w:hAnsi="Times New Roman" w:cs="Times New Roman"/>
+          <w:sz w:val="24"/>
+        </w:rPr>
+        <w:t>Nitzberg</w:t>
+      </w:r>
+      <w:proofErr w:type="spellEnd"/>
+      <w:r>
+        <w:rPr>
+          <w:rFonts w:ascii="Times New Roman" w:hAnsi="Times New Roman" w:cs="Times New Roman"/>
+          <w:sz w:val="24"/>
+        </w:rPr>
+        <w:t xml:space="preserve"> and T. Shiota, "</w:t>
       </w:r>
       <w:r>
         <w:rPr>
@@ -28234,7 +29499,39 @@
           <w:rFonts w:ascii="Times New Roman" w:hAnsi="Times New Roman" w:cs="Times New Roman"/>
           <w:sz w:val="24"/>
         </w:rPr>
-        <w:t xml:space="preserve">Vogt, P., Riitters, K.H., Estreguil, C. et al. </w:t>
+        <w:t xml:space="preserve">Vogt, P., </w:t>
+      </w:r>
+      <w:proofErr w:type="spellStart"/>
+      <w:r>
+        <w:rPr>
+          <w:rFonts w:ascii="Times New Roman" w:hAnsi="Times New Roman" w:cs="Times New Roman"/>
+          <w:sz w:val="24"/>
+        </w:rPr>
+        <w:t>Riitters</w:t>
+      </w:r>
+      <w:proofErr w:type="spellEnd"/>
+      <w:r>
+        <w:rPr>
+          <w:rFonts w:ascii="Times New Roman" w:hAnsi="Times New Roman" w:cs="Times New Roman"/>
+          <w:sz w:val="24"/>
+        </w:rPr>
+        <w:t xml:space="preserve">, K.H., </w:t>
+      </w:r>
+      <w:proofErr w:type="spellStart"/>
+      <w:r>
+        <w:rPr>
+          <w:rFonts w:ascii="Times New Roman" w:hAnsi="Times New Roman" w:cs="Times New Roman"/>
+          <w:sz w:val="24"/>
+        </w:rPr>
+        <w:t>Estreguil</w:t>
+      </w:r>
+      <w:proofErr w:type="spellEnd"/>
+      <w:r>
+        <w:rPr>
+          <w:rFonts w:ascii="Times New Roman" w:hAnsi="Times New Roman" w:cs="Times New Roman"/>
+          <w:sz w:val="24"/>
+        </w:rPr>
+        <w:t xml:space="preserve">, C. et al. </w:t>
       </w:r>
       <w:r>
         <w:rPr>
@@ -28264,7 +29561,23 @@
           <w:rFonts w:ascii="Times New Roman" w:hAnsi="Times New Roman" w:cs="Times New Roman"/>
           <w:sz w:val="24"/>
         </w:rPr>
-        <w:t>. Landscape Ecol 22, 171–177 (2007). https://doi.org/10.1007/s10980-006-9013-2</w:t>
+        <w:t xml:space="preserve">. Landscape </w:t>
+      </w:r>
+      <w:proofErr w:type="spellStart"/>
+      <w:r>
+        <w:rPr>
+          <w:rFonts w:ascii="Times New Roman" w:hAnsi="Times New Roman" w:cs="Times New Roman"/>
+          <w:sz w:val="24"/>
+        </w:rPr>
+        <w:t>Ecol</w:t>
+      </w:r>
+      <w:proofErr w:type="spellEnd"/>
+      <w:r>
+        <w:rPr>
+          <w:rFonts w:ascii="Times New Roman" w:hAnsi="Times New Roman" w:cs="Times New Roman"/>
+          <w:sz w:val="24"/>
+        </w:rPr>
+        <w:t xml:space="preserve"> 22, 171–177 (2007). https://doi.org/10.1007/s10980-006-9013-2</w:t>
       </w:r>
       <w:r>
         <w:rPr>
@@ -28296,7 +29609,103 @@
           <w:rFonts w:ascii="Times New Roman" w:hAnsi="Times New Roman" w:cs="Times New Roman"/>
           <w:sz w:val="24"/>
         </w:rPr>
-        <w:t>Yousuf Ali M.N., Sorwar G., Toru A., Islam M.A., Shamsujjoha M. (2015) Morphological Rules of Bangla Repetitive Words for UNL Based Machine Translation. In: Tan Y., Shi Y., Buarque F., Gelbukh A., Das S., Engelbrecht A. (eds) Advances in Swarm and Computational Intelligence. ICSI 2015. Lecture Notes in Computer Science, vol 9142. Springer, Cham</w:t>
+        <w:t xml:space="preserve">Yousuf Ali M.N., </w:t>
+      </w:r>
+      <w:proofErr w:type="spellStart"/>
+      <w:r>
+        <w:rPr>
+          <w:rFonts w:ascii="Times New Roman" w:hAnsi="Times New Roman" w:cs="Times New Roman"/>
+          <w:sz w:val="24"/>
+        </w:rPr>
+        <w:t>Sorwar</w:t>
+      </w:r>
+      <w:proofErr w:type="spellEnd"/>
+      <w:r>
+        <w:rPr>
+          <w:rFonts w:ascii="Times New Roman" w:hAnsi="Times New Roman" w:cs="Times New Roman"/>
+          <w:sz w:val="24"/>
+        </w:rPr>
+        <w:t xml:space="preserve"> G., Toru A., Islam M.A., </w:t>
+      </w:r>
+      <w:proofErr w:type="spellStart"/>
+      <w:r>
+        <w:rPr>
+          <w:rFonts w:ascii="Times New Roman" w:hAnsi="Times New Roman" w:cs="Times New Roman"/>
+          <w:sz w:val="24"/>
+        </w:rPr>
+        <w:t>Shamsujjoha</w:t>
+      </w:r>
+      <w:proofErr w:type="spellEnd"/>
+      <w:r>
+        <w:rPr>
+          <w:rFonts w:ascii="Times New Roman" w:hAnsi="Times New Roman" w:cs="Times New Roman"/>
+          <w:sz w:val="24"/>
+        </w:rPr>
+        <w:t xml:space="preserve"> M. (2015) </w:t>
+      </w:r>
+      <w:r>
+        <w:rPr>
+          <w:rFonts w:ascii="Times New Roman" w:hAnsi="Times New Roman" w:cs="Times New Roman"/>
+          <w:sz w:val="24"/>
+        </w:rPr>
+        <w:t>“</w:t>
+      </w:r>
+      <w:r>
+        <w:rPr>
+          <w:rFonts w:ascii="Times New Roman" w:hAnsi="Times New Roman" w:cs="Times New Roman"/>
+          <w:i/>
+          <w:iCs/>
+          <w:sz w:val="24"/>
+        </w:rPr>
+        <w:t>Morphological Rules of Bangla Repetitive Words for UNL Based Machine Translation.</w:t>
+      </w:r>
+      <w:r>
+        <w:rPr>
+          <w:rFonts w:ascii="Times New Roman" w:hAnsi="Times New Roman" w:cs="Times New Roman"/>
+          <w:i/>
+          <w:iCs/>
+          <w:sz w:val="24"/>
+        </w:rPr>
+        <w:t>”</w:t>
+      </w:r>
+      <w:r>
+        <w:rPr>
+          <w:rFonts w:ascii="Times New Roman" w:hAnsi="Times New Roman" w:cs="Times New Roman"/>
+          <w:sz w:val="24"/>
+        </w:rPr>
+        <w:t xml:space="preserve"> In: Tan Y., Shi Y., </w:t>
+      </w:r>
+      <w:proofErr w:type="spellStart"/>
+      <w:r>
+        <w:rPr>
+          <w:rFonts w:ascii="Times New Roman" w:hAnsi="Times New Roman" w:cs="Times New Roman"/>
+          <w:sz w:val="24"/>
+        </w:rPr>
+        <w:t>Buarque</w:t>
+      </w:r>
+      <w:proofErr w:type="spellEnd"/>
+      <w:r>
+        <w:rPr>
+          <w:rFonts w:ascii="Times New Roman" w:hAnsi="Times New Roman" w:cs="Times New Roman"/>
+          <w:sz w:val="24"/>
+        </w:rPr>
+        <w:t xml:space="preserve"> F., </w:t>
+      </w:r>
+      <w:proofErr w:type="spellStart"/>
+      <w:r>
+        <w:rPr>
+          <w:rFonts w:ascii="Times New Roman" w:hAnsi="Times New Roman" w:cs="Times New Roman"/>
+          <w:sz w:val="24"/>
+        </w:rPr>
+        <w:t>Gelbukh</w:t>
+      </w:r>
+      <w:proofErr w:type="spellEnd"/>
+      <w:r>
+        <w:rPr>
+          <w:rFonts w:ascii="Times New Roman" w:hAnsi="Times New Roman" w:cs="Times New Roman"/>
+          <w:sz w:val="24"/>
+        </w:rPr>
+        <w:t xml:space="preserve"> A., Das S., Engelbrecht A. (eds) Advances in Swarm and Computational Intelligence. ICSI 2015. Lecture Notes in Computer Science, vol 9142. Springer, Cham</w:t>
       </w:r>
     </w:p>
     <w:p>
@@ -28323,6 +29732,7 @@
         </w:rPr>
         <w:t>D. Christine, “</w:t>
       </w:r>
+      <w:proofErr w:type="spellStart"/>
       <w:r>
         <w:rPr>
           <w:rFonts w:ascii="Times New Roman" w:hAnsi="Times New Roman" w:cs="Times New Roman"/>
@@ -28330,14 +29740,40 @@
           <w:iCs/>
           <w:sz w:val="24"/>
         </w:rPr>
-        <w:t>Conda works with Linux, OSX, and Windows, and is language agnostic, which allows us to use it with any programming language or even multi-language projects</w:t>
-      </w:r>
-      <w:r>
-        <w:rPr>
-          <w:rFonts w:ascii="Times New Roman" w:hAnsi="Times New Roman" w:cs="Times New Roman"/>
+        <w:t>Conda</w:t>
+      </w:r>
+      <w:proofErr w:type="spellEnd"/>
+      <w:r>
+        <w:rPr>
+          <w:rFonts w:ascii="Times New Roman" w:hAnsi="Times New Roman" w:cs="Times New Roman"/>
+          <w:i/>
+          <w:iCs/>
           <w:sz w:val="24"/>
         </w:rPr>
-        <w:t>.”, (21 May 2015). "Conda for Data Science". Archived from the original on 16 June 2015. Retrieved 16 Jun 2015.</w:t>
+        <w:t xml:space="preserve"> works with Linux, OSX, and Windows, and is language agnostic, which allows us to use it with any programming language or even multi-language projects</w:t>
+      </w:r>
+      <w:r>
+        <w:rPr>
+          <w:rFonts w:ascii="Times New Roman" w:hAnsi="Times New Roman" w:cs="Times New Roman"/>
+          <w:sz w:val="24"/>
+        </w:rPr>
+        <w:t>.”, (21 May 2015). "</w:t>
+      </w:r>
+      <w:proofErr w:type="spellStart"/>
+      <w:r>
+        <w:rPr>
+          <w:rFonts w:ascii="Times New Roman" w:hAnsi="Times New Roman" w:cs="Times New Roman"/>
+          <w:sz w:val="24"/>
+        </w:rPr>
+        <w:t>Conda</w:t>
+      </w:r>
+      <w:proofErr w:type="spellEnd"/>
+      <w:r>
+        <w:rPr>
+          <w:rFonts w:ascii="Times New Roman" w:hAnsi="Times New Roman" w:cs="Times New Roman"/>
+          <w:sz w:val="24"/>
+        </w:rPr>
+        <w:t xml:space="preserve"> for Data Science". Archived from the original on 16 June 2015. Retrieved 16 Jun 2015.</w:t>
       </w:r>
     </w:p>
     <w:p>
@@ -28362,7 +29798,39 @@
           <w:rFonts w:ascii="Times New Roman" w:hAnsi="Times New Roman" w:cs="Times New Roman"/>
           <w:sz w:val="24"/>
         </w:rPr>
-        <w:t>Marangoni, Maurício, and Denise Stringhini. “</w:t>
+        <w:t xml:space="preserve">Marangoni, </w:t>
+      </w:r>
+      <w:proofErr w:type="spellStart"/>
+      <w:r>
+        <w:rPr>
+          <w:rFonts w:ascii="Times New Roman" w:hAnsi="Times New Roman" w:cs="Times New Roman"/>
+          <w:sz w:val="24"/>
+        </w:rPr>
+        <w:t>Maurício</w:t>
+      </w:r>
+      <w:proofErr w:type="spellEnd"/>
+      <w:r>
+        <w:rPr>
+          <w:rFonts w:ascii="Times New Roman" w:hAnsi="Times New Roman" w:cs="Times New Roman"/>
+          <w:sz w:val="24"/>
+        </w:rPr>
+        <w:t xml:space="preserve">, and Denise </w:t>
+      </w:r>
+      <w:proofErr w:type="spellStart"/>
+      <w:r>
+        <w:rPr>
+          <w:rFonts w:ascii="Times New Roman" w:hAnsi="Times New Roman" w:cs="Times New Roman"/>
+          <w:sz w:val="24"/>
+        </w:rPr>
+        <w:t>Stringhini</w:t>
+      </w:r>
+      <w:proofErr w:type="spellEnd"/>
+      <w:r>
+        <w:rPr>
+          <w:rFonts w:ascii="Times New Roman" w:hAnsi="Times New Roman" w:cs="Times New Roman"/>
+          <w:sz w:val="24"/>
+        </w:rPr>
+        <w:t>. “</w:t>
       </w:r>
       <w:r>
         <w:rPr>
@@ -32772,6 +34240,7 @@
     <w:rsid w:val="007319FE"/>
     <w:rsid w:val="00847EA7"/>
     <w:rsid w:val="008C6E5C"/>
+    <w:rsid w:val="0090536A"/>
     <w:rsid w:val="00923BB1"/>
     <w:rsid w:val="009B1078"/>
     <w:rsid w:val="00B17878"/>

--- a/book/p-book1.docx
+++ b/book/p-book1.docx
@@ -1567,7 +1567,7 @@
         <w:rPr>
           <w:rStyle w:val="AIUBTChar"/>
         </w:rPr>
-        <w:t>my</w:t>
+        <w:t>our</w:t>
       </w:r>
       <w:r>
         <w:rPr>
@@ -2437,6 +2437,11 @@
               </w:placeholder>
               <w:text/>
             </w:sdtPr>
+            <w:sdtEndPr>
+              <w:rPr>
+                <w:rStyle w:val="TNR12B"/>
+              </w:rPr>
+            </w:sdtEndPr>
             <w:sdtContent>
               <w:p>
                 <w:pPr>
@@ -2579,51 +2584,6 @@
           </w:p>
         </w:tc>
       </w:tr>
-      <w:tr>
-        <w:trPr>
-          <w:trHeight w:val="1998"/>
-        </w:trPr>
-        <w:tc>
-          <w:tcPr>
-            <w:tcW w:w="4968" w:type="dxa"/>
-            <w:tcBorders>
-              <w:top w:val="nil"/>
-              <w:left w:val="nil"/>
-              <w:bottom w:val="nil"/>
-              <w:right w:val="nil"/>
-            </w:tcBorders>
-          </w:tcPr>
-          <w:p>
-            <w:pPr>
-              <w:rPr>
-                <w:rFonts w:ascii="Times New Roman" w:hAnsi="Times New Roman" w:cs="Times New Roman"/>
-                <w:sz w:val="24"/>
-                <w:szCs w:val="24"/>
-              </w:rPr>
-            </w:pPr>
-          </w:p>
-        </w:tc>
-        <w:tc>
-          <w:tcPr>
-            <w:tcW w:w="5580" w:type="dxa"/>
-            <w:tcBorders>
-              <w:top w:val="nil"/>
-              <w:left w:val="nil"/>
-              <w:bottom w:val="nil"/>
-              <w:right w:val="nil"/>
-            </w:tcBorders>
-          </w:tcPr>
-          <w:p>
-            <w:pPr>
-              <w:rPr>
-                <w:rFonts w:ascii="Times New Roman" w:hAnsi="Times New Roman" w:cs="Times New Roman"/>
-                <w:sz w:val="24"/>
-                <w:szCs w:val="24"/>
-              </w:rPr>
-            </w:pPr>
-          </w:p>
-        </w:tc>
-      </w:tr>
     </w:tbl>
     <w:p>
       <w:pPr>
@@ -2712,6 +2672,39 @@
         </w:rPr>
         <w:t>Bangladesh Army International University of Science and Technology</w:t>
       </w:r>
+    </w:p>
+    <w:p>
+      <w:pPr>
+        <w:spacing w:line="240" w:lineRule="auto"/>
+        <w:jc w:val="center"/>
+        <w:rPr>
+          <w:rFonts w:ascii="Times New Roman" w:hAnsi="Times New Roman" w:cs="Times New Roman"/>
+          <w:sz w:val="24"/>
+          <w:szCs w:val="24"/>
+        </w:rPr>
+      </w:pPr>
+    </w:p>
+    <w:p>
+      <w:pPr>
+        <w:spacing w:line="240" w:lineRule="auto"/>
+        <w:jc w:val="center"/>
+        <w:rPr>
+          <w:rFonts w:ascii="Times New Roman" w:hAnsi="Times New Roman" w:cs="Times New Roman"/>
+          <w:sz w:val="24"/>
+          <w:szCs w:val="24"/>
+        </w:rPr>
+      </w:pPr>
+    </w:p>
+    <w:p>
+      <w:pPr>
+        <w:spacing w:line="240" w:lineRule="auto"/>
+        <w:jc w:val="center"/>
+        <w:rPr>
+          <w:rFonts w:ascii="Times New Roman" w:hAnsi="Times New Roman" w:cs="Times New Roman"/>
+          <w:sz w:val="24"/>
+          <w:szCs w:val="24"/>
+        </w:rPr>
+      </w:pPr>
     </w:p>
     <w:p>
       <w:pPr>
@@ -10924,75 +10917,6 @@
           <w:szCs w:val="22"/>
         </w:rPr>
       </w:pPr>
-      <w:hyperlink w:anchor="_Toc44941307" w:history="1">
-        <w:r>
-          <w:rPr>
-            <w:rStyle w:val="Hyperlink"/>
-            <w:noProof/>
-          </w:rPr>
-          <w:t>Figure 3.1: Bangla characters.</w:t>
-        </w:r>
-        <w:r>
-          <w:rPr>
-            <w:noProof/>
-            <w:webHidden/>
-          </w:rPr>
-          <w:tab/>
-        </w:r>
-        <w:r>
-          <w:rPr>
-            <w:noProof/>
-            <w:webHidden/>
-          </w:rPr>
-          <w:fldChar w:fldCharType="begin"/>
-        </w:r>
-        <w:r>
-          <w:rPr>
-            <w:noProof/>
-            <w:webHidden/>
-          </w:rPr>
-          <w:instrText xml:space="preserve"> PAGEREF _Toc44941307 \h </w:instrText>
-        </w:r>
-        <w:r>
-          <w:rPr>
-            <w:noProof/>
-            <w:webHidden/>
-          </w:rPr>
-        </w:r>
-        <w:r>
-          <w:rPr>
-            <w:noProof/>
-            <w:webHidden/>
-          </w:rPr>
-          <w:fldChar w:fldCharType="separate"/>
-        </w:r>
-        <w:r>
-          <w:rPr>
-            <w:noProof/>
-            <w:webHidden/>
-          </w:rPr>
-          <w:t>27</w:t>
-        </w:r>
-        <w:r>
-          <w:rPr>
-            <w:noProof/>
-            <w:webHidden/>
-          </w:rPr>
-          <w:fldChar w:fldCharType="end"/>
-        </w:r>
-      </w:hyperlink>
-    </w:p>
-    <w:p>
-      <w:pPr>
-        <w:pStyle w:val="TableofFigures"/>
-        <w:rPr>
-          <w:rFonts w:asciiTheme="minorHAnsi" w:eastAsiaTheme="minorEastAsia" w:hAnsiTheme="minorHAnsi" w:cstheme="minorBidi"/>
-          <w:caps w:val="0"/>
-          <w:noProof/>
-          <w:sz w:val="22"/>
-          <w:szCs w:val="22"/>
-        </w:rPr>
-      </w:pPr>
       <w:hyperlink w:anchor="_Toc44941308" w:history="1">
         <w:r>
           <w:rPr>
@@ -11735,6 +11659,21 @@
         <w:fldChar w:fldCharType="end"/>
       </w:r>
       <w:bookmarkEnd w:id="17"/>
+    </w:p>
+    <w:p>
+      <w:pPr>
+        <w:spacing w:line="360" w:lineRule="auto"/>
+        <w:jc w:val="center"/>
+        <w:rPr>
+          <w:rFonts w:ascii="Times New Roman" w:hAnsi="Times New Roman" w:cs="Times New Roman"/>
+          <w:b/>
+          <w:caps/>
+          <w:noProof/>
+          <w:sz w:val="32"/>
+          <w:szCs w:val="32"/>
+          <w:u w:val="single"/>
+        </w:rPr>
+      </w:pPr>
     </w:p>
     <w:p>
       <w:pPr>
@@ -14971,77 +14910,13 @@
           <w:noProof/>
         </w:rPr>
         <w:drawing>
-          <wp:anchor distT="0" distB="0" distL="114300" distR="114300" simplePos="0" relativeHeight="251633664" behindDoc="0" locked="0" layoutInCell="1" allowOverlap="1" wp14:anchorId="7EFAF4A0" wp14:editId="022B948E">
+          <wp:anchor distT="0" distB="0" distL="114300" distR="114300" simplePos="0" relativeHeight="251635712" behindDoc="0" locked="0" layoutInCell="1" allowOverlap="1" wp14:anchorId="1B547B35" wp14:editId="6539AB08">
             <wp:simplePos x="0" y="0"/>
-            <wp:positionH relativeFrom="margin">
-              <wp:align>left</wp:align>
+            <wp:positionH relativeFrom="column">
+              <wp:posOffset>1129665</wp:posOffset>
             </wp:positionH>
             <wp:positionV relativeFrom="paragraph">
-              <wp:posOffset>449382</wp:posOffset>
-            </wp:positionV>
-            <wp:extent cx="2835910" cy="1757045"/>
-            <wp:effectExtent l="0" t="0" r="2540" b="0"/>
-            <wp:wrapTopAndBottom/>
-            <wp:docPr id="10" name="Picture 10"/>
-            <wp:cNvGraphicFramePr>
-              <a:graphicFrameLocks xmlns:a="http://schemas.openxmlformats.org/drawingml/2006/main" noChangeAspect="1"/>
-            </wp:cNvGraphicFramePr>
-            <a:graphic xmlns:a="http://schemas.openxmlformats.org/drawingml/2006/main">
-              <a:graphicData uri="http://schemas.openxmlformats.org/drawingml/2006/picture">
-                <pic:pic xmlns:pic="http://schemas.openxmlformats.org/drawingml/2006/picture">
-                  <pic:nvPicPr>
-                    <pic:cNvPr id="0" name="Picture 2"/>
-                    <pic:cNvPicPr>
-                      <a:picLocks noChangeAspect="1" noChangeArrowheads="1"/>
-                    </pic:cNvPicPr>
-                  </pic:nvPicPr>
-                  <pic:blipFill>
-                    <a:blip r:embed="rId16">
-                      <a:extLst>
-                        <a:ext uri="{28A0092B-C50C-407E-A947-70E740481C1C}">
-                          <a14:useLocalDpi xmlns:a14="http://schemas.microsoft.com/office/drawing/2010/main" val="0"/>
-                        </a:ext>
-                      </a:extLst>
-                    </a:blip>
-                    <a:srcRect/>
-                    <a:stretch>
-                      <a:fillRect/>
-                    </a:stretch>
-                  </pic:blipFill>
-                  <pic:spPr bwMode="auto">
-                    <a:xfrm>
-                      <a:off x="0" y="0"/>
-                      <a:ext cx="2835910" cy="1757045"/>
-                    </a:xfrm>
-                    <a:prstGeom prst="rect">
-                      <a:avLst/>
-                    </a:prstGeom>
-                    <a:noFill/>
-                  </pic:spPr>
-                </pic:pic>
-              </a:graphicData>
-            </a:graphic>
-            <wp14:sizeRelH relativeFrom="margin">
-              <wp14:pctWidth>0</wp14:pctWidth>
-            </wp14:sizeRelH>
-            <wp14:sizeRelV relativeFrom="margin">
-              <wp14:pctHeight>0</wp14:pctHeight>
-            </wp14:sizeRelV>
-          </wp:anchor>
-        </w:drawing>
-      </w:r>
-      <w:r>
-        <w:rPr>
-          <w:noProof/>
-        </w:rPr>
-        <w:drawing>
-          <wp:anchor distT="0" distB="0" distL="114300" distR="114300" simplePos="0" relativeHeight="251635712" behindDoc="0" locked="0" layoutInCell="1" allowOverlap="1" wp14:anchorId="1B547B35" wp14:editId="3EE889CF">
-            <wp:simplePos x="0" y="0"/>
-            <wp:positionH relativeFrom="column">
-              <wp:posOffset>2729997</wp:posOffset>
-            </wp:positionH>
-            <wp:positionV relativeFrom="paragraph">
-              <wp:posOffset>471978</wp:posOffset>
+              <wp:posOffset>719455</wp:posOffset>
             </wp:positionV>
             <wp:extent cx="3670300" cy="1463040"/>
             <wp:effectExtent l="0" t="0" r="6350" b="3810"/>
@@ -15060,7 +14935,7 @@
                     </pic:cNvPicPr>
                   </pic:nvPicPr>
                   <pic:blipFill>
-                    <a:blip r:embed="rId17">
+                    <a:blip r:embed="rId16">
                       <a:extLst>
                         <a:ext uri="{28A0092B-C50C-407E-A947-70E740481C1C}">
                           <a14:useLocalDpi xmlns:a14="http://schemas.microsoft.com/office/drawing/2010/main" val="0"/>
@@ -15214,13 +15089,13 @@
           <w:noProof/>
         </w:rPr>
         <w:drawing>
-          <wp:anchor distT="0" distB="0" distL="114300" distR="114300" simplePos="0" relativeHeight="251639808" behindDoc="0" locked="0" layoutInCell="1" allowOverlap="1" wp14:anchorId="48DCE9B8" wp14:editId="66AF3D4D">
+          <wp:anchor distT="0" distB="0" distL="114300" distR="114300" simplePos="0" relativeHeight="251653632" behindDoc="0" locked="0" layoutInCell="1" allowOverlap="1" wp14:anchorId="48DCE9B8" wp14:editId="31CD81E1">
             <wp:simplePos x="0" y="0"/>
             <wp:positionH relativeFrom="margin">
-              <wp:posOffset>1400934</wp:posOffset>
+              <wp:posOffset>1086485</wp:posOffset>
             </wp:positionH>
             <wp:positionV relativeFrom="paragraph">
-              <wp:posOffset>1839232</wp:posOffset>
+              <wp:posOffset>562610</wp:posOffset>
             </wp:positionV>
             <wp:extent cx="3761740" cy="1733550"/>
             <wp:effectExtent l="0" t="0" r="0" b="0"/>
@@ -15239,7 +15114,7 @@
                     </pic:cNvPicPr>
                   </pic:nvPicPr>
                   <pic:blipFill>
-                    <a:blip r:embed="rId18">
+                    <a:blip r:embed="rId17">
                       <a:extLst>
                         <a:ext uri="{28A0092B-C50C-407E-A947-70E740481C1C}">
                           <a14:useLocalDpi xmlns:a14="http://schemas.microsoft.com/office/drawing/2010/main" val="0"/>
@@ -15274,22 +15149,205 @@
         </w:drawing>
       </w:r>
       <w:r>
+        <w:t xml:space="preserve">Vertical Projection </w:t>
+      </w:r>
+      <w:proofErr w:type="gramStart"/>
+      <w:r>
+        <w:t>Profile(</w:t>
+      </w:r>
+      <w:proofErr w:type="gramEnd"/>
+      <w:r>
+        <w:t>VPP)</w:t>
+      </w:r>
+      <w:bookmarkEnd w:id="90"/>
+    </w:p>
+    <w:p>
+      <w:pPr>
+        <w:pStyle w:val="CSEF"/>
+      </w:pPr>
+      <w:bookmarkStart w:id="91" w:name="_Toc44941304"/>
+      <w:r>
+        <w:t>Figure 2</w:t>
+      </w:r>
+      <w:r>
+        <w:t>.</w:t>
+      </w:r>
+      <w:r>
+        <w:t>5</w:t>
+      </w:r>
+      <w:r>
+        <w:t>: Word Segmentation using VPP [</w:t>
+      </w:r>
+      <w:r>
+        <w:t>2</w:t>
+      </w:r>
+      <w:r>
+        <w:t>]</w:t>
+      </w:r>
+      <w:r>
+        <w:t>.</w:t>
+      </w:r>
+      <w:bookmarkEnd w:id="91"/>
+    </w:p>
+    <w:p>
+      <w:pPr>
+        <w:pStyle w:val="CSET"/>
+      </w:pPr>
+      <w:r>
+        <w:t xml:space="preserve">After a line has been identified, we need to identify words in each line for word segmentation. </w:t>
+      </w:r>
+      <w:r>
+        <w:t>the n</w:t>
+      </w:r>
+      <w:r>
+        <w:t xml:space="preserve">umber of dark pixels in each column is determined to build </w:t>
+      </w:r>
+      <w:r>
+        <w:t xml:space="preserve">a </w:t>
+      </w:r>
+      <w:r>
+        <w:t>column histogram which is shown in figure 2</w:t>
+      </w:r>
+      <w:r>
+        <w:t>.4</w:t>
+      </w:r>
+      <w:r>
+        <w:t xml:space="preserve">. The portion of the line with constant dark pixels is thought of to be a word in that line. On the other </w:t>
+      </w:r>
+      <w:proofErr w:type="gramStart"/>
+      <w:r>
+        <w:t>hand</w:t>
+      </w:r>
+      <w:r>
+        <w:t xml:space="preserve">, </w:t>
+      </w:r>
+      <w:r>
+        <w:t xml:space="preserve"> if</w:t>
+      </w:r>
+      <w:proofErr w:type="gramEnd"/>
+      <w:r>
+        <w:t xml:space="preserve"> no dark pixel is found in some vertical sweep that is considered as the separating between words. Along these lines various words in various lines are isolated. This separation or gap between words is calculated by </w:t>
+      </w:r>
+      <w:r>
+        <w:t xml:space="preserve">a </w:t>
+      </w:r>
+      <w:r>
+        <w:t xml:space="preserve">vertical projection profile (VPP). </w:t>
+      </w:r>
+      <w:r>
+        <w:t>The p</w:t>
+      </w:r>
+      <w:r>
+        <w:t xml:space="preserve">rojection profile along </w:t>
+      </w:r>
+      <w:r>
+        <w:t xml:space="preserve">the </w:t>
+      </w:r>
+      <w:r>
+        <w:t xml:space="preserve">vertical axis is called </w:t>
+      </w:r>
+      <w:r>
+        <w:t xml:space="preserve">a </w:t>
+      </w:r>
+      <w:r>
+        <w:t xml:space="preserve">vertical projection profile. VPP is calculated for every column as </w:t>
+      </w:r>
+      <w:r>
+        <w:t xml:space="preserve">the </w:t>
+      </w:r>
+      <w:r>
+        <w:t>sum of all row pixel values inside the column</w:t>
+      </w:r>
+      <w:r>
+        <w:t xml:space="preserve"> [2]</w:t>
+      </w:r>
+      <w:r>
+        <w:t>.</w:t>
+      </w:r>
+    </w:p>
+    <w:p>
+      <w:pPr>
+        <w:pStyle w:val="CSET"/>
+      </w:pPr>
+    </w:p>
+    <w:p>
+      <w:pPr>
+        <w:pStyle w:val="Heading4"/>
+      </w:pPr>
+      <w:bookmarkStart w:id="92" w:name="_Toc44941247"/>
+      <w:r>
+        <w:lastRenderedPageBreak/>
+        <w:t>Morphological image processing</w:t>
+      </w:r>
+      <w:bookmarkEnd w:id="92"/>
+    </w:p>
+    <w:p>
+      <w:pPr>
+        <w:pStyle w:val="CSET"/>
+      </w:pPr>
+      <w:r>
+        <w:t>Morphology is a broad set of image processing operations that process images based on shapes</w:t>
+      </w:r>
+      <w:r>
+        <w:t xml:space="preserve"> [1</w:t>
+      </w:r>
+      <w:r>
+        <w:t>7</w:t>
+      </w:r>
+      <w:r>
+        <w:t>]</w:t>
+      </w:r>
+      <w:r>
+        <w:t>. In a morphological operation, each pixel in the image is adjusted based on the value of other pixels in its neighborhood.</w:t>
+      </w:r>
+    </w:p>
+    <w:p>
+      <w:pPr>
+        <w:pStyle w:val="CSET"/>
+      </w:pPr>
+    </w:p>
+    <w:p>
+      <w:pPr>
+        <w:pStyle w:val="Heading5"/>
+      </w:pPr>
+      <w:bookmarkStart w:id="93" w:name="_Toc44941248"/>
+      <w:r>
+        <w:t>Opening and closing</w:t>
+      </w:r>
+      <w:bookmarkEnd w:id="93"/>
+    </w:p>
+    <w:p>
+      <w:pPr>
+        <w:pStyle w:val="CSET"/>
+        <w:rPr>
+          <w:rStyle w:val="Strong"/>
+          <w:b w:val="0"/>
+          <w:bCs w:val="0"/>
+        </w:rPr>
+      </w:pPr>
+      <w:r>
         <w:rPr>
           <w:noProof/>
         </w:rPr>
         <w:drawing>
-          <wp:anchor distT="0" distB="0" distL="114300" distR="114300" simplePos="0" relativeHeight="251637760" behindDoc="0" locked="0" layoutInCell="1" allowOverlap="1" wp14:anchorId="7D617320" wp14:editId="330160A6">
+          <wp:anchor distT="0" distB="0" distL="114300" distR="114300" simplePos="0" relativeHeight="251660800" behindDoc="0" locked="0" layoutInCell="1" allowOverlap="1" wp14:anchorId="55347FC5" wp14:editId="6133B2DC">
             <wp:simplePos x="0" y="0"/>
-            <wp:positionH relativeFrom="margin">
-              <wp:posOffset>1223010</wp:posOffset>
+            <wp:positionH relativeFrom="column">
+              <wp:posOffset>2209800</wp:posOffset>
             </wp:positionH>
             <wp:positionV relativeFrom="paragraph">
-              <wp:posOffset>438150</wp:posOffset>
+              <wp:posOffset>1874520</wp:posOffset>
             </wp:positionV>
-            <wp:extent cx="4251960" cy="1389380"/>
-            <wp:effectExtent l="0" t="0" r="0" b="1270"/>
+            <wp:extent cx="1524000" cy="1140460"/>
+            <wp:effectExtent l="0" t="0" r="0" b="0"/>
             <wp:wrapTopAndBottom/>
-            <wp:docPr id="12" name="Picture 12"/>
+            <wp:docPr id="5" name="Picture 1">
+              <a:extLst xmlns:a="http://schemas.openxmlformats.org/drawingml/2006/main">
+                <a:ext uri="{FF2B5EF4-FFF2-40B4-BE49-F238E27FC236}">
+                  <a16:creationId xmlns:a16="http://schemas.microsoft.com/office/drawing/2014/main" id="{B644451B-5F08-4253-B0BF-8235E5C6A747}"/>
+                </a:ext>
+              </a:extLst>
+            </wp:docPr>
             <wp:cNvGraphicFramePr>
               <a:graphicFrameLocks xmlns:a="http://schemas.openxmlformats.org/drawingml/2006/main" noChangeAspect="1"/>
             </wp:cNvGraphicFramePr>
@@ -15297,13 +15355,133 @@
               <a:graphicData uri="http://schemas.openxmlformats.org/drawingml/2006/picture">
                 <pic:pic xmlns:pic="http://schemas.openxmlformats.org/drawingml/2006/picture">
                   <pic:nvPicPr>
-                    <pic:cNvPr id="0" name="Picture 4"/>
+                    <pic:cNvPr id="2" name="Picture 1">
+                      <a:extLst>
+                        <a:ext uri="{FF2B5EF4-FFF2-40B4-BE49-F238E27FC236}">
+                          <a16:creationId xmlns:a16="http://schemas.microsoft.com/office/drawing/2014/main" id="{B644451B-5F08-4253-B0BF-8235E5C6A747}"/>
+                        </a:ext>
+                      </a:extLst>
+                    </pic:cNvPr>
+                    <pic:cNvPicPr>
+                      <a:picLocks noChangeAspect="1"/>
+                    </pic:cNvPicPr>
+                  </pic:nvPicPr>
+                  <pic:blipFill>
+                    <a:blip r:embed="rId18" cstate="print">
+                      <a:extLst>
+                        <a:ext uri="{28A0092B-C50C-407E-A947-70E740481C1C}">
+                          <a14:useLocalDpi xmlns:a14="http://schemas.microsoft.com/office/drawing/2010/main" val="0"/>
+                        </a:ext>
+                      </a:extLst>
+                    </a:blip>
+                    <a:stretch>
+                      <a:fillRect/>
+                    </a:stretch>
+                  </pic:blipFill>
+                  <pic:spPr>
+                    <a:xfrm>
+                      <a:off x="0" y="0"/>
+                      <a:ext cx="1524000" cy="1140460"/>
+                    </a:xfrm>
+                    <a:prstGeom prst="rect">
+                      <a:avLst/>
+                    </a:prstGeom>
+                  </pic:spPr>
+                </pic:pic>
+              </a:graphicData>
+            </a:graphic>
+            <wp14:sizeRelH relativeFrom="margin">
+              <wp14:pctWidth>0</wp14:pctWidth>
+            </wp14:sizeRelH>
+            <wp14:sizeRelV relativeFrom="margin">
+              <wp14:pctHeight>0</wp14:pctHeight>
+            </wp14:sizeRelV>
+          </wp:anchor>
+        </w:drawing>
+      </w:r>
+      <w:r>
+        <w:rPr>
+          <w:rStyle w:val="Strong"/>
+          <w:b w:val="0"/>
+          <w:bCs w:val="0"/>
+        </w:rPr>
+        <w:t>Opening and closing are the operations of morphological image processing. Opening removes small objects from the foreground (usually taken as the bright pixels) of an image, placing them in the background, while closing removes small holes in the foreground, changing small islands of background into the foreground. These techniques can also be used to find specific shapes in an image</w:t>
+      </w:r>
+      <w:r>
+        <w:rPr>
+          <w:rStyle w:val="Strong"/>
+          <w:b w:val="0"/>
+          <w:bCs w:val="0"/>
+        </w:rPr>
+        <w:t xml:space="preserve"> [1</w:t>
+      </w:r>
+      <w:r>
+        <w:rPr>
+          <w:rStyle w:val="Strong"/>
+          <w:b w:val="0"/>
+          <w:bCs w:val="0"/>
+        </w:rPr>
+        <w:t>7</w:t>
+      </w:r>
+      <w:r>
+        <w:rPr>
+          <w:rStyle w:val="Strong"/>
+          <w:b w:val="0"/>
+          <w:bCs w:val="0"/>
+        </w:rPr>
+        <w:t>]</w:t>
+      </w:r>
+      <w:r>
+        <w:rPr>
+          <w:rStyle w:val="Strong"/>
+          <w:b w:val="0"/>
+          <w:bCs w:val="0"/>
+        </w:rPr>
+        <w:t>. In image processing, closing is, together with opening, the basic workhorse of morphological noise removal. Opening removes small objects, while closing removes small holes.</w:t>
+      </w:r>
+      <w:r>
+        <w:rPr>
+          <w:noProof/>
+        </w:rPr>
+        <w:t xml:space="preserve"> </w:t>
+      </w:r>
+    </w:p>
+    <w:p>
+      <w:pPr>
+        <w:pStyle w:val="CSEF"/>
+      </w:pPr>
+      <w:bookmarkStart w:id="94" w:name="_Toc44941305"/>
+      <w:r>
+        <w:rPr>
+          <w:noProof/>
+        </w:rPr>
+        <w:drawing>
+          <wp:anchor distT="0" distB="0" distL="114300" distR="114300" simplePos="0" relativeHeight="251663872" behindDoc="0" locked="0" layoutInCell="1" allowOverlap="1" wp14:anchorId="735364B7" wp14:editId="1498D9B3">
+            <wp:simplePos x="0" y="0"/>
+            <wp:positionH relativeFrom="column">
+              <wp:posOffset>2228850</wp:posOffset>
+            </wp:positionH>
+            <wp:positionV relativeFrom="paragraph">
+              <wp:posOffset>1616075</wp:posOffset>
+            </wp:positionV>
+            <wp:extent cx="1476375" cy="1102995"/>
+            <wp:effectExtent l="0" t="0" r="0" b="0"/>
+            <wp:wrapTopAndBottom/>
+            <wp:docPr id="8" name="Picture 8"/>
+            <wp:cNvGraphicFramePr>
+              <a:graphicFrameLocks xmlns:a="http://schemas.openxmlformats.org/drawingml/2006/main" noChangeAspect="1"/>
+            </wp:cNvGraphicFramePr>
+            <a:graphic xmlns:a="http://schemas.openxmlformats.org/drawingml/2006/main">
+              <a:graphicData uri="http://schemas.openxmlformats.org/drawingml/2006/picture">
+                <pic:pic xmlns:pic="http://schemas.openxmlformats.org/drawingml/2006/picture">
+                  <pic:nvPicPr>
+                    <pic:cNvPr id="0" name="Picture 2"/>
                     <pic:cNvPicPr>
                       <a:picLocks noChangeAspect="1" noChangeArrowheads="1"/>
                     </pic:cNvPicPr>
                   </pic:nvPicPr>
                   <pic:blipFill>
-                    <a:blip r:embed="rId19">
+                    <a:blip r:embed="rId19" cstate="print">
                       <a:extLst>
                         <a:ext uri="{28A0092B-C50C-407E-A947-70E740481C1C}">
                           <a14:useLocalDpi xmlns:a14="http://schemas.microsoft.com/office/drawing/2010/main" val="0"/>
@@ -15318,7 +15496,7 @@
                   <pic:spPr bwMode="auto">
                     <a:xfrm>
                       <a:off x="0" y="0"/>
-                      <a:ext cx="4251960" cy="1389380"/>
+                      <a:ext cx="1476375" cy="1102995"/>
                     </a:xfrm>
                     <a:prstGeom prst="rect">
                       <a:avLst/>
@@ -15338,384 +15516,49 @@
         </w:drawing>
       </w:r>
       <w:r>
-        <w:t xml:space="preserve">Vertical Projection </w:t>
-      </w:r>
-      <w:proofErr w:type="gramStart"/>
-      <w:r>
-        <w:t>Profile(</w:t>
-      </w:r>
-      <w:proofErr w:type="gramEnd"/>
-      <w:r>
-        <w:t>VPP)</w:t>
-      </w:r>
-      <w:bookmarkEnd w:id="90"/>
+        <w:t>Figure 2.</w:t>
+      </w:r>
+      <w:r>
+        <w:t>6</w:t>
+      </w:r>
+      <w:r>
+        <w:t>: Opening operation</w:t>
+      </w:r>
+      <w:r>
+        <w:t xml:space="preserve"> [18]</w:t>
+      </w:r>
+      <w:r>
+        <w:t>.</w:t>
+      </w:r>
+      <w:bookmarkEnd w:id="94"/>
     </w:p>
     <w:p>
       <w:pPr>
         <w:pStyle w:val="CSEF"/>
       </w:pPr>
-      <w:bookmarkStart w:id="91" w:name="_Toc44941304"/>
-      <w:r>
-        <w:t>Figure 2</w:t>
+      <w:bookmarkStart w:id="95" w:name="_Toc44941306"/>
+      <w:r>
+        <w:t>Figure 2.</w:t>
+      </w:r>
+      <w:r>
+        <w:t>7</w:t>
+      </w:r>
+      <w:r>
+        <w:t>: Closing operation</w:t>
+      </w:r>
+      <w:r>
+        <w:t xml:space="preserve"> [18]</w:t>
       </w:r>
       <w:r>
         <w:t>.</w:t>
       </w:r>
-      <w:r>
-        <w:t>5</w:t>
-      </w:r>
-      <w:r>
-        <w:t>: Word Segmentation using VPP [</w:t>
-      </w:r>
-      <w:r>
-        <w:t>2</w:t>
-      </w:r>
-      <w:r>
-        <w:t>]</w:t>
-      </w:r>
-      <w:r>
-        <w:t>.</w:t>
-      </w:r>
-      <w:bookmarkEnd w:id="91"/>
+      <w:bookmarkEnd w:id="95"/>
     </w:p>
     <w:p>
       <w:pPr>
         <w:pStyle w:val="CSET"/>
       </w:pPr>
       <w:r>
-        <w:t xml:space="preserve">After a line has been identified, we need to identify words in each line for word segmentation. </w:t>
-      </w:r>
-      <w:r>
-        <w:t>the n</w:t>
-      </w:r>
-      <w:r>
-        <w:t xml:space="preserve">umber of dark pixels in each column is determined to build </w:t>
-      </w:r>
-      <w:r>
-        <w:t xml:space="preserve">a </w:t>
-      </w:r>
-      <w:r>
-        <w:t>column histogram which is shown in figure 2</w:t>
-      </w:r>
-      <w:r>
-        <w:t>.4</w:t>
-      </w:r>
-      <w:r>
-        <w:t xml:space="preserve">. The portion of the line with constant dark pixels is thought of to be a word in that line. On the other </w:t>
-      </w:r>
-      <w:proofErr w:type="gramStart"/>
-      <w:r>
-        <w:t>hand</w:t>
-      </w:r>
-      <w:r>
-        <w:t xml:space="preserve">, </w:t>
-      </w:r>
-      <w:r>
-        <w:t xml:space="preserve"> if</w:t>
-      </w:r>
-      <w:proofErr w:type="gramEnd"/>
-      <w:r>
-        <w:t xml:space="preserve"> no dark pixel is found in some vertical sweep that is considered as the separating between words. Along these lines various words in various lines are isolated. This separation or gap between words is calculated by </w:t>
-      </w:r>
-      <w:r>
-        <w:t xml:space="preserve">a </w:t>
-      </w:r>
-      <w:r>
-        <w:t xml:space="preserve">vertical projection profile (VPP). </w:t>
-      </w:r>
-      <w:r>
-        <w:t xml:space="preserve">The </w:t>
-      </w:r>
-      <w:r>
-        <w:lastRenderedPageBreak/>
-        <w:t>p</w:t>
-      </w:r>
-      <w:r>
-        <w:t xml:space="preserve">rojection profile along </w:t>
-      </w:r>
-      <w:r>
-        <w:t xml:space="preserve">the </w:t>
-      </w:r>
-      <w:r>
-        <w:t xml:space="preserve">vertical axis is called </w:t>
-      </w:r>
-      <w:r>
-        <w:t xml:space="preserve">a </w:t>
-      </w:r>
-      <w:r>
-        <w:t xml:space="preserve">vertical projection profile. VPP is calculated for every column as </w:t>
-      </w:r>
-      <w:r>
-        <w:t xml:space="preserve">the </w:t>
-      </w:r>
-      <w:r>
-        <w:t>sum of all row pixel values inside the column</w:t>
-      </w:r>
-      <w:r>
-        <w:t xml:space="preserve"> [2]</w:t>
-      </w:r>
-      <w:r>
-        <w:t>.</w:t>
-      </w:r>
-    </w:p>
-    <w:p>
-      <w:pPr>
-        <w:pStyle w:val="CSET"/>
-      </w:pPr>
-    </w:p>
-    <w:p>
-      <w:pPr>
-        <w:pStyle w:val="Heading4"/>
-      </w:pPr>
-      <w:bookmarkStart w:id="92" w:name="_Toc44941247"/>
-      <w:r>
-        <w:t>Morphological image processing</w:t>
-      </w:r>
-      <w:bookmarkEnd w:id="92"/>
-    </w:p>
-    <w:p>
-      <w:pPr>
-        <w:pStyle w:val="CSET"/>
-      </w:pPr>
-      <w:r>
-        <w:t>Morphology is a broad set of image processing operations that process images based on shapes</w:t>
-      </w:r>
-      <w:r>
-        <w:t xml:space="preserve"> [1</w:t>
-      </w:r>
-      <w:r>
-        <w:t>7</w:t>
-      </w:r>
-      <w:r>
-        <w:t>]</w:t>
-      </w:r>
-      <w:r>
-        <w:t>. In a morphological operation, each pixel in the image is adjusted based on the value of other pixels in its neighborhood.</w:t>
-      </w:r>
-    </w:p>
-    <w:p>
-      <w:pPr>
-        <w:pStyle w:val="CSET"/>
-      </w:pPr>
-    </w:p>
-    <w:p>
-      <w:pPr>
-        <w:pStyle w:val="Heading5"/>
-      </w:pPr>
-      <w:bookmarkStart w:id="93" w:name="_Toc44941248"/>
-      <w:r>
-        <w:t>Opening and closing</w:t>
-      </w:r>
-      <w:bookmarkEnd w:id="93"/>
-    </w:p>
-    <w:p>
-      <w:pPr>
-        <w:pStyle w:val="CSET"/>
-        <w:rPr>
-          <w:rStyle w:val="Strong"/>
-          <w:b w:val="0"/>
-          <w:bCs w:val="0"/>
-        </w:rPr>
-      </w:pPr>
-      <w:r>
-        <w:rPr>
-          <w:noProof/>
-        </w:rPr>
-        <w:drawing>
-          <wp:anchor distT="0" distB="0" distL="114300" distR="114300" simplePos="0" relativeHeight="251641856" behindDoc="0" locked="0" layoutInCell="1" allowOverlap="1" wp14:anchorId="4BC3C500" wp14:editId="41D6D3D2">
-            <wp:simplePos x="0" y="0"/>
-            <wp:positionH relativeFrom="margin">
-              <wp:posOffset>866775</wp:posOffset>
-            </wp:positionH>
-            <wp:positionV relativeFrom="paragraph">
-              <wp:posOffset>1973852</wp:posOffset>
-            </wp:positionV>
-            <wp:extent cx="4210050" cy="1276350"/>
-            <wp:effectExtent l="0" t="0" r="0" b="0"/>
-            <wp:wrapTopAndBottom/>
-            <wp:docPr id="14" name="Picture 14"/>
-            <wp:cNvGraphicFramePr>
-              <a:graphicFrameLocks xmlns:a="http://schemas.openxmlformats.org/drawingml/2006/main" noChangeAspect="1"/>
-            </wp:cNvGraphicFramePr>
-            <a:graphic xmlns:a="http://schemas.openxmlformats.org/drawingml/2006/main">
-              <a:graphicData uri="http://schemas.openxmlformats.org/drawingml/2006/picture">
-                <pic:pic xmlns:pic="http://schemas.openxmlformats.org/drawingml/2006/picture">
-                  <pic:nvPicPr>
-                    <pic:cNvPr id="1" name=""/>
-                    <pic:cNvPicPr/>
-                  </pic:nvPicPr>
-                  <pic:blipFill>
-                    <a:blip r:embed="rId20">
-                      <a:extLst>
-                        <a:ext uri="{28A0092B-C50C-407E-A947-70E740481C1C}">
-                          <a14:useLocalDpi xmlns:a14="http://schemas.microsoft.com/office/drawing/2010/main" val="0"/>
-                        </a:ext>
-                      </a:extLst>
-                    </a:blip>
-                    <a:stretch>
-                      <a:fillRect/>
-                    </a:stretch>
-                  </pic:blipFill>
-                  <pic:spPr>
-                    <a:xfrm>
-                      <a:off x="0" y="0"/>
-                      <a:ext cx="4210050" cy="1276350"/>
-                    </a:xfrm>
-                    <a:prstGeom prst="rect">
-                      <a:avLst/>
-                    </a:prstGeom>
-                  </pic:spPr>
-                </pic:pic>
-              </a:graphicData>
-            </a:graphic>
-          </wp:anchor>
-        </w:drawing>
-      </w:r>
-      <w:r>
-        <w:rPr>
-          <w:rStyle w:val="Strong"/>
-          <w:b w:val="0"/>
-          <w:bCs w:val="0"/>
-        </w:rPr>
-        <w:t>Opening and closing are the operations of morphological image processing. Opening removes small objects from the foreground (usually taken as the bright pixels) of an image, placing them in the background, while closing removes small holes in the foreground, changing small islands of background into the foreground. These techniques can also be used to find specific shapes in an image</w:t>
-      </w:r>
-      <w:r>
-        <w:rPr>
-          <w:rStyle w:val="Strong"/>
-          <w:b w:val="0"/>
-          <w:bCs w:val="0"/>
-        </w:rPr>
-        <w:t xml:space="preserve"> [1</w:t>
-      </w:r>
-      <w:r>
-        <w:rPr>
-          <w:rStyle w:val="Strong"/>
-          <w:b w:val="0"/>
-          <w:bCs w:val="0"/>
-        </w:rPr>
-        <w:t>7</w:t>
-      </w:r>
-      <w:r>
-        <w:rPr>
-          <w:rStyle w:val="Strong"/>
-          <w:b w:val="0"/>
-          <w:bCs w:val="0"/>
-        </w:rPr>
-        <w:t>]</w:t>
-      </w:r>
-      <w:r>
-        <w:rPr>
-          <w:rStyle w:val="Strong"/>
-          <w:b w:val="0"/>
-          <w:bCs w:val="0"/>
-        </w:rPr>
-        <w:t>. In image processing, closing is, together with opening, the basic workhorse of morphological noise removal. Opening removes small objects, while closing removes small holes.</w:t>
-      </w:r>
-    </w:p>
-    <w:p>
-      <w:pPr>
-        <w:pStyle w:val="CSEF"/>
-      </w:pPr>
-      <w:bookmarkStart w:id="94" w:name="_Toc44941305"/>
-      <w:r>
-        <w:rPr>
-          <w:noProof/>
-        </w:rPr>
-        <w:drawing>
-          <wp:anchor distT="0" distB="0" distL="114300" distR="114300" simplePos="0" relativeHeight="251643904" behindDoc="0" locked="0" layoutInCell="1" allowOverlap="1" wp14:anchorId="56D0FF21" wp14:editId="0753450B">
-            <wp:simplePos x="0" y="0"/>
-            <wp:positionH relativeFrom="column">
-              <wp:posOffset>949325</wp:posOffset>
-            </wp:positionH>
-            <wp:positionV relativeFrom="paragraph">
-              <wp:posOffset>1810385</wp:posOffset>
-            </wp:positionV>
-            <wp:extent cx="4095750" cy="1285875"/>
-            <wp:effectExtent l="0" t="0" r="0" b="9525"/>
-            <wp:wrapTopAndBottom/>
-            <wp:docPr id="15" name="Picture 15"/>
-            <wp:cNvGraphicFramePr>
-              <a:graphicFrameLocks xmlns:a="http://schemas.openxmlformats.org/drawingml/2006/main" noChangeAspect="1"/>
-            </wp:cNvGraphicFramePr>
-            <a:graphic xmlns:a="http://schemas.openxmlformats.org/drawingml/2006/main">
-              <a:graphicData uri="http://schemas.openxmlformats.org/drawingml/2006/picture">
-                <pic:pic xmlns:pic="http://schemas.openxmlformats.org/drawingml/2006/picture">
-                  <pic:nvPicPr>
-                    <pic:cNvPr id="1" name=""/>
-                    <pic:cNvPicPr/>
-                  </pic:nvPicPr>
-                  <pic:blipFill>
-                    <a:blip r:embed="rId21">
-                      <a:extLst>
-                        <a:ext uri="{28A0092B-C50C-407E-A947-70E740481C1C}">
-                          <a14:useLocalDpi xmlns:a14="http://schemas.microsoft.com/office/drawing/2010/main" val="0"/>
-                        </a:ext>
-                      </a:extLst>
-                    </a:blip>
-                    <a:stretch>
-                      <a:fillRect/>
-                    </a:stretch>
-                  </pic:blipFill>
-                  <pic:spPr>
-                    <a:xfrm>
-                      <a:off x="0" y="0"/>
-                      <a:ext cx="4095750" cy="1285875"/>
-                    </a:xfrm>
-                    <a:prstGeom prst="rect">
-                      <a:avLst/>
-                    </a:prstGeom>
-                  </pic:spPr>
-                </pic:pic>
-              </a:graphicData>
-            </a:graphic>
-          </wp:anchor>
-        </w:drawing>
-      </w:r>
-      <w:r>
-        <w:t>Figure 2.</w:t>
-      </w:r>
-      <w:r>
-        <w:t>6</w:t>
-      </w:r>
-      <w:r>
-        <w:t>: Opening operation</w:t>
-      </w:r>
-      <w:r>
-        <w:t xml:space="preserve"> [18]</w:t>
-      </w:r>
-      <w:r>
-        <w:t>.</w:t>
-      </w:r>
-      <w:bookmarkEnd w:id="94"/>
-    </w:p>
-    <w:p>
-      <w:pPr>
-        <w:pStyle w:val="CSEF"/>
-      </w:pPr>
-      <w:bookmarkStart w:id="95" w:name="_Toc44941306"/>
-      <w:r>
-        <w:t>Figure 2.</w:t>
-      </w:r>
-      <w:r>
-        <w:t>7</w:t>
-      </w:r>
-      <w:r>
-        <w:t>: Closing operation</w:t>
-      </w:r>
-      <w:r>
-        <w:t xml:space="preserve"> [18]</w:t>
-      </w:r>
-      <w:r>
-        <w:t>.</w:t>
-      </w:r>
-      <w:bookmarkEnd w:id="95"/>
-    </w:p>
-    <w:p>
-      <w:pPr>
-        <w:pStyle w:val="CSET"/>
-      </w:pPr>
-      <w:r>
-        <w:lastRenderedPageBreak/>
         <w:t xml:space="preserve">Here </w:t>
       </w:r>
       <w:r>
@@ -16888,148 +16731,29 @@
       </w:r>
       <w:proofErr w:type="gramEnd"/>
       <w:r>
-        <w:t>. Because in Bengali script some characters cannot be identified without the matra line. So, we take a structural element that will leave at least 1 row of the pixel, and from that pixel, we can get back our matra line.</w:t>
+        <w:t>. Because in Bengali script some characters cannot be identified without the matra line. So, we take a structural element that will leave at least 1 row of the pixel, and from that pixel, we can get back our matra line</w:t>
+      </w:r>
+      <w:r>
+        <w:t xml:space="preserve">. </w:t>
+      </w:r>
+      <w:r>
+        <w:t>So, after identifying the matra line we simply do the opening operation and get the characters separated from each other. Now, we can simply use the VPP operation to find every individual character.</w:t>
       </w:r>
     </w:p>
     <w:p>
       <w:pPr>
         <w:pStyle w:val="CSET"/>
       </w:pPr>
-      <w:r>
-        <w:rPr>
-          <w:noProof/>
-        </w:rPr>
-        <w:drawing>
-          <wp:anchor distT="0" distB="0" distL="114300" distR="114300" simplePos="0" relativeHeight="251646976" behindDoc="0" locked="0" layoutInCell="1" allowOverlap="1" wp14:anchorId="18306298" wp14:editId="74CAB5AB">
-            <wp:simplePos x="0" y="0"/>
-            <wp:positionH relativeFrom="margin">
-              <wp:align>center</wp:align>
-            </wp:positionH>
-            <wp:positionV relativeFrom="paragraph">
-              <wp:posOffset>242314</wp:posOffset>
-            </wp:positionV>
-            <wp:extent cx="2867025" cy="1095375"/>
-            <wp:effectExtent l="0" t="0" r="9525" b="9525"/>
-            <wp:wrapTopAndBottom/>
-            <wp:docPr id="17" name="Picture 17"/>
-            <wp:cNvGraphicFramePr>
-              <a:graphicFrameLocks xmlns:a="http://schemas.openxmlformats.org/drawingml/2006/main" noChangeAspect="1"/>
-            </wp:cNvGraphicFramePr>
-            <a:graphic xmlns:a="http://schemas.openxmlformats.org/drawingml/2006/main">
-              <a:graphicData uri="http://schemas.openxmlformats.org/drawingml/2006/picture">
-                <pic:pic xmlns:pic="http://schemas.openxmlformats.org/drawingml/2006/picture">
-                  <pic:nvPicPr>
-                    <pic:cNvPr id="1" name=""/>
-                    <pic:cNvPicPr/>
-                  </pic:nvPicPr>
-                  <pic:blipFill>
-                    <a:blip r:embed="rId22">
-                      <a:extLst>
-                        <a:ext uri="{28A0092B-C50C-407E-A947-70E740481C1C}">
-                          <a14:useLocalDpi xmlns:a14="http://schemas.microsoft.com/office/drawing/2010/main" val="0"/>
-                        </a:ext>
-                      </a:extLst>
-                    </a:blip>
-                    <a:stretch>
-                      <a:fillRect/>
-                    </a:stretch>
-                  </pic:blipFill>
-                  <pic:spPr>
-                    <a:xfrm>
-                      <a:off x="0" y="0"/>
-                      <a:ext cx="2867025" cy="1095375"/>
-                    </a:xfrm>
-                    <a:prstGeom prst="rect">
-                      <a:avLst/>
-                    </a:prstGeom>
-                  </pic:spPr>
-                </pic:pic>
-              </a:graphicData>
-            </a:graphic>
-          </wp:anchor>
-        </w:drawing>
-      </w:r>
-    </w:p>
-    <w:p>
-      <w:pPr>
-        <w:pStyle w:val="CSEF"/>
-      </w:pPr>
-      <w:bookmarkStart w:id="125" w:name="_Toc44941307"/>
-      <w:r>
-        <w:t>Figure 3.</w:t>
-      </w:r>
-      <w:r>
-        <w:t>1</w:t>
-      </w:r>
-      <w:r>
-        <w:t xml:space="preserve">: </w:t>
-      </w:r>
-      <w:r>
-        <w:t>Bangla characters</w:t>
-      </w:r>
-      <w:r>
-        <w:t>.</w:t>
+    </w:p>
+    <w:p>
+      <w:pPr>
+        <w:pStyle w:val="Heading5"/>
+      </w:pPr>
+      <w:bookmarkStart w:id="125" w:name="_Toc44941272"/>
+      <w:r>
+        <w:t>Closing</w:t>
       </w:r>
       <w:bookmarkEnd w:id="125"/>
-    </w:p>
-    <w:p>
-      <w:pPr>
-        <w:pStyle w:val="CSET"/>
-      </w:pPr>
-      <w:r>
-        <w:t xml:space="preserve">In Figure3.2, two Bangla characters are shown. Hereby using opening operation, if we remove the matra line then there will arise a conflict whether it is </w:t>
-      </w:r>
-      <w:proofErr w:type="gramStart"/>
-      <w:r>
-        <w:rPr>
-          <w:rFonts w:ascii="Nirmala UI" w:hAnsi="Nirmala UI" w:cs="Nirmala UI"/>
-        </w:rPr>
-        <w:t>ন</w:t>
-      </w:r>
-      <w:r>
-        <w:t xml:space="preserve">  or</w:t>
-      </w:r>
-      <w:proofErr w:type="gramEnd"/>
-      <w:r>
-        <w:t xml:space="preserve"> </w:t>
-      </w:r>
-      <w:r>
-        <w:rPr>
-          <w:rFonts w:ascii="Nirmala UI" w:hAnsi="Nirmala UI" w:cs="Nirmala UI"/>
-        </w:rPr>
-        <w:t>ণ</w:t>
-      </w:r>
-      <w:r>
-        <w:t>. So, we need to get back the matra line.</w:t>
-      </w:r>
-    </w:p>
-    <w:p>
-      <w:pPr>
-        <w:pStyle w:val="CSET"/>
-      </w:pPr>
-    </w:p>
-    <w:p>
-      <w:pPr>
-        <w:pStyle w:val="CSET"/>
-      </w:pPr>
-      <w:r>
-        <w:t>So, after identifying the matra line we simply do the opening operation and get the characters separated from each other. Now, we can simply use the VPP operation to find every individual character.</w:t>
-      </w:r>
-    </w:p>
-    <w:p>
-      <w:pPr>
-        <w:pStyle w:val="CSET"/>
-      </w:pPr>
-    </w:p>
-    <w:p>
-      <w:pPr>
-        <w:pStyle w:val="Heading5"/>
-      </w:pPr>
-      <w:bookmarkStart w:id="126" w:name="_Toc44941272"/>
-      <w:r>
-        <w:t>Closing</w:t>
-      </w:r>
-      <w:bookmarkEnd w:id="126"/>
     </w:p>
     <w:p>
       <w:pPr>
@@ -17063,19 +16787,18 @@
       <w:pPr>
         <w:pStyle w:val="Heading3"/>
       </w:pPr>
-      <w:bookmarkStart w:id="127" w:name="_Toc355199956"/>
-      <w:r>
-        <w:lastRenderedPageBreak/>
+      <w:bookmarkStart w:id="126" w:name="_Toc355199956"/>
+      <w:r>
         <w:t xml:space="preserve">  </w:t>
       </w:r>
-      <w:bookmarkStart w:id="128" w:name="_Toc357950286"/>
-      <w:bookmarkStart w:id="129" w:name="_Toc44941273"/>
+      <w:bookmarkStart w:id="127" w:name="_Toc357950286"/>
+      <w:bookmarkStart w:id="128" w:name="_Toc44941273"/>
       <w:r>
         <w:t>Novelty of Our Work</w:t>
       </w:r>
+      <w:bookmarkEnd w:id="126"/>
       <w:bookmarkEnd w:id="127"/>
       <w:bookmarkEnd w:id="128"/>
-      <w:bookmarkEnd w:id="129"/>
     </w:p>
     <w:p>
       <w:pPr>
@@ -17148,18 +16871,19 @@
         <w:pStyle w:val="Heading3"/>
       </w:pPr>
       <w:r>
+        <w:lastRenderedPageBreak/>
         <w:t xml:space="preserve"> </w:t>
       </w:r>
       <w:r>
         <w:t xml:space="preserve"> </w:t>
       </w:r>
-      <w:bookmarkStart w:id="130" w:name="_Toc357950287"/>
-      <w:bookmarkStart w:id="131" w:name="_Toc44941274"/>
+      <w:bookmarkStart w:id="129" w:name="_Toc357950287"/>
+      <w:bookmarkStart w:id="130" w:name="_Toc44941274"/>
       <w:r>
         <w:t>Summary</w:t>
       </w:r>
+      <w:bookmarkEnd w:id="129"/>
       <w:bookmarkEnd w:id="130"/>
-      <w:bookmarkEnd w:id="131"/>
     </w:p>
     <w:p>
       <w:pPr>
@@ -17193,8 +16917,8 @@
           <w:szCs w:val="28"/>
         </w:rPr>
       </w:pPr>
-      <w:bookmarkStart w:id="132" w:name="_Toc355199958"/>
-      <w:bookmarkStart w:id="133" w:name="_Toc357950288"/>
+      <w:bookmarkStart w:id="131" w:name="_Toc355199958"/>
+      <w:bookmarkStart w:id="132" w:name="_Toc357950288"/>
       <w:r>
         <w:br w:type="page"/>
       </w:r>
@@ -17203,24 +16927,24 @@
       <w:pPr>
         <w:pStyle w:val="Heading2"/>
       </w:pPr>
-      <w:bookmarkStart w:id="134" w:name="_Toc44941275"/>
+      <w:bookmarkStart w:id="133" w:name="_Toc44941275"/>
       <w:r>
         <w:lastRenderedPageBreak/>
         <w:t>Chapter 4</w:t>
       </w:r>
+      <w:bookmarkEnd w:id="131"/>
       <w:bookmarkEnd w:id="132"/>
       <w:bookmarkEnd w:id="133"/>
+    </w:p>
+    <w:p>
+      <w:pPr>
+        <w:pStyle w:val="Heading2"/>
+      </w:pPr>
+      <w:bookmarkStart w:id="134" w:name="_Toc44941276"/>
+      <w:r>
+        <w:t>Experimental Results</w:t>
+      </w:r>
       <w:bookmarkEnd w:id="134"/>
-    </w:p>
-    <w:p>
-      <w:pPr>
-        <w:pStyle w:val="Heading2"/>
-      </w:pPr>
-      <w:bookmarkStart w:id="135" w:name="_Toc44941276"/>
-      <w:r>
-        <w:t>Experimental Results</w:t>
-      </w:r>
-      <w:bookmarkEnd w:id="135"/>
     </w:p>
     <w:p>
       <w:pPr>
@@ -17248,52 +16972,52 @@
       <w:pPr>
         <w:pStyle w:val="Heading3"/>
       </w:pPr>
-      <w:bookmarkStart w:id="136" w:name="_Toc355199960"/>
+      <w:bookmarkStart w:id="135" w:name="_Toc355199960"/>
       <w:r>
         <w:t xml:space="preserve">  </w:t>
       </w:r>
-      <w:bookmarkStart w:id="137" w:name="_Toc357950290"/>
-      <w:bookmarkStart w:id="138" w:name="_Toc44941277"/>
+      <w:bookmarkStart w:id="136" w:name="_Toc357950290"/>
+      <w:bookmarkStart w:id="137" w:name="_Toc44941277"/>
       <w:r>
         <w:t>Introduction</w:t>
       </w:r>
+      <w:bookmarkEnd w:id="135"/>
       <w:bookmarkEnd w:id="136"/>
       <w:bookmarkEnd w:id="137"/>
+    </w:p>
+    <w:p>
+      <w:pPr>
+        <w:pStyle w:val="CSET"/>
+      </w:pPr>
+      <w:r>
+        <w:t>In our system, there are five steps. In this chapter, we will analyze that our proposed research is successful to achieve its objectives. The experimental result contains the output image of our segmentation proce</w:t>
+      </w:r>
+      <w:r>
+        <w:t xml:space="preserve">ss step by step. We have shown the results of the steps </w:t>
+      </w:r>
+      <w:r>
+        <w:t>with details.</w:t>
+      </w:r>
+    </w:p>
+    <w:p>
+      <w:pPr>
+        <w:pStyle w:val="CSET"/>
+      </w:pPr>
+    </w:p>
+    <w:p>
+      <w:pPr>
+        <w:pStyle w:val="Heading3"/>
+      </w:pPr>
+      <w:bookmarkStart w:id="138" w:name="_Toc355199961"/>
+      <w:r>
+        <w:t xml:space="preserve">  </w:t>
+      </w:r>
+      <w:bookmarkStart w:id="139" w:name="_Toc44941278"/>
       <w:bookmarkEnd w:id="138"/>
-    </w:p>
-    <w:p>
-      <w:pPr>
-        <w:pStyle w:val="CSET"/>
-      </w:pPr>
-      <w:r>
-        <w:t>In our system, there are five steps. In this chapter, we will analyze that our proposed research is successful to achieve its objectives. The experimental result contains the output image of our segmentation proce</w:t>
-      </w:r>
-      <w:r>
-        <w:t xml:space="preserve">ss step by step. We have shown the results of the steps </w:t>
-      </w:r>
-      <w:r>
-        <w:t>with details.</w:t>
-      </w:r>
-    </w:p>
-    <w:p>
-      <w:pPr>
-        <w:pStyle w:val="CSET"/>
-      </w:pPr>
-    </w:p>
-    <w:p>
-      <w:pPr>
-        <w:pStyle w:val="Heading3"/>
-      </w:pPr>
-      <w:bookmarkStart w:id="139" w:name="_Toc355199961"/>
-      <w:r>
-        <w:t xml:space="preserve">  </w:t>
-      </w:r>
-      <w:bookmarkStart w:id="140" w:name="_Toc44941278"/>
+      <w:r>
+        <w:t>Evaluation</w:t>
+      </w:r>
       <w:bookmarkEnd w:id="139"/>
-      <w:r>
-        <w:t>Evaluation</w:t>
-      </w:r>
-      <w:bookmarkEnd w:id="140"/>
     </w:p>
     <w:p>
       <w:pPr>
@@ -17322,11 +17046,11 @@
       <w:pPr>
         <w:pStyle w:val="Heading4"/>
       </w:pPr>
-      <w:bookmarkStart w:id="141" w:name="_Toc44941279"/>
+      <w:bookmarkStart w:id="140" w:name="_Toc44941279"/>
       <w:r>
         <w:t>Preprocessing</w:t>
       </w:r>
-      <w:bookmarkEnd w:id="141"/>
+      <w:bookmarkEnd w:id="140"/>
     </w:p>
     <w:p>
       <w:pPr>
@@ -17388,12 +17112,12 @@
       <w:pPr>
         <w:pStyle w:val="Heading5"/>
       </w:pPr>
-      <w:bookmarkStart w:id="142" w:name="_Toc44941280"/>
+      <w:bookmarkStart w:id="141" w:name="_Toc44941280"/>
       <w:r>
         <w:lastRenderedPageBreak/>
         <w:t>Handwritten script results</w:t>
       </w:r>
-      <w:bookmarkEnd w:id="142"/>
+      <w:bookmarkEnd w:id="141"/>
     </w:p>
     <w:p>
       <w:pPr>
@@ -17433,7 +17157,7 @@
                     </pic:cNvPicPr>
                   </pic:nvPicPr>
                   <pic:blipFill>
-                    <a:blip r:embed="rId23">
+                    <a:blip r:embed="rId20">
                       <a:extLst>
                         <a:ext uri="{28A0092B-C50C-407E-A947-70E740481C1C}">
                           <a14:useLocalDpi xmlns:a14="http://schemas.microsoft.com/office/drawing/2010/main" val="0"/>
@@ -17511,7 +17235,7 @@
                     </pic:cNvPicPr>
                   </pic:nvPicPr>
                   <pic:blipFill>
-                    <a:blip r:embed="rId24">
+                    <a:blip r:embed="rId21">
                       <a:extLst>
                         <a:ext uri="{28A0092B-C50C-407E-A947-70E740481C1C}">
                           <a14:useLocalDpi xmlns:a14="http://schemas.microsoft.com/office/drawing/2010/main" val="0"/>
@@ -17613,7 +17337,7 @@
                     <pic:cNvPicPr/>
                   </pic:nvPicPr>
                   <pic:blipFill>
-                    <a:blip r:embed="rId25">
+                    <a:blip r:embed="rId22">
                       <a:extLst>
                         <a:ext uri="{28A0092B-C50C-407E-A947-70E740481C1C}">
                           <a14:useLocalDpi xmlns:a14="http://schemas.microsoft.com/office/drawing/2010/main" val="0"/>
@@ -17689,7 +17413,7 @@
                     </pic:cNvPicPr>
                   </pic:nvPicPr>
                   <pic:blipFill>
-                    <a:blip r:embed="rId26">
+                    <a:blip r:embed="rId23">
                       <a:extLst>
                         <a:ext uri="{28A0092B-C50C-407E-A947-70E740481C1C}">
                           <a14:useLocalDpi xmlns:a14="http://schemas.microsoft.com/office/drawing/2010/main" val="0"/>
@@ -17764,7 +17488,7 @@
           <w:b/>
         </w:rPr>
       </w:pPr>
-      <w:bookmarkStart w:id="143" w:name="_Toc44941308"/>
+      <w:bookmarkStart w:id="142" w:name="_Toc44941308"/>
       <w:r>
         <w:t xml:space="preserve">Figure </w:t>
       </w:r>
@@ -17783,7 +17507,7 @@
         </w:rPr>
         <w:t>.</w:t>
       </w:r>
-      <w:bookmarkEnd w:id="143"/>
+      <w:bookmarkEnd w:id="142"/>
     </w:p>
     <w:p>
       <w:pPr>
@@ -17802,12 +17526,12 @@
       <w:pPr>
         <w:pStyle w:val="Heading5"/>
       </w:pPr>
-      <w:bookmarkStart w:id="144" w:name="_Toc44941281"/>
+      <w:bookmarkStart w:id="143" w:name="_Toc44941281"/>
       <w:r>
         <w:lastRenderedPageBreak/>
         <w:t>Printed Script Result</w:t>
       </w:r>
-      <w:bookmarkEnd w:id="144"/>
+      <w:bookmarkEnd w:id="143"/>
     </w:p>
     <w:p>
       <w:r>
@@ -17841,7 +17565,7 @@
                     </pic:cNvPicPr>
                   </pic:nvPicPr>
                   <pic:blipFill>
-                    <a:blip r:embed="rId27">
+                    <a:blip r:embed="rId24">
                       <a:extLst>
                         <a:ext uri="{28A0092B-C50C-407E-A947-70E740481C1C}">
                           <a14:useLocalDpi xmlns:a14="http://schemas.microsoft.com/office/drawing/2010/main" val="0"/>
@@ -17915,7 +17639,7 @@
                     </pic:cNvPicPr>
                   </pic:nvPicPr>
                   <pic:blipFill>
-                    <a:blip r:embed="rId28">
+                    <a:blip r:embed="rId25">
                       <a:extLst>
                         <a:ext uri="{28A0092B-C50C-407E-A947-70E740481C1C}">
                           <a14:useLocalDpi xmlns:a14="http://schemas.microsoft.com/office/drawing/2010/main" val="0"/>
@@ -18073,7 +17797,7 @@
                     </pic:cNvPicPr>
                   </pic:nvPicPr>
                   <pic:blipFill>
-                    <a:blip r:embed="rId29">
+                    <a:blip r:embed="rId26">
                       <a:extLst>
                         <a:ext uri="{28A0092B-C50C-407E-A947-70E740481C1C}">
                           <a14:useLocalDpi xmlns:a14="http://schemas.microsoft.com/office/drawing/2010/main" val="0"/>
@@ -18137,7 +17861,7 @@
                     </pic:cNvPicPr>
                   </pic:nvPicPr>
                   <pic:blipFill>
-                    <a:blip r:embed="rId30">
+                    <a:blip r:embed="rId27">
                       <a:extLst>
                         <a:ext uri="{28A0092B-C50C-407E-A947-70E740481C1C}">
                           <a14:useLocalDpi xmlns:a14="http://schemas.microsoft.com/office/drawing/2010/main" val="0"/>
@@ -18209,7 +17933,7 @@
       <w:pPr>
         <w:pStyle w:val="CSEF"/>
       </w:pPr>
-      <w:bookmarkStart w:id="145" w:name="_Toc44941309"/>
+      <w:bookmarkStart w:id="144" w:name="_Toc44941309"/>
       <w:r>
         <w:t xml:space="preserve">Figure </w:t>
       </w:r>
@@ -18222,7 +17946,7 @@
       <w:r>
         <w:t>.</w:t>
       </w:r>
-      <w:bookmarkEnd w:id="145"/>
+      <w:bookmarkEnd w:id="144"/>
     </w:p>
     <w:p>
       <w:pPr>
@@ -18270,11 +17994,11 @@
       <w:pPr>
         <w:pStyle w:val="Heading4"/>
       </w:pPr>
-      <w:bookmarkStart w:id="146" w:name="_Toc44941282"/>
+      <w:bookmarkStart w:id="145" w:name="_Toc44941282"/>
       <w:r>
         <w:t>Line Segmentation</w:t>
       </w:r>
-      <w:bookmarkEnd w:id="146"/>
+      <w:bookmarkEnd w:id="145"/>
     </w:p>
     <w:p>
       <w:pPr>
@@ -18297,7 +18021,7 @@
       <w:pPr>
         <w:pStyle w:val="Heading5"/>
       </w:pPr>
-      <w:bookmarkStart w:id="147" w:name="_Toc44941283"/>
+      <w:bookmarkStart w:id="146" w:name="_Toc44941283"/>
       <w:r>
         <w:rPr>
           <w:noProof/>
@@ -18324,7 +18048,7 @@
                     <pic:cNvPicPr/>
                   </pic:nvPicPr>
                   <pic:blipFill>
-                    <a:blip r:embed="rId31">
+                    <a:blip r:embed="rId28">
                       <a:extLst>
                         <a:ext uri="{28A0092B-C50C-407E-A947-70E740481C1C}">
                           <a14:useLocalDpi xmlns:a14="http://schemas.microsoft.com/office/drawing/2010/main" val="0"/>
@@ -18359,40 +18083,40 @@
       <w:r>
         <w:t>Handwritten script results</w:t>
       </w:r>
+      <w:bookmarkEnd w:id="146"/>
+    </w:p>
+    <w:p>
+      <w:pPr>
+        <w:pStyle w:val="CSEF"/>
+      </w:pPr>
+    </w:p>
+    <w:p>
+      <w:pPr>
+        <w:pStyle w:val="CSEF"/>
+      </w:pPr>
+      <w:bookmarkStart w:id="147" w:name="_Toc44941310"/>
+      <w:r>
+        <w:t xml:space="preserve">Figure </w:t>
+      </w:r>
+      <w:r>
+        <w:t>4</w:t>
+      </w:r>
+      <w:r>
+        <w:t>.3</w:t>
+      </w:r>
+      <w:r>
+        <w:t>:  Line segmentation of Bengali handwritten script using HPP</w:t>
+      </w:r>
+      <w:r>
+        <w:t>.</w:t>
+      </w:r>
       <w:bookmarkEnd w:id="147"/>
     </w:p>
     <w:p>
       <w:pPr>
-        <w:pStyle w:val="CSEF"/>
-      </w:pPr>
-    </w:p>
-    <w:p>
-      <w:pPr>
-        <w:pStyle w:val="CSEF"/>
-      </w:pPr>
-      <w:bookmarkStart w:id="148" w:name="_Toc44941310"/>
-      <w:r>
-        <w:t xml:space="preserve">Figure </w:t>
-      </w:r>
-      <w:r>
-        <w:t>4</w:t>
-      </w:r>
-      <w:r>
-        <w:t>.3</w:t>
-      </w:r>
-      <w:r>
-        <w:t>:  Line segmentation of Bengali handwritten script using HPP</w:t>
-      </w:r>
-      <w:r>
-        <w:t>.</w:t>
-      </w:r>
-      <w:bookmarkEnd w:id="148"/>
-    </w:p>
-    <w:p>
-      <w:pPr>
         <w:pStyle w:val="Heading5"/>
       </w:pPr>
-      <w:bookmarkStart w:id="149" w:name="_Toc44941284"/>
+      <w:bookmarkStart w:id="148" w:name="_Toc44941284"/>
       <w:r>
         <w:rPr>
           <w:noProof/>
@@ -18424,7 +18148,7 @@
                     </pic:cNvPicPr>
                   </pic:nvPicPr>
                   <pic:blipFill>
-                    <a:blip r:embed="rId32">
+                    <a:blip r:embed="rId29">
                       <a:extLst>
                         <a:ext uri="{28A0092B-C50C-407E-A947-70E740481C1C}">
                           <a14:useLocalDpi xmlns:a14="http://schemas.microsoft.com/office/drawing/2010/main" val="0"/>
@@ -18461,33 +18185,68 @@
       <w:r>
         <w:t>Printed Script Result</w:t>
       </w:r>
+      <w:bookmarkEnd w:id="148"/>
+    </w:p>
+    <w:p>
+      <w:pPr>
+        <w:pStyle w:val="CSEF"/>
+      </w:pPr>
+    </w:p>
+    <w:p>
+      <w:pPr>
+        <w:pStyle w:val="CSEF"/>
+      </w:pPr>
+      <w:bookmarkStart w:id="149" w:name="_Toc44941311"/>
+      <w:r>
+        <w:t xml:space="preserve">Figure </w:t>
+      </w:r>
+      <w:r>
+        <w:t>4</w:t>
+      </w:r>
+      <w:r>
+        <w:t>.4</w:t>
+      </w:r>
+      <w:r>
+        <w:t>:  Line segmentation of Bengali Printed script using HPP</w:t>
+      </w:r>
+      <w:r>
+        <w:t>.</w:t>
+      </w:r>
       <w:bookmarkEnd w:id="149"/>
     </w:p>
     <w:p>
       <w:pPr>
-        <w:pStyle w:val="CSEF"/>
-      </w:pPr>
-    </w:p>
-    <w:p>
-      <w:pPr>
-        <w:pStyle w:val="CSEF"/>
-      </w:pPr>
-      <w:bookmarkStart w:id="150" w:name="_Toc44941311"/>
-      <w:r>
-        <w:t xml:space="preserve">Figure </w:t>
-      </w:r>
-      <w:r>
-        <w:t>4</w:t>
-      </w:r>
-      <w:r>
-        <w:t>.4</w:t>
-      </w:r>
-      <w:r>
-        <w:t>:  Line segmentation of Bengali Printed script using HPP</w:t>
+        <w:pStyle w:val="CSET"/>
+      </w:pPr>
+      <w:r>
+        <w:t xml:space="preserve">Here for line segmentation, we used Horizontal Projection Profile (HPP). The outputs of applying HPP on the handwritten and printed script are displayed in Figure </w:t>
+      </w:r>
+      <w:r>
+        <w:t>2.3</w:t>
+      </w:r>
+      <w:r>
+        <w:t xml:space="preserve"> and Figure </w:t>
+      </w:r>
+      <w:r>
+        <w:t>2.4</w:t>
       </w:r>
       <w:r>
         <w:t>.</w:t>
       </w:r>
+    </w:p>
+    <w:p>
+      <w:pPr>
+        <w:pStyle w:val="CSET"/>
+      </w:pPr>
+    </w:p>
+    <w:p>
+      <w:pPr>
+        <w:pStyle w:val="Heading4"/>
+      </w:pPr>
+      <w:bookmarkStart w:id="150" w:name="_Toc44941285"/>
+      <w:r>
+        <w:t>Word Segmentation</w:t>
+      </w:r>
       <w:bookmarkEnd w:id="150"/>
     </w:p>
     <w:p>
@@ -18495,19 +18254,7 @@
         <w:pStyle w:val="CSET"/>
       </w:pPr>
       <w:r>
-        <w:t xml:space="preserve">Here for line segmentation, we used Horizontal Projection Profile (HPP). The outputs of applying HPP on the handwritten and printed script are displayed in Figure </w:t>
-      </w:r>
-      <w:r>
-        <w:t>2.3</w:t>
-      </w:r>
-      <w:r>
-        <w:t xml:space="preserve"> and Figure </w:t>
-      </w:r>
-      <w:r>
-        <w:t>2.4</w:t>
-      </w:r>
-      <w:r>
-        <w:t>.</w:t>
+        <w:t>After line segmentation, the image is turned into word segmentation. The outputs are:</w:t>
       </w:r>
     </w:p>
     <w:p>
@@ -18517,21 +18264,8 @@
     </w:p>
     <w:p>
       <w:pPr>
-        <w:pStyle w:val="Heading4"/>
-      </w:pPr>
-      <w:bookmarkStart w:id="151" w:name="_Toc44941285"/>
-      <w:r>
-        <w:t>Word Segmentation</w:t>
-      </w:r>
-      <w:bookmarkEnd w:id="151"/>
-    </w:p>
-    <w:p>
-      <w:pPr>
         <w:pStyle w:val="CSET"/>
       </w:pPr>
-      <w:r>
-        <w:t>After line segmentation, the image is turned into word segmentation. The outputs are:</w:t>
-      </w:r>
     </w:p>
     <w:p>
       <w:pPr>
@@ -18560,19 +18294,9 @@
     </w:p>
     <w:p>
       <w:pPr>
-        <w:pStyle w:val="CSET"/>
-      </w:pPr>
-    </w:p>
-    <w:p>
-      <w:pPr>
-        <w:pStyle w:val="CSET"/>
-      </w:pPr>
-    </w:p>
-    <w:p>
-      <w:pPr>
         <w:pStyle w:val="Heading5"/>
       </w:pPr>
-      <w:bookmarkStart w:id="152" w:name="_Toc44941286"/>
+      <w:bookmarkStart w:id="151" w:name="_Toc44941286"/>
       <w:r>
         <w:rPr>
           <w:noProof/>
@@ -18600,7 +18324,7 @@
                     <pic:cNvPicPr/>
                   </pic:nvPicPr>
                   <pic:blipFill>
-                    <a:blip r:embed="rId33">
+                    <a:blip r:embed="rId30">
                       <a:extLst>
                         <a:ext uri="{28A0092B-C50C-407E-A947-70E740481C1C}">
                           <a14:useLocalDpi xmlns:a14="http://schemas.microsoft.com/office/drawing/2010/main" val="0"/>
@@ -18632,36 +18356,36 @@
       <w:r>
         <w:t>Handwritten script results</w:t>
       </w:r>
+      <w:bookmarkEnd w:id="151"/>
+    </w:p>
+    <w:p/>
+    <w:p>
+      <w:pPr>
+        <w:pStyle w:val="CSEF"/>
+      </w:pPr>
+      <w:bookmarkStart w:id="152" w:name="_Toc44941312"/>
+      <w:r>
+        <w:t xml:space="preserve">Figure </w:t>
+      </w:r>
+      <w:r>
+        <w:t>4</w:t>
+      </w:r>
+      <w:r>
+        <w:t>.5</w:t>
+      </w:r>
+      <w:r>
+        <w:t>:  Word segmentation of handwritten Bengali script using VPP</w:t>
+      </w:r>
+      <w:r>
+        <w:t>.</w:t>
+      </w:r>
       <w:bookmarkEnd w:id="152"/>
     </w:p>
-    <w:p/>
-    <w:p>
-      <w:pPr>
-        <w:pStyle w:val="CSEF"/>
-      </w:pPr>
-      <w:bookmarkStart w:id="153" w:name="_Toc44941312"/>
-      <w:r>
-        <w:t xml:space="preserve">Figure </w:t>
-      </w:r>
-      <w:r>
-        <w:t>4</w:t>
-      </w:r>
-      <w:r>
-        <w:t>.5</w:t>
-      </w:r>
-      <w:r>
-        <w:t>:  Word segmentation of handwritten Bengali script using VPP</w:t>
-      </w:r>
-      <w:r>
-        <w:t>.</w:t>
-      </w:r>
-      <w:bookmarkEnd w:id="153"/>
-    </w:p>
     <w:p>
       <w:pPr>
         <w:pStyle w:val="Heading5"/>
       </w:pPr>
-      <w:bookmarkStart w:id="154" w:name="_Toc44941287"/>
+      <w:bookmarkStart w:id="153" w:name="_Toc44941287"/>
       <w:r>
         <w:rPr>
           <w:noProof/>
@@ -18692,7 +18416,7 @@
                     </pic:cNvPicPr>
                   </pic:nvPicPr>
                   <pic:blipFill>
-                    <a:blip r:embed="rId34">
+                    <a:blip r:embed="rId31">
                       <a:extLst>
                         <a:ext uri="{28A0092B-C50C-407E-A947-70E740481C1C}">
                           <a14:useLocalDpi xmlns:a14="http://schemas.microsoft.com/office/drawing/2010/main" val="0"/>
@@ -18729,31 +18453,31 @@
       <w:r>
         <w:t>Printed Script Result</w:t>
       </w:r>
+      <w:bookmarkEnd w:id="153"/>
+    </w:p>
+    <w:p>
+      <w:pPr>
+        <w:pStyle w:val="CSEF"/>
+      </w:pPr>
+    </w:p>
+    <w:p>
+      <w:pPr>
+        <w:pStyle w:val="CSEF"/>
+      </w:pPr>
+      <w:bookmarkStart w:id="154" w:name="_Toc44941313"/>
+      <w:r>
+        <w:t xml:space="preserve">Figure </w:t>
+      </w:r>
+      <w:r>
+        <w:t>4</w:t>
+      </w:r>
+      <w:r>
+        <w:t>.6</w:t>
+      </w:r>
+      <w:r>
+        <w:t>:  Word segmentation of printed Bengali script using VPP.</w:t>
+      </w:r>
       <w:bookmarkEnd w:id="154"/>
-    </w:p>
-    <w:p>
-      <w:pPr>
-        <w:pStyle w:val="CSEF"/>
-      </w:pPr>
-    </w:p>
-    <w:p>
-      <w:pPr>
-        <w:pStyle w:val="CSEF"/>
-      </w:pPr>
-      <w:bookmarkStart w:id="155" w:name="_Toc44941313"/>
-      <w:r>
-        <w:t xml:space="preserve">Figure </w:t>
-      </w:r>
-      <w:r>
-        <w:t>4</w:t>
-      </w:r>
-      <w:r>
-        <w:t>.6</w:t>
-      </w:r>
-      <w:r>
-        <w:t>:  Word segmentation of printed Bengali script using VPP.</w:t>
-      </w:r>
-      <w:bookmarkEnd w:id="155"/>
     </w:p>
     <w:p>
       <w:pPr>
@@ -18785,11 +18509,11 @@
       <w:pPr>
         <w:pStyle w:val="Heading4"/>
       </w:pPr>
-      <w:bookmarkStart w:id="156" w:name="_Toc44941288"/>
+      <w:bookmarkStart w:id="155" w:name="_Toc44941288"/>
       <w:r>
         <w:t>Character Segmentation</w:t>
       </w:r>
-      <w:bookmarkEnd w:id="156"/>
+      <w:bookmarkEnd w:id="155"/>
     </w:p>
     <w:p>
       <w:pPr>
@@ -18821,7 +18545,7 @@
       <w:pPr>
         <w:pStyle w:val="Heading5"/>
       </w:pPr>
-      <w:bookmarkStart w:id="157" w:name="_Toc44941289"/>
+      <w:bookmarkStart w:id="156" w:name="_Toc44941289"/>
       <w:r>
         <w:rPr>
           <w:noProof/>
@@ -18852,7 +18576,7 @@
                     </pic:cNvPicPr>
                   </pic:nvPicPr>
                   <pic:blipFill>
-                    <a:blip r:embed="rId35">
+                    <a:blip r:embed="rId32">
                       <a:extLst>
                         <a:ext uri="{28A0092B-C50C-407E-A947-70E740481C1C}">
                           <a14:useLocalDpi xmlns:a14="http://schemas.microsoft.com/office/drawing/2010/main" val="0"/>
@@ -18889,29 +18613,29 @@
       <w:r>
         <w:t>Handwritten script results</w:t>
       </w:r>
+      <w:bookmarkEnd w:id="156"/>
+    </w:p>
+    <w:p>
+      <w:pPr>
+        <w:pStyle w:val="CSEF"/>
+      </w:pPr>
+      <w:bookmarkStart w:id="157" w:name="_Toc44941314"/>
+      <w:r>
+        <w:t xml:space="preserve">Figure </w:t>
+      </w:r>
+      <w:r>
+        <w:t>4</w:t>
+      </w:r>
+      <w:r>
+        <w:t>.7</w:t>
+      </w:r>
+      <w:r>
+        <w:t>: Character segmentation of handwritten Bengali script using Morphological image processing</w:t>
+      </w:r>
+      <w:r>
+        <w:t>.</w:t>
+      </w:r>
       <w:bookmarkEnd w:id="157"/>
-    </w:p>
-    <w:p>
-      <w:pPr>
-        <w:pStyle w:val="CSEF"/>
-      </w:pPr>
-      <w:bookmarkStart w:id="158" w:name="_Toc44941314"/>
-      <w:r>
-        <w:t xml:space="preserve">Figure </w:t>
-      </w:r>
-      <w:r>
-        <w:t>4</w:t>
-      </w:r>
-      <w:r>
-        <w:t>.7</w:t>
-      </w:r>
-      <w:r>
-        <w:t>: Character segmentation of handwritten Bengali script using Morphological image processing</w:t>
-      </w:r>
-      <w:r>
-        <w:t>.</w:t>
-      </w:r>
-      <w:bookmarkEnd w:id="158"/>
     </w:p>
     <w:p>
       <w:pPr>
@@ -18938,7 +18662,7 @@
       <w:pPr>
         <w:pStyle w:val="Heading5"/>
       </w:pPr>
-      <w:bookmarkStart w:id="159" w:name="_Toc44941290"/>
+      <w:bookmarkStart w:id="158" w:name="_Toc44941290"/>
       <w:r>
         <w:rPr>
           <w:noProof/>
@@ -18970,7 +18694,7 @@
                     </pic:cNvPicPr>
                   </pic:nvPicPr>
                   <pic:blipFill>
-                    <a:blip r:embed="rId36">
+                    <a:blip r:embed="rId33">
                       <a:extLst>
                         <a:ext uri="{28A0092B-C50C-407E-A947-70E740481C1C}">
                           <a14:useLocalDpi xmlns:a14="http://schemas.microsoft.com/office/drawing/2010/main" val="0"/>
@@ -19004,50 +18728,50 @@
       <w:r>
         <w:t>Printed Script Result</w:t>
       </w:r>
+      <w:bookmarkEnd w:id="158"/>
+    </w:p>
+    <w:p>
+      <w:pPr>
+        <w:pStyle w:val="CSEF"/>
+      </w:pPr>
+      <w:bookmarkStart w:id="159" w:name="_Toc44941315"/>
+      <w:r>
+        <w:t xml:space="preserve">Figure </w:t>
+      </w:r>
+      <w:r>
+        <w:t>4</w:t>
+      </w:r>
+      <w:r>
+        <w:t>.8</w:t>
+      </w:r>
+      <w:r>
+        <w:t>: Character segmentation of printed Bengali script using Morphological image processing</w:t>
+      </w:r>
+      <w:r>
+        <w:t>.</w:t>
+      </w:r>
       <w:bookmarkEnd w:id="159"/>
     </w:p>
     <w:p>
       <w:pPr>
         <w:pStyle w:val="CSEF"/>
       </w:pPr>
-      <w:bookmarkStart w:id="160" w:name="_Toc44941315"/>
-      <w:r>
-        <w:t xml:space="preserve">Figure </w:t>
-      </w:r>
-      <w:r>
-        <w:t>4</w:t>
-      </w:r>
-      <w:r>
-        <w:t>.8</w:t>
-      </w:r>
-      <w:r>
-        <w:t>: Character segmentation of printed Bengali script using Morphological image processing</w:t>
-      </w:r>
-      <w:r>
-        <w:t>.</w:t>
+    </w:p>
+    <w:p>
+      <w:pPr>
+        <w:pStyle w:val="Heading3"/>
+      </w:pPr>
+      <w:r>
+        <w:t xml:space="preserve"> </w:t>
+      </w:r>
+      <w:bookmarkStart w:id="160" w:name="_Toc44941291"/>
+      <w:r>
+        <w:t>Comparing</w:t>
+      </w:r>
+      <w:r>
+        <w:t xml:space="preserve"> with tesseract</w:t>
       </w:r>
       <w:bookmarkEnd w:id="160"/>
-    </w:p>
-    <w:p>
-      <w:pPr>
-        <w:pStyle w:val="CSEF"/>
-      </w:pPr>
-    </w:p>
-    <w:p>
-      <w:pPr>
-        <w:pStyle w:val="Heading3"/>
-      </w:pPr>
-      <w:r>
-        <w:t xml:space="preserve"> </w:t>
-      </w:r>
-      <w:bookmarkStart w:id="161" w:name="_Toc44941291"/>
-      <w:r>
-        <w:t>Comparing</w:t>
-      </w:r>
-      <w:r>
-        <w:t xml:space="preserve"> with tesseract</w:t>
-      </w:r>
-      <w:bookmarkEnd w:id="161"/>
     </w:p>
     <w:p>
       <w:pPr>
@@ -19151,7 +18875,7 @@
                     </pic:cNvPicPr>
                   </pic:nvPicPr>
                   <pic:blipFill>
-                    <a:blip r:embed="rId37">
+                    <a:blip r:embed="rId34">
                       <a:extLst>
                         <a:ext uri="{28A0092B-C50C-407E-A947-70E740481C1C}">
                           <a14:useLocalDpi xmlns:a14="http://schemas.microsoft.com/office/drawing/2010/main" val="0"/>
@@ -19225,7 +18949,7 @@
                     </pic:cNvPicPr>
                   </pic:nvPicPr>
                   <pic:blipFill>
-                    <a:blip r:embed="rId38">
+                    <a:blip r:embed="rId35">
                       <a:extLst>
                         <a:ext uri="{28A0092B-C50C-407E-A947-70E740481C1C}">
                           <a14:useLocalDpi xmlns:a14="http://schemas.microsoft.com/office/drawing/2010/main" val="0"/>
@@ -19277,7 +19001,7 @@
       <w:pPr>
         <w:pStyle w:val="CSEF"/>
       </w:pPr>
-      <w:bookmarkStart w:id="162" w:name="_Toc44941316"/>
+      <w:bookmarkStart w:id="161" w:name="_Toc44941316"/>
       <w:r>
         <w:t xml:space="preserve">Figure </w:t>
       </w:r>
@@ -19293,7 +19017,7 @@
       <w:r>
         <w:t>.</w:t>
       </w:r>
-      <w:bookmarkEnd w:id="162"/>
+      <w:bookmarkEnd w:id="161"/>
     </w:p>
     <w:p>
       <w:pPr>
@@ -19303,12 +19027,12 @@
         <w:lastRenderedPageBreak/>
         <w:t xml:space="preserve">  </w:t>
       </w:r>
-      <w:bookmarkStart w:id="163" w:name="_Toc44941292"/>
-      <w:bookmarkStart w:id="164" w:name="_Toc357950294"/>
+      <w:bookmarkStart w:id="162" w:name="_Toc44941292"/>
+      <w:bookmarkStart w:id="163" w:name="_Toc357950294"/>
       <w:r>
         <w:t>Accuracy Test</w:t>
       </w:r>
-      <w:bookmarkEnd w:id="163"/>
+      <w:bookmarkEnd w:id="162"/>
     </w:p>
     <w:p>
       <w:pPr>
@@ -27317,7 +27041,7 @@
       <w:r>
         <w:t xml:space="preserve"> we showed the result </w:t>
       </w:r>
-      <w:bookmarkStart w:id="165" w:name="_Hlk44797968"/>
+      <w:bookmarkStart w:id="164" w:name="_Hlk44797968"/>
       <w:r>
         <w:t xml:space="preserve">that we obtained from the </w:t>
       </w:r>
@@ -27380,7 +27104,7 @@
       <w:r>
         <w:t xml:space="preserve"> by Muhammed Zafar Iqbal.</w:t>
       </w:r>
-      <w:bookmarkEnd w:id="165"/>
+      <w:bookmarkEnd w:id="164"/>
     </w:p>
     <w:p>
       <w:pPr>
@@ -27485,7 +27209,7 @@
                     </pic:cNvPicPr>
                   </pic:nvPicPr>
                   <pic:blipFill>
-                    <a:blip r:embed="rId39">
+                    <a:blip r:embed="rId36">
                       <a:extLst>
                         <a:ext uri="{28A0092B-C50C-407E-A947-70E740481C1C}">
                           <a14:useLocalDpi xmlns:a14="http://schemas.microsoft.com/office/drawing/2010/main" val="0"/>
@@ -27518,25 +27242,25 @@
       <w:pPr>
         <w:pStyle w:val="CSEF"/>
       </w:pPr>
-      <w:bookmarkStart w:id="166" w:name="_Toc44941317"/>
+      <w:bookmarkStart w:id="165" w:name="_Toc44941317"/>
       <w:r>
         <w:t>Figure 4.10:</w:t>
       </w:r>
       <w:r>
         <w:t xml:space="preserve"> Series1 shows line segmentation, series2 shows word segmentation and series3 shows character segmentation.</w:t>
       </w:r>
+      <w:bookmarkEnd w:id="165"/>
+    </w:p>
+    <w:p>
+      <w:pPr>
+        <w:pStyle w:val="Heading3"/>
+      </w:pPr>
+      <w:bookmarkStart w:id="166" w:name="_Toc44941293"/>
+      <w:r>
+        <w:t>Summary</w:t>
+      </w:r>
+      <w:bookmarkEnd w:id="163"/>
       <w:bookmarkEnd w:id="166"/>
-    </w:p>
-    <w:p>
-      <w:pPr>
-        <w:pStyle w:val="Heading3"/>
-      </w:pPr>
-      <w:bookmarkStart w:id="167" w:name="_Toc44941293"/>
-      <w:r>
-        <w:t>Summary</w:t>
-      </w:r>
-      <w:bookmarkEnd w:id="164"/>
-      <w:bookmarkEnd w:id="167"/>
     </w:p>
     <w:p>
       <w:pPr>
@@ -27565,8 +27289,8 @@
           <w:szCs w:val="28"/>
         </w:rPr>
       </w:pPr>
-      <w:bookmarkStart w:id="168" w:name="_Toc355199965"/>
-      <w:bookmarkStart w:id="169" w:name="_Toc357950295"/>
+      <w:bookmarkStart w:id="167" w:name="_Toc355199965"/>
+      <w:bookmarkStart w:id="168" w:name="_Toc357950295"/>
       <w:r>
         <w:br w:type="page"/>
       </w:r>
@@ -27575,34 +27299,34 @@
       <w:pPr>
         <w:pStyle w:val="Heading2"/>
       </w:pPr>
-      <w:bookmarkStart w:id="170" w:name="_Toc44941294"/>
+      <w:bookmarkStart w:id="169" w:name="_Toc44941294"/>
       <w:r>
         <w:lastRenderedPageBreak/>
         <w:t>Chapter 5</w:t>
       </w:r>
+      <w:bookmarkEnd w:id="167"/>
       <w:bookmarkEnd w:id="168"/>
       <w:bookmarkEnd w:id="169"/>
+    </w:p>
+    <w:p>
+      <w:pPr>
+        <w:pStyle w:val="Heading2"/>
+      </w:pPr>
+      <w:bookmarkStart w:id="170" w:name="_Toc355199966"/>
+      <w:bookmarkStart w:id="171" w:name="_Toc357950296"/>
+      <w:bookmarkStart w:id="172" w:name="_Toc44941295"/>
+      <w:r>
+        <w:t xml:space="preserve">Discussions and </w:t>
+      </w:r>
+      <w:r>
+        <w:t>Conclusion</w:t>
+      </w:r>
       <w:bookmarkEnd w:id="170"/>
-    </w:p>
-    <w:p>
-      <w:pPr>
-        <w:pStyle w:val="Heading2"/>
-      </w:pPr>
-      <w:bookmarkStart w:id="171" w:name="_Toc355199966"/>
-      <w:bookmarkStart w:id="172" w:name="_Toc357950296"/>
-      <w:bookmarkStart w:id="173" w:name="_Toc44941295"/>
-      <w:r>
-        <w:t xml:space="preserve">Discussions and </w:t>
-      </w:r>
-      <w:r>
-        <w:t>Conclusion</w:t>
+      <w:r>
+        <w:t>s</w:t>
       </w:r>
       <w:bookmarkEnd w:id="171"/>
-      <w:r>
-        <w:t>s</w:t>
-      </w:r>
       <w:bookmarkEnd w:id="172"/>
-      <w:bookmarkEnd w:id="173"/>
     </w:p>
     <w:p>
       <w:pPr>
@@ -27630,93 +27354,93 @@
       <w:pPr>
         <w:pStyle w:val="Heading3"/>
       </w:pPr>
-      <w:bookmarkStart w:id="174" w:name="_Toc355199967"/>
+      <w:bookmarkStart w:id="173" w:name="_Toc355199967"/>
       <w:r>
         <w:t xml:space="preserve">  </w:t>
       </w:r>
-      <w:bookmarkStart w:id="175" w:name="_Toc357950297"/>
-      <w:bookmarkStart w:id="176" w:name="_Toc44941296"/>
+      <w:bookmarkStart w:id="174" w:name="_Toc357950297"/>
+      <w:bookmarkStart w:id="175" w:name="_Toc44941296"/>
       <w:r>
         <w:t>Discussion</w:t>
       </w:r>
+      <w:bookmarkEnd w:id="173"/>
+      <w:r>
+        <w:t>s</w:t>
+      </w:r>
       <w:bookmarkEnd w:id="174"/>
-      <w:r>
-        <w:t>s</w:t>
-      </w:r>
       <w:bookmarkEnd w:id="175"/>
+    </w:p>
+    <w:p>
+      <w:pPr>
+        <w:pStyle w:val="CSET"/>
+      </w:pPr>
+      <w:r>
+        <w:t xml:space="preserve">A methodology for the segmentation of Bengali contents has been introduced in this paper. </w:t>
+      </w:r>
+      <w:r>
+        <w:t>The a</w:t>
+      </w:r>
+      <w:r>
+        <w:t xml:space="preserve">pproach proposed from the earliest starting point of checking a text image to convert it into </w:t>
+      </w:r>
+      <w:r>
+        <w:t xml:space="preserve">a </w:t>
+      </w:r>
+      <w:r>
+        <w:t xml:space="preserve">binary image, noise removal, skew angle correction, line </w:t>
+      </w:r>
+      <w:r>
+        <w:t xml:space="preserve">segmentation, word segmentation, </w:t>
+      </w:r>
+      <w:r>
+        <w:t>and ch</w:t>
+      </w:r>
+      <w:r>
+        <w:t xml:space="preserve">aracter segmentation. It is a </w:t>
+      </w:r>
+      <w:r>
+        <w:t xml:space="preserve">difficult task in the character segmentation part when two characters are in some joined together. Our main motive of this work is to segment Bengali characters from </w:t>
+      </w:r>
+      <w:r>
+        <w:t xml:space="preserve">the </w:t>
+      </w:r>
+      <w:r>
+        <w:t>text image. To segment Bengali characters, we have performed line segmentation, word segmentation</w:t>
+      </w:r>
+      <w:r>
+        <w:t>,</w:t>
+      </w:r>
+      <w:r>
+        <w:t xml:space="preserve"> and character segmentation. Our line segmentation works almost properly, our word segmentation also works with very little errors and our character segmentation works with some er</w:t>
+      </w:r>
+      <w:r>
+        <w:t xml:space="preserve">rors. This chapter contains an </w:t>
+      </w:r>
+      <w:r>
+        <w:t>overview of our work and the future recommendation of this work.</w:t>
+      </w:r>
+    </w:p>
+    <w:p>
+      <w:pPr>
+        <w:pStyle w:val="CSET"/>
+      </w:pPr>
+    </w:p>
+    <w:p>
+      <w:pPr>
+        <w:pStyle w:val="Heading3"/>
+      </w:pPr>
+      <w:bookmarkStart w:id="176" w:name="_Toc355199968"/>
+      <w:r>
+        <w:t xml:space="preserve">  </w:t>
+      </w:r>
+      <w:bookmarkStart w:id="177" w:name="_Toc357950298"/>
+      <w:bookmarkStart w:id="178" w:name="_Toc44941297"/>
+      <w:r>
+        <w:t>Suggestion for future Work</w:t>
+      </w:r>
       <w:bookmarkEnd w:id="176"/>
-    </w:p>
-    <w:p>
-      <w:pPr>
-        <w:pStyle w:val="CSET"/>
-      </w:pPr>
-      <w:r>
-        <w:t xml:space="preserve">A methodology for the segmentation of Bengali contents has been introduced in this paper. </w:t>
-      </w:r>
-      <w:r>
-        <w:t>The a</w:t>
-      </w:r>
-      <w:r>
-        <w:t xml:space="preserve">pproach proposed from the earliest starting point of checking a text image to convert it into </w:t>
-      </w:r>
-      <w:r>
-        <w:t xml:space="preserve">a </w:t>
-      </w:r>
-      <w:r>
-        <w:t xml:space="preserve">binary image, noise removal, skew angle correction, line </w:t>
-      </w:r>
-      <w:r>
-        <w:t xml:space="preserve">segmentation, word segmentation, </w:t>
-      </w:r>
-      <w:r>
-        <w:t>and ch</w:t>
-      </w:r>
-      <w:r>
-        <w:t xml:space="preserve">aracter segmentation. It is a </w:t>
-      </w:r>
-      <w:r>
-        <w:t xml:space="preserve">difficult task in the character segmentation part when two characters are in some joined together. Our main motive of this work is to segment Bengali characters from </w:t>
-      </w:r>
-      <w:r>
-        <w:t xml:space="preserve">the </w:t>
-      </w:r>
-      <w:r>
-        <w:t>text image. To segment Bengali characters, we have performed line segmentation, word segmentation</w:t>
-      </w:r>
-      <w:r>
-        <w:t>,</w:t>
-      </w:r>
-      <w:r>
-        <w:t xml:space="preserve"> and character segmentation. Our line segmentation works almost properly, our word segmentation also works with very little errors and our character segmentation works with some er</w:t>
-      </w:r>
-      <w:r>
-        <w:t xml:space="preserve">rors. This chapter contains an </w:t>
-      </w:r>
-      <w:r>
-        <w:t>overview of our work and the future recommendation of this work.</w:t>
-      </w:r>
-    </w:p>
-    <w:p>
-      <w:pPr>
-        <w:pStyle w:val="CSET"/>
-      </w:pPr>
-    </w:p>
-    <w:p>
-      <w:pPr>
-        <w:pStyle w:val="Heading3"/>
-      </w:pPr>
-      <w:bookmarkStart w:id="177" w:name="_Toc355199968"/>
-      <w:r>
-        <w:t xml:space="preserve">  </w:t>
-      </w:r>
-      <w:bookmarkStart w:id="178" w:name="_Toc357950298"/>
-      <w:bookmarkStart w:id="179" w:name="_Toc44941297"/>
-      <w:r>
-        <w:t>Suggestion for future Work</w:t>
-      </w:r>
       <w:bookmarkEnd w:id="177"/>
       <w:bookmarkEnd w:id="178"/>
-      <w:bookmarkEnd w:id="179"/>
     </w:p>
     <w:p>
       <w:pPr>
@@ -27874,22 +27598,22 @@
       <w:pPr>
         <w:pStyle w:val="Heading3"/>
       </w:pPr>
-      <w:bookmarkStart w:id="180" w:name="_Toc355199971"/>
+      <w:bookmarkStart w:id="179" w:name="_Toc355199971"/>
       <w:r>
         <w:lastRenderedPageBreak/>
         <w:t xml:space="preserve">  </w:t>
       </w:r>
-      <w:bookmarkStart w:id="181" w:name="_Toc357950301"/>
-      <w:bookmarkStart w:id="182" w:name="_Toc44941298"/>
+      <w:bookmarkStart w:id="180" w:name="_Toc357950301"/>
+      <w:bookmarkStart w:id="181" w:name="_Toc44941298"/>
       <w:r>
         <w:t>Conclusion</w:t>
       </w:r>
+      <w:bookmarkEnd w:id="179"/>
+      <w:r>
+        <w:t>s</w:t>
+      </w:r>
       <w:bookmarkEnd w:id="180"/>
-      <w:r>
-        <w:t>s</w:t>
-      </w:r>
       <w:bookmarkEnd w:id="181"/>
-      <w:bookmarkEnd w:id="182"/>
     </w:p>
     <w:p>
       <w:pPr>
@@ -27952,7 +27676,7 @@
           <w:szCs w:val="28"/>
         </w:rPr>
       </w:pPr>
-      <w:bookmarkStart w:id="183" w:name="_Toc357950302"/>
+      <w:bookmarkStart w:id="182" w:name="_Toc357950302"/>
       <w:r>
         <w:br w:type="page"/>
       </w:r>
@@ -27961,13 +27685,13 @@
       <w:pPr>
         <w:pStyle w:val="Heading2"/>
       </w:pPr>
-      <w:bookmarkStart w:id="184" w:name="_Toc44941299"/>
+      <w:bookmarkStart w:id="183" w:name="_Toc44941299"/>
       <w:r>
         <w:lastRenderedPageBreak/>
         <w:t>REFERENCES</w:t>
       </w:r>
+      <w:bookmarkEnd w:id="182"/>
       <w:bookmarkEnd w:id="183"/>
-      <w:bookmarkEnd w:id="184"/>
     </w:p>
     <w:p>
       <w:pPr>
@@ -27986,8 +27710,8 @@
           <w:sz w:val="24"/>
         </w:rPr>
       </w:pPr>
-      <w:bookmarkStart w:id="185" w:name="_Toc355199972"/>
-      <w:bookmarkStart w:id="186" w:name="_Toc357950303"/>
+      <w:bookmarkStart w:id="184" w:name="_Toc355199972"/>
+      <w:bookmarkStart w:id="185" w:name="_Toc357950303"/>
       <w:r>
         <w:rPr>
           <w:rFonts w:ascii="Times New Roman" w:hAnsi="Times New Roman" w:cs="Times New Roman"/>
@@ -29609,103 +29333,7 @@
           <w:rFonts w:ascii="Times New Roman" w:hAnsi="Times New Roman" w:cs="Times New Roman"/>
           <w:sz w:val="24"/>
         </w:rPr>
-        <w:t xml:space="preserve">Yousuf Ali M.N., </w:t>
-      </w:r>
-      <w:proofErr w:type="spellStart"/>
-      <w:r>
-        <w:rPr>
-          <w:rFonts w:ascii="Times New Roman" w:hAnsi="Times New Roman" w:cs="Times New Roman"/>
-          <w:sz w:val="24"/>
-        </w:rPr>
-        <w:t>Sorwar</w:t>
-      </w:r>
-      <w:proofErr w:type="spellEnd"/>
-      <w:r>
-        <w:rPr>
-          <w:rFonts w:ascii="Times New Roman" w:hAnsi="Times New Roman" w:cs="Times New Roman"/>
-          <w:sz w:val="24"/>
-        </w:rPr>
-        <w:t xml:space="preserve"> G., Toru A., Islam M.A., </w:t>
-      </w:r>
-      <w:proofErr w:type="spellStart"/>
-      <w:r>
-        <w:rPr>
-          <w:rFonts w:ascii="Times New Roman" w:hAnsi="Times New Roman" w:cs="Times New Roman"/>
-          <w:sz w:val="24"/>
-        </w:rPr>
-        <w:t>Shamsujjoha</w:t>
-      </w:r>
-      <w:proofErr w:type="spellEnd"/>
-      <w:r>
-        <w:rPr>
-          <w:rFonts w:ascii="Times New Roman" w:hAnsi="Times New Roman" w:cs="Times New Roman"/>
-          <w:sz w:val="24"/>
-        </w:rPr>
-        <w:t xml:space="preserve"> M. (2015) </w:t>
-      </w:r>
-      <w:r>
-        <w:rPr>
-          <w:rFonts w:ascii="Times New Roman" w:hAnsi="Times New Roman" w:cs="Times New Roman"/>
-          <w:sz w:val="24"/>
-        </w:rPr>
-        <w:t>“</w:t>
-      </w:r>
-      <w:r>
-        <w:rPr>
-          <w:rFonts w:ascii="Times New Roman" w:hAnsi="Times New Roman" w:cs="Times New Roman"/>
-          <w:i/>
-          <w:iCs/>
-          <w:sz w:val="24"/>
-        </w:rPr>
-        <w:t>Morphological Rules of Bangla Repetitive Words for UNL Based Machine Translation.</w:t>
-      </w:r>
-      <w:r>
-        <w:rPr>
-          <w:rFonts w:ascii="Times New Roman" w:hAnsi="Times New Roman" w:cs="Times New Roman"/>
-          <w:i/>
-          <w:iCs/>
-          <w:sz w:val="24"/>
-        </w:rPr>
-        <w:t>”</w:t>
-      </w:r>
-      <w:r>
-        <w:rPr>
-          <w:rFonts w:ascii="Times New Roman" w:hAnsi="Times New Roman" w:cs="Times New Roman"/>
-          <w:sz w:val="24"/>
-        </w:rPr>
-        <w:t xml:space="preserve"> In: Tan Y., Shi Y., </w:t>
-      </w:r>
-      <w:proofErr w:type="spellStart"/>
-      <w:r>
-        <w:rPr>
-          <w:rFonts w:ascii="Times New Roman" w:hAnsi="Times New Roman" w:cs="Times New Roman"/>
-          <w:sz w:val="24"/>
-        </w:rPr>
-        <w:t>Buarque</w:t>
-      </w:r>
-      <w:proofErr w:type="spellEnd"/>
-      <w:r>
-        <w:rPr>
-          <w:rFonts w:ascii="Times New Roman" w:hAnsi="Times New Roman" w:cs="Times New Roman"/>
-          <w:sz w:val="24"/>
-        </w:rPr>
-        <w:t xml:space="preserve"> F., </w:t>
-      </w:r>
-      <w:proofErr w:type="spellStart"/>
-      <w:r>
-        <w:rPr>
-          <w:rFonts w:ascii="Times New Roman" w:hAnsi="Times New Roman" w:cs="Times New Roman"/>
-          <w:sz w:val="24"/>
-        </w:rPr>
-        <w:t>Gelbukh</w:t>
-      </w:r>
-      <w:proofErr w:type="spellEnd"/>
-      <w:r>
-        <w:rPr>
-          <w:rFonts w:ascii="Times New Roman" w:hAnsi="Times New Roman" w:cs="Times New Roman"/>
-          <w:sz w:val="24"/>
-        </w:rPr>
-        <w:t xml:space="preserve"> A., Das S., Engelbrecht A. (eds) Advances in Swarm and Computational Intelligence. ICSI 2015. Lecture Notes in Computer Science, vol 9142. Springer, Cham</w:t>
+        <w:t>https://homepages.inf.ed.ac.uk/rbf/HIPR2</w:t>
       </w:r>
     </w:p>
     <w:p>
@@ -29887,15 +29515,7 @@
           <w:rFonts w:ascii="Times New Roman" w:hAnsi="Times New Roman" w:cs="Times New Roman"/>
           <w:sz w:val="24"/>
         </w:rPr>
-        <w:t xml:space="preserve">”. In Proceedings of the International Conference for High-Performance Computing, </w:t>
-      </w:r>
-      <w:r>
-        <w:rPr>
-          <w:rFonts w:ascii="Times New Roman" w:hAnsi="Times New Roman" w:cs="Times New Roman"/>
-          <w:sz w:val="24"/>
-        </w:rPr>
-        <w:lastRenderedPageBreak/>
-        <w:t>Networking, Storage and Analysis (SC ’19). Association for Computing Machinery, New York, NY, USA, Article 23, 1–23. DOI: https://doi.org/10.1145/3295500.3356175.</w:t>
+        <w:t>”. In Proceedings of the International Conference for High-Performance Computing, Networking, Storage and Analysis (SC ’19). Association for Computing Machinery, New York, NY, USA, Article 23, 1–23. DOI: https://doi.org/10.1145/3295500.3356175.</w:t>
       </w:r>
     </w:p>
     <w:p>
@@ -29968,6 +29588,7 @@
           <w:rFonts w:ascii="Times New Roman" w:hAnsi="Times New Roman" w:cs="Times New Roman"/>
           <w:sz w:val="24"/>
         </w:rPr>
+        <w:lastRenderedPageBreak/>
         <w:t xml:space="preserve"> R.W. Smith, </w:t>
       </w:r>
       <w:r>
@@ -30001,11 +29622,11 @@
         <w:t>, Ph.D. Thesis, University of Bristol, November 1987.</w:t>
       </w:r>
       <w:bookmarkEnd w:id="5"/>
+      <w:bookmarkEnd w:id="184"/>
       <w:bookmarkEnd w:id="185"/>
-      <w:bookmarkEnd w:id="186"/>
     </w:p>
     <w:sectPr>
-      <w:footerReference w:type="default" r:id="rId40"/>
+      <w:footerReference w:type="default" r:id="rId37"/>
       <w:pgSz w:w="12240" w:h="15840"/>
       <w:pgMar w:top="1440" w:right="1440" w:bottom="1440" w:left="1440" w:header="720" w:footer="720" w:gutter="0"/>
       <w:pgNumType w:start="1"/>
@@ -34239,6 +33860,7 @@
     <w:rsid w:val="00691AAB"/>
     <w:rsid w:val="007319FE"/>
     <w:rsid w:val="00847EA7"/>
+    <w:rsid w:val="0088533E"/>
     <w:rsid w:val="008C6E5C"/>
     <w:rsid w:val="0090536A"/>
     <w:rsid w:val="00923BB1"/>
@@ -34250,6 +33872,7 @@
     <w:rsid w:val="00DC19A2"/>
     <w:rsid w:val="00E52146"/>
     <w:rsid w:val="00E65C1F"/>
+    <w:rsid w:val="00EE5F72"/>
     <w:rsid w:val="00EF6670"/>
   </w:rsids>
   <m:mathPr>

--- a/book/p-book1.docx
+++ b/book/p-book1.docx
@@ -2,12 +2,13 @@
 <file path=word/document.xml><?xml version="1.0" encoding="utf-8"?>
 <w:document xmlns:wpc="http://schemas.microsoft.com/office/word/2010/wordprocessingCanvas" xmlns:cx="http://schemas.microsoft.com/office/drawing/2014/chartex" xmlns:cx1="http://schemas.microsoft.com/office/drawing/2015/9/8/chartex" xmlns:cx2="http://schemas.microsoft.com/office/drawing/2015/10/21/chartex" xmlns:cx3="http://schemas.microsoft.com/office/drawing/2016/5/9/chartex" xmlns:cx4="http://schemas.microsoft.com/office/drawing/2016/5/10/chartex" xmlns:cx5="http://schemas.microsoft.com/office/drawing/2016/5/11/chartex" xmlns:cx6="http://schemas.microsoft.com/office/drawing/2016/5/12/chartex" xmlns:cx7="http://schemas.microsoft.com/office/drawing/2016/5/13/chartex" xmlns:cx8="http://schemas.microsoft.com/office/drawing/2016/5/14/chartex" xmlns:mc="http://schemas.openxmlformats.org/markup-compatibility/2006" xmlns:aink="http://schemas.microsoft.com/office/drawing/2016/ink" xmlns:am3d="http://schemas.microsoft.com/office/drawing/2017/model3d" xmlns:o="urn:schemas-microsoft-com:office:office" xmlns:r="http://schemas.openxmlformats.org/officeDocument/2006/relationships" xmlns:m="http://schemas.openxmlformats.org/officeDocument/2006/math" xmlns:v="urn:schemas-microsoft-com:vml" xmlns:wp14="http://schemas.microsoft.com/office/word/2010/wordprocessingDrawing" xmlns:wp="http://schemas.openxmlformats.org/drawingml/2006/wordprocessingDrawing" xmlns:w10="urn:schemas-microsoft-com:office:word" xmlns:w="http://schemas.openxmlformats.org/wordprocessingml/2006/main" xmlns:w14="http://schemas.microsoft.com/office/word/2010/wordml" xmlns:w15="http://schemas.microsoft.com/office/word/2012/wordml" xmlns:w16cex="http://schemas.microsoft.com/office/word/2018/wordml/cex" xmlns:w16cid="http://schemas.microsoft.com/office/word/2016/wordml/cid" xmlns:w16="http://schemas.microsoft.com/office/word/2018/wordml" xmlns:w16se="http://schemas.microsoft.com/office/word/2015/wordml/symex" xmlns:wpg="http://schemas.microsoft.com/office/word/2010/wordprocessingGroup" xmlns:wpi="http://schemas.microsoft.com/office/word/2010/wordprocessingInk" xmlns:wne="http://schemas.microsoft.com/office/word/2006/wordml" xmlns:wps="http://schemas.microsoft.com/office/word/2010/wordprocessingShape" mc:Ignorable="w14 w15 w16se w16cid w16 w16cex wp14">
   <w:body>
-    <w:bookmarkStart w:id="0" w:name="_Toc44941211" w:displacedByCustomXml="next"/>
-    <w:bookmarkStart w:id="1" w:name="_Toc44715318" w:displacedByCustomXml="next"/>
-    <w:bookmarkStart w:id="2" w:name="_Toc44714987" w:displacedByCustomXml="next"/>
-    <w:bookmarkStart w:id="3" w:name="_Toc44670811" w:displacedByCustomXml="next"/>
-    <w:bookmarkStart w:id="4" w:name="_Toc44664445" w:displacedByCustomXml="next"/>
-    <w:bookmarkStart w:id="5" w:name="_Hlk42884568" w:displacedByCustomXml="next"/>
+    <w:bookmarkStart w:id="0" w:name="_Toc44966882" w:displacedByCustomXml="next"/>
+    <w:bookmarkStart w:id="1" w:name="_Toc44941211" w:displacedByCustomXml="next"/>
+    <w:bookmarkStart w:id="2" w:name="_Toc44715318" w:displacedByCustomXml="next"/>
+    <w:bookmarkStart w:id="3" w:name="_Toc44714987" w:displacedByCustomXml="next"/>
+    <w:bookmarkStart w:id="4" w:name="_Toc44670811" w:displacedByCustomXml="next"/>
+    <w:bookmarkStart w:id="5" w:name="_Toc44664445" w:displacedByCustomXml="next"/>
+    <w:bookmarkStart w:id="6" w:name="_Hlk42884568" w:displacedByCustomXml="next"/>
     <w:sdt>
       <w:sdtPr>
         <w:rPr>
@@ -46,6 +47,7 @@
     <w:bookmarkEnd w:id="2" w:displacedByCustomXml="prev"/>
     <w:bookmarkEnd w:id="3" w:displacedByCustomXml="prev"/>
     <w:bookmarkEnd w:id="4" w:displacedByCustomXml="prev"/>
+    <w:bookmarkEnd w:id="5" w:displacedByCustomXml="prev"/>
     <w:p>
       <w:pPr>
         <w:jc w:val="center"/>
@@ -72,7 +74,6 @@
           <w:docPart w:val="51650C0D7127476D83C412A1597C808E"/>
         </w:placeholder>
       </w:sdtPr>
-      <w:sdtEndPr/>
       <w:sdtContent>
         <w:sdt>
           <w:sdtPr>
@@ -91,7 +92,6 @@
               <w:docPart w:val="51650C0D7127476D83C412A1597C808E"/>
             </w:placeholder>
           </w:sdtPr>
-          <w:sdtEndPr/>
           <w:sdtContent>
             <w:p>
               <w:pPr>
@@ -123,7 +123,6 @@
                     <w:docPart w:val="51650C0D7127476D83C412A1597C808E"/>
                   </w:placeholder>
                 </w:sdtPr>
-                <w:sdtEndPr/>
                 <w:sdtContent>
                   <w:sdt>
                     <w:sdtPr>
@@ -144,7 +143,6 @@
                         <w:listItem w:displayText="Project" w:value="Project"/>
                       </w:dropDownList>
                     </w:sdtPr>
-                    <w:sdtEndPr/>
                     <w:sdtContent>
                       <w:r>
                         <w:rPr>
@@ -447,7 +445,6 @@
           <w:docPart w:val="FE5963AFA4964A4F85445E168B7BD8C8"/>
         </w:placeholder>
       </w:sdtPr>
-      <w:sdtEndPr/>
       <w:sdtContent>
         <w:p>
           <w:pPr>
@@ -481,11 +478,6 @@
           <w:docPart w:val="FE5963AFA4964A4F85445E168B7BD8C8"/>
         </w:placeholder>
       </w:sdtPr>
-      <w:sdtEndPr>
-        <w:rPr>
-          <w:rStyle w:val="TNR14B"/>
-        </w:rPr>
-      </w:sdtEndPr>
       <w:sdtContent>
         <w:p>
           <w:pPr>
@@ -542,7 +534,6 @@
           <w:listItem w:displayText="Department Director" w:value="Department Director"/>
         </w:dropDownList>
       </w:sdtPr>
-      <w:sdtEndPr/>
       <w:sdtContent>
         <w:p>
           <w:pPr>
@@ -752,7 +743,6 @@
             <w:listItem w:displayText="Fall" w:value="Fall"/>
           </w:comboBox>
         </w:sdtPr>
-        <w:sdtEndPr/>
         <w:sdtContent>
           <w:r>
             <w:rPr>
@@ -797,7 +787,6 @@
             <w:listItem w:displayText="2023" w:value="2023"/>
           </w:dropDownList>
         </w:sdtPr>
-        <w:sdtEndPr/>
         <w:sdtContent>
           <w:r>
             <w:rPr>
@@ -828,11 +817,12 @@
         <w:t>Semester</w:t>
       </w:r>
     </w:p>
-    <w:bookmarkStart w:id="6" w:name="_Toc44941212" w:displacedByCustomXml="next"/>
-    <w:bookmarkStart w:id="7" w:name="_Toc44715319" w:displacedByCustomXml="next"/>
-    <w:bookmarkStart w:id="8" w:name="_Toc44714988" w:displacedByCustomXml="next"/>
-    <w:bookmarkStart w:id="9" w:name="_Toc44670812" w:displacedByCustomXml="next"/>
-    <w:bookmarkStart w:id="10" w:name="_Toc44664446" w:displacedByCustomXml="next"/>
+    <w:bookmarkStart w:id="7" w:name="_Toc44966883" w:displacedByCustomXml="next"/>
+    <w:bookmarkStart w:id="8" w:name="_Toc44941212" w:displacedByCustomXml="next"/>
+    <w:bookmarkStart w:id="9" w:name="_Toc44715319" w:displacedByCustomXml="next"/>
+    <w:bookmarkStart w:id="10" w:name="_Toc44714988" w:displacedByCustomXml="next"/>
+    <w:bookmarkStart w:id="11" w:name="_Toc44670812" w:displacedByCustomXml="next"/>
+    <w:bookmarkStart w:id="12" w:name="_Toc44664446" w:displacedByCustomXml="next"/>
     <w:sdt>
       <w:sdtPr>
         <w:rPr>
@@ -842,11 +832,6 @@
         <w:tag w:val="THESIS TITLE"/>
         <w:id w:val="-1181813698"/>
       </w:sdtPr>
-      <w:sdtEndPr>
-        <w:rPr>
-          <w:rStyle w:val="Style1"/>
-        </w:rPr>
-      </w:sdtEndPr>
       <w:sdtContent>
         <w:p>
           <w:pPr>
@@ -858,11 +843,12 @@
         </w:p>
       </w:sdtContent>
     </w:sdt>
-    <w:bookmarkEnd w:id="6" w:displacedByCustomXml="prev"/>
     <w:bookmarkEnd w:id="7" w:displacedByCustomXml="prev"/>
     <w:bookmarkEnd w:id="8" w:displacedByCustomXml="prev"/>
     <w:bookmarkEnd w:id="9" w:displacedByCustomXml="prev"/>
     <w:bookmarkEnd w:id="10" w:displacedByCustomXml="prev"/>
+    <w:bookmarkEnd w:id="11" w:displacedByCustomXml="prev"/>
+    <w:bookmarkEnd w:id="12" w:displacedByCustomXml="prev"/>
     <w:p>
       <w:pPr>
         <w:jc w:val="center"/>
@@ -910,7 +896,6 @@
             <w:listItem w:displayText="Project" w:value="Project"/>
           </w:dropDownList>
         </w:sdtPr>
-        <w:sdtEndPr/>
         <w:sdtContent>
           <w:r>
             <w:rPr>
@@ -1318,7 +1303,6 @@
             <w:listItem w:displayText="Fall" w:value="Fall"/>
           </w:dropDownList>
         </w:sdtPr>
-        <w:sdtEndPr/>
         <w:sdtContent>
           <w:r>
             <w:rPr>
@@ -1360,7 +1344,6 @@
             <w:listItem w:displayText="2020" w:value="2020"/>
           </w:dropDownList>
         </w:sdtPr>
-        <w:sdtEndPr/>
         <w:sdtContent>
           <w:r>
             <w:rPr>
@@ -1476,12 +1459,12 @@
       <w:pPr>
         <w:pStyle w:val="Heading2"/>
       </w:pPr>
-      <w:bookmarkStart w:id="11" w:name="_Toc44941213"/>
+      <w:bookmarkStart w:id="13" w:name="_Toc44966884"/>
       <w:r>
         <w:lastRenderedPageBreak/>
         <w:t>Declaration</w:t>
       </w:r>
-      <w:bookmarkEnd w:id="11"/>
+      <w:bookmarkEnd w:id="13"/>
     </w:p>
     <w:p>
       <w:pPr>
@@ -1518,11 +1501,6 @@
             <w:docPart w:val="5C6EBB5200094447AE8A07713B8B59AB"/>
           </w:placeholder>
         </w:sdtPr>
-        <w:sdtEndPr>
-          <w:rPr>
-            <w:rStyle w:val="AIUBTChar"/>
-          </w:rPr>
-        </w:sdtEndPr>
         <w:sdtContent>
           <w:sdt>
             <w:sdtPr>
@@ -1541,11 +1519,6 @@
                 <w:listItem w:displayText="project" w:value="project"/>
               </w:dropDownList>
             </w:sdtPr>
-            <w:sdtEndPr>
-              <w:rPr>
-                <w:rStyle w:val="AIUBTChar"/>
-              </w:rPr>
-            </w:sdtEndPr>
             <w:sdtContent>
               <w:r>
                 <w:rPr>
@@ -1885,12 +1858,12 @@
       <w:pPr>
         <w:pStyle w:val="Heading2"/>
       </w:pPr>
-      <w:bookmarkStart w:id="12" w:name="_Toc44941214"/>
+      <w:bookmarkStart w:id="14" w:name="_Toc44966885"/>
       <w:r>
         <w:lastRenderedPageBreak/>
         <w:t>Approval</w:t>
       </w:r>
-      <w:bookmarkEnd w:id="12"/>
+      <w:bookmarkEnd w:id="14"/>
     </w:p>
     <w:p>
       <w:pPr>
@@ -1950,11 +1923,6 @@
           </w:placeholder>
           <w:text/>
         </w:sdtPr>
-        <w:sdtEndPr>
-          <w:rPr>
-            <w:rStyle w:val="Style2"/>
-          </w:rPr>
-        </w:sdtEndPr>
         <w:sdtContent>
           <w:r>
             <w:rPr>
@@ -2252,11 +2220,6 @@
               </w:placeholder>
               <w:text/>
             </w:sdtPr>
-            <w:sdtEndPr>
-              <w:rPr>
-                <w:rStyle w:val="TNR12B"/>
-              </w:rPr>
-            </w:sdtEndPr>
             <w:sdtContent>
               <w:p>
                 <w:pPr>
@@ -2300,7 +2263,6 @@
                 <w:listItem w:displayText="Head of the Department" w:value="Head of the Department"/>
               </w:dropDownList>
             </w:sdtPr>
-            <w:sdtEndPr/>
             <w:sdtContent>
               <w:p>
                 <w:pPr>
@@ -2437,11 +2399,6 @@
               </w:placeholder>
               <w:text/>
             </w:sdtPr>
-            <w:sdtEndPr>
-              <w:rPr>
-                <w:rStyle w:val="TNR12B"/>
-              </w:rPr>
-            </w:sdtEndPr>
             <w:sdtContent>
               <w:p>
                 <w:pPr>
@@ -2486,7 +2443,6 @@
                 <w:listItem w:displayText="Head of the Department" w:value="Head of the Department"/>
               </w:dropDownList>
             </w:sdtPr>
-            <w:sdtEndPr/>
             <w:sdtContent>
               <w:p>
                 <w:pPr>
@@ -2612,7 +2568,6 @@
         </w:rPr>
         <w:id w:val="695889684"/>
       </w:sdtPr>
-      <w:sdtEndPr/>
       <w:sdtContent>
         <w:p>
           <w:pPr>
@@ -2710,7 +2665,7 @@
       <w:pPr>
         <w:pStyle w:val="Heading2"/>
       </w:pPr>
-      <w:bookmarkStart w:id="13" w:name="_Toc44941215"/>
+      <w:bookmarkStart w:id="15" w:name="_Toc44966886"/>
       <w:r>
         <w:lastRenderedPageBreak/>
         <w:t>Acknowledg</w:t>
@@ -2718,7 +2673,7 @@
       <w:r>
         <w:t>ment</w:t>
       </w:r>
-      <w:bookmarkEnd w:id="13"/>
+      <w:bookmarkEnd w:id="15"/>
     </w:p>
     <w:p>
       <w:pPr>
@@ -2864,7 +2819,7 @@
                 <w:szCs w:val="28"/>
               </w:rPr>
             </w:pPr>
-            <w:bookmarkStart w:id="14" w:name="_Hlk44795573"/>
+            <w:bookmarkStart w:id="16" w:name="_Hlk44795573"/>
             <w:r>
               <w:rPr>
                 <w:rFonts w:ascii="Times New Roman" w:hAnsi="Times New Roman" w:cs="Times New Roman"/>
@@ -2944,7 +2899,7 @@
           </w:p>
         </w:tc>
       </w:tr>
-      <w:bookmarkEnd w:id="14"/>
+      <w:bookmarkEnd w:id="16"/>
     </w:tbl>
     <w:p>
       <w:pPr>
@@ -3094,7 +3049,7 @@
         </w:rPr>
         <w:fldChar w:fldCharType="separate"/>
       </w:r>
-      <w:hyperlink w:anchor="_Toc44941213" w:history="1">
+      <w:hyperlink w:anchor="_Toc44966884" w:history="1">
         <w:r>
           <w:rPr>
             <w:rStyle w:val="Hyperlink"/>
@@ -3121,7 +3076,7 @@
             <w:noProof/>
             <w:webHidden/>
           </w:rPr>
-          <w:instrText xml:space="preserve"> PAGEREF _Toc44941213 \h </w:instrText>
+          <w:instrText xml:space="preserve"> PAGEREF _Toc44966884 \h </w:instrText>
         </w:r>
         <w:r>
           <w:rPr>
@@ -3163,7 +3118,7 @@
           <w:szCs w:val="22"/>
         </w:rPr>
       </w:pPr>
-      <w:hyperlink w:anchor="_Toc44941214" w:history="1">
+      <w:hyperlink w:anchor="_Toc44966885" w:history="1">
         <w:r>
           <w:rPr>
             <w:rStyle w:val="Hyperlink"/>
@@ -3190,7 +3145,7 @@
             <w:noProof/>
             <w:webHidden/>
           </w:rPr>
-          <w:instrText xml:space="preserve"> PAGEREF _Toc44941214 \h </w:instrText>
+          <w:instrText xml:space="preserve"> PAGEREF _Toc44966885 \h </w:instrText>
         </w:r>
         <w:r>
           <w:rPr>
@@ -3232,7 +3187,7 @@
           <w:szCs w:val="22"/>
         </w:rPr>
       </w:pPr>
-      <w:hyperlink w:anchor="_Toc44941215" w:history="1">
+      <w:hyperlink w:anchor="_Toc44966886" w:history="1">
         <w:r>
           <w:rPr>
             <w:rStyle w:val="Hyperlink"/>
@@ -3259,7 +3214,7 @@
             <w:noProof/>
             <w:webHidden/>
           </w:rPr>
-          <w:instrText xml:space="preserve"> PAGEREF _Toc44941215 \h </w:instrText>
+          <w:instrText xml:space="preserve"> PAGEREF _Toc44966886 \h </w:instrText>
         </w:r>
         <w:r>
           <w:rPr>
@@ -3301,7 +3256,7 @@
           <w:szCs w:val="22"/>
         </w:rPr>
       </w:pPr>
-      <w:hyperlink w:anchor="_Toc44941216" w:history="1">
+      <w:hyperlink w:anchor="_Toc44966887" w:history="1">
         <w:r>
           <w:rPr>
             <w:rStyle w:val="Hyperlink"/>
@@ -3328,7 +3283,7 @@
             <w:noProof/>
             <w:webHidden/>
           </w:rPr>
-          <w:instrText xml:space="preserve"> PAGEREF _Toc44941216 \h </w:instrText>
+          <w:instrText xml:space="preserve"> PAGEREF _Toc44966887 \h </w:instrText>
         </w:r>
         <w:r>
           <w:rPr>
@@ -3370,7 +3325,7 @@
           <w:szCs w:val="22"/>
         </w:rPr>
       </w:pPr>
-      <w:hyperlink w:anchor="_Toc44941217" w:history="1">
+      <w:hyperlink w:anchor="_Toc44966888" w:history="1">
         <w:r>
           <w:rPr>
             <w:rStyle w:val="Hyperlink"/>
@@ -3397,7 +3352,7 @@
             <w:noProof/>
             <w:webHidden/>
           </w:rPr>
-          <w:instrText xml:space="preserve"> PAGEREF _Toc44941217 \h </w:instrText>
+          <w:instrText xml:space="preserve"> PAGEREF _Toc44966888 \h </w:instrText>
         </w:r>
         <w:r>
           <w:rPr>
@@ -3439,7 +3394,7 @@
           <w:szCs w:val="22"/>
         </w:rPr>
       </w:pPr>
-      <w:hyperlink w:anchor="_Toc44941218" w:history="1">
+      <w:hyperlink w:anchor="_Toc44966889" w:history="1">
         <w:r>
           <w:rPr>
             <w:rStyle w:val="Hyperlink"/>
@@ -3466,7 +3421,7 @@
             <w:noProof/>
             <w:webHidden/>
           </w:rPr>
-          <w:instrText xml:space="preserve"> PAGEREF _Toc44941218 \h </w:instrText>
+          <w:instrText xml:space="preserve"> PAGEREF _Toc44966889 \h </w:instrText>
         </w:r>
         <w:r>
           <w:rPr>
@@ -3508,7 +3463,7 @@
           <w:szCs w:val="22"/>
         </w:rPr>
       </w:pPr>
-      <w:hyperlink w:anchor="_Toc44941219" w:history="1">
+      <w:hyperlink w:anchor="_Toc44966890" w:history="1">
         <w:r>
           <w:rPr>
             <w:rStyle w:val="Hyperlink"/>
@@ -3552,7 +3507,7 @@
             <w:noProof/>
             <w:webHidden/>
           </w:rPr>
-          <w:instrText xml:space="preserve"> PAGEREF _Toc44941219 \h </w:instrText>
+          <w:instrText xml:space="preserve"> PAGEREF _Toc44966890 \h </w:instrText>
         </w:r>
         <w:r>
           <w:rPr>
@@ -3594,7 +3549,7 @@
           <w:szCs w:val="22"/>
         </w:rPr>
       </w:pPr>
-      <w:hyperlink w:anchor="_Toc44941220" w:history="1">
+      <w:hyperlink w:anchor="_Toc44966891" w:history="1">
         <w:r>
           <w:rPr>
             <w:rStyle w:val="Hyperlink"/>
@@ -3638,7 +3593,7 @@
             <w:noProof/>
             <w:webHidden/>
           </w:rPr>
-          <w:instrText xml:space="preserve"> PAGEREF _Toc44941220 \h </w:instrText>
+          <w:instrText xml:space="preserve"> PAGEREF _Toc44966891 \h </w:instrText>
         </w:r>
         <w:r>
           <w:rPr>
@@ -3678,7 +3633,7 @@
           <w:szCs w:val="22"/>
         </w:rPr>
       </w:pPr>
-      <w:hyperlink w:anchor="_Toc44941221" w:history="1">
+      <w:hyperlink w:anchor="_Toc44966892" w:history="1">
         <w:r>
           <w:rPr>
             <w:rStyle w:val="Hyperlink"/>
@@ -3720,7 +3675,7 @@
             <w:noProof/>
             <w:webHidden/>
           </w:rPr>
-          <w:instrText xml:space="preserve"> PAGEREF _Toc44941221 \h </w:instrText>
+          <w:instrText xml:space="preserve"> PAGEREF _Toc44966892 \h </w:instrText>
         </w:r>
         <w:r>
           <w:rPr>
@@ -3760,7 +3715,7 @@
           <w:szCs w:val="22"/>
         </w:rPr>
       </w:pPr>
-      <w:hyperlink w:anchor="_Toc44941222" w:history="1">
+      <w:hyperlink w:anchor="_Toc44966893" w:history="1">
         <w:r>
           <w:rPr>
             <w:rStyle w:val="Hyperlink"/>
@@ -3802,7 +3757,7 @@
             <w:noProof/>
             <w:webHidden/>
           </w:rPr>
-          <w:instrText xml:space="preserve"> PAGEREF _Toc44941222 \h </w:instrText>
+          <w:instrText xml:space="preserve"> PAGEREF _Toc44966893 \h </w:instrText>
         </w:r>
         <w:r>
           <w:rPr>
@@ -3844,7 +3799,7 @@
           <w:szCs w:val="22"/>
         </w:rPr>
       </w:pPr>
-      <w:hyperlink w:anchor="_Toc44941223" w:history="1">
+      <w:hyperlink w:anchor="_Toc44966894" w:history="1">
         <w:r>
           <w:rPr>
             <w:rStyle w:val="Hyperlink"/>
@@ -3888,7 +3843,7 @@
             <w:noProof/>
             <w:webHidden/>
           </w:rPr>
-          <w:instrText xml:space="preserve"> PAGEREF _Toc44941223 \h </w:instrText>
+          <w:instrText xml:space="preserve"> PAGEREF _Toc44966894 \h </w:instrText>
         </w:r>
         <w:r>
           <w:rPr>
@@ -3928,7 +3883,7 @@
           <w:szCs w:val="22"/>
         </w:rPr>
       </w:pPr>
-      <w:hyperlink w:anchor="_Toc44941224" w:history="1">
+      <w:hyperlink w:anchor="_Toc44966895" w:history="1">
         <w:r>
           <w:rPr>
             <w:rStyle w:val="Hyperlink"/>
@@ -3970,7 +3925,7 @@
             <w:noProof/>
             <w:webHidden/>
           </w:rPr>
-          <w:instrText xml:space="preserve"> PAGEREF _Toc44941224 \h </w:instrText>
+          <w:instrText xml:space="preserve"> PAGEREF _Toc44966895 \h </w:instrText>
         </w:r>
         <w:r>
           <w:rPr>
@@ -4010,7 +3965,7 @@
           <w:szCs w:val="22"/>
         </w:rPr>
       </w:pPr>
-      <w:hyperlink w:anchor="_Toc44941225" w:history="1">
+      <w:hyperlink w:anchor="_Toc44966896" w:history="1">
         <w:r>
           <w:rPr>
             <w:rStyle w:val="Hyperlink"/>
@@ -4052,7 +4007,7 @@
             <w:noProof/>
             <w:webHidden/>
           </w:rPr>
-          <w:instrText xml:space="preserve"> PAGEREF _Toc44941225 \h </w:instrText>
+          <w:instrText xml:space="preserve"> PAGEREF _Toc44966896 \h </w:instrText>
         </w:r>
         <w:r>
           <w:rPr>
@@ -4094,7 +4049,7 @@
           <w:szCs w:val="22"/>
         </w:rPr>
       </w:pPr>
-      <w:hyperlink w:anchor="_Toc44941226" w:history="1">
+      <w:hyperlink w:anchor="_Toc44966897" w:history="1">
         <w:r>
           <w:rPr>
             <w:rStyle w:val="Hyperlink"/>
@@ -4138,7 +4093,7 @@
             <w:noProof/>
             <w:webHidden/>
           </w:rPr>
-          <w:instrText xml:space="preserve"> PAGEREF _Toc44941226 \h </w:instrText>
+          <w:instrText xml:space="preserve"> PAGEREF _Toc44966897 \h </w:instrText>
         </w:r>
         <w:r>
           <w:rPr>
@@ -4180,7 +4135,7 @@
           <w:szCs w:val="22"/>
         </w:rPr>
       </w:pPr>
-      <w:hyperlink w:anchor="_Toc44941227" w:history="1">
+      <w:hyperlink w:anchor="_Toc44966898" w:history="1">
         <w:r>
           <w:rPr>
             <w:rStyle w:val="Hyperlink"/>
@@ -4224,7 +4179,7 @@
             <w:noProof/>
             <w:webHidden/>
           </w:rPr>
-          <w:instrText xml:space="preserve"> PAGEREF _Toc44941227 \h </w:instrText>
+          <w:instrText xml:space="preserve"> PAGEREF _Toc44966898 \h </w:instrText>
         </w:r>
         <w:r>
           <w:rPr>
@@ -4266,7 +4221,7 @@
           <w:szCs w:val="22"/>
         </w:rPr>
       </w:pPr>
-      <w:hyperlink w:anchor="_Toc44941228" w:history="1">
+      <w:hyperlink w:anchor="_Toc44966899" w:history="1">
         <w:r>
           <w:rPr>
             <w:rStyle w:val="Hyperlink"/>
@@ -4310,7 +4265,7 @@
             <w:noProof/>
             <w:webHidden/>
           </w:rPr>
-          <w:instrText xml:space="preserve"> PAGEREF _Toc44941228 \h </w:instrText>
+          <w:instrText xml:space="preserve"> PAGEREF _Toc44966899 \h </w:instrText>
         </w:r>
         <w:r>
           <w:rPr>
@@ -4350,7 +4305,7 @@
           <w:szCs w:val="22"/>
         </w:rPr>
       </w:pPr>
-      <w:hyperlink w:anchor="_Toc44941229" w:history="1">
+      <w:hyperlink w:anchor="_Toc44966900" w:history="1">
         <w:r>
           <w:rPr>
             <w:rStyle w:val="Hyperlink"/>
@@ -4392,7 +4347,7 @@
             <w:noProof/>
             <w:webHidden/>
           </w:rPr>
-          <w:instrText xml:space="preserve"> PAGEREF _Toc44941229 \h </w:instrText>
+          <w:instrText xml:space="preserve"> PAGEREF _Toc44966900 \h </w:instrText>
         </w:r>
         <w:r>
           <w:rPr>
@@ -4432,7 +4387,7 @@
           <w:szCs w:val="22"/>
         </w:rPr>
       </w:pPr>
-      <w:hyperlink w:anchor="_Toc44941230" w:history="1">
+      <w:hyperlink w:anchor="_Toc44966901" w:history="1">
         <w:r>
           <w:rPr>
             <w:rStyle w:val="Hyperlink"/>
@@ -4474,7 +4429,7 @@
             <w:noProof/>
             <w:webHidden/>
           </w:rPr>
-          <w:instrText xml:space="preserve"> PAGEREF _Toc44941230 \h </w:instrText>
+          <w:instrText xml:space="preserve"> PAGEREF _Toc44966901 \h </w:instrText>
         </w:r>
         <w:r>
           <w:rPr>
@@ -4516,7 +4471,7 @@
           <w:szCs w:val="22"/>
         </w:rPr>
       </w:pPr>
-      <w:hyperlink w:anchor="_Toc44941231" w:history="1">
+      <w:hyperlink w:anchor="_Toc44966902" w:history="1">
         <w:r>
           <w:rPr>
             <w:rStyle w:val="Hyperlink"/>
@@ -4560,7 +4515,7 @@
             <w:noProof/>
             <w:webHidden/>
           </w:rPr>
-          <w:instrText xml:space="preserve"> PAGEREF _Toc44941231 \h </w:instrText>
+          <w:instrText xml:space="preserve"> PAGEREF _Toc44966902 \h </w:instrText>
         </w:r>
         <w:r>
           <w:rPr>
@@ -4602,7 +4557,7 @@
           <w:szCs w:val="22"/>
         </w:rPr>
       </w:pPr>
-      <w:hyperlink w:anchor="_Toc44941232" w:history="1">
+      <w:hyperlink w:anchor="_Toc44966903" w:history="1">
         <w:r>
           <w:rPr>
             <w:rStyle w:val="Hyperlink"/>
@@ -4629,7 +4584,7 @@
             <w:noProof/>
             <w:webHidden/>
           </w:rPr>
-          <w:instrText xml:space="preserve"> PAGEREF _Toc44941232 \h </w:instrText>
+          <w:instrText xml:space="preserve"> PAGEREF _Toc44966903 \h </w:instrText>
         </w:r>
         <w:r>
           <w:rPr>
@@ -4671,7 +4626,7 @@
           <w:szCs w:val="22"/>
         </w:rPr>
       </w:pPr>
-      <w:hyperlink w:anchor="_Toc44941233" w:history="1">
+      <w:hyperlink w:anchor="_Toc44966904" w:history="1">
         <w:r>
           <w:rPr>
             <w:rStyle w:val="Hyperlink"/>
@@ -4698,7 +4653,7 @@
             <w:noProof/>
             <w:webHidden/>
           </w:rPr>
-          <w:instrText xml:space="preserve"> PAGEREF _Toc44941233 \h </w:instrText>
+          <w:instrText xml:space="preserve"> PAGEREF _Toc44966904 \h </w:instrText>
         </w:r>
         <w:r>
           <w:rPr>
@@ -4740,7 +4695,7 @@
           <w:szCs w:val="22"/>
         </w:rPr>
       </w:pPr>
-      <w:hyperlink w:anchor="_Toc44941234" w:history="1">
+      <w:hyperlink w:anchor="_Toc44966905" w:history="1">
         <w:r>
           <w:rPr>
             <w:rStyle w:val="Hyperlink"/>
@@ -4784,7 +4739,7 @@
             <w:noProof/>
             <w:webHidden/>
           </w:rPr>
-          <w:instrText xml:space="preserve"> PAGEREF _Toc44941234 \h </w:instrText>
+          <w:instrText xml:space="preserve"> PAGEREF _Toc44966905 \h </w:instrText>
         </w:r>
         <w:r>
           <w:rPr>
@@ -4826,7 +4781,7 @@
           <w:szCs w:val="22"/>
         </w:rPr>
       </w:pPr>
-      <w:hyperlink w:anchor="_Toc44941235" w:history="1">
+      <w:hyperlink w:anchor="_Toc44966906" w:history="1">
         <w:r>
           <w:rPr>
             <w:rStyle w:val="Hyperlink"/>
@@ -4870,7 +4825,7 @@
             <w:noProof/>
             <w:webHidden/>
           </w:rPr>
-          <w:instrText xml:space="preserve"> PAGEREF _Toc44941235 \h </w:instrText>
+          <w:instrText xml:space="preserve"> PAGEREF _Toc44966906 \h </w:instrText>
         </w:r>
         <w:r>
           <w:rPr>
@@ -4910,7 +4865,7 @@
           <w:szCs w:val="22"/>
         </w:rPr>
       </w:pPr>
-      <w:hyperlink w:anchor="_Toc44941236" w:history="1">
+      <w:hyperlink w:anchor="_Toc44966907" w:history="1">
         <w:r>
           <w:rPr>
             <w:rStyle w:val="Hyperlink"/>
@@ -4952,7 +4907,7 @@
             <w:noProof/>
             <w:webHidden/>
           </w:rPr>
-          <w:instrText xml:space="preserve"> PAGEREF _Toc44941236 \h </w:instrText>
+          <w:instrText xml:space="preserve"> PAGEREF _Toc44966907 \h </w:instrText>
         </w:r>
         <w:r>
           <w:rPr>
@@ -4992,7 +4947,7 @@
           <w:szCs w:val="22"/>
         </w:rPr>
       </w:pPr>
-      <w:hyperlink w:anchor="_Toc44941237" w:history="1">
+      <w:hyperlink w:anchor="_Toc44966908" w:history="1">
         <w:r>
           <w:rPr>
             <w:rStyle w:val="Hyperlink"/>
@@ -5034,7 +4989,7 @@
             <w:noProof/>
             <w:webHidden/>
           </w:rPr>
-          <w:instrText xml:space="preserve"> PAGEREF _Toc44941237 \h </w:instrText>
+          <w:instrText xml:space="preserve"> PAGEREF _Toc44966908 \h </w:instrText>
         </w:r>
         <w:r>
           <w:rPr>
@@ -5076,7 +5031,7 @@
           <w:szCs w:val="22"/>
         </w:rPr>
       </w:pPr>
-      <w:hyperlink w:anchor="_Toc44941238" w:history="1">
+      <w:hyperlink w:anchor="_Toc44966909" w:history="1">
         <w:r>
           <w:rPr>
             <w:rStyle w:val="Hyperlink"/>
@@ -5120,7 +5075,7 @@
             <w:noProof/>
             <w:webHidden/>
           </w:rPr>
-          <w:instrText xml:space="preserve"> PAGEREF _Toc44941238 \h </w:instrText>
+          <w:instrText xml:space="preserve"> PAGEREF _Toc44966909 \h </w:instrText>
         </w:r>
         <w:r>
           <w:rPr>
@@ -5160,7 +5115,7 @@
           <w:szCs w:val="22"/>
         </w:rPr>
       </w:pPr>
-      <w:hyperlink w:anchor="_Toc44941239" w:history="1">
+      <w:hyperlink w:anchor="_Toc44966910" w:history="1">
         <w:r>
           <w:rPr>
             <w:rStyle w:val="Hyperlink"/>
@@ -5202,7 +5157,7 @@
             <w:noProof/>
             <w:webHidden/>
           </w:rPr>
-          <w:instrText xml:space="preserve"> PAGEREF _Toc44941239 \h </w:instrText>
+          <w:instrText xml:space="preserve"> PAGEREF _Toc44966910 \h </w:instrText>
         </w:r>
         <w:r>
           <w:rPr>
@@ -5242,7 +5197,7 @@
           <w:szCs w:val="22"/>
         </w:rPr>
       </w:pPr>
-      <w:hyperlink w:anchor="_Toc44941240" w:history="1">
+      <w:hyperlink w:anchor="_Toc44966911" w:history="1">
         <w:r>
           <w:rPr>
             <w:rStyle w:val="Hyperlink"/>
@@ -5284,7 +5239,7 @@
             <w:noProof/>
             <w:webHidden/>
           </w:rPr>
-          <w:instrText xml:space="preserve"> PAGEREF _Toc44941240 \h </w:instrText>
+          <w:instrText xml:space="preserve"> PAGEREF _Toc44966911 \h </w:instrText>
         </w:r>
         <w:r>
           <w:rPr>
@@ -5324,7 +5279,7 @@
           <w:szCs w:val="22"/>
         </w:rPr>
       </w:pPr>
-      <w:hyperlink w:anchor="_Toc44941241" w:history="1">
+      <w:hyperlink w:anchor="_Toc44966912" w:history="1">
         <w:r>
           <w:rPr>
             <w:rStyle w:val="Hyperlink"/>
@@ -5368,7 +5323,7 @@
             <w:noProof/>
             <w:webHidden/>
           </w:rPr>
-          <w:instrText xml:space="preserve"> PAGEREF _Toc44941241 \h </w:instrText>
+          <w:instrText xml:space="preserve"> PAGEREF _Toc44966912 \h </w:instrText>
         </w:r>
         <w:r>
           <w:rPr>
@@ -5408,7 +5363,7 @@
           <w:szCs w:val="22"/>
         </w:rPr>
       </w:pPr>
-      <w:hyperlink w:anchor="_Toc44941242" w:history="1">
+      <w:hyperlink w:anchor="_Toc44966913" w:history="1">
         <w:r>
           <w:rPr>
             <w:rStyle w:val="Hyperlink"/>
@@ -5452,7 +5407,7 @@
             <w:noProof/>
             <w:webHidden/>
           </w:rPr>
-          <w:instrText xml:space="preserve"> PAGEREF _Toc44941242 \h </w:instrText>
+          <w:instrText xml:space="preserve"> PAGEREF _Toc44966913 \h </w:instrText>
         </w:r>
         <w:r>
           <w:rPr>
@@ -5492,7 +5447,7 @@
           <w:szCs w:val="22"/>
         </w:rPr>
       </w:pPr>
-      <w:hyperlink w:anchor="_Toc44941243" w:history="1">
+      <w:hyperlink w:anchor="_Toc44966914" w:history="1">
         <w:r>
           <w:rPr>
             <w:rStyle w:val="Hyperlink"/>
@@ -5536,7 +5491,7 @@
             <w:noProof/>
             <w:webHidden/>
           </w:rPr>
-          <w:instrText xml:space="preserve"> PAGEREF _Toc44941243 \h </w:instrText>
+          <w:instrText xml:space="preserve"> PAGEREF _Toc44966914 \h </w:instrText>
         </w:r>
         <w:r>
           <w:rPr>
@@ -5576,7 +5531,7 @@
           <w:szCs w:val="22"/>
         </w:rPr>
       </w:pPr>
-      <w:hyperlink w:anchor="_Toc44941244" w:history="1">
+      <w:hyperlink w:anchor="_Toc44966915" w:history="1">
         <w:r>
           <w:rPr>
             <w:rStyle w:val="Hyperlink"/>
@@ -5618,7 +5573,7 @@
             <w:noProof/>
             <w:webHidden/>
           </w:rPr>
-          <w:instrText xml:space="preserve"> PAGEREF _Toc44941244 \h </w:instrText>
+          <w:instrText xml:space="preserve"> PAGEREF _Toc44966915 \h </w:instrText>
         </w:r>
         <w:r>
           <w:rPr>
@@ -5658,7 +5613,7 @@
           <w:szCs w:val="22"/>
         </w:rPr>
       </w:pPr>
-      <w:hyperlink w:anchor="_Toc44941245" w:history="1">
+      <w:hyperlink w:anchor="_Toc44966916" w:history="1">
         <w:r>
           <w:rPr>
             <w:rStyle w:val="Hyperlink"/>
@@ -5700,7 +5655,7 @@
             <w:noProof/>
             <w:webHidden/>
           </w:rPr>
-          <w:instrText xml:space="preserve"> PAGEREF _Toc44941245 \h </w:instrText>
+          <w:instrText xml:space="preserve"> PAGEREF _Toc44966916 \h </w:instrText>
         </w:r>
         <w:r>
           <w:rPr>
@@ -5740,7 +5695,7 @@
           <w:szCs w:val="22"/>
         </w:rPr>
       </w:pPr>
-      <w:hyperlink w:anchor="_Toc44941246" w:history="1">
+      <w:hyperlink w:anchor="_Toc44966917" w:history="1">
         <w:r>
           <w:rPr>
             <w:rStyle w:val="Hyperlink"/>
@@ -5782,7 +5737,7 @@
             <w:noProof/>
             <w:webHidden/>
           </w:rPr>
-          <w:instrText xml:space="preserve"> PAGEREF _Toc44941246 \h </w:instrText>
+          <w:instrText xml:space="preserve"> PAGEREF _Toc44966917 \h </w:instrText>
         </w:r>
         <w:r>
           <w:rPr>
@@ -5822,7 +5777,7 @@
           <w:szCs w:val="22"/>
         </w:rPr>
       </w:pPr>
-      <w:hyperlink w:anchor="_Toc44941247" w:history="1">
+      <w:hyperlink w:anchor="_Toc44966918" w:history="1">
         <w:r>
           <w:rPr>
             <w:rStyle w:val="Hyperlink"/>
@@ -5864,7 +5819,7 @@
             <w:noProof/>
             <w:webHidden/>
           </w:rPr>
-          <w:instrText xml:space="preserve"> PAGEREF _Toc44941247 \h </w:instrText>
+          <w:instrText xml:space="preserve"> PAGEREF _Toc44966918 \h </w:instrText>
         </w:r>
         <w:r>
           <w:rPr>
@@ -5904,7 +5859,7 @@
           <w:szCs w:val="22"/>
         </w:rPr>
       </w:pPr>
-      <w:hyperlink w:anchor="_Toc44941248" w:history="1">
+      <w:hyperlink w:anchor="_Toc44966919" w:history="1">
         <w:r>
           <w:rPr>
             <w:rStyle w:val="Hyperlink"/>
@@ -5946,7 +5901,7 @@
             <w:noProof/>
             <w:webHidden/>
           </w:rPr>
-          <w:instrText xml:space="preserve"> PAGEREF _Toc44941248 \h </w:instrText>
+          <w:instrText xml:space="preserve"> PAGEREF _Toc44966919 \h </w:instrText>
         </w:r>
         <w:r>
           <w:rPr>
@@ -5988,7 +5943,7 @@
           <w:szCs w:val="22"/>
         </w:rPr>
       </w:pPr>
-      <w:hyperlink w:anchor="_Toc44941249" w:history="1">
+      <w:hyperlink w:anchor="_Toc44966920" w:history="1">
         <w:r>
           <w:rPr>
             <w:rStyle w:val="Hyperlink"/>
@@ -6032,7 +5987,7 @@
             <w:noProof/>
             <w:webHidden/>
           </w:rPr>
-          <w:instrText xml:space="preserve"> PAGEREF _Toc44941249 \h </w:instrText>
+          <w:instrText xml:space="preserve"> PAGEREF _Toc44966920 \h </w:instrText>
         </w:r>
         <w:r>
           <w:rPr>
@@ -6074,7 +6029,7 @@
           <w:szCs w:val="22"/>
         </w:rPr>
       </w:pPr>
-      <w:hyperlink w:anchor="_Toc44941250" w:history="1">
+      <w:hyperlink w:anchor="_Toc44966921" w:history="1">
         <w:r>
           <w:rPr>
             <w:rStyle w:val="Hyperlink"/>
@@ -6101,7 +6056,7 @@
             <w:noProof/>
             <w:webHidden/>
           </w:rPr>
-          <w:instrText xml:space="preserve"> PAGEREF _Toc44941250 \h </w:instrText>
+          <w:instrText xml:space="preserve"> PAGEREF _Toc44966921 \h </w:instrText>
         </w:r>
         <w:r>
           <w:rPr>
@@ -6143,7 +6098,7 @@
           <w:szCs w:val="22"/>
         </w:rPr>
       </w:pPr>
-      <w:hyperlink w:anchor="_Toc44941251" w:history="1">
+      <w:hyperlink w:anchor="_Toc44966922" w:history="1">
         <w:r>
           <w:rPr>
             <w:rStyle w:val="Hyperlink"/>
@@ -6170,7 +6125,7 @@
             <w:noProof/>
             <w:webHidden/>
           </w:rPr>
-          <w:instrText xml:space="preserve"> PAGEREF _Toc44941251 \h </w:instrText>
+          <w:instrText xml:space="preserve"> PAGEREF _Toc44966922 \h </w:instrText>
         </w:r>
         <w:r>
           <w:rPr>
@@ -6212,7 +6167,7 @@
           <w:szCs w:val="22"/>
         </w:rPr>
       </w:pPr>
-      <w:hyperlink w:anchor="_Toc44941252" w:history="1">
+      <w:hyperlink w:anchor="_Toc44966923" w:history="1">
         <w:r>
           <w:rPr>
             <w:rStyle w:val="Hyperlink"/>
@@ -6256,7 +6211,7 @@
             <w:noProof/>
             <w:webHidden/>
           </w:rPr>
-          <w:instrText xml:space="preserve"> PAGEREF _Toc44941252 \h </w:instrText>
+          <w:instrText xml:space="preserve"> PAGEREF _Toc44966923 \h </w:instrText>
         </w:r>
         <w:r>
           <w:rPr>
@@ -6298,7 +6253,7 @@
           <w:szCs w:val="22"/>
         </w:rPr>
       </w:pPr>
-      <w:hyperlink w:anchor="_Toc44941253" w:history="1">
+      <w:hyperlink w:anchor="_Toc44966924" w:history="1">
         <w:r>
           <w:rPr>
             <w:rStyle w:val="Hyperlink"/>
@@ -6321,7 +6276,7 @@
             <w:rStyle w:val="Hyperlink"/>
             <w:noProof/>
           </w:rPr>
-          <w:t>Implementation Tools</w:t>
+          <w:t>Dataset</w:t>
         </w:r>
         <w:r>
           <w:rPr>
@@ -6342,7 +6297,7 @@
             <w:noProof/>
             <w:webHidden/>
           </w:rPr>
-          <w:instrText xml:space="preserve"> PAGEREF _Toc44941253 \h </w:instrText>
+          <w:instrText xml:space="preserve"> PAGEREF _Toc44966924 \h </w:instrText>
         </w:r>
         <w:r>
           <w:rPr>
@@ -6363,498 +6318,6 @@
             <w:webHidden/>
           </w:rPr>
           <w:t>20</w:t>
-        </w:r>
-        <w:r>
-          <w:rPr>
-            <w:noProof/>
-            <w:webHidden/>
-          </w:rPr>
-          <w:fldChar w:fldCharType="end"/>
-        </w:r>
-      </w:hyperlink>
-    </w:p>
-    <w:p>
-      <w:pPr>
-        <w:pStyle w:val="TOC4"/>
-        <w:rPr>
-          <w:rFonts w:asciiTheme="minorHAnsi" w:eastAsiaTheme="minorEastAsia" w:hAnsiTheme="minorHAnsi" w:cstheme="minorBidi"/>
-          <w:noProof/>
-          <w:szCs w:val="22"/>
-        </w:rPr>
-      </w:pPr>
-      <w:hyperlink w:anchor="_Toc44941254" w:history="1">
-        <w:r>
-          <w:rPr>
-            <w:rStyle w:val="Hyperlink"/>
-            <w:noProof/>
-          </w:rPr>
-          <w:t>3.2.1.</w:t>
-        </w:r>
-        <w:r>
-          <w:rPr>
-            <w:rFonts w:asciiTheme="minorHAnsi" w:eastAsiaTheme="minorEastAsia" w:hAnsiTheme="minorHAnsi" w:cstheme="minorBidi"/>
-            <w:noProof/>
-            <w:szCs w:val="22"/>
-          </w:rPr>
-          <w:tab/>
-        </w:r>
-        <w:r>
-          <w:rPr>
-            <w:rStyle w:val="Hyperlink"/>
-            <w:noProof/>
-          </w:rPr>
-          <w:t>Environments</w:t>
-        </w:r>
-        <w:r>
-          <w:rPr>
-            <w:noProof/>
-            <w:webHidden/>
-          </w:rPr>
-          <w:tab/>
-        </w:r>
-        <w:r>
-          <w:rPr>
-            <w:noProof/>
-            <w:webHidden/>
-          </w:rPr>
-          <w:fldChar w:fldCharType="begin"/>
-        </w:r>
-        <w:r>
-          <w:rPr>
-            <w:noProof/>
-            <w:webHidden/>
-          </w:rPr>
-          <w:instrText xml:space="preserve"> PAGEREF _Toc44941254 \h </w:instrText>
-        </w:r>
-        <w:r>
-          <w:rPr>
-            <w:noProof/>
-            <w:webHidden/>
-          </w:rPr>
-        </w:r>
-        <w:r>
-          <w:rPr>
-            <w:noProof/>
-            <w:webHidden/>
-          </w:rPr>
-          <w:fldChar w:fldCharType="separate"/>
-        </w:r>
-        <w:r>
-          <w:rPr>
-            <w:noProof/>
-            <w:webHidden/>
-          </w:rPr>
-          <w:t>20</w:t>
-        </w:r>
-        <w:r>
-          <w:rPr>
-            <w:noProof/>
-            <w:webHidden/>
-          </w:rPr>
-          <w:fldChar w:fldCharType="end"/>
-        </w:r>
-      </w:hyperlink>
-    </w:p>
-    <w:p>
-      <w:pPr>
-        <w:pStyle w:val="TOC5"/>
-        <w:rPr>
-          <w:rFonts w:asciiTheme="minorHAnsi" w:eastAsiaTheme="minorEastAsia" w:hAnsiTheme="minorHAnsi" w:cstheme="minorBidi"/>
-          <w:noProof/>
-          <w:szCs w:val="22"/>
-        </w:rPr>
-      </w:pPr>
-      <w:hyperlink w:anchor="_Toc44941255" w:history="1">
-        <w:r>
-          <w:rPr>
-            <w:rStyle w:val="Hyperlink"/>
-            <w:noProof/>
-          </w:rPr>
-          <w:t>3.2.1.1.</w:t>
-        </w:r>
-        <w:r>
-          <w:rPr>
-            <w:rFonts w:asciiTheme="minorHAnsi" w:eastAsiaTheme="minorEastAsia" w:hAnsiTheme="minorHAnsi" w:cstheme="minorBidi"/>
-            <w:noProof/>
-            <w:szCs w:val="22"/>
-          </w:rPr>
-          <w:tab/>
-        </w:r>
-        <w:r>
-          <w:rPr>
-            <w:rStyle w:val="Hyperlink"/>
-            <w:noProof/>
-          </w:rPr>
-          <w:t>Anaconda Environment</w:t>
-        </w:r>
-        <w:r>
-          <w:rPr>
-            <w:noProof/>
-            <w:webHidden/>
-          </w:rPr>
-          <w:tab/>
-        </w:r>
-        <w:r>
-          <w:rPr>
-            <w:noProof/>
-            <w:webHidden/>
-          </w:rPr>
-          <w:fldChar w:fldCharType="begin"/>
-        </w:r>
-        <w:r>
-          <w:rPr>
-            <w:noProof/>
-            <w:webHidden/>
-          </w:rPr>
-          <w:instrText xml:space="preserve"> PAGEREF _Toc44941255 \h </w:instrText>
-        </w:r>
-        <w:r>
-          <w:rPr>
-            <w:noProof/>
-            <w:webHidden/>
-          </w:rPr>
-        </w:r>
-        <w:r>
-          <w:rPr>
-            <w:noProof/>
-            <w:webHidden/>
-          </w:rPr>
-          <w:fldChar w:fldCharType="separate"/>
-        </w:r>
-        <w:r>
-          <w:rPr>
-            <w:noProof/>
-            <w:webHidden/>
-          </w:rPr>
-          <w:t>20</w:t>
-        </w:r>
-        <w:r>
-          <w:rPr>
-            <w:noProof/>
-            <w:webHidden/>
-          </w:rPr>
-          <w:fldChar w:fldCharType="end"/>
-        </w:r>
-      </w:hyperlink>
-    </w:p>
-    <w:p>
-      <w:pPr>
-        <w:pStyle w:val="TOC4"/>
-        <w:rPr>
-          <w:rFonts w:asciiTheme="minorHAnsi" w:eastAsiaTheme="minorEastAsia" w:hAnsiTheme="minorHAnsi" w:cstheme="minorBidi"/>
-          <w:noProof/>
-          <w:szCs w:val="22"/>
-        </w:rPr>
-      </w:pPr>
-      <w:hyperlink w:anchor="_Toc44941256" w:history="1">
-        <w:r>
-          <w:rPr>
-            <w:rStyle w:val="Hyperlink"/>
-            <w:noProof/>
-          </w:rPr>
-          <w:t>3.2.2.</w:t>
-        </w:r>
-        <w:r>
-          <w:rPr>
-            <w:rFonts w:asciiTheme="minorHAnsi" w:eastAsiaTheme="minorEastAsia" w:hAnsiTheme="minorHAnsi" w:cstheme="minorBidi"/>
-            <w:noProof/>
-            <w:szCs w:val="22"/>
-          </w:rPr>
-          <w:tab/>
-        </w:r>
-        <w:r>
-          <w:rPr>
-            <w:rStyle w:val="Hyperlink"/>
-            <w:noProof/>
-          </w:rPr>
-          <w:t>Packages</w:t>
-        </w:r>
-        <w:r>
-          <w:rPr>
-            <w:noProof/>
-            <w:webHidden/>
-          </w:rPr>
-          <w:tab/>
-        </w:r>
-        <w:r>
-          <w:rPr>
-            <w:noProof/>
-            <w:webHidden/>
-          </w:rPr>
-          <w:fldChar w:fldCharType="begin"/>
-        </w:r>
-        <w:r>
-          <w:rPr>
-            <w:noProof/>
-            <w:webHidden/>
-          </w:rPr>
-          <w:instrText xml:space="preserve"> PAGEREF _Toc44941256 \h </w:instrText>
-        </w:r>
-        <w:r>
-          <w:rPr>
-            <w:noProof/>
-            <w:webHidden/>
-          </w:rPr>
-        </w:r>
-        <w:r>
-          <w:rPr>
-            <w:noProof/>
-            <w:webHidden/>
-          </w:rPr>
-          <w:fldChar w:fldCharType="separate"/>
-        </w:r>
-        <w:r>
-          <w:rPr>
-            <w:noProof/>
-            <w:webHidden/>
-          </w:rPr>
-          <w:t>21</w:t>
-        </w:r>
-        <w:r>
-          <w:rPr>
-            <w:noProof/>
-            <w:webHidden/>
-          </w:rPr>
-          <w:fldChar w:fldCharType="end"/>
-        </w:r>
-      </w:hyperlink>
-    </w:p>
-    <w:p>
-      <w:pPr>
-        <w:pStyle w:val="TOC5"/>
-        <w:rPr>
-          <w:rFonts w:asciiTheme="minorHAnsi" w:eastAsiaTheme="minorEastAsia" w:hAnsiTheme="minorHAnsi" w:cstheme="minorBidi"/>
-          <w:noProof/>
-          <w:szCs w:val="22"/>
-        </w:rPr>
-      </w:pPr>
-      <w:hyperlink w:anchor="_Toc44941257" w:history="1">
-        <w:r>
-          <w:rPr>
-            <w:rStyle w:val="Hyperlink"/>
-            <w:noProof/>
-          </w:rPr>
-          <w:t>3.2.2.1.</w:t>
-        </w:r>
-        <w:r>
-          <w:rPr>
-            <w:rFonts w:asciiTheme="minorHAnsi" w:eastAsiaTheme="minorEastAsia" w:hAnsiTheme="minorHAnsi" w:cstheme="minorBidi"/>
-            <w:noProof/>
-            <w:szCs w:val="22"/>
-          </w:rPr>
-          <w:tab/>
-        </w:r>
-        <w:r>
-          <w:rPr>
-            <w:rStyle w:val="Hyperlink"/>
-            <w:noProof/>
-          </w:rPr>
-          <w:t>OpenCV</w:t>
-        </w:r>
-        <w:r>
-          <w:rPr>
-            <w:noProof/>
-            <w:webHidden/>
-          </w:rPr>
-          <w:tab/>
-        </w:r>
-        <w:r>
-          <w:rPr>
-            <w:noProof/>
-            <w:webHidden/>
-          </w:rPr>
-          <w:fldChar w:fldCharType="begin"/>
-        </w:r>
-        <w:r>
-          <w:rPr>
-            <w:noProof/>
-            <w:webHidden/>
-          </w:rPr>
-          <w:instrText xml:space="preserve"> PAGEREF _Toc44941257 \h </w:instrText>
-        </w:r>
-        <w:r>
-          <w:rPr>
-            <w:noProof/>
-            <w:webHidden/>
-          </w:rPr>
-        </w:r>
-        <w:r>
-          <w:rPr>
-            <w:noProof/>
-            <w:webHidden/>
-          </w:rPr>
-          <w:fldChar w:fldCharType="separate"/>
-        </w:r>
-        <w:r>
-          <w:rPr>
-            <w:noProof/>
-            <w:webHidden/>
-          </w:rPr>
-          <w:t>21</w:t>
-        </w:r>
-        <w:r>
-          <w:rPr>
-            <w:noProof/>
-            <w:webHidden/>
-          </w:rPr>
-          <w:fldChar w:fldCharType="end"/>
-        </w:r>
-      </w:hyperlink>
-    </w:p>
-    <w:p>
-      <w:pPr>
-        <w:pStyle w:val="TOC5"/>
-        <w:rPr>
-          <w:rFonts w:asciiTheme="minorHAnsi" w:eastAsiaTheme="minorEastAsia" w:hAnsiTheme="minorHAnsi" w:cstheme="minorBidi"/>
-          <w:noProof/>
-          <w:szCs w:val="22"/>
-        </w:rPr>
-      </w:pPr>
-      <w:hyperlink w:anchor="_Toc44941258" w:history="1">
-        <w:r>
-          <w:rPr>
-            <w:rStyle w:val="Hyperlink"/>
-            <w:noProof/>
-          </w:rPr>
-          <w:t>3.2.2.2.</w:t>
-        </w:r>
-        <w:r>
-          <w:rPr>
-            <w:rFonts w:asciiTheme="minorHAnsi" w:eastAsiaTheme="minorEastAsia" w:hAnsiTheme="minorHAnsi" w:cstheme="minorBidi"/>
-            <w:noProof/>
-            <w:szCs w:val="22"/>
-          </w:rPr>
-          <w:tab/>
-        </w:r>
-        <w:r>
-          <w:rPr>
-            <w:rStyle w:val="Hyperlink"/>
-            <w:noProof/>
-          </w:rPr>
-          <w:t>Numpy</w:t>
-        </w:r>
-        <w:r>
-          <w:rPr>
-            <w:noProof/>
-            <w:webHidden/>
-          </w:rPr>
-          <w:tab/>
-        </w:r>
-        <w:r>
-          <w:rPr>
-            <w:noProof/>
-            <w:webHidden/>
-          </w:rPr>
-          <w:fldChar w:fldCharType="begin"/>
-        </w:r>
-        <w:r>
-          <w:rPr>
-            <w:noProof/>
-            <w:webHidden/>
-          </w:rPr>
-          <w:instrText xml:space="preserve"> PAGEREF _Toc44941258 \h </w:instrText>
-        </w:r>
-        <w:r>
-          <w:rPr>
-            <w:noProof/>
-            <w:webHidden/>
-          </w:rPr>
-        </w:r>
-        <w:r>
-          <w:rPr>
-            <w:noProof/>
-            <w:webHidden/>
-          </w:rPr>
-          <w:fldChar w:fldCharType="separate"/>
-        </w:r>
-        <w:r>
-          <w:rPr>
-            <w:noProof/>
-            <w:webHidden/>
-          </w:rPr>
-          <w:t>21</w:t>
-        </w:r>
-        <w:r>
-          <w:rPr>
-            <w:noProof/>
-            <w:webHidden/>
-          </w:rPr>
-          <w:fldChar w:fldCharType="end"/>
-        </w:r>
-      </w:hyperlink>
-    </w:p>
-    <w:p>
-      <w:pPr>
-        <w:pStyle w:val="TOC5"/>
-        <w:rPr>
-          <w:rFonts w:asciiTheme="minorHAnsi" w:eastAsiaTheme="minorEastAsia" w:hAnsiTheme="minorHAnsi" w:cstheme="minorBidi"/>
-          <w:noProof/>
-          <w:szCs w:val="22"/>
-        </w:rPr>
-      </w:pPr>
-      <w:hyperlink w:anchor="_Toc44941259" w:history="1">
-        <w:r>
-          <w:rPr>
-            <w:rStyle w:val="Hyperlink"/>
-            <w:noProof/>
-          </w:rPr>
-          <w:t>3.2.2.3.</w:t>
-        </w:r>
-        <w:r>
-          <w:rPr>
-            <w:rFonts w:asciiTheme="minorHAnsi" w:eastAsiaTheme="minorEastAsia" w:hAnsiTheme="minorHAnsi" w:cstheme="minorBidi"/>
-            <w:noProof/>
-            <w:szCs w:val="22"/>
-          </w:rPr>
-          <w:tab/>
-        </w:r>
-        <w:r>
-          <w:rPr>
-            <w:rStyle w:val="Hyperlink"/>
-            <w:noProof/>
-          </w:rPr>
-          <w:t>Matplotlib</w:t>
-        </w:r>
-        <w:r>
-          <w:rPr>
-            <w:noProof/>
-            <w:webHidden/>
-          </w:rPr>
-          <w:tab/>
-        </w:r>
-        <w:r>
-          <w:rPr>
-            <w:noProof/>
-            <w:webHidden/>
-          </w:rPr>
-          <w:fldChar w:fldCharType="begin"/>
-        </w:r>
-        <w:r>
-          <w:rPr>
-            <w:noProof/>
-            <w:webHidden/>
-          </w:rPr>
-          <w:instrText xml:space="preserve"> PAGEREF _Toc44941259 \h </w:instrText>
-        </w:r>
-        <w:r>
-          <w:rPr>
-            <w:noProof/>
-            <w:webHidden/>
-          </w:rPr>
-        </w:r>
-        <w:r>
-          <w:rPr>
-            <w:noProof/>
-            <w:webHidden/>
-          </w:rPr>
-          <w:fldChar w:fldCharType="separate"/>
-        </w:r>
-        <w:r>
-          <w:rPr>
-            <w:noProof/>
-            <w:webHidden/>
-          </w:rPr>
-          <w:t>21</w:t>
         </w:r>
         <w:r>
           <w:rPr>
@@ -6876,7 +6339,7 @@
           <w:szCs w:val="22"/>
         </w:rPr>
       </w:pPr>
-      <w:hyperlink w:anchor="_Toc44941260" w:history="1">
+      <w:hyperlink w:anchor="_Toc44966925" w:history="1">
         <w:r>
           <w:rPr>
             <w:rStyle w:val="Hyperlink"/>
@@ -6899,7 +6362,7 @@
             <w:rStyle w:val="Hyperlink"/>
             <w:noProof/>
           </w:rPr>
-          <w:t>Tesseract Engine</w:t>
+          <w:t>Implementation Tools</w:t>
         </w:r>
         <w:r>
           <w:rPr>
@@ -6920,7 +6383,499 @@
             <w:noProof/>
             <w:webHidden/>
           </w:rPr>
-          <w:instrText xml:space="preserve"> PAGEREF _Toc44941260 \h </w:instrText>
+          <w:instrText xml:space="preserve"> PAGEREF _Toc44966925 \h </w:instrText>
+        </w:r>
+        <w:r>
+          <w:rPr>
+            <w:noProof/>
+            <w:webHidden/>
+          </w:rPr>
+        </w:r>
+        <w:r>
+          <w:rPr>
+            <w:noProof/>
+            <w:webHidden/>
+          </w:rPr>
+          <w:fldChar w:fldCharType="separate"/>
+        </w:r>
+        <w:r>
+          <w:rPr>
+            <w:noProof/>
+            <w:webHidden/>
+          </w:rPr>
+          <w:t>20</w:t>
+        </w:r>
+        <w:r>
+          <w:rPr>
+            <w:noProof/>
+            <w:webHidden/>
+          </w:rPr>
+          <w:fldChar w:fldCharType="end"/>
+        </w:r>
+      </w:hyperlink>
+    </w:p>
+    <w:p>
+      <w:pPr>
+        <w:pStyle w:val="TOC4"/>
+        <w:rPr>
+          <w:rFonts w:asciiTheme="minorHAnsi" w:eastAsiaTheme="minorEastAsia" w:hAnsiTheme="minorHAnsi" w:cstheme="minorBidi"/>
+          <w:noProof/>
+          <w:szCs w:val="22"/>
+        </w:rPr>
+      </w:pPr>
+      <w:hyperlink w:anchor="_Toc44966926" w:history="1">
+        <w:r>
+          <w:rPr>
+            <w:rStyle w:val="Hyperlink"/>
+            <w:noProof/>
+          </w:rPr>
+          <w:t>3.3.1.</w:t>
+        </w:r>
+        <w:r>
+          <w:rPr>
+            <w:rFonts w:asciiTheme="minorHAnsi" w:eastAsiaTheme="minorEastAsia" w:hAnsiTheme="minorHAnsi" w:cstheme="minorBidi"/>
+            <w:noProof/>
+            <w:szCs w:val="22"/>
+          </w:rPr>
+          <w:tab/>
+        </w:r>
+        <w:r>
+          <w:rPr>
+            <w:rStyle w:val="Hyperlink"/>
+            <w:noProof/>
+          </w:rPr>
+          <w:t>Environments</w:t>
+        </w:r>
+        <w:r>
+          <w:rPr>
+            <w:noProof/>
+            <w:webHidden/>
+          </w:rPr>
+          <w:tab/>
+        </w:r>
+        <w:r>
+          <w:rPr>
+            <w:noProof/>
+            <w:webHidden/>
+          </w:rPr>
+          <w:fldChar w:fldCharType="begin"/>
+        </w:r>
+        <w:r>
+          <w:rPr>
+            <w:noProof/>
+            <w:webHidden/>
+          </w:rPr>
+          <w:instrText xml:space="preserve"> PAGEREF _Toc44966926 \h </w:instrText>
+        </w:r>
+        <w:r>
+          <w:rPr>
+            <w:noProof/>
+            <w:webHidden/>
+          </w:rPr>
+        </w:r>
+        <w:r>
+          <w:rPr>
+            <w:noProof/>
+            <w:webHidden/>
+          </w:rPr>
+          <w:fldChar w:fldCharType="separate"/>
+        </w:r>
+        <w:r>
+          <w:rPr>
+            <w:noProof/>
+            <w:webHidden/>
+          </w:rPr>
+          <w:t>21</w:t>
+        </w:r>
+        <w:r>
+          <w:rPr>
+            <w:noProof/>
+            <w:webHidden/>
+          </w:rPr>
+          <w:fldChar w:fldCharType="end"/>
+        </w:r>
+      </w:hyperlink>
+    </w:p>
+    <w:p>
+      <w:pPr>
+        <w:pStyle w:val="TOC5"/>
+        <w:rPr>
+          <w:rFonts w:asciiTheme="minorHAnsi" w:eastAsiaTheme="minorEastAsia" w:hAnsiTheme="minorHAnsi" w:cstheme="minorBidi"/>
+          <w:noProof/>
+          <w:szCs w:val="22"/>
+        </w:rPr>
+      </w:pPr>
+      <w:hyperlink w:anchor="_Toc44966927" w:history="1">
+        <w:r>
+          <w:rPr>
+            <w:rStyle w:val="Hyperlink"/>
+            <w:noProof/>
+          </w:rPr>
+          <w:t>3.3.1.1.</w:t>
+        </w:r>
+        <w:r>
+          <w:rPr>
+            <w:rFonts w:asciiTheme="minorHAnsi" w:eastAsiaTheme="minorEastAsia" w:hAnsiTheme="minorHAnsi" w:cstheme="minorBidi"/>
+            <w:noProof/>
+            <w:szCs w:val="22"/>
+          </w:rPr>
+          <w:tab/>
+        </w:r>
+        <w:r>
+          <w:rPr>
+            <w:rStyle w:val="Hyperlink"/>
+            <w:noProof/>
+          </w:rPr>
+          <w:t>Anaconda Environment</w:t>
+        </w:r>
+        <w:r>
+          <w:rPr>
+            <w:noProof/>
+            <w:webHidden/>
+          </w:rPr>
+          <w:tab/>
+        </w:r>
+        <w:r>
+          <w:rPr>
+            <w:noProof/>
+            <w:webHidden/>
+          </w:rPr>
+          <w:fldChar w:fldCharType="begin"/>
+        </w:r>
+        <w:r>
+          <w:rPr>
+            <w:noProof/>
+            <w:webHidden/>
+          </w:rPr>
+          <w:instrText xml:space="preserve"> PAGEREF _Toc44966927 \h </w:instrText>
+        </w:r>
+        <w:r>
+          <w:rPr>
+            <w:noProof/>
+            <w:webHidden/>
+          </w:rPr>
+        </w:r>
+        <w:r>
+          <w:rPr>
+            <w:noProof/>
+            <w:webHidden/>
+          </w:rPr>
+          <w:fldChar w:fldCharType="separate"/>
+        </w:r>
+        <w:r>
+          <w:rPr>
+            <w:noProof/>
+            <w:webHidden/>
+          </w:rPr>
+          <w:t>21</w:t>
+        </w:r>
+        <w:r>
+          <w:rPr>
+            <w:noProof/>
+            <w:webHidden/>
+          </w:rPr>
+          <w:fldChar w:fldCharType="end"/>
+        </w:r>
+      </w:hyperlink>
+    </w:p>
+    <w:p>
+      <w:pPr>
+        <w:pStyle w:val="TOC4"/>
+        <w:rPr>
+          <w:rFonts w:asciiTheme="minorHAnsi" w:eastAsiaTheme="minorEastAsia" w:hAnsiTheme="minorHAnsi" w:cstheme="minorBidi"/>
+          <w:noProof/>
+          <w:szCs w:val="22"/>
+        </w:rPr>
+      </w:pPr>
+      <w:hyperlink w:anchor="_Toc44966928" w:history="1">
+        <w:r>
+          <w:rPr>
+            <w:rStyle w:val="Hyperlink"/>
+            <w:noProof/>
+          </w:rPr>
+          <w:t>3.3.2.</w:t>
+        </w:r>
+        <w:r>
+          <w:rPr>
+            <w:rFonts w:asciiTheme="minorHAnsi" w:eastAsiaTheme="minorEastAsia" w:hAnsiTheme="minorHAnsi" w:cstheme="minorBidi"/>
+            <w:noProof/>
+            <w:szCs w:val="22"/>
+          </w:rPr>
+          <w:tab/>
+        </w:r>
+        <w:r>
+          <w:rPr>
+            <w:rStyle w:val="Hyperlink"/>
+            <w:noProof/>
+          </w:rPr>
+          <w:t>Packages</w:t>
+        </w:r>
+        <w:r>
+          <w:rPr>
+            <w:noProof/>
+            <w:webHidden/>
+          </w:rPr>
+          <w:tab/>
+        </w:r>
+        <w:r>
+          <w:rPr>
+            <w:noProof/>
+            <w:webHidden/>
+          </w:rPr>
+          <w:fldChar w:fldCharType="begin"/>
+        </w:r>
+        <w:r>
+          <w:rPr>
+            <w:noProof/>
+            <w:webHidden/>
+          </w:rPr>
+          <w:instrText xml:space="preserve"> PAGEREF _Toc44966928 \h </w:instrText>
+        </w:r>
+        <w:r>
+          <w:rPr>
+            <w:noProof/>
+            <w:webHidden/>
+          </w:rPr>
+        </w:r>
+        <w:r>
+          <w:rPr>
+            <w:noProof/>
+            <w:webHidden/>
+          </w:rPr>
+          <w:fldChar w:fldCharType="separate"/>
+        </w:r>
+        <w:r>
+          <w:rPr>
+            <w:noProof/>
+            <w:webHidden/>
+          </w:rPr>
+          <w:t>21</w:t>
+        </w:r>
+        <w:r>
+          <w:rPr>
+            <w:noProof/>
+            <w:webHidden/>
+          </w:rPr>
+          <w:fldChar w:fldCharType="end"/>
+        </w:r>
+      </w:hyperlink>
+    </w:p>
+    <w:p>
+      <w:pPr>
+        <w:pStyle w:val="TOC5"/>
+        <w:rPr>
+          <w:rFonts w:asciiTheme="minorHAnsi" w:eastAsiaTheme="minorEastAsia" w:hAnsiTheme="minorHAnsi" w:cstheme="minorBidi"/>
+          <w:noProof/>
+          <w:szCs w:val="22"/>
+        </w:rPr>
+      </w:pPr>
+      <w:hyperlink w:anchor="_Toc44966929" w:history="1">
+        <w:r>
+          <w:rPr>
+            <w:rStyle w:val="Hyperlink"/>
+            <w:noProof/>
+          </w:rPr>
+          <w:t>3.3.2.1.</w:t>
+        </w:r>
+        <w:r>
+          <w:rPr>
+            <w:rFonts w:asciiTheme="minorHAnsi" w:eastAsiaTheme="minorEastAsia" w:hAnsiTheme="minorHAnsi" w:cstheme="minorBidi"/>
+            <w:noProof/>
+            <w:szCs w:val="22"/>
+          </w:rPr>
+          <w:tab/>
+        </w:r>
+        <w:r>
+          <w:rPr>
+            <w:rStyle w:val="Hyperlink"/>
+            <w:noProof/>
+          </w:rPr>
+          <w:t>OpenCV</w:t>
+        </w:r>
+        <w:r>
+          <w:rPr>
+            <w:noProof/>
+            <w:webHidden/>
+          </w:rPr>
+          <w:tab/>
+        </w:r>
+        <w:r>
+          <w:rPr>
+            <w:noProof/>
+            <w:webHidden/>
+          </w:rPr>
+          <w:fldChar w:fldCharType="begin"/>
+        </w:r>
+        <w:r>
+          <w:rPr>
+            <w:noProof/>
+            <w:webHidden/>
+          </w:rPr>
+          <w:instrText xml:space="preserve"> PAGEREF _Toc44966929 \h </w:instrText>
+        </w:r>
+        <w:r>
+          <w:rPr>
+            <w:noProof/>
+            <w:webHidden/>
+          </w:rPr>
+        </w:r>
+        <w:r>
+          <w:rPr>
+            <w:noProof/>
+            <w:webHidden/>
+          </w:rPr>
+          <w:fldChar w:fldCharType="separate"/>
+        </w:r>
+        <w:r>
+          <w:rPr>
+            <w:noProof/>
+            <w:webHidden/>
+          </w:rPr>
+          <w:t>21</w:t>
+        </w:r>
+        <w:r>
+          <w:rPr>
+            <w:noProof/>
+            <w:webHidden/>
+          </w:rPr>
+          <w:fldChar w:fldCharType="end"/>
+        </w:r>
+      </w:hyperlink>
+    </w:p>
+    <w:p>
+      <w:pPr>
+        <w:pStyle w:val="TOC5"/>
+        <w:rPr>
+          <w:rFonts w:asciiTheme="minorHAnsi" w:eastAsiaTheme="minorEastAsia" w:hAnsiTheme="minorHAnsi" w:cstheme="minorBidi"/>
+          <w:noProof/>
+          <w:szCs w:val="22"/>
+        </w:rPr>
+      </w:pPr>
+      <w:hyperlink w:anchor="_Toc44966930" w:history="1">
+        <w:r>
+          <w:rPr>
+            <w:rStyle w:val="Hyperlink"/>
+            <w:noProof/>
+          </w:rPr>
+          <w:t>3.3.2.2.</w:t>
+        </w:r>
+        <w:r>
+          <w:rPr>
+            <w:rFonts w:asciiTheme="minorHAnsi" w:eastAsiaTheme="minorEastAsia" w:hAnsiTheme="minorHAnsi" w:cstheme="minorBidi"/>
+            <w:noProof/>
+            <w:szCs w:val="22"/>
+          </w:rPr>
+          <w:tab/>
+        </w:r>
+        <w:r>
+          <w:rPr>
+            <w:rStyle w:val="Hyperlink"/>
+            <w:noProof/>
+          </w:rPr>
+          <w:t>Numpy</w:t>
+        </w:r>
+        <w:r>
+          <w:rPr>
+            <w:noProof/>
+            <w:webHidden/>
+          </w:rPr>
+          <w:tab/>
+        </w:r>
+        <w:r>
+          <w:rPr>
+            <w:noProof/>
+            <w:webHidden/>
+          </w:rPr>
+          <w:fldChar w:fldCharType="begin"/>
+        </w:r>
+        <w:r>
+          <w:rPr>
+            <w:noProof/>
+            <w:webHidden/>
+          </w:rPr>
+          <w:instrText xml:space="preserve"> PAGEREF _Toc44966930 \h </w:instrText>
+        </w:r>
+        <w:r>
+          <w:rPr>
+            <w:noProof/>
+            <w:webHidden/>
+          </w:rPr>
+        </w:r>
+        <w:r>
+          <w:rPr>
+            <w:noProof/>
+            <w:webHidden/>
+          </w:rPr>
+          <w:fldChar w:fldCharType="separate"/>
+        </w:r>
+        <w:r>
+          <w:rPr>
+            <w:noProof/>
+            <w:webHidden/>
+          </w:rPr>
+          <w:t>21</w:t>
+        </w:r>
+        <w:r>
+          <w:rPr>
+            <w:noProof/>
+            <w:webHidden/>
+          </w:rPr>
+          <w:fldChar w:fldCharType="end"/>
+        </w:r>
+      </w:hyperlink>
+    </w:p>
+    <w:p>
+      <w:pPr>
+        <w:pStyle w:val="TOC5"/>
+        <w:rPr>
+          <w:rFonts w:asciiTheme="minorHAnsi" w:eastAsiaTheme="minorEastAsia" w:hAnsiTheme="minorHAnsi" w:cstheme="minorBidi"/>
+          <w:noProof/>
+          <w:szCs w:val="22"/>
+        </w:rPr>
+      </w:pPr>
+      <w:hyperlink w:anchor="_Toc44966931" w:history="1">
+        <w:r>
+          <w:rPr>
+            <w:rStyle w:val="Hyperlink"/>
+            <w:noProof/>
+          </w:rPr>
+          <w:t>3.3.2.3.</w:t>
+        </w:r>
+        <w:r>
+          <w:rPr>
+            <w:rFonts w:asciiTheme="minorHAnsi" w:eastAsiaTheme="minorEastAsia" w:hAnsiTheme="minorHAnsi" w:cstheme="minorBidi"/>
+            <w:noProof/>
+            <w:szCs w:val="22"/>
+          </w:rPr>
+          <w:tab/>
+        </w:r>
+        <w:r>
+          <w:rPr>
+            <w:rStyle w:val="Hyperlink"/>
+            <w:noProof/>
+          </w:rPr>
+          <w:t>Matplotlib</w:t>
+        </w:r>
+        <w:r>
+          <w:rPr>
+            <w:noProof/>
+            <w:webHidden/>
+          </w:rPr>
+          <w:tab/>
+        </w:r>
+        <w:r>
+          <w:rPr>
+            <w:noProof/>
+            <w:webHidden/>
+          </w:rPr>
+          <w:fldChar w:fldCharType="begin"/>
+        </w:r>
+        <w:r>
+          <w:rPr>
+            <w:noProof/>
+            <w:webHidden/>
+          </w:rPr>
+          <w:instrText xml:space="preserve"> PAGEREF _Toc44966931 \h </w:instrText>
         </w:r>
         <w:r>
           <w:rPr>
@@ -6962,7 +6917,7 @@
           <w:szCs w:val="22"/>
         </w:rPr>
       </w:pPr>
-      <w:hyperlink w:anchor="_Toc44941261" w:history="1">
+      <w:hyperlink w:anchor="_Toc44966932" w:history="1">
         <w:r>
           <w:rPr>
             <w:rStyle w:val="Hyperlink"/>
@@ -6985,7 +6940,7 @@
             <w:rStyle w:val="Hyperlink"/>
             <w:noProof/>
           </w:rPr>
-          <w:t>Implementation Details</w:t>
+          <w:t>Tesseract Engine</w:t>
         </w:r>
         <w:r>
           <w:rPr>
@@ -7006,7 +6961,7 @@
             <w:noProof/>
             <w:webHidden/>
           </w:rPr>
-          <w:instrText xml:space="preserve"> PAGEREF _Toc44941261 \h </w:instrText>
+          <w:instrText xml:space="preserve"> PAGEREF _Toc44966932 \h </w:instrText>
         </w:r>
         <w:r>
           <w:rPr>
@@ -7026,7 +6981,7 @@
             <w:noProof/>
             <w:webHidden/>
           </w:rPr>
-          <w:t>23</w:t>
+          <w:t>22</w:t>
         </w:r>
         <w:r>
           <w:rPr>
@@ -7048,7 +7003,7 @@
           <w:szCs w:val="22"/>
         </w:rPr>
       </w:pPr>
-      <w:hyperlink w:anchor="_Toc44941262" w:history="1">
+      <w:hyperlink w:anchor="_Toc44966933" w:history="1">
         <w:r>
           <w:rPr>
             <w:rStyle w:val="Hyperlink"/>
@@ -7071,7 +7026,7 @@
             <w:rStyle w:val="Hyperlink"/>
             <w:noProof/>
           </w:rPr>
-          <w:t>Taking Input of Bengali Script</w:t>
+          <w:t>Implementation Details</w:t>
         </w:r>
         <w:r>
           <w:rPr>
@@ -7092,7 +7047,7 @@
             <w:noProof/>
             <w:webHidden/>
           </w:rPr>
-          <w:instrText xml:space="preserve"> PAGEREF _Toc44941262 \h </w:instrText>
+          <w:instrText xml:space="preserve"> PAGEREF _Toc44966933 \h </w:instrText>
         </w:r>
         <w:r>
           <w:rPr>
@@ -7134,7 +7089,7 @@
           <w:szCs w:val="22"/>
         </w:rPr>
       </w:pPr>
-      <w:hyperlink w:anchor="_Toc44941263" w:history="1">
+      <w:hyperlink w:anchor="_Toc44966934" w:history="1">
         <w:r>
           <w:rPr>
             <w:rStyle w:val="Hyperlink"/>
@@ -7157,7 +7112,7 @@
             <w:rStyle w:val="Hyperlink"/>
             <w:noProof/>
           </w:rPr>
-          <w:t>Processing</w:t>
+          <w:t>Taking Input of Bengali Script</w:t>
         </w:r>
         <w:r>
           <w:rPr>
@@ -7178,7 +7133,7 @@
             <w:noProof/>
             <w:webHidden/>
           </w:rPr>
-          <w:instrText xml:space="preserve"> PAGEREF _Toc44941263 \h </w:instrText>
+          <w:instrText xml:space="preserve"> PAGEREF _Toc44966934 \h </w:instrText>
         </w:r>
         <w:r>
           <w:rPr>
@@ -7199,334 +7154,6 @@
             <w:webHidden/>
           </w:rPr>
           <w:t>24</w:t>
-        </w:r>
-        <w:r>
-          <w:rPr>
-            <w:noProof/>
-            <w:webHidden/>
-          </w:rPr>
-          <w:fldChar w:fldCharType="end"/>
-        </w:r>
-      </w:hyperlink>
-    </w:p>
-    <w:p>
-      <w:pPr>
-        <w:pStyle w:val="TOC5"/>
-        <w:rPr>
-          <w:rFonts w:asciiTheme="minorHAnsi" w:eastAsiaTheme="minorEastAsia" w:hAnsiTheme="minorHAnsi" w:cstheme="minorBidi"/>
-          <w:noProof/>
-          <w:szCs w:val="22"/>
-        </w:rPr>
-      </w:pPr>
-      <w:hyperlink w:anchor="_Toc44941264" w:history="1">
-        <w:r>
-          <w:rPr>
-            <w:rStyle w:val="Hyperlink"/>
-            <w:noProof/>
-          </w:rPr>
-          <w:t>3.6.1.1.</w:t>
-        </w:r>
-        <w:r>
-          <w:rPr>
-            <w:rFonts w:asciiTheme="minorHAnsi" w:eastAsiaTheme="minorEastAsia" w:hAnsiTheme="minorHAnsi" w:cstheme="minorBidi"/>
-            <w:noProof/>
-            <w:szCs w:val="22"/>
-          </w:rPr>
-          <w:tab/>
-        </w:r>
-        <w:r>
-          <w:rPr>
-            <w:rStyle w:val="Hyperlink"/>
-            <w:noProof/>
-          </w:rPr>
-          <w:t>Grayscale filter</w:t>
-        </w:r>
-        <w:r>
-          <w:rPr>
-            <w:noProof/>
-            <w:webHidden/>
-          </w:rPr>
-          <w:tab/>
-        </w:r>
-        <w:r>
-          <w:rPr>
-            <w:noProof/>
-            <w:webHidden/>
-          </w:rPr>
-          <w:fldChar w:fldCharType="begin"/>
-        </w:r>
-        <w:r>
-          <w:rPr>
-            <w:noProof/>
-            <w:webHidden/>
-          </w:rPr>
-          <w:instrText xml:space="preserve"> PAGEREF _Toc44941264 \h </w:instrText>
-        </w:r>
-        <w:r>
-          <w:rPr>
-            <w:noProof/>
-            <w:webHidden/>
-          </w:rPr>
-        </w:r>
-        <w:r>
-          <w:rPr>
-            <w:noProof/>
-            <w:webHidden/>
-          </w:rPr>
-          <w:fldChar w:fldCharType="separate"/>
-        </w:r>
-        <w:r>
-          <w:rPr>
-            <w:noProof/>
-            <w:webHidden/>
-          </w:rPr>
-          <w:t>24</w:t>
-        </w:r>
-        <w:r>
-          <w:rPr>
-            <w:noProof/>
-            <w:webHidden/>
-          </w:rPr>
-          <w:fldChar w:fldCharType="end"/>
-        </w:r>
-      </w:hyperlink>
-    </w:p>
-    <w:p>
-      <w:pPr>
-        <w:pStyle w:val="TOC5"/>
-        <w:rPr>
-          <w:rFonts w:asciiTheme="minorHAnsi" w:eastAsiaTheme="minorEastAsia" w:hAnsiTheme="minorHAnsi" w:cstheme="minorBidi"/>
-          <w:noProof/>
-          <w:szCs w:val="22"/>
-        </w:rPr>
-      </w:pPr>
-      <w:hyperlink w:anchor="_Toc44941265" w:history="1">
-        <w:r>
-          <w:rPr>
-            <w:rStyle w:val="Hyperlink"/>
-            <w:noProof/>
-          </w:rPr>
-          <w:t>3.6.1.2.</w:t>
-        </w:r>
-        <w:r>
-          <w:rPr>
-            <w:rFonts w:asciiTheme="minorHAnsi" w:eastAsiaTheme="minorEastAsia" w:hAnsiTheme="minorHAnsi" w:cstheme="minorBidi"/>
-            <w:noProof/>
-            <w:szCs w:val="22"/>
-          </w:rPr>
-          <w:tab/>
-        </w:r>
-        <w:r>
-          <w:rPr>
-            <w:rStyle w:val="Hyperlink"/>
-            <w:noProof/>
-          </w:rPr>
-          <w:t>Bilateral filter</w:t>
-        </w:r>
-        <w:r>
-          <w:rPr>
-            <w:noProof/>
-            <w:webHidden/>
-          </w:rPr>
-          <w:tab/>
-        </w:r>
-        <w:r>
-          <w:rPr>
-            <w:noProof/>
-            <w:webHidden/>
-          </w:rPr>
-          <w:fldChar w:fldCharType="begin"/>
-        </w:r>
-        <w:r>
-          <w:rPr>
-            <w:noProof/>
-            <w:webHidden/>
-          </w:rPr>
-          <w:instrText xml:space="preserve"> PAGEREF _Toc44941265 \h </w:instrText>
-        </w:r>
-        <w:r>
-          <w:rPr>
-            <w:noProof/>
-            <w:webHidden/>
-          </w:rPr>
-        </w:r>
-        <w:r>
-          <w:rPr>
-            <w:noProof/>
-            <w:webHidden/>
-          </w:rPr>
-          <w:fldChar w:fldCharType="separate"/>
-        </w:r>
-        <w:r>
-          <w:rPr>
-            <w:noProof/>
-            <w:webHidden/>
-          </w:rPr>
-          <w:t>24</w:t>
-        </w:r>
-        <w:r>
-          <w:rPr>
-            <w:noProof/>
-            <w:webHidden/>
-          </w:rPr>
-          <w:fldChar w:fldCharType="end"/>
-        </w:r>
-      </w:hyperlink>
-    </w:p>
-    <w:p>
-      <w:pPr>
-        <w:pStyle w:val="TOC5"/>
-        <w:rPr>
-          <w:rFonts w:asciiTheme="minorHAnsi" w:eastAsiaTheme="minorEastAsia" w:hAnsiTheme="minorHAnsi" w:cstheme="minorBidi"/>
-          <w:noProof/>
-          <w:szCs w:val="22"/>
-        </w:rPr>
-      </w:pPr>
-      <w:hyperlink w:anchor="_Toc44941266" w:history="1">
-        <w:r>
-          <w:rPr>
-            <w:rStyle w:val="Hyperlink"/>
-            <w:noProof/>
-          </w:rPr>
-          <w:t>3.6.1.3.</w:t>
-        </w:r>
-        <w:r>
-          <w:rPr>
-            <w:rFonts w:asciiTheme="minorHAnsi" w:eastAsiaTheme="minorEastAsia" w:hAnsiTheme="minorHAnsi" w:cstheme="minorBidi"/>
-            <w:noProof/>
-            <w:szCs w:val="22"/>
-          </w:rPr>
-          <w:tab/>
-        </w:r>
-        <w:r>
-          <w:rPr>
-            <w:rStyle w:val="Hyperlink"/>
-            <w:noProof/>
-          </w:rPr>
-          <w:t>Binarization</w:t>
-        </w:r>
-        <w:r>
-          <w:rPr>
-            <w:noProof/>
-            <w:webHidden/>
-          </w:rPr>
-          <w:tab/>
-        </w:r>
-        <w:r>
-          <w:rPr>
-            <w:noProof/>
-            <w:webHidden/>
-          </w:rPr>
-          <w:fldChar w:fldCharType="begin"/>
-        </w:r>
-        <w:r>
-          <w:rPr>
-            <w:noProof/>
-            <w:webHidden/>
-          </w:rPr>
-          <w:instrText xml:space="preserve"> PAGEREF _Toc44941266 \h </w:instrText>
-        </w:r>
-        <w:r>
-          <w:rPr>
-            <w:noProof/>
-            <w:webHidden/>
-          </w:rPr>
-        </w:r>
-        <w:r>
-          <w:rPr>
-            <w:noProof/>
-            <w:webHidden/>
-          </w:rPr>
-          <w:fldChar w:fldCharType="separate"/>
-        </w:r>
-        <w:r>
-          <w:rPr>
-            <w:noProof/>
-            <w:webHidden/>
-          </w:rPr>
-          <w:t>24</w:t>
-        </w:r>
-        <w:r>
-          <w:rPr>
-            <w:noProof/>
-            <w:webHidden/>
-          </w:rPr>
-          <w:fldChar w:fldCharType="end"/>
-        </w:r>
-      </w:hyperlink>
-    </w:p>
-    <w:p>
-      <w:pPr>
-        <w:pStyle w:val="TOC5"/>
-        <w:rPr>
-          <w:rFonts w:asciiTheme="minorHAnsi" w:eastAsiaTheme="minorEastAsia" w:hAnsiTheme="minorHAnsi" w:cstheme="minorBidi"/>
-          <w:noProof/>
-          <w:szCs w:val="22"/>
-        </w:rPr>
-      </w:pPr>
-      <w:hyperlink w:anchor="_Toc44941267" w:history="1">
-        <w:r>
-          <w:rPr>
-            <w:rStyle w:val="Hyperlink"/>
-            <w:noProof/>
-          </w:rPr>
-          <w:t>3.6.1.4.</w:t>
-        </w:r>
-        <w:r>
-          <w:rPr>
-            <w:rFonts w:asciiTheme="minorHAnsi" w:eastAsiaTheme="minorEastAsia" w:hAnsiTheme="minorHAnsi" w:cstheme="minorBidi"/>
-            <w:noProof/>
-            <w:szCs w:val="22"/>
-          </w:rPr>
-          <w:tab/>
-        </w:r>
-        <w:r>
-          <w:rPr>
-            <w:rStyle w:val="Hyperlink"/>
-            <w:noProof/>
-          </w:rPr>
-          <w:t>Skew angle correction</w:t>
-        </w:r>
-        <w:r>
-          <w:rPr>
-            <w:noProof/>
-            <w:webHidden/>
-          </w:rPr>
-          <w:tab/>
-        </w:r>
-        <w:r>
-          <w:rPr>
-            <w:noProof/>
-            <w:webHidden/>
-          </w:rPr>
-          <w:fldChar w:fldCharType="begin"/>
-        </w:r>
-        <w:r>
-          <w:rPr>
-            <w:noProof/>
-            <w:webHidden/>
-          </w:rPr>
-          <w:instrText xml:space="preserve"> PAGEREF _Toc44941267 \h </w:instrText>
-        </w:r>
-        <w:r>
-          <w:rPr>
-            <w:noProof/>
-            <w:webHidden/>
-          </w:rPr>
-        </w:r>
-        <w:r>
-          <w:rPr>
-            <w:noProof/>
-            <w:webHidden/>
-          </w:rPr>
-          <w:fldChar w:fldCharType="separate"/>
-        </w:r>
-        <w:r>
-          <w:rPr>
-            <w:noProof/>
-            <w:webHidden/>
-          </w:rPr>
-          <w:t>25</w:t>
         </w:r>
         <w:r>
           <w:rPr>
@@ -7548,7 +7175,7 @@
           <w:szCs w:val="22"/>
         </w:rPr>
       </w:pPr>
-      <w:hyperlink w:anchor="_Toc44941268" w:history="1">
+      <w:hyperlink w:anchor="_Toc44966935" w:history="1">
         <w:r>
           <w:rPr>
             <w:rStyle w:val="Hyperlink"/>
@@ -7571,7 +7198,7 @@
             <w:rStyle w:val="Hyperlink"/>
             <w:noProof/>
           </w:rPr>
-          <w:t>Line Segmentation</w:t>
+          <w:t>Processing</w:t>
         </w:r>
         <w:r>
           <w:rPr>
@@ -7592,7 +7219,335 @@
             <w:noProof/>
             <w:webHidden/>
           </w:rPr>
-          <w:instrText xml:space="preserve"> PAGEREF _Toc44941268 \h </w:instrText>
+          <w:instrText xml:space="preserve"> PAGEREF _Toc44966935 \h </w:instrText>
+        </w:r>
+        <w:r>
+          <w:rPr>
+            <w:noProof/>
+            <w:webHidden/>
+          </w:rPr>
+        </w:r>
+        <w:r>
+          <w:rPr>
+            <w:noProof/>
+            <w:webHidden/>
+          </w:rPr>
+          <w:fldChar w:fldCharType="separate"/>
+        </w:r>
+        <w:r>
+          <w:rPr>
+            <w:noProof/>
+            <w:webHidden/>
+          </w:rPr>
+          <w:t>24</w:t>
+        </w:r>
+        <w:r>
+          <w:rPr>
+            <w:noProof/>
+            <w:webHidden/>
+          </w:rPr>
+          <w:fldChar w:fldCharType="end"/>
+        </w:r>
+      </w:hyperlink>
+    </w:p>
+    <w:p>
+      <w:pPr>
+        <w:pStyle w:val="TOC5"/>
+        <w:rPr>
+          <w:rFonts w:asciiTheme="minorHAnsi" w:eastAsiaTheme="minorEastAsia" w:hAnsiTheme="minorHAnsi" w:cstheme="minorBidi"/>
+          <w:noProof/>
+          <w:szCs w:val="22"/>
+        </w:rPr>
+      </w:pPr>
+      <w:hyperlink w:anchor="_Toc44966936" w:history="1">
+        <w:r>
+          <w:rPr>
+            <w:rStyle w:val="Hyperlink"/>
+            <w:noProof/>
+          </w:rPr>
+          <w:t>3.7.1.1.</w:t>
+        </w:r>
+        <w:r>
+          <w:rPr>
+            <w:rFonts w:asciiTheme="minorHAnsi" w:eastAsiaTheme="minorEastAsia" w:hAnsiTheme="minorHAnsi" w:cstheme="minorBidi"/>
+            <w:noProof/>
+            <w:szCs w:val="22"/>
+          </w:rPr>
+          <w:tab/>
+        </w:r>
+        <w:r>
+          <w:rPr>
+            <w:rStyle w:val="Hyperlink"/>
+            <w:noProof/>
+          </w:rPr>
+          <w:t>Grayscale filter</w:t>
+        </w:r>
+        <w:r>
+          <w:rPr>
+            <w:noProof/>
+            <w:webHidden/>
+          </w:rPr>
+          <w:tab/>
+        </w:r>
+        <w:r>
+          <w:rPr>
+            <w:noProof/>
+            <w:webHidden/>
+          </w:rPr>
+          <w:fldChar w:fldCharType="begin"/>
+        </w:r>
+        <w:r>
+          <w:rPr>
+            <w:noProof/>
+            <w:webHidden/>
+          </w:rPr>
+          <w:instrText xml:space="preserve"> PAGEREF _Toc44966936 \h </w:instrText>
+        </w:r>
+        <w:r>
+          <w:rPr>
+            <w:noProof/>
+            <w:webHidden/>
+          </w:rPr>
+        </w:r>
+        <w:r>
+          <w:rPr>
+            <w:noProof/>
+            <w:webHidden/>
+          </w:rPr>
+          <w:fldChar w:fldCharType="separate"/>
+        </w:r>
+        <w:r>
+          <w:rPr>
+            <w:noProof/>
+            <w:webHidden/>
+          </w:rPr>
+          <w:t>24</w:t>
+        </w:r>
+        <w:r>
+          <w:rPr>
+            <w:noProof/>
+            <w:webHidden/>
+          </w:rPr>
+          <w:fldChar w:fldCharType="end"/>
+        </w:r>
+      </w:hyperlink>
+    </w:p>
+    <w:p>
+      <w:pPr>
+        <w:pStyle w:val="TOC5"/>
+        <w:rPr>
+          <w:rFonts w:asciiTheme="minorHAnsi" w:eastAsiaTheme="minorEastAsia" w:hAnsiTheme="minorHAnsi" w:cstheme="minorBidi"/>
+          <w:noProof/>
+          <w:szCs w:val="22"/>
+        </w:rPr>
+      </w:pPr>
+      <w:hyperlink w:anchor="_Toc44966937" w:history="1">
+        <w:r>
+          <w:rPr>
+            <w:rStyle w:val="Hyperlink"/>
+            <w:noProof/>
+          </w:rPr>
+          <w:t>3.7.1.2.</w:t>
+        </w:r>
+        <w:r>
+          <w:rPr>
+            <w:rFonts w:asciiTheme="minorHAnsi" w:eastAsiaTheme="minorEastAsia" w:hAnsiTheme="minorHAnsi" w:cstheme="minorBidi"/>
+            <w:noProof/>
+            <w:szCs w:val="22"/>
+          </w:rPr>
+          <w:tab/>
+        </w:r>
+        <w:r>
+          <w:rPr>
+            <w:rStyle w:val="Hyperlink"/>
+            <w:noProof/>
+          </w:rPr>
+          <w:t>Bilateral filter</w:t>
+        </w:r>
+        <w:r>
+          <w:rPr>
+            <w:noProof/>
+            <w:webHidden/>
+          </w:rPr>
+          <w:tab/>
+        </w:r>
+        <w:r>
+          <w:rPr>
+            <w:noProof/>
+            <w:webHidden/>
+          </w:rPr>
+          <w:fldChar w:fldCharType="begin"/>
+        </w:r>
+        <w:r>
+          <w:rPr>
+            <w:noProof/>
+            <w:webHidden/>
+          </w:rPr>
+          <w:instrText xml:space="preserve"> PAGEREF _Toc44966937 \h </w:instrText>
+        </w:r>
+        <w:r>
+          <w:rPr>
+            <w:noProof/>
+            <w:webHidden/>
+          </w:rPr>
+        </w:r>
+        <w:r>
+          <w:rPr>
+            <w:noProof/>
+            <w:webHidden/>
+          </w:rPr>
+          <w:fldChar w:fldCharType="separate"/>
+        </w:r>
+        <w:r>
+          <w:rPr>
+            <w:noProof/>
+            <w:webHidden/>
+          </w:rPr>
+          <w:t>24</w:t>
+        </w:r>
+        <w:r>
+          <w:rPr>
+            <w:noProof/>
+            <w:webHidden/>
+          </w:rPr>
+          <w:fldChar w:fldCharType="end"/>
+        </w:r>
+      </w:hyperlink>
+    </w:p>
+    <w:p>
+      <w:pPr>
+        <w:pStyle w:val="TOC5"/>
+        <w:rPr>
+          <w:rFonts w:asciiTheme="minorHAnsi" w:eastAsiaTheme="minorEastAsia" w:hAnsiTheme="minorHAnsi" w:cstheme="minorBidi"/>
+          <w:noProof/>
+          <w:szCs w:val="22"/>
+        </w:rPr>
+      </w:pPr>
+      <w:hyperlink w:anchor="_Toc44966938" w:history="1">
+        <w:r>
+          <w:rPr>
+            <w:rStyle w:val="Hyperlink"/>
+            <w:noProof/>
+          </w:rPr>
+          <w:t>3.7.1.3.</w:t>
+        </w:r>
+        <w:r>
+          <w:rPr>
+            <w:rFonts w:asciiTheme="minorHAnsi" w:eastAsiaTheme="minorEastAsia" w:hAnsiTheme="minorHAnsi" w:cstheme="minorBidi"/>
+            <w:noProof/>
+            <w:szCs w:val="22"/>
+          </w:rPr>
+          <w:tab/>
+        </w:r>
+        <w:r>
+          <w:rPr>
+            <w:rStyle w:val="Hyperlink"/>
+            <w:noProof/>
+          </w:rPr>
+          <w:t>Binarization</w:t>
+        </w:r>
+        <w:r>
+          <w:rPr>
+            <w:noProof/>
+            <w:webHidden/>
+          </w:rPr>
+          <w:tab/>
+        </w:r>
+        <w:r>
+          <w:rPr>
+            <w:noProof/>
+            <w:webHidden/>
+          </w:rPr>
+          <w:fldChar w:fldCharType="begin"/>
+        </w:r>
+        <w:r>
+          <w:rPr>
+            <w:noProof/>
+            <w:webHidden/>
+          </w:rPr>
+          <w:instrText xml:space="preserve"> PAGEREF _Toc44966938 \h </w:instrText>
+        </w:r>
+        <w:r>
+          <w:rPr>
+            <w:noProof/>
+            <w:webHidden/>
+          </w:rPr>
+        </w:r>
+        <w:r>
+          <w:rPr>
+            <w:noProof/>
+            <w:webHidden/>
+          </w:rPr>
+          <w:fldChar w:fldCharType="separate"/>
+        </w:r>
+        <w:r>
+          <w:rPr>
+            <w:noProof/>
+            <w:webHidden/>
+          </w:rPr>
+          <w:t>25</w:t>
+        </w:r>
+        <w:r>
+          <w:rPr>
+            <w:noProof/>
+            <w:webHidden/>
+          </w:rPr>
+          <w:fldChar w:fldCharType="end"/>
+        </w:r>
+      </w:hyperlink>
+    </w:p>
+    <w:p>
+      <w:pPr>
+        <w:pStyle w:val="TOC5"/>
+        <w:rPr>
+          <w:rFonts w:asciiTheme="minorHAnsi" w:eastAsiaTheme="minorEastAsia" w:hAnsiTheme="minorHAnsi" w:cstheme="minorBidi"/>
+          <w:noProof/>
+          <w:szCs w:val="22"/>
+        </w:rPr>
+      </w:pPr>
+      <w:hyperlink w:anchor="_Toc44966939" w:history="1">
+        <w:r>
+          <w:rPr>
+            <w:rStyle w:val="Hyperlink"/>
+            <w:noProof/>
+          </w:rPr>
+          <w:t>3.7.1.4.</w:t>
+        </w:r>
+        <w:r>
+          <w:rPr>
+            <w:rFonts w:asciiTheme="minorHAnsi" w:eastAsiaTheme="minorEastAsia" w:hAnsiTheme="minorHAnsi" w:cstheme="minorBidi"/>
+            <w:noProof/>
+            <w:szCs w:val="22"/>
+          </w:rPr>
+          <w:tab/>
+        </w:r>
+        <w:r>
+          <w:rPr>
+            <w:rStyle w:val="Hyperlink"/>
+            <w:noProof/>
+          </w:rPr>
+          <w:t>Skew angle correction</w:t>
+        </w:r>
+        <w:r>
+          <w:rPr>
+            <w:noProof/>
+            <w:webHidden/>
+          </w:rPr>
+          <w:tab/>
+        </w:r>
+        <w:r>
+          <w:rPr>
+            <w:noProof/>
+            <w:webHidden/>
+          </w:rPr>
+          <w:fldChar w:fldCharType="begin"/>
+        </w:r>
+        <w:r>
+          <w:rPr>
+            <w:noProof/>
+            <w:webHidden/>
+          </w:rPr>
+          <w:instrText xml:space="preserve"> PAGEREF _Toc44966939 \h </w:instrText>
         </w:r>
         <w:r>
           <w:rPr>
@@ -7634,7 +7589,7 @@
           <w:szCs w:val="22"/>
         </w:rPr>
       </w:pPr>
-      <w:hyperlink w:anchor="_Toc44941269" w:history="1">
+      <w:hyperlink w:anchor="_Toc44966940" w:history="1">
         <w:r>
           <w:rPr>
             <w:rStyle w:val="Hyperlink"/>
@@ -7657,7 +7612,7 @@
             <w:rStyle w:val="Hyperlink"/>
             <w:noProof/>
           </w:rPr>
-          <w:t>Word Segmentation</w:t>
+          <w:t>Line Segmentation</w:t>
         </w:r>
         <w:r>
           <w:rPr>
@@ -7678,7 +7633,7 @@
             <w:noProof/>
             <w:webHidden/>
           </w:rPr>
-          <w:instrText xml:space="preserve"> PAGEREF _Toc44941269 \h </w:instrText>
+          <w:instrText xml:space="preserve"> PAGEREF _Toc44966940 \h </w:instrText>
         </w:r>
         <w:r>
           <w:rPr>
@@ -7720,7 +7675,7 @@
           <w:szCs w:val="22"/>
         </w:rPr>
       </w:pPr>
-      <w:hyperlink w:anchor="_Toc44941270" w:history="1">
+      <w:hyperlink w:anchor="_Toc44966941" w:history="1">
         <w:r>
           <w:rPr>
             <w:rStyle w:val="Hyperlink"/>
@@ -7743,7 +7698,7 @@
             <w:rStyle w:val="Hyperlink"/>
             <w:noProof/>
           </w:rPr>
-          <w:t>Character Segmentation</w:t>
+          <w:t>Word Segmentation</w:t>
         </w:r>
         <w:r>
           <w:rPr>
@@ -7764,7 +7719,7 @@
             <w:noProof/>
             <w:webHidden/>
           </w:rPr>
-          <w:instrText xml:space="preserve"> PAGEREF _Toc44941270 \h </w:instrText>
+          <w:instrText xml:space="preserve"> PAGEREF _Toc44966941 \h </w:instrText>
         </w:r>
         <w:r>
           <w:rPr>
@@ -7785,170 +7740,6 @@
             <w:webHidden/>
           </w:rPr>
           <w:t>26</w:t>
-        </w:r>
-        <w:r>
-          <w:rPr>
-            <w:noProof/>
-            <w:webHidden/>
-          </w:rPr>
-          <w:fldChar w:fldCharType="end"/>
-        </w:r>
-      </w:hyperlink>
-    </w:p>
-    <w:p>
-      <w:pPr>
-        <w:pStyle w:val="TOC5"/>
-        <w:rPr>
-          <w:rFonts w:asciiTheme="minorHAnsi" w:eastAsiaTheme="minorEastAsia" w:hAnsiTheme="minorHAnsi" w:cstheme="minorBidi"/>
-          <w:noProof/>
-          <w:szCs w:val="22"/>
-        </w:rPr>
-      </w:pPr>
-      <w:hyperlink w:anchor="_Toc44941271" w:history="1">
-        <w:r>
-          <w:rPr>
-            <w:rStyle w:val="Hyperlink"/>
-            <w:noProof/>
-          </w:rPr>
-          <w:t>3.9.1.1.</w:t>
-        </w:r>
-        <w:r>
-          <w:rPr>
-            <w:rFonts w:asciiTheme="minorHAnsi" w:eastAsiaTheme="minorEastAsia" w:hAnsiTheme="minorHAnsi" w:cstheme="minorBidi"/>
-            <w:noProof/>
-            <w:szCs w:val="22"/>
-          </w:rPr>
-          <w:tab/>
-        </w:r>
-        <w:r>
-          <w:rPr>
-            <w:rStyle w:val="Hyperlink"/>
-            <w:noProof/>
-          </w:rPr>
-          <w:t>Opening</w:t>
-        </w:r>
-        <w:r>
-          <w:rPr>
-            <w:noProof/>
-            <w:webHidden/>
-          </w:rPr>
-          <w:tab/>
-        </w:r>
-        <w:r>
-          <w:rPr>
-            <w:noProof/>
-            <w:webHidden/>
-          </w:rPr>
-          <w:fldChar w:fldCharType="begin"/>
-        </w:r>
-        <w:r>
-          <w:rPr>
-            <w:noProof/>
-            <w:webHidden/>
-          </w:rPr>
-          <w:instrText xml:space="preserve"> PAGEREF _Toc44941271 \h </w:instrText>
-        </w:r>
-        <w:r>
-          <w:rPr>
-            <w:noProof/>
-            <w:webHidden/>
-          </w:rPr>
-        </w:r>
-        <w:r>
-          <w:rPr>
-            <w:noProof/>
-            <w:webHidden/>
-          </w:rPr>
-          <w:fldChar w:fldCharType="separate"/>
-        </w:r>
-        <w:r>
-          <w:rPr>
-            <w:noProof/>
-            <w:webHidden/>
-          </w:rPr>
-          <w:t>26</w:t>
-        </w:r>
-        <w:r>
-          <w:rPr>
-            <w:noProof/>
-            <w:webHidden/>
-          </w:rPr>
-          <w:fldChar w:fldCharType="end"/>
-        </w:r>
-      </w:hyperlink>
-    </w:p>
-    <w:p>
-      <w:pPr>
-        <w:pStyle w:val="TOC5"/>
-        <w:rPr>
-          <w:rFonts w:asciiTheme="minorHAnsi" w:eastAsiaTheme="minorEastAsia" w:hAnsiTheme="minorHAnsi" w:cstheme="minorBidi"/>
-          <w:noProof/>
-          <w:szCs w:val="22"/>
-        </w:rPr>
-      </w:pPr>
-      <w:hyperlink w:anchor="_Toc44941272" w:history="1">
-        <w:r>
-          <w:rPr>
-            <w:rStyle w:val="Hyperlink"/>
-            <w:noProof/>
-          </w:rPr>
-          <w:t>3.9.1.2.</w:t>
-        </w:r>
-        <w:r>
-          <w:rPr>
-            <w:rFonts w:asciiTheme="minorHAnsi" w:eastAsiaTheme="minorEastAsia" w:hAnsiTheme="minorHAnsi" w:cstheme="minorBidi"/>
-            <w:noProof/>
-            <w:szCs w:val="22"/>
-          </w:rPr>
-          <w:tab/>
-        </w:r>
-        <w:r>
-          <w:rPr>
-            <w:rStyle w:val="Hyperlink"/>
-            <w:noProof/>
-          </w:rPr>
-          <w:t>Closing</w:t>
-        </w:r>
-        <w:r>
-          <w:rPr>
-            <w:noProof/>
-            <w:webHidden/>
-          </w:rPr>
-          <w:tab/>
-        </w:r>
-        <w:r>
-          <w:rPr>
-            <w:noProof/>
-            <w:webHidden/>
-          </w:rPr>
-          <w:fldChar w:fldCharType="begin"/>
-        </w:r>
-        <w:r>
-          <w:rPr>
-            <w:noProof/>
-            <w:webHidden/>
-          </w:rPr>
-          <w:instrText xml:space="preserve"> PAGEREF _Toc44941272 \h </w:instrText>
-        </w:r>
-        <w:r>
-          <w:rPr>
-            <w:noProof/>
-            <w:webHidden/>
-          </w:rPr>
-        </w:r>
-        <w:r>
-          <w:rPr>
-            <w:noProof/>
-            <w:webHidden/>
-          </w:rPr>
-          <w:fldChar w:fldCharType="separate"/>
-        </w:r>
-        <w:r>
-          <w:rPr>
-            <w:noProof/>
-            <w:webHidden/>
-          </w:rPr>
-          <w:t>27</w:t>
         </w:r>
         <w:r>
           <w:rPr>
@@ -7970,7 +7761,7 @@
           <w:szCs w:val="22"/>
         </w:rPr>
       </w:pPr>
-      <w:hyperlink w:anchor="_Toc44941273" w:history="1">
+      <w:hyperlink w:anchor="_Toc44966942" w:history="1">
         <w:r>
           <w:rPr>
             <w:rStyle w:val="Hyperlink"/>
@@ -7993,7 +7784,7 @@
             <w:rStyle w:val="Hyperlink"/>
             <w:noProof/>
           </w:rPr>
-          <w:t>Novelty of Our Work</w:t>
+          <w:t>Character Segmentation</w:t>
         </w:r>
         <w:r>
           <w:rPr>
@@ -8014,7 +7805,7 @@
             <w:noProof/>
             <w:webHidden/>
           </w:rPr>
-          <w:instrText xml:space="preserve"> PAGEREF _Toc44941273 \h </w:instrText>
+          <w:instrText xml:space="preserve"> PAGEREF _Toc44966942 \h </w:instrText>
         </w:r>
         <w:r>
           <w:rPr>
@@ -8034,7 +7825,171 @@
             <w:noProof/>
             <w:webHidden/>
           </w:rPr>
-          <w:t>28</w:t>
+          <w:t>26</w:t>
+        </w:r>
+        <w:r>
+          <w:rPr>
+            <w:noProof/>
+            <w:webHidden/>
+          </w:rPr>
+          <w:fldChar w:fldCharType="end"/>
+        </w:r>
+      </w:hyperlink>
+    </w:p>
+    <w:p>
+      <w:pPr>
+        <w:pStyle w:val="TOC5"/>
+        <w:rPr>
+          <w:rFonts w:asciiTheme="minorHAnsi" w:eastAsiaTheme="minorEastAsia" w:hAnsiTheme="minorHAnsi" w:cstheme="minorBidi"/>
+          <w:noProof/>
+          <w:szCs w:val="22"/>
+        </w:rPr>
+      </w:pPr>
+      <w:hyperlink w:anchor="_Toc44966943" w:history="1">
+        <w:r>
+          <w:rPr>
+            <w:rStyle w:val="Hyperlink"/>
+            <w:noProof/>
+          </w:rPr>
+          <w:t>3.10.1.1.</w:t>
+        </w:r>
+        <w:r>
+          <w:rPr>
+            <w:rFonts w:asciiTheme="minorHAnsi" w:eastAsiaTheme="minorEastAsia" w:hAnsiTheme="minorHAnsi" w:cstheme="minorBidi"/>
+            <w:noProof/>
+            <w:szCs w:val="22"/>
+          </w:rPr>
+          <w:tab/>
+        </w:r>
+        <w:r>
+          <w:rPr>
+            <w:rStyle w:val="Hyperlink"/>
+            <w:noProof/>
+          </w:rPr>
+          <w:t>Opening</w:t>
+        </w:r>
+        <w:r>
+          <w:rPr>
+            <w:noProof/>
+            <w:webHidden/>
+          </w:rPr>
+          <w:tab/>
+        </w:r>
+        <w:r>
+          <w:rPr>
+            <w:noProof/>
+            <w:webHidden/>
+          </w:rPr>
+          <w:fldChar w:fldCharType="begin"/>
+        </w:r>
+        <w:r>
+          <w:rPr>
+            <w:noProof/>
+            <w:webHidden/>
+          </w:rPr>
+          <w:instrText xml:space="preserve"> PAGEREF _Toc44966943 \h </w:instrText>
+        </w:r>
+        <w:r>
+          <w:rPr>
+            <w:noProof/>
+            <w:webHidden/>
+          </w:rPr>
+        </w:r>
+        <w:r>
+          <w:rPr>
+            <w:noProof/>
+            <w:webHidden/>
+          </w:rPr>
+          <w:fldChar w:fldCharType="separate"/>
+        </w:r>
+        <w:r>
+          <w:rPr>
+            <w:noProof/>
+            <w:webHidden/>
+          </w:rPr>
+          <w:t>27</w:t>
+        </w:r>
+        <w:r>
+          <w:rPr>
+            <w:noProof/>
+            <w:webHidden/>
+          </w:rPr>
+          <w:fldChar w:fldCharType="end"/>
+        </w:r>
+      </w:hyperlink>
+    </w:p>
+    <w:p>
+      <w:pPr>
+        <w:pStyle w:val="TOC5"/>
+        <w:rPr>
+          <w:rFonts w:asciiTheme="minorHAnsi" w:eastAsiaTheme="minorEastAsia" w:hAnsiTheme="minorHAnsi" w:cstheme="minorBidi"/>
+          <w:noProof/>
+          <w:szCs w:val="22"/>
+        </w:rPr>
+      </w:pPr>
+      <w:hyperlink w:anchor="_Toc44966944" w:history="1">
+        <w:r>
+          <w:rPr>
+            <w:rStyle w:val="Hyperlink"/>
+            <w:noProof/>
+          </w:rPr>
+          <w:t>3.10.1.2.</w:t>
+        </w:r>
+        <w:r>
+          <w:rPr>
+            <w:rFonts w:asciiTheme="minorHAnsi" w:eastAsiaTheme="minorEastAsia" w:hAnsiTheme="minorHAnsi" w:cstheme="minorBidi"/>
+            <w:noProof/>
+            <w:szCs w:val="22"/>
+          </w:rPr>
+          <w:tab/>
+        </w:r>
+        <w:r>
+          <w:rPr>
+            <w:rStyle w:val="Hyperlink"/>
+            <w:noProof/>
+          </w:rPr>
+          <w:t>Closing</w:t>
+        </w:r>
+        <w:r>
+          <w:rPr>
+            <w:noProof/>
+            <w:webHidden/>
+          </w:rPr>
+          <w:tab/>
+        </w:r>
+        <w:r>
+          <w:rPr>
+            <w:noProof/>
+            <w:webHidden/>
+          </w:rPr>
+          <w:fldChar w:fldCharType="begin"/>
+        </w:r>
+        <w:r>
+          <w:rPr>
+            <w:noProof/>
+            <w:webHidden/>
+          </w:rPr>
+          <w:instrText xml:space="preserve"> PAGEREF _Toc44966944 \h </w:instrText>
+        </w:r>
+        <w:r>
+          <w:rPr>
+            <w:noProof/>
+            <w:webHidden/>
+          </w:rPr>
+        </w:r>
+        <w:r>
+          <w:rPr>
+            <w:noProof/>
+            <w:webHidden/>
+          </w:rPr>
+          <w:fldChar w:fldCharType="separate"/>
+        </w:r>
+        <w:r>
+          <w:rPr>
+            <w:noProof/>
+            <w:webHidden/>
+          </w:rPr>
+          <w:t>27</w:t>
         </w:r>
         <w:r>
           <w:rPr>
@@ -8056,7 +8011,7 @@
           <w:szCs w:val="22"/>
         </w:rPr>
       </w:pPr>
-      <w:hyperlink w:anchor="_Toc44941274" w:history="1">
+      <w:hyperlink w:anchor="_Toc44966945" w:history="1">
         <w:r>
           <w:rPr>
             <w:rStyle w:val="Hyperlink"/>
@@ -8079,6 +8034,92 @@
             <w:rStyle w:val="Hyperlink"/>
             <w:noProof/>
           </w:rPr>
+          <w:t>Novelty of Our Work</w:t>
+        </w:r>
+        <w:r>
+          <w:rPr>
+            <w:noProof/>
+            <w:webHidden/>
+          </w:rPr>
+          <w:tab/>
+        </w:r>
+        <w:r>
+          <w:rPr>
+            <w:noProof/>
+            <w:webHidden/>
+          </w:rPr>
+          <w:fldChar w:fldCharType="begin"/>
+        </w:r>
+        <w:r>
+          <w:rPr>
+            <w:noProof/>
+            <w:webHidden/>
+          </w:rPr>
+          <w:instrText xml:space="preserve"> PAGEREF _Toc44966945 \h </w:instrText>
+        </w:r>
+        <w:r>
+          <w:rPr>
+            <w:noProof/>
+            <w:webHidden/>
+          </w:rPr>
+        </w:r>
+        <w:r>
+          <w:rPr>
+            <w:noProof/>
+            <w:webHidden/>
+          </w:rPr>
+          <w:fldChar w:fldCharType="separate"/>
+        </w:r>
+        <w:r>
+          <w:rPr>
+            <w:noProof/>
+            <w:webHidden/>
+          </w:rPr>
+          <w:t>27</w:t>
+        </w:r>
+        <w:r>
+          <w:rPr>
+            <w:noProof/>
+            <w:webHidden/>
+          </w:rPr>
+          <w:fldChar w:fldCharType="end"/>
+        </w:r>
+      </w:hyperlink>
+    </w:p>
+    <w:p>
+      <w:pPr>
+        <w:pStyle w:val="TOC3"/>
+        <w:rPr>
+          <w:rFonts w:asciiTheme="minorHAnsi" w:eastAsiaTheme="minorEastAsia" w:hAnsiTheme="minorHAnsi" w:cstheme="minorBidi"/>
+          <w:iCs w:val="0"/>
+          <w:noProof/>
+          <w:sz w:val="22"/>
+          <w:szCs w:val="22"/>
+        </w:rPr>
+      </w:pPr>
+      <w:hyperlink w:anchor="_Toc44966946" w:history="1">
+        <w:r>
+          <w:rPr>
+            <w:rStyle w:val="Hyperlink"/>
+            <w:noProof/>
+          </w:rPr>
+          <w:t>3.12.</w:t>
+        </w:r>
+        <w:r>
+          <w:rPr>
+            <w:rFonts w:asciiTheme="minorHAnsi" w:eastAsiaTheme="minorEastAsia" w:hAnsiTheme="minorHAnsi" w:cstheme="minorBidi"/>
+            <w:iCs w:val="0"/>
+            <w:noProof/>
+            <w:sz w:val="22"/>
+            <w:szCs w:val="22"/>
+          </w:rPr>
+          <w:tab/>
+        </w:r>
+        <w:r>
+          <w:rPr>
+            <w:rStyle w:val="Hyperlink"/>
+            <w:noProof/>
+          </w:rPr>
           <w:t>Summary</w:t>
         </w:r>
         <w:r>
@@ -8100,7 +8141,7 @@
             <w:noProof/>
             <w:webHidden/>
           </w:rPr>
-          <w:instrText xml:space="preserve"> PAGEREF _Toc44941274 \h </w:instrText>
+          <w:instrText xml:space="preserve"> PAGEREF _Toc44966946 \h </w:instrText>
         </w:r>
         <w:r>
           <w:rPr>
@@ -8142,7 +8183,7 @@
           <w:szCs w:val="22"/>
         </w:rPr>
       </w:pPr>
-      <w:hyperlink w:anchor="_Toc44941275" w:history="1">
+      <w:hyperlink w:anchor="_Toc44966947" w:history="1">
         <w:r>
           <w:rPr>
             <w:rStyle w:val="Hyperlink"/>
@@ -8169,7 +8210,7 @@
             <w:noProof/>
             <w:webHidden/>
           </w:rPr>
-          <w:instrText xml:space="preserve"> PAGEREF _Toc44941275 \h </w:instrText>
+          <w:instrText xml:space="preserve"> PAGEREF _Toc44966947 \h </w:instrText>
         </w:r>
         <w:r>
           <w:rPr>
@@ -8211,7 +8252,7 @@
           <w:szCs w:val="22"/>
         </w:rPr>
       </w:pPr>
-      <w:hyperlink w:anchor="_Toc44941276" w:history="1">
+      <w:hyperlink w:anchor="_Toc44966948" w:history="1">
         <w:r>
           <w:rPr>
             <w:rStyle w:val="Hyperlink"/>
@@ -8238,7 +8279,7 @@
             <w:noProof/>
             <w:webHidden/>
           </w:rPr>
-          <w:instrText xml:space="preserve"> PAGEREF _Toc44941276 \h </w:instrText>
+          <w:instrText xml:space="preserve"> PAGEREF _Toc44966948 \h </w:instrText>
         </w:r>
         <w:r>
           <w:rPr>
@@ -8280,7 +8321,7 @@
           <w:szCs w:val="22"/>
         </w:rPr>
       </w:pPr>
-      <w:hyperlink w:anchor="_Toc44941277" w:history="1">
+      <w:hyperlink w:anchor="_Toc44966949" w:history="1">
         <w:r>
           <w:rPr>
             <w:rStyle w:val="Hyperlink"/>
@@ -8324,7 +8365,7 @@
             <w:noProof/>
             <w:webHidden/>
           </w:rPr>
-          <w:instrText xml:space="preserve"> PAGEREF _Toc44941277 \h </w:instrText>
+          <w:instrText xml:space="preserve"> PAGEREF _Toc44966949 \h </w:instrText>
         </w:r>
         <w:r>
           <w:rPr>
@@ -8366,7 +8407,7 @@
           <w:szCs w:val="22"/>
         </w:rPr>
       </w:pPr>
-      <w:hyperlink w:anchor="_Toc44941278" w:history="1">
+      <w:hyperlink w:anchor="_Toc44966950" w:history="1">
         <w:r>
           <w:rPr>
             <w:rStyle w:val="Hyperlink"/>
@@ -8410,7 +8451,7 @@
             <w:noProof/>
             <w:webHidden/>
           </w:rPr>
-          <w:instrText xml:space="preserve"> PAGEREF _Toc44941278 \h </w:instrText>
+          <w:instrText xml:space="preserve"> PAGEREF _Toc44966950 \h </w:instrText>
         </w:r>
         <w:r>
           <w:rPr>
@@ -8450,7 +8491,7 @@
           <w:szCs w:val="22"/>
         </w:rPr>
       </w:pPr>
-      <w:hyperlink w:anchor="_Toc44941279" w:history="1">
+      <w:hyperlink w:anchor="_Toc44966951" w:history="1">
         <w:r>
           <w:rPr>
             <w:rStyle w:val="Hyperlink"/>
@@ -8492,7 +8533,7 @@
             <w:noProof/>
             <w:webHidden/>
           </w:rPr>
-          <w:instrText xml:space="preserve"> PAGEREF _Toc44941279 \h </w:instrText>
+          <w:instrText xml:space="preserve"> PAGEREF _Toc44966951 \h </w:instrText>
         </w:r>
         <w:r>
           <w:rPr>
@@ -8532,7 +8573,7 @@
           <w:szCs w:val="22"/>
         </w:rPr>
       </w:pPr>
-      <w:hyperlink w:anchor="_Toc44941280" w:history="1">
+      <w:hyperlink w:anchor="_Toc44966952" w:history="1">
         <w:r>
           <w:rPr>
             <w:rStyle w:val="Hyperlink"/>
@@ -8574,7 +8615,7 @@
             <w:noProof/>
             <w:webHidden/>
           </w:rPr>
-          <w:instrText xml:space="preserve"> PAGEREF _Toc44941280 \h </w:instrText>
+          <w:instrText xml:space="preserve"> PAGEREF _Toc44966952 \h </w:instrText>
         </w:r>
         <w:r>
           <w:rPr>
@@ -8614,7 +8655,7 @@
           <w:szCs w:val="22"/>
         </w:rPr>
       </w:pPr>
-      <w:hyperlink w:anchor="_Toc44941281" w:history="1">
+      <w:hyperlink w:anchor="_Toc44966953" w:history="1">
         <w:r>
           <w:rPr>
             <w:rStyle w:val="Hyperlink"/>
@@ -8656,7 +8697,7 @@
             <w:noProof/>
             <w:webHidden/>
           </w:rPr>
-          <w:instrText xml:space="preserve"> PAGEREF _Toc44941281 \h </w:instrText>
+          <w:instrText xml:space="preserve"> PAGEREF _Toc44966953 \h </w:instrText>
         </w:r>
         <w:r>
           <w:rPr>
@@ -8696,7 +8737,7 @@
           <w:szCs w:val="22"/>
         </w:rPr>
       </w:pPr>
-      <w:hyperlink w:anchor="_Toc44941282" w:history="1">
+      <w:hyperlink w:anchor="_Toc44966954" w:history="1">
         <w:r>
           <w:rPr>
             <w:rStyle w:val="Hyperlink"/>
@@ -8738,7 +8779,7 @@
             <w:noProof/>
             <w:webHidden/>
           </w:rPr>
-          <w:instrText xml:space="preserve"> PAGEREF _Toc44941282 \h </w:instrText>
+          <w:instrText xml:space="preserve"> PAGEREF _Toc44966954 \h </w:instrText>
         </w:r>
         <w:r>
           <w:rPr>
@@ -8778,7 +8819,7 @@
           <w:szCs w:val="22"/>
         </w:rPr>
       </w:pPr>
-      <w:hyperlink w:anchor="_Toc44941283" w:history="1">
+      <w:hyperlink w:anchor="_Toc44966955" w:history="1">
         <w:r>
           <w:rPr>
             <w:rStyle w:val="Hyperlink"/>
@@ -8820,7 +8861,7 @@
             <w:noProof/>
             <w:webHidden/>
           </w:rPr>
-          <w:instrText xml:space="preserve"> PAGEREF _Toc44941283 \h </w:instrText>
+          <w:instrText xml:space="preserve"> PAGEREF _Toc44966955 \h </w:instrText>
         </w:r>
         <w:r>
           <w:rPr>
@@ -8860,7 +8901,7 @@
           <w:szCs w:val="22"/>
         </w:rPr>
       </w:pPr>
-      <w:hyperlink w:anchor="_Toc44941284" w:history="1">
+      <w:hyperlink w:anchor="_Toc44966956" w:history="1">
         <w:r>
           <w:rPr>
             <w:rStyle w:val="Hyperlink"/>
@@ -8902,7 +8943,7 @@
             <w:noProof/>
             <w:webHidden/>
           </w:rPr>
-          <w:instrText xml:space="preserve"> PAGEREF _Toc44941284 \h </w:instrText>
+          <w:instrText xml:space="preserve"> PAGEREF _Toc44966956 \h </w:instrText>
         </w:r>
         <w:r>
           <w:rPr>
@@ -8942,7 +8983,7 @@
           <w:szCs w:val="22"/>
         </w:rPr>
       </w:pPr>
-      <w:hyperlink w:anchor="_Toc44941285" w:history="1">
+      <w:hyperlink w:anchor="_Toc44966957" w:history="1">
         <w:r>
           <w:rPr>
             <w:rStyle w:val="Hyperlink"/>
@@ -8984,7 +9025,7 @@
             <w:noProof/>
             <w:webHidden/>
           </w:rPr>
-          <w:instrText xml:space="preserve"> PAGEREF _Toc44941285 \h </w:instrText>
+          <w:instrText xml:space="preserve"> PAGEREF _Toc44966957 \h </w:instrText>
         </w:r>
         <w:r>
           <w:rPr>
@@ -9024,7 +9065,7 @@
           <w:szCs w:val="22"/>
         </w:rPr>
       </w:pPr>
-      <w:hyperlink w:anchor="_Toc44941286" w:history="1">
+      <w:hyperlink w:anchor="_Toc44966958" w:history="1">
         <w:r>
           <w:rPr>
             <w:rStyle w:val="Hyperlink"/>
@@ -9066,7 +9107,7 @@
             <w:noProof/>
             <w:webHidden/>
           </w:rPr>
-          <w:instrText xml:space="preserve"> PAGEREF _Toc44941286 \h </w:instrText>
+          <w:instrText xml:space="preserve"> PAGEREF _Toc44966958 \h </w:instrText>
         </w:r>
         <w:r>
           <w:rPr>
@@ -9106,7 +9147,7 @@
           <w:szCs w:val="22"/>
         </w:rPr>
       </w:pPr>
-      <w:hyperlink w:anchor="_Toc44941287" w:history="1">
+      <w:hyperlink w:anchor="_Toc44966959" w:history="1">
         <w:r>
           <w:rPr>
             <w:rStyle w:val="Hyperlink"/>
@@ -9148,7 +9189,7 @@
             <w:noProof/>
             <w:webHidden/>
           </w:rPr>
-          <w:instrText xml:space="preserve"> PAGEREF _Toc44941287 \h </w:instrText>
+          <w:instrText xml:space="preserve"> PAGEREF _Toc44966959 \h </w:instrText>
         </w:r>
         <w:r>
           <w:rPr>
@@ -9188,7 +9229,7 @@
           <w:szCs w:val="22"/>
         </w:rPr>
       </w:pPr>
-      <w:hyperlink w:anchor="_Toc44941288" w:history="1">
+      <w:hyperlink w:anchor="_Toc44966960" w:history="1">
         <w:r>
           <w:rPr>
             <w:rStyle w:val="Hyperlink"/>
@@ -9230,7 +9271,7 @@
             <w:noProof/>
             <w:webHidden/>
           </w:rPr>
-          <w:instrText xml:space="preserve"> PAGEREF _Toc44941288 \h </w:instrText>
+          <w:instrText xml:space="preserve"> PAGEREF _Toc44966960 \h </w:instrText>
         </w:r>
         <w:r>
           <w:rPr>
@@ -9270,7 +9311,7 @@
           <w:szCs w:val="22"/>
         </w:rPr>
       </w:pPr>
-      <w:hyperlink w:anchor="_Toc44941289" w:history="1">
+      <w:hyperlink w:anchor="_Toc44966961" w:history="1">
         <w:r>
           <w:rPr>
             <w:rStyle w:val="Hyperlink"/>
@@ -9312,7 +9353,7 @@
             <w:noProof/>
             <w:webHidden/>
           </w:rPr>
-          <w:instrText xml:space="preserve"> PAGEREF _Toc44941289 \h </w:instrText>
+          <w:instrText xml:space="preserve"> PAGEREF _Toc44966961 \h </w:instrText>
         </w:r>
         <w:r>
           <w:rPr>
@@ -9352,7 +9393,7 @@
           <w:szCs w:val="22"/>
         </w:rPr>
       </w:pPr>
-      <w:hyperlink w:anchor="_Toc44941290" w:history="1">
+      <w:hyperlink w:anchor="_Toc44966962" w:history="1">
         <w:r>
           <w:rPr>
             <w:rStyle w:val="Hyperlink"/>
@@ -9394,7 +9435,7 @@
             <w:noProof/>
             <w:webHidden/>
           </w:rPr>
-          <w:instrText xml:space="preserve"> PAGEREF _Toc44941290 \h </w:instrText>
+          <w:instrText xml:space="preserve"> PAGEREF _Toc44966962 \h </w:instrText>
         </w:r>
         <w:r>
           <w:rPr>
@@ -9436,7 +9477,7 @@
           <w:szCs w:val="22"/>
         </w:rPr>
       </w:pPr>
-      <w:hyperlink w:anchor="_Toc44941291" w:history="1">
+      <w:hyperlink w:anchor="_Toc44966963" w:history="1">
         <w:r>
           <w:rPr>
             <w:rStyle w:val="Hyperlink"/>
@@ -9480,7 +9521,7 @@
             <w:noProof/>
             <w:webHidden/>
           </w:rPr>
-          <w:instrText xml:space="preserve"> PAGEREF _Toc44941291 \h </w:instrText>
+          <w:instrText xml:space="preserve"> PAGEREF _Toc44966963 \h </w:instrText>
         </w:r>
         <w:r>
           <w:rPr>
@@ -9522,7 +9563,7 @@
           <w:szCs w:val="22"/>
         </w:rPr>
       </w:pPr>
-      <w:hyperlink w:anchor="_Toc44941292" w:history="1">
+      <w:hyperlink w:anchor="_Toc44966964" w:history="1">
         <w:r>
           <w:rPr>
             <w:rStyle w:val="Hyperlink"/>
@@ -9545,7 +9586,7 @@
             <w:rStyle w:val="Hyperlink"/>
             <w:noProof/>
           </w:rPr>
-          <w:t>Accuracy Test</w:t>
+          <w:t>Accuracy</w:t>
         </w:r>
         <w:r>
           <w:rPr>
@@ -9566,7 +9607,7 @@
             <w:noProof/>
             <w:webHidden/>
           </w:rPr>
-          <w:instrText xml:space="preserve"> PAGEREF _Toc44941292 \h </w:instrText>
+          <w:instrText xml:space="preserve"> PAGEREF _Toc44966964 \h </w:instrText>
         </w:r>
         <w:r>
           <w:rPr>
@@ -9601,11 +9642,14 @@
       <w:pPr>
         <w:pStyle w:val="TOC3"/>
         <w:rPr>
-          <w:rStyle w:val="Hyperlink"/>
+          <w:rFonts w:asciiTheme="minorHAnsi" w:eastAsiaTheme="minorEastAsia" w:hAnsiTheme="minorHAnsi" w:cstheme="minorBidi"/>
+          <w:iCs w:val="0"/>
           <w:noProof/>
-        </w:rPr>
-      </w:pPr>
-      <w:hyperlink w:anchor="_Toc44941293" w:history="1">
+          <w:sz w:val="22"/>
+          <w:szCs w:val="22"/>
+        </w:rPr>
+      </w:pPr>
+      <w:hyperlink w:anchor="_Toc44966965" w:history="1">
         <w:r>
           <w:rPr>
             <w:rStyle w:val="Hyperlink"/>
@@ -9649,7 +9693,7 @@
             <w:noProof/>
             <w:webHidden/>
           </w:rPr>
-          <w:instrText xml:space="preserve"> PAGEREF _Toc44941293 \h </w:instrText>
+          <w:instrText xml:space="preserve"> PAGEREF _Toc44966965 \h </w:instrText>
         </w:r>
         <w:r>
           <w:rPr>
@@ -9680,7 +9724,6 @@
         </w:r>
       </w:hyperlink>
     </w:p>
-    <w:p/>
     <w:p>
       <w:pPr>
         <w:pStyle w:val="TOC2"/>
@@ -9692,7 +9735,7 @@
           <w:szCs w:val="22"/>
         </w:rPr>
       </w:pPr>
-      <w:hyperlink w:anchor="_Toc44941294" w:history="1">
+      <w:hyperlink w:anchor="_Toc44966966" w:history="1">
         <w:r>
           <w:rPr>
             <w:rStyle w:val="Hyperlink"/>
@@ -9719,7 +9762,7 @@
             <w:noProof/>
             <w:webHidden/>
           </w:rPr>
-          <w:instrText xml:space="preserve"> PAGEREF _Toc44941294 \h </w:instrText>
+          <w:instrText xml:space="preserve"> PAGEREF _Toc44966966 \h </w:instrText>
         </w:r>
         <w:r>
           <w:rPr>
@@ -9761,7 +9804,7 @@
           <w:szCs w:val="22"/>
         </w:rPr>
       </w:pPr>
-      <w:hyperlink w:anchor="_Toc44941295" w:history="1">
+      <w:hyperlink w:anchor="_Toc44966967" w:history="1">
         <w:r>
           <w:rPr>
             <w:rStyle w:val="Hyperlink"/>
@@ -9788,7 +9831,7 @@
             <w:noProof/>
             <w:webHidden/>
           </w:rPr>
-          <w:instrText xml:space="preserve"> PAGEREF _Toc44941295 \h </w:instrText>
+          <w:instrText xml:space="preserve"> PAGEREF _Toc44966967 \h </w:instrText>
         </w:r>
         <w:r>
           <w:rPr>
@@ -9830,7 +9873,7 @@
           <w:szCs w:val="22"/>
         </w:rPr>
       </w:pPr>
-      <w:hyperlink w:anchor="_Toc44941296" w:history="1">
+      <w:hyperlink w:anchor="_Toc44966968" w:history="1">
         <w:r>
           <w:rPr>
             <w:rStyle w:val="Hyperlink"/>
@@ -9874,7 +9917,7 @@
             <w:noProof/>
             <w:webHidden/>
           </w:rPr>
-          <w:instrText xml:space="preserve"> PAGEREF _Toc44941296 \h </w:instrText>
+          <w:instrText xml:space="preserve"> PAGEREF _Toc44966968 \h </w:instrText>
         </w:r>
         <w:r>
           <w:rPr>
@@ -9916,7 +9959,7 @@
           <w:szCs w:val="22"/>
         </w:rPr>
       </w:pPr>
-      <w:hyperlink w:anchor="_Toc44941297" w:history="1">
+      <w:hyperlink w:anchor="_Toc44966969" w:history="1">
         <w:r>
           <w:rPr>
             <w:rStyle w:val="Hyperlink"/>
@@ -9960,7 +10003,7 @@
             <w:noProof/>
             <w:webHidden/>
           </w:rPr>
-          <w:instrText xml:space="preserve"> PAGEREF _Toc44941297 \h </w:instrText>
+          <w:instrText xml:space="preserve"> PAGEREF _Toc44966969 \h </w:instrText>
         </w:r>
         <w:r>
           <w:rPr>
@@ -10002,7 +10045,7 @@
           <w:szCs w:val="22"/>
         </w:rPr>
       </w:pPr>
-      <w:hyperlink w:anchor="_Toc44941298" w:history="1">
+      <w:hyperlink w:anchor="_Toc44966970" w:history="1">
         <w:r>
           <w:rPr>
             <w:rStyle w:val="Hyperlink"/>
@@ -10046,7 +10089,7 @@
             <w:noProof/>
             <w:webHidden/>
           </w:rPr>
-          <w:instrText xml:space="preserve"> PAGEREF _Toc44941298 \h </w:instrText>
+          <w:instrText xml:space="preserve"> PAGEREF _Toc44966970 \h </w:instrText>
         </w:r>
         <w:r>
           <w:rPr>
@@ -10088,7 +10131,7 @@
           <w:szCs w:val="22"/>
         </w:rPr>
       </w:pPr>
-      <w:hyperlink w:anchor="_Toc44941299" w:history="1">
+      <w:hyperlink w:anchor="_Toc44966971" w:history="1">
         <w:r>
           <w:rPr>
             <w:rStyle w:val="Hyperlink"/>
@@ -10115,7 +10158,7 @@
             <w:noProof/>
             <w:webHidden/>
           </w:rPr>
-          <w:instrText xml:space="preserve"> PAGEREF _Toc44941299 \h </w:instrText>
+          <w:instrText xml:space="preserve"> PAGEREF _Toc44966971 \h </w:instrText>
         </w:r>
         <w:r>
           <w:rPr>
@@ -10383,15 +10426,15 @@
       <w:pPr>
         <w:pStyle w:val="AIUB2"/>
       </w:pPr>
-      <w:bookmarkStart w:id="15" w:name="_Toc355199909"/>
-      <w:bookmarkStart w:id="16" w:name="_Toc357950238"/>
-      <w:bookmarkStart w:id="17" w:name="_Hlk44663861"/>
+      <w:bookmarkStart w:id="17" w:name="_Toc355199909"/>
+      <w:bookmarkStart w:id="18" w:name="_Toc357950238"/>
+      <w:bookmarkStart w:id="19" w:name="_Hlk44663861"/>
       <w:r>
         <w:lastRenderedPageBreak/>
         <w:t>LIST OF FIGURES</w:t>
       </w:r>
-      <w:bookmarkEnd w:id="15"/>
-      <w:bookmarkEnd w:id="16"/>
+      <w:bookmarkEnd w:id="17"/>
+      <w:bookmarkEnd w:id="18"/>
     </w:p>
     <w:p>
       <w:pPr>
@@ -11658,7 +11701,7 @@
         </w:rPr>
         <w:fldChar w:fldCharType="end"/>
       </w:r>
-      <w:bookmarkEnd w:id="17"/>
+      <w:bookmarkEnd w:id="19"/>
     </w:p>
     <w:p>
       <w:pPr>
@@ -11937,13 +11980,60 @@
         <w:t>Table 2.1: A short OCR chronology</w:t>
       </w:r>
       <w:r>
+        <w:t>……………………………………</w:t>
+      </w:r>
+      <w:proofErr w:type="gramStart"/>
+      <w:r>
+        <w:t>…</w:t>
+      </w:r>
+      <w:r>
+        <w:t>..</w:t>
+      </w:r>
+      <w:proofErr w:type="gramEnd"/>
+      <w:r>
+        <w:t>……….11</w:t>
+      </w:r>
+    </w:p>
+    <w:p>
+      <w:pPr>
+        <w:pStyle w:val="TableofFigures"/>
+      </w:pPr>
+      <w:r>
+        <w:t xml:space="preserve">Table </w:t>
+      </w:r>
+      <w:r>
+        <w:t>4.</w:t>
+      </w:r>
+      <w:r>
+        <w:t>1: Line segmentation result</w:t>
+      </w:r>
+      <w:r>
+        <w:t>……………………………………………….41</w:t>
+      </w:r>
+    </w:p>
+    <w:p>
+      <w:pPr>
+        <w:pStyle w:val="TableofFigures"/>
+      </w:pPr>
+      <w:r>
+        <w:t xml:space="preserve">Table </w:t>
+      </w:r>
+      <w:r>
+        <w:t>4.</w:t>
+      </w:r>
+      <w:r>
+        <w:t>2: Word segmentation result</w:t>
+      </w:r>
+      <w:r>
         <w:t>………………………………………</w:t>
       </w:r>
-      <w:r>
-        <w:t>..</w:t>
-      </w:r>
-      <w:r>
-        <w:t>……….11</w:t>
+      <w:proofErr w:type="gramStart"/>
+      <w:r>
+        <w:t>…..</w:t>
+      </w:r>
+      <w:proofErr w:type="gramEnd"/>
+      <w:r>
+        <w:t>…42</w:t>
       </w:r>
     </w:p>
     <w:p>
@@ -11957,44 +12047,18 @@
         <w:t>4.</w:t>
       </w:r>
       <w:r>
-        <w:t>1: Line segmentation result</w:t>
-      </w:r>
-      <w:r>
-        <w:t>……………………………………………….41</w:t>
-      </w:r>
-    </w:p>
-    <w:p>
-      <w:pPr>
-        <w:pStyle w:val="TableofFigures"/>
-      </w:pPr>
-      <w:r>
-        <w:t xml:space="preserve">Table </w:t>
-      </w:r>
-      <w:r>
-        <w:t>4.</w:t>
-      </w:r>
-      <w:r>
-        <w:t>2: Word segmentation result</w:t>
-      </w:r>
-      <w:r>
-        <w:t>…………………………………………..…42</w:t>
-      </w:r>
-    </w:p>
-    <w:p>
-      <w:pPr>
-        <w:pStyle w:val="TableofFigures"/>
-      </w:pPr>
-      <w:r>
-        <w:t xml:space="preserve">Table </w:t>
-      </w:r>
-      <w:r>
-        <w:t>4.</w:t>
-      </w:r>
-      <w:r>
         <w:t>3: Character Segmentation result</w:t>
       </w:r>
       <w:r>
-        <w:t>……………………………………..43</w:t>
+        <w:t>…………………………………</w:t>
+      </w:r>
+      <w:proofErr w:type="gramStart"/>
+      <w:r>
+        <w:t>…..</w:t>
+      </w:r>
+      <w:proofErr w:type="gramEnd"/>
+      <w:r>
+        <w:t>43</w:t>
       </w:r>
     </w:p>
     <w:p>
@@ -12167,9 +12231,9 @@
           <w:noProof/>
         </w:rPr>
       </w:pPr>
-      <w:bookmarkStart w:id="18" w:name="_Toc355199910"/>
-      <w:bookmarkStart w:id="19" w:name="_Toc357950239"/>
-      <w:bookmarkStart w:id="20" w:name="_Toc44941216"/>
+      <w:bookmarkStart w:id="20" w:name="_Toc355199910"/>
+      <w:bookmarkStart w:id="21" w:name="_Toc357950239"/>
+      <w:bookmarkStart w:id="22" w:name="_Toc44966887"/>
       <w:r>
         <w:rPr>
           <w:noProof/>
@@ -12177,9 +12241,9 @@
         <w:lastRenderedPageBreak/>
         <w:t>ABSTRACT</w:t>
       </w:r>
-      <w:bookmarkEnd w:id="18"/>
-      <w:bookmarkEnd w:id="19"/>
       <w:bookmarkEnd w:id="20"/>
+      <w:bookmarkEnd w:id="21"/>
+      <w:bookmarkEnd w:id="22"/>
     </w:p>
     <w:p>
       <w:pPr>
@@ -12259,193 +12323,193 @@
       <w:pPr>
         <w:pStyle w:val="Heading2"/>
       </w:pPr>
-      <w:bookmarkStart w:id="21" w:name="_Toc355199911"/>
-      <w:bookmarkStart w:id="22" w:name="_Toc357950240"/>
-      <w:bookmarkStart w:id="23" w:name="_Toc44941217"/>
+      <w:bookmarkStart w:id="23" w:name="_Toc355199911"/>
+      <w:bookmarkStart w:id="24" w:name="_Toc357950240"/>
+      <w:bookmarkStart w:id="25" w:name="_Toc44966888"/>
       <w:r>
         <w:lastRenderedPageBreak/>
         <w:t>Chapter 1</w:t>
       </w:r>
-      <w:bookmarkEnd w:id="21"/>
-      <w:bookmarkEnd w:id="22"/>
       <w:bookmarkEnd w:id="23"/>
-    </w:p>
-    <w:p>
-      <w:pPr>
-        <w:pStyle w:val="Heading2"/>
-      </w:pPr>
-      <w:bookmarkStart w:id="24" w:name="_Toc355199912"/>
-      <w:bookmarkStart w:id="25" w:name="_Toc357950241"/>
-      <w:bookmarkStart w:id="26" w:name="_Toc44941218"/>
-      <w:r>
-        <w:t>Introduction</w:t>
-      </w:r>
       <w:bookmarkEnd w:id="24"/>
       <w:bookmarkEnd w:id="25"/>
+    </w:p>
+    <w:p>
+      <w:pPr>
+        <w:pStyle w:val="Heading2"/>
+      </w:pPr>
+      <w:bookmarkStart w:id="26" w:name="_Toc355199912"/>
+      <w:bookmarkStart w:id="27" w:name="_Toc357950241"/>
+      <w:bookmarkStart w:id="28" w:name="_Toc44966889"/>
+      <w:r>
+        <w:t>Introduction</w:t>
+      </w:r>
       <w:bookmarkEnd w:id="26"/>
-    </w:p>
-    <w:p>
-      <w:pPr>
-        <w:pStyle w:val="Heading3"/>
-      </w:pPr>
-      <w:bookmarkStart w:id="27" w:name="_Toc355199913"/>
-      <w:bookmarkStart w:id="28" w:name="_Toc357950242"/>
-      <w:bookmarkStart w:id="29" w:name="_Toc44941219"/>
-      <w:r>
-        <w:t>Introduction</w:t>
-      </w:r>
       <w:bookmarkEnd w:id="27"/>
       <w:bookmarkEnd w:id="28"/>
+    </w:p>
+    <w:p>
+      <w:pPr>
+        <w:pStyle w:val="Heading3"/>
+      </w:pPr>
+      <w:bookmarkStart w:id="29" w:name="_Toc355199913"/>
+      <w:bookmarkStart w:id="30" w:name="_Toc357950242"/>
+      <w:bookmarkStart w:id="31" w:name="_Toc44966890"/>
+      <w:r>
+        <w:t>Introduction</w:t>
+      </w:r>
       <w:bookmarkEnd w:id="29"/>
-    </w:p>
-    <w:p>
-      <w:pPr>
-        <w:pStyle w:val="CSET"/>
-      </w:pPr>
-      <w:r>
-        <w:t xml:space="preserve">Since 1950, Optical Character Recognition is a major research area. As we all know, Bengali is one of the richest </w:t>
-      </w:r>
-      <w:proofErr w:type="gramStart"/>
-      <w:r>
-        <w:t>language</w:t>
-      </w:r>
-      <w:proofErr w:type="gramEnd"/>
-      <w:r>
-        <w:t xml:space="preserve"> of the world ranking 5th as the most spoken native language and ranking 7th as the most spoken language. As a result, in recent years a digitized method for recognizing Bengali characters is started</w:t>
-      </w:r>
-      <w:r>
-        <w:t xml:space="preserve"> to</w:t>
-      </w:r>
-      <w:r>
-        <w:t xml:space="preserve"> receive attention for OCR related work with the rapid growth and advertisement of the use of computer</w:t>
-      </w:r>
-      <w:r>
-        <w:t>s</w:t>
-      </w:r>
-      <w:r>
-        <w:t xml:space="preserve"> in Bangladesh</w:t>
-      </w:r>
-      <w:r>
-        <w:t xml:space="preserve"> [1]</w:t>
-      </w:r>
-      <w:r>
-        <w:t>.</w:t>
-      </w:r>
-    </w:p>
-    <w:p>
-      <w:pPr>
-        <w:pStyle w:val="CSET"/>
-      </w:pPr>
-      <w:r>
-        <w:t xml:space="preserve">In the field of OCR, segmentation is one of the most challenging tasks of Bengali character recognition. Many different methods have been proposed on this purpose and many methods have shown high performance. The structure of </w:t>
-      </w:r>
-      <w:r>
-        <w:t xml:space="preserve">the </w:t>
-      </w:r>
-      <w:r>
-        <w:t xml:space="preserve">Bengali language is quite different. Bengali is written in </w:t>
-      </w:r>
-      <w:r>
-        <w:t xml:space="preserve">the </w:t>
-      </w:r>
-      <w:r>
-        <w:t xml:space="preserve">Sanskrit script. Bengali script is </w:t>
-      </w:r>
-      <w:proofErr w:type="gramStart"/>
-      <w:r>
-        <w:t>consists</w:t>
-      </w:r>
-      <w:proofErr w:type="gramEnd"/>
-      <w:r>
-        <w:t xml:space="preserve"> of 50 basic characters including 11 vowels and 39 consonant characters. It is used for representing other language</w:t>
-      </w:r>
-      <w:r>
-        <w:t>s</w:t>
-      </w:r>
-      <w:r>
-        <w:t xml:space="preserve"> like Meithei and Manipuri, and there is </w:t>
-      </w:r>
-      <w:r>
-        <w:t xml:space="preserve">a </w:t>
-      </w:r>
-      <w:r>
-        <w:t>time when it used to write Sanskrit within Bengal. Most of the Bengali characters are topologically connected [</w:t>
-      </w:r>
-      <w:r>
-        <w:t>2</w:t>
-      </w:r>
-      <w:r>
-        <w:t xml:space="preserve">]. </w:t>
-      </w:r>
-      <w:r>
-        <w:t xml:space="preserve">The </w:t>
-      </w:r>
-      <w:r>
-        <w:t>Bengali language is ingenious. However, there have not been such a significant number of takes a shot at language preparing for Bengali as have been for some different language, for example, English and Spanish</w:t>
-      </w:r>
-      <w:r>
-        <w:t>. N</w:t>
-      </w:r>
-      <w:r>
-        <w:t>umerous vital compositions t</w:t>
-      </w:r>
-      <w:r>
-        <w:t>hat were practiced in Bengali in</w:t>
-      </w:r>
-      <w:r>
-        <w:t xml:space="preserve"> the last century. As innovation back then was not that much advanced, these works were not written in digital form. </w:t>
-      </w:r>
-      <w:proofErr w:type="gramStart"/>
-      <w:r>
-        <w:t>So</w:t>
-      </w:r>
-      <w:proofErr w:type="gramEnd"/>
-      <w:r>
-        <w:t xml:space="preserve"> it is</w:t>
-      </w:r>
-      <w:r>
-        <w:t>n't workable for a publisher to</w:t>
-      </w:r>
-      <w:r>
-        <w:t xml:space="preserve"> print them again without composing the whole writings. For this situation</w:t>
-      </w:r>
-      <w:r>
-        <w:t>,</w:t>
-      </w:r>
-      <w:r>
-        <w:t xml:space="preserve"> an OCR will be an incredible assistance for the publisher. An OCR for Bengali would likewise empower users to cause edit</w:t>
-      </w:r>
-      <w:r>
-        <w:t xml:space="preserve">able records from images that </w:t>
-      </w:r>
-      <w:r>
-        <w:t>have been produced for particular purposes.</w:t>
-      </w:r>
-    </w:p>
-    <w:p>
-      <w:pPr>
-        <w:pStyle w:val="CSET"/>
-        <w:rPr>
-          <w:b/>
-        </w:rPr>
-      </w:pPr>
-    </w:p>
-    <w:p>
-      <w:pPr>
-        <w:pStyle w:val="Heading3"/>
-      </w:pPr>
-      <w:bookmarkStart w:id="30" w:name="_Toc355199914"/>
-      <w:r>
-        <w:t xml:space="preserve">  </w:t>
-      </w:r>
-      <w:bookmarkStart w:id="31" w:name="_Toc357950243"/>
-      <w:bookmarkStart w:id="32" w:name="_Toc44941220"/>
-      <w:r>
-        <w:t>Historical Background</w:t>
-      </w:r>
       <w:bookmarkEnd w:id="30"/>
       <w:bookmarkEnd w:id="31"/>
+    </w:p>
+    <w:p>
+      <w:pPr>
+        <w:pStyle w:val="CSET"/>
+      </w:pPr>
+      <w:r>
+        <w:t xml:space="preserve">Since 1950, Optical Character Recognition is a major research area. As we all know, Bengali is one of the richest </w:t>
+      </w:r>
+      <w:proofErr w:type="gramStart"/>
+      <w:r>
+        <w:t>language</w:t>
+      </w:r>
+      <w:proofErr w:type="gramEnd"/>
+      <w:r>
+        <w:t xml:space="preserve"> of the world ranking 5th as the most spoken native language and ranking 7th as the most spoken language. As a result, in recent years a digitized method for recognizing Bengali characters is started</w:t>
+      </w:r>
+      <w:r>
+        <w:t xml:space="preserve"> to</w:t>
+      </w:r>
+      <w:r>
+        <w:t xml:space="preserve"> receive attention for OCR related work with the rapid growth and advertisement of the use of computer</w:t>
+      </w:r>
+      <w:r>
+        <w:t>s</w:t>
+      </w:r>
+      <w:r>
+        <w:t xml:space="preserve"> in Bangladesh</w:t>
+      </w:r>
+      <w:r>
+        <w:t xml:space="preserve"> [1]</w:t>
+      </w:r>
+      <w:r>
+        <w:t>.</w:t>
+      </w:r>
+    </w:p>
+    <w:p>
+      <w:pPr>
+        <w:pStyle w:val="CSET"/>
+      </w:pPr>
+      <w:r>
+        <w:t xml:space="preserve">In the field of OCR, segmentation is one of the most challenging tasks of Bengali character recognition. Many different methods have been proposed on this purpose and many methods have shown high performance. The structure of </w:t>
+      </w:r>
+      <w:r>
+        <w:t xml:space="preserve">the </w:t>
+      </w:r>
+      <w:r>
+        <w:t xml:space="preserve">Bengali language is quite different. Bengali is written in </w:t>
+      </w:r>
+      <w:r>
+        <w:t xml:space="preserve">the </w:t>
+      </w:r>
+      <w:r>
+        <w:t xml:space="preserve">Sanskrit script. Bengali script is </w:t>
+      </w:r>
+      <w:proofErr w:type="gramStart"/>
+      <w:r>
+        <w:t>consists</w:t>
+      </w:r>
+      <w:proofErr w:type="gramEnd"/>
+      <w:r>
+        <w:t xml:space="preserve"> of 50 basic characters including 11 vowels and 39 consonant characters. It is used for representing other language</w:t>
+      </w:r>
+      <w:r>
+        <w:t>s</w:t>
+      </w:r>
+      <w:r>
+        <w:t xml:space="preserve"> like Meithei and Manipuri, and there is </w:t>
+      </w:r>
+      <w:r>
+        <w:t xml:space="preserve">a </w:t>
+      </w:r>
+      <w:r>
+        <w:t>time when it used to write Sanskrit within Bengal. Most of the Bengali characters are topologically connected [</w:t>
+      </w:r>
+      <w:r>
+        <w:t>2</w:t>
+      </w:r>
+      <w:r>
+        <w:t xml:space="preserve">]. </w:t>
+      </w:r>
+      <w:r>
+        <w:t xml:space="preserve">The </w:t>
+      </w:r>
+      <w:r>
+        <w:t>Bengali language is ingenious. However, there have not been such a significant number of takes a shot at language preparing for Bengali as have been for some different language, for example, English and Spanish</w:t>
+      </w:r>
+      <w:r>
+        <w:t>. N</w:t>
+      </w:r>
+      <w:r>
+        <w:t>umerous vital compositions t</w:t>
+      </w:r>
+      <w:r>
+        <w:t>hat were practiced in Bengali in</w:t>
+      </w:r>
+      <w:r>
+        <w:t xml:space="preserve"> the last century. As innovation back then was not that much advanced, these works were not written in digital form. </w:t>
+      </w:r>
+      <w:proofErr w:type="gramStart"/>
+      <w:r>
+        <w:t>So</w:t>
+      </w:r>
+      <w:proofErr w:type="gramEnd"/>
+      <w:r>
+        <w:t xml:space="preserve"> it is</w:t>
+      </w:r>
+      <w:r>
+        <w:t>n't workable for a publisher to</w:t>
+      </w:r>
+      <w:r>
+        <w:t xml:space="preserve"> print them again without composing the whole writings. For this situation</w:t>
+      </w:r>
+      <w:r>
+        <w:t>,</w:t>
+      </w:r>
+      <w:r>
+        <w:t xml:space="preserve"> an OCR will be an incredible assistance for the publisher. An OCR for Bengali would likewise empower users to cause edit</w:t>
+      </w:r>
+      <w:r>
+        <w:t xml:space="preserve">able records from images that </w:t>
+      </w:r>
+      <w:r>
+        <w:t>have been produced for particular purposes.</w:t>
+      </w:r>
+    </w:p>
+    <w:p>
+      <w:pPr>
+        <w:pStyle w:val="CSET"/>
+        <w:rPr>
+          <w:b/>
+        </w:rPr>
+      </w:pPr>
+    </w:p>
+    <w:p>
+      <w:pPr>
+        <w:pStyle w:val="Heading3"/>
+      </w:pPr>
+      <w:bookmarkStart w:id="32" w:name="_Toc355199914"/>
+      <w:r>
+        <w:t xml:space="preserve">  </w:t>
+      </w:r>
+      <w:bookmarkStart w:id="33" w:name="_Toc357950243"/>
+      <w:bookmarkStart w:id="34" w:name="_Toc44966891"/>
+      <w:r>
+        <w:t>Historical Background</w:t>
+      </w:r>
       <w:bookmarkEnd w:id="32"/>
+      <w:bookmarkEnd w:id="33"/>
+      <w:bookmarkEnd w:id="34"/>
     </w:p>
     <w:p>
       <w:pPr>
@@ -12509,16 +12573,16 @@
       <w:pPr>
         <w:pStyle w:val="Heading4"/>
       </w:pPr>
-      <w:bookmarkStart w:id="33" w:name="_Toc355199915"/>
-      <w:bookmarkStart w:id="34" w:name="_Toc357950244"/>
-      <w:bookmarkStart w:id="35" w:name="_Toc44941221"/>
+      <w:bookmarkStart w:id="35" w:name="_Toc355199915"/>
+      <w:bookmarkStart w:id="36" w:name="_Toc357950244"/>
+      <w:bookmarkStart w:id="37" w:name="_Toc44966892"/>
       <w:r>
         <w:lastRenderedPageBreak/>
         <w:t>Earlier Research</w:t>
       </w:r>
-      <w:bookmarkEnd w:id="33"/>
-      <w:bookmarkEnd w:id="34"/>
       <w:bookmarkEnd w:id="35"/>
+      <w:bookmarkEnd w:id="36"/>
+      <w:bookmarkEnd w:id="37"/>
     </w:p>
     <w:p>
       <w:pPr>
@@ -12874,15 +12938,15 @@
       <w:pPr>
         <w:pStyle w:val="Heading4"/>
       </w:pPr>
-      <w:bookmarkStart w:id="36" w:name="_Toc355199916"/>
-      <w:bookmarkStart w:id="37" w:name="_Toc357950245"/>
-      <w:bookmarkStart w:id="38" w:name="_Toc44941222"/>
+      <w:bookmarkStart w:id="38" w:name="_Toc355199916"/>
+      <w:bookmarkStart w:id="39" w:name="_Toc357950245"/>
+      <w:bookmarkStart w:id="40" w:name="_Toc44966893"/>
       <w:r>
         <w:t>Recent Research</w:t>
       </w:r>
-      <w:bookmarkEnd w:id="36"/>
-      <w:bookmarkEnd w:id="37"/>
       <w:bookmarkEnd w:id="38"/>
+      <w:bookmarkEnd w:id="39"/>
+      <w:bookmarkEnd w:id="40"/>
     </w:p>
     <w:p>
       <w:pPr>
@@ -13263,18 +13327,18 @@
       <w:pPr>
         <w:pStyle w:val="Heading3"/>
       </w:pPr>
-      <w:bookmarkStart w:id="39" w:name="_Toc355199918"/>
+      <w:bookmarkStart w:id="41" w:name="_Toc355199918"/>
       <w:r>
         <w:t xml:space="preserve">  </w:t>
       </w:r>
-      <w:bookmarkStart w:id="40" w:name="_Toc357950247"/>
-      <w:bookmarkStart w:id="41" w:name="_Toc44941223"/>
+      <w:bookmarkStart w:id="42" w:name="_Toc357950247"/>
+      <w:bookmarkStart w:id="43" w:name="_Toc44966894"/>
       <w:r>
         <w:t>Future Scope of This Study</w:t>
       </w:r>
-      <w:bookmarkEnd w:id="39"/>
-      <w:bookmarkEnd w:id="40"/>
       <w:bookmarkEnd w:id="41"/>
+      <w:bookmarkEnd w:id="42"/>
+      <w:bookmarkEnd w:id="43"/>
     </w:p>
     <w:p>
       <w:pPr>
@@ -13310,15 +13374,15 @@
       <w:pPr>
         <w:pStyle w:val="Heading4"/>
       </w:pPr>
-      <w:bookmarkStart w:id="42" w:name="_Toc355199919"/>
-      <w:bookmarkStart w:id="43" w:name="_Toc357950248"/>
-      <w:bookmarkStart w:id="44" w:name="_Toc44941224"/>
+      <w:bookmarkStart w:id="44" w:name="_Toc355199919"/>
+      <w:bookmarkStart w:id="45" w:name="_Toc357950248"/>
+      <w:bookmarkStart w:id="46" w:name="_Toc44966895"/>
       <w:r>
         <w:t>Future Scopes</w:t>
       </w:r>
-      <w:bookmarkEnd w:id="42"/>
-      <w:bookmarkEnd w:id="43"/>
       <w:bookmarkEnd w:id="44"/>
+      <w:bookmarkEnd w:id="45"/>
+      <w:bookmarkEnd w:id="46"/>
     </w:p>
     <w:p>
       <w:pPr>
@@ -13346,16 +13410,16 @@
       <w:pPr>
         <w:pStyle w:val="Heading4"/>
       </w:pPr>
-      <w:bookmarkStart w:id="45" w:name="_Toc355199920"/>
-      <w:bookmarkStart w:id="46" w:name="_Toc357950249"/>
-      <w:bookmarkStart w:id="47" w:name="_Toc44941225"/>
+      <w:bookmarkStart w:id="47" w:name="_Toc355199920"/>
+      <w:bookmarkStart w:id="48" w:name="_Toc357950249"/>
+      <w:bookmarkStart w:id="49" w:name="_Toc44966896"/>
       <w:r>
         <w:lastRenderedPageBreak/>
         <w:t>Recommendations</w:t>
       </w:r>
-      <w:bookmarkEnd w:id="45"/>
-      <w:bookmarkEnd w:id="46"/>
       <w:bookmarkEnd w:id="47"/>
+      <w:bookmarkEnd w:id="48"/>
+      <w:bookmarkEnd w:id="49"/>
     </w:p>
     <w:p>
       <w:pPr>
@@ -13399,18 +13463,18 @@
       <w:pPr>
         <w:pStyle w:val="Heading3"/>
       </w:pPr>
-      <w:bookmarkStart w:id="48" w:name="_Toc355199921"/>
+      <w:bookmarkStart w:id="50" w:name="_Toc355199921"/>
       <w:r>
         <w:t xml:space="preserve">  </w:t>
       </w:r>
-      <w:bookmarkStart w:id="49" w:name="_Toc357950250"/>
-      <w:bookmarkStart w:id="50" w:name="_Toc44941226"/>
+      <w:bookmarkStart w:id="51" w:name="_Toc357950250"/>
+      <w:bookmarkStart w:id="52" w:name="_Toc44966897"/>
       <w:r>
         <w:t>Limitation of the Study</w:t>
       </w:r>
-      <w:bookmarkEnd w:id="48"/>
-      <w:bookmarkEnd w:id="49"/>
       <w:bookmarkEnd w:id="50"/>
+      <w:bookmarkEnd w:id="51"/>
+      <w:bookmarkEnd w:id="52"/>
     </w:p>
     <w:p>
       <w:pPr>
@@ -13438,22 +13502,22 @@
       <w:pPr>
         <w:pStyle w:val="Heading3"/>
       </w:pPr>
-      <w:bookmarkStart w:id="51" w:name="_Toc355199922"/>
+      <w:bookmarkStart w:id="53" w:name="_Toc355199922"/>
       <w:r>
         <w:lastRenderedPageBreak/>
         <w:t xml:space="preserve">  </w:t>
       </w:r>
-      <w:bookmarkStart w:id="52" w:name="_Toc357950251"/>
-      <w:bookmarkStart w:id="53" w:name="_Toc44941227"/>
+      <w:bookmarkStart w:id="54" w:name="_Toc357950251"/>
+      <w:bookmarkStart w:id="55" w:name="_Toc44966898"/>
       <w:r>
         <w:t>Ad</w:t>
       </w:r>
       <w:r>
         <w:t>vantage over Traditional Method</w:t>
       </w:r>
-      <w:bookmarkEnd w:id="51"/>
-      <w:bookmarkEnd w:id="52"/>
       <w:bookmarkEnd w:id="53"/>
+      <w:bookmarkEnd w:id="54"/>
+      <w:bookmarkEnd w:id="55"/>
     </w:p>
     <w:p>
       <w:pPr>
@@ -13747,75 +13811,75 @@
       <w:pPr>
         <w:pStyle w:val="Heading3"/>
       </w:pPr>
-      <w:bookmarkStart w:id="54" w:name="_Toc355199923"/>
+      <w:bookmarkStart w:id="56" w:name="_Toc355199923"/>
       <w:r>
         <w:t xml:space="preserve">  </w:t>
       </w:r>
-      <w:bookmarkStart w:id="55" w:name="_Toc357950252"/>
-      <w:bookmarkStart w:id="56" w:name="_Toc44941228"/>
+      <w:bookmarkStart w:id="57" w:name="_Toc357950252"/>
+      <w:bookmarkStart w:id="58" w:name="_Toc44966899"/>
       <w:r>
         <w:t xml:space="preserve">Objective of </w:t>
       </w:r>
       <w:r>
         <w:t>this Work</w:t>
       </w:r>
-      <w:bookmarkEnd w:id="54"/>
-      <w:bookmarkEnd w:id="55"/>
       <w:bookmarkEnd w:id="56"/>
-    </w:p>
-    <w:p>
-      <w:pPr>
-        <w:pStyle w:val="CSET"/>
-      </w:pPr>
-      <w:r>
-        <w:t>To accomplish thesis work we make a list of some objectives that we must achieve during the work. Our primary and secondary objectives are stated below-</w:t>
-      </w:r>
-    </w:p>
-    <w:p>
-      <w:pPr>
-        <w:pStyle w:val="CSET"/>
-      </w:pPr>
-    </w:p>
-    <w:p>
-      <w:pPr>
-        <w:pStyle w:val="Heading4"/>
-      </w:pPr>
-      <w:bookmarkStart w:id="57" w:name="_Toc355199924"/>
-      <w:bookmarkStart w:id="58" w:name="_Toc357950253"/>
-      <w:bookmarkStart w:id="59" w:name="_Toc44941229"/>
-      <w:r>
-        <w:t>Primary objectives</w:t>
-      </w:r>
       <w:bookmarkEnd w:id="57"/>
       <w:bookmarkEnd w:id="58"/>
+    </w:p>
+    <w:p>
+      <w:pPr>
+        <w:pStyle w:val="CSET"/>
+      </w:pPr>
+      <w:r>
+        <w:t>To accomplish thesis work we make a list of some objectives that we must achieve during the work. Our primary and secondary objectives are stated below-</w:t>
+      </w:r>
+    </w:p>
+    <w:p>
+      <w:pPr>
+        <w:pStyle w:val="CSET"/>
+      </w:pPr>
+    </w:p>
+    <w:p>
+      <w:pPr>
+        <w:pStyle w:val="Heading4"/>
+      </w:pPr>
+      <w:bookmarkStart w:id="59" w:name="_Toc355199924"/>
+      <w:bookmarkStart w:id="60" w:name="_Toc357950253"/>
+      <w:bookmarkStart w:id="61" w:name="_Toc44966900"/>
+      <w:r>
+        <w:t>Primary objectives</w:t>
+      </w:r>
       <w:bookmarkEnd w:id="59"/>
-    </w:p>
-    <w:p>
-      <w:pPr>
-        <w:pStyle w:val="CSET"/>
-      </w:pPr>
-      <w:r>
-        <w:t>The primary and main objective of this research is to develop an effective strategy for segmenting printed Bengali scripts using morphological analysis which can help to build an efficient optical character recognition (OCR) system.</w:t>
-      </w:r>
-    </w:p>
-    <w:p>
-      <w:pPr>
-        <w:pStyle w:val="CSET"/>
-      </w:pPr>
-    </w:p>
-    <w:p>
-      <w:pPr>
-        <w:pStyle w:val="Heading4"/>
-      </w:pPr>
-      <w:bookmarkStart w:id="60" w:name="_Toc355199925"/>
-      <w:bookmarkStart w:id="61" w:name="_Toc357950254"/>
-      <w:bookmarkStart w:id="62" w:name="_Toc44941230"/>
-      <w:r>
-        <w:t>Secondary Objectives</w:t>
-      </w:r>
       <w:bookmarkEnd w:id="60"/>
       <w:bookmarkEnd w:id="61"/>
+    </w:p>
+    <w:p>
+      <w:pPr>
+        <w:pStyle w:val="CSET"/>
+      </w:pPr>
+      <w:r>
+        <w:t>The primary and main objective of this research is to develop an effective strategy for segmenting printed Bengali scripts using morphological analysis which can help to build an efficient optical character recognition (OCR) system.</w:t>
+      </w:r>
+    </w:p>
+    <w:p>
+      <w:pPr>
+        <w:pStyle w:val="CSET"/>
+      </w:pPr>
+    </w:p>
+    <w:p>
+      <w:pPr>
+        <w:pStyle w:val="Heading4"/>
+      </w:pPr>
+      <w:bookmarkStart w:id="62" w:name="_Toc355199925"/>
+      <w:bookmarkStart w:id="63" w:name="_Toc357950254"/>
+      <w:bookmarkStart w:id="64" w:name="_Toc44966901"/>
+      <w:r>
+        <w:t>Secondary Objectives</w:t>
+      </w:r>
       <w:bookmarkEnd w:id="62"/>
+      <w:bookmarkEnd w:id="63"/>
+      <w:bookmarkEnd w:id="64"/>
     </w:p>
     <w:p>
       <w:pPr>
@@ -13893,20 +13957,20 @@
       <w:r>
         <w:t xml:space="preserve">   </w:t>
       </w:r>
-      <w:bookmarkStart w:id="63" w:name="_Toc357950255"/>
-      <w:bookmarkStart w:id="64" w:name="_Toc44941231"/>
+      <w:bookmarkStart w:id="65" w:name="_Toc357950255"/>
+      <w:bookmarkStart w:id="66" w:name="_Toc44966902"/>
       <w:r>
         <w:t>Introduction to this Thesis</w:t>
       </w:r>
-      <w:bookmarkEnd w:id="63"/>
-      <w:bookmarkEnd w:id="64"/>
+      <w:bookmarkEnd w:id="65"/>
+      <w:bookmarkEnd w:id="66"/>
     </w:p>
     <w:p>
       <w:pPr>
         <w:pStyle w:val="CSET"/>
       </w:pPr>
-      <w:bookmarkStart w:id="65" w:name="_Toc355199927"/>
-      <w:bookmarkStart w:id="66" w:name="_Toc357950256"/>
+      <w:bookmarkStart w:id="67" w:name="_Toc355199927"/>
+      <w:bookmarkStart w:id="68" w:name="_Toc357950256"/>
       <w:r>
         <w:t xml:space="preserve">Bangla character recognition has become a vital issue in the last few years but it is a huge challenge to get good performance due to the segmentation and many of them are similar. It remains largely unsolved due to the presence of many ambiguous characters and excessively </w:t>
       </w:r>
@@ -13922,24 +13986,24 @@
       <w:pPr>
         <w:pStyle w:val="Heading2"/>
       </w:pPr>
-      <w:bookmarkStart w:id="67" w:name="_Toc44941232"/>
+      <w:bookmarkStart w:id="69" w:name="_Toc44966903"/>
       <w:r>
         <w:lastRenderedPageBreak/>
         <w:t>Chapter 2</w:t>
       </w:r>
-      <w:bookmarkEnd w:id="65"/>
-      <w:bookmarkEnd w:id="66"/>
       <w:bookmarkEnd w:id="67"/>
+      <w:bookmarkEnd w:id="68"/>
+      <w:bookmarkEnd w:id="69"/>
     </w:p>
     <w:p>
       <w:pPr>
         <w:pStyle w:val="Heading2"/>
       </w:pPr>
-      <w:bookmarkStart w:id="68" w:name="_Toc44941233"/>
+      <w:bookmarkStart w:id="70" w:name="_Toc44966904"/>
       <w:r>
         <w:t>Methodology</w:t>
       </w:r>
-      <w:bookmarkEnd w:id="68"/>
+      <w:bookmarkEnd w:id="70"/>
       <w:r>
         <w:t xml:space="preserve"> </w:t>
       </w:r>
@@ -13985,18 +14049,18 @@
       <w:pPr>
         <w:pStyle w:val="Heading3"/>
       </w:pPr>
-      <w:bookmarkStart w:id="69" w:name="_Toc355199929"/>
+      <w:bookmarkStart w:id="71" w:name="_Toc355199929"/>
       <w:r>
         <w:t xml:space="preserve">   </w:t>
       </w:r>
-      <w:bookmarkStart w:id="70" w:name="_Toc357950258"/>
-      <w:bookmarkStart w:id="71" w:name="_Toc44941234"/>
+      <w:bookmarkStart w:id="72" w:name="_Toc357950258"/>
+      <w:bookmarkStart w:id="73" w:name="_Toc44966905"/>
       <w:r>
         <w:t>Introduction</w:t>
       </w:r>
-      <w:bookmarkEnd w:id="69"/>
-      <w:bookmarkEnd w:id="70"/>
       <w:bookmarkEnd w:id="71"/>
+      <w:bookmarkEnd w:id="72"/>
+      <w:bookmarkEnd w:id="73"/>
     </w:p>
     <w:p>
       <w:pPr>
@@ -14010,16 +14074,16 @@
       <w:pPr>
         <w:pStyle w:val="Heading3"/>
       </w:pPr>
-      <w:bookmarkStart w:id="72" w:name="_Toc355199930"/>
+      <w:bookmarkStart w:id="74" w:name="_Toc355199930"/>
       <w:r>
         <w:t xml:space="preserve">  </w:t>
       </w:r>
-      <w:bookmarkStart w:id="73" w:name="_Toc44941235"/>
-      <w:bookmarkEnd w:id="72"/>
+      <w:bookmarkStart w:id="75" w:name="_Toc44966906"/>
+      <w:bookmarkEnd w:id="74"/>
       <w:r>
         <w:t>Optical Character Recognition (OCR)</w:t>
       </w:r>
-      <w:bookmarkEnd w:id="73"/>
+      <w:bookmarkEnd w:id="75"/>
     </w:p>
     <w:p>
       <w:pPr>
@@ -14102,7 +14166,7 @@
       <w:pPr>
         <w:pStyle w:val="CSEF"/>
       </w:pPr>
-      <w:bookmarkStart w:id="74" w:name="_Toc44941300"/>
+      <w:bookmarkStart w:id="76" w:name="_Toc44941300"/>
       <w:r>
         <w:t xml:space="preserve">Figure </w:t>
       </w:r>
@@ -14127,7 +14191,7 @@
       <w:r>
         <w:t>.</w:t>
       </w:r>
-      <w:bookmarkEnd w:id="74"/>
+      <w:bookmarkEnd w:id="76"/>
     </w:p>
     <w:p>
       <w:pPr>
@@ -14150,11 +14214,11 @@
       <w:pPr>
         <w:pStyle w:val="Heading4"/>
       </w:pPr>
-      <w:bookmarkStart w:id="75" w:name="_Toc44941236"/>
+      <w:bookmarkStart w:id="77" w:name="_Toc44966907"/>
       <w:r>
         <w:t>The History of OCR</w:t>
       </w:r>
-      <w:bookmarkEnd w:id="75"/>
+      <w:bookmarkEnd w:id="77"/>
     </w:p>
     <w:p>
       <w:pPr>
@@ -14229,7 +14293,7 @@
           </wp:anchor>
         </w:drawing>
       </w:r>
-      <w:bookmarkStart w:id="76" w:name="_Hlk44665141"/>
+      <w:bookmarkStart w:id="78" w:name="_Hlk44665141"/>
       <w:r>
         <w:t xml:space="preserve">Table </w:t>
       </w:r>
@@ -14239,7 +14303,7 @@
       <w:r>
         <w:t>1: A short OCR chronology</w:t>
       </w:r>
-      <w:bookmarkEnd w:id="76"/>
+      <w:bookmarkEnd w:id="78"/>
       <w:r>
         <w:t xml:space="preserve"> [1</w:t>
       </w:r>
@@ -14271,12 +14335,12 @@
       <w:pPr>
         <w:pStyle w:val="Heading4"/>
       </w:pPr>
-      <w:bookmarkStart w:id="77" w:name="_Toc44941237"/>
+      <w:bookmarkStart w:id="79" w:name="_Toc44966908"/>
       <w:r>
         <w:lastRenderedPageBreak/>
         <w:t>Components of an OCR system</w:t>
       </w:r>
-      <w:bookmarkEnd w:id="77"/>
+      <w:bookmarkEnd w:id="79"/>
     </w:p>
     <w:p>
       <w:pPr>
@@ -14350,7 +14414,7 @@
       <w:pPr>
         <w:pStyle w:val="CSEF"/>
       </w:pPr>
-      <w:bookmarkStart w:id="78" w:name="_Toc44941301"/>
+      <w:bookmarkStart w:id="80" w:name="_Toc44941301"/>
       <w:r>
         <w:t>Figure 2</w:t>
       </w:r>
@@ -14372,7 +14436,7 @@
       <w:r>
         <w:t>.</w:t>
       </w:r>
-      <w:bookmarkEnd w:id="78"/>
+      <w:bookmarkEnd w:id="80"/>
     </w:p>
     <w:p>
       <w:pPr>
@@ -14392,16 +14456,16 @@
       <w:pPr>
         <w:pStyle w:val="Heading3"/>
       </w:pPr>
-      <w:bookmarkStart w:id="79" w:name="_Toc355199931"/>
+      <w:bookmarkStart w:id="81" w:name="_Toc355199931"/>
       <w:r>
         <w:t xml:space="preserve">   </w:t>
       </w:r>
-      <w:bookmarkStart w:id="80" w:name="_Toc44941238"/>
-      <w:bookmarkEnd w:id="79"/>
+      <w:bookmarkStart w:id="82" w:name="_Toc44966909"/>
+      <w:bookmarkEnd w:id="81"/>
       <w:r>
         <w:t>System Overview</w:t>
       </w:r>
-      <w:bookmarkEnd w:id="80"/>
+      <w:bookmarkEnd w:id="82"/>
     </w:p>
     <w:p>
       <w:pPr>
@@ -14569,7 +14633,7 @@
       <w:pPr>
         <w:pStyle w:val="CSEF"/>
       </w:pPr>
-      <w:bookmarkStart w:id="81" w:name="_Toc44941302"/>
+      <w:bookmarkStart w:id="83" w:name="_Toc44941302"/>
       <w:r>
         <w:t xml:space="preserve">Figure </w:t>
       </w:r>
@@ -14585,7 +14649,7 @@
       <w:r>
         <w:t xml:space="preserve"> System overview.</w:t>
       </w:r>
-      <w:bookmarkEnd w:id="81"/>
+      <w:bookmarkEnd w:id="83"/>
     </w:p>
     <w:p>
       <w:pPr>
@@ -14598,11 +14662,11 @@
       <w:pPr>
         <w:pStyle w:val="Heading4"/>
       </w:pPr>
-      <w:bookmarkStart w:id="82" w:name="_Toc44941239"/>
+      <w:bookmarkStart w:id="84" w:name="_Toc44966910"/>
       <w:r>
         <w:t>Bengali Script</w:t>
       </w:r>
-      <w:bookmarkEnd w:id="82"/>
+      <w:bookmarkEnd w:id="84"/>
     </w:p>
     <w:p>
       <w:pPr>
@@ -14646,11 +14710,11 @@
       <w:pPr>
         <w:pStyle w:val="Heading4"/>
       </w:pPr>
-      <w:bookmarkStart w:id="83" w:name="_Toc44941240"/>
+      <w:bookmarkStart w:id="85" w:name="_Toc44966911"/>
       <w:r>
         <w:t>Image filtering</w:t>
       </w:r>
-      <w:bookmarkEnd w:id="83"/>
+      <w:bookmarkEnd w:id="85"/>
     </w:p>
     <w:p>
       <w:pPr>
@@ -14691,14 +14755,14 @@
           <w:rFonts w:eastAsia="Times New Roman"/>
         </w:rPr>
       </w:pPr>
-      <w:bookmarkStart w:id="84" w:name="_Toc44941241"/>
+      <w:bookmarkStart w:id="86" w:name="_Toc44966912"/>
       <w:r>
         <w:rPr>
           <w:rFonts w:eastAsia="Times New Roman"/>
         </w:rPr>
         <w:t>Grayscale filtering:</w:t>
       </w:r>
-      <w:bookmarkEnd w:id="84"/>
+      <w:bookmarkEnd w:id="86"/>
     </w:p>
     <w:p>
       <w:pPr>
@@ -14778,14 +14842,14 @@
           <w:rFonts w:eastAsia="Calibri"/>
         </w:rPr>
       </w:pPr>
-      <w:bookmarkStart w:id="85" w:name="_Toc44941242"/>
+      <w:bookmarkStart w:id="87" w:name="_Toc44966913"/>
       <w:r>
         <w:rPr>
           <w:rFonts w:eastAsia="Calibri"/>
         </w:rPr>
         <w:t>Bilateral filtering:</w:t>
       </w:r>
-      <w:bookmarkEnd w:id="85"/>
+      <w:bookmarkEnd w:id="87"/>
     </w:p>
     <w:p>
       <w:pPr>
@@ -14825,14 +14889,14 @@
           <w:rFonts w:eastAsia="Times New Roman"/>
         </w:rPr>
       </w:pPr>
-      <w:bookmarkStart w:id="86" w:name="_Toc44941243"/>
+      <w:bookmarkStart w:id="88" w:name="_Toc44966914"/>
       <w:r>
         <w:rPr>
           <w:rFonts w:eastAsia="Times New Roman"/>
         </w:rPr>
         <w:t>Image Binarization</w:t>
       </w:r>
-      <w:bookmarkEnd w:id="86"/>
+      <w:bookmarkEnd w:id="88"/>
     </w:p>
     <w:p>
       <w:pPr>
@@ -14867,11 +14931,11 @@
       <w:pPr>
         <w:pStyle w:val="Heading4"/>
       </w:pPr>
-      <w:bookmarkStart w:id="87" w:name="_Toc44941244"/>
+      <w:bookmarkStart w:id="89" w:name="_Toc44966915"/>
       <w:r>
         <w:t>Skew angle correction</w:t>
       </w:r>
-      <w:bookmarkEnd w:id="87"/>
+      <w:bookmarkEnd w:id="89"/>
     </w:p>
     <w:p>
       <w:pPr>
@@ -14904,7 +14968,7 @@
       <w:pPr>
         <w:pStyle w:val="Heading4"/>
       </w:pPr>
-      <w:bookmarkStart w:id="88" w:name="_Toc44941245"/>
+      <w:bookmarkStart w:id="90" w:name="_Toc44966916"/>
       <w:r>
         <w:rPr>
           <w:noProof/>
@@ -14974,13 +15038,13 @@
       <w:r>
         <w:t>)</w:t>
       </w:r>
-      <w:bookmarkEnd w:id="88"/>
+      <w:bookmarkEnd w:id="90"/>
     </w:p>
     <w:p>
       <w:pPr>
         <w:pStyle w:val="CSEF"/>
       </w:pPr>
-      <w:bookmarkStart w:id="89" w:name="_Toc44941303"/>
+      <w:bookmarkStart w:id="91" w:name="_Toc44941303"/>
       <w:r>
         <w:t>Figure 2</w:t>
       </w:r>
@@ -15010,7 +15074,7 @@
       <w:r>
         <w:t>.</w:t>
       </w:r>
-      <w:bookmarkEnd w:id="89"/>
+      <w:bookmarkEnd w:id="91"/>
     </w:p>
     <w:p>
       <w:pPr>
@@ -15083,7 +15147,7 @@
       <w:pPr>
         <w:pStyle w:val="Heading4"/>
       </w:pPr>
-      <w:bookmarkStart w:id="90" w:name="_Toc44941246"/>
+      <w:bookmarkStart w:id="92" w:name="_Toc44966917"/>
       <w:r>
         <w:rPr>
           <w:noProof/>
@@ -15159,13 +15223,13 @@
       <w:r>
         <w:t>VPP)</w:t>
       </w:r>
-      <w:bookmarkEnd w:id="90"/>
+      <w:bookmarkEnd w:id="92"/>
     </w:p>
     <w:p>
       <w:pPr>
         <w:pStyle w:val="CSEF"/>
       </w:pPr>
-      <w:bookmarkStart w:id="91" w:name="_Toc44941304"/>
+      <w:bookmarkStart w:id="93" w:name="_Toc44941304"/>
       <w:r>
         <w:t>Figure 2</w:t>
       </w:r>
@@ -15187,7 +15251,7 @@
       <w:r>
         <w:t>.</w:t>
       </w:r>
-      <w:bookmarkEnd w:id="91"/>
+      <w:bookmarkEnd w:id="93"/>
     </w:p>
     <w:p>
       <w:pPr>
@@ -15274,12 +15338,12 @@
       <w:pPr>
         <w:pStyle w:val="Heading4"/>
       </w:pPr>
-      <w:bookmarkStart w:id="92" w:name="_Toc44941247"/>
+      <w:bookmarkStart w:id="94" w:name="_Toc44966918"/>
       <w:r>
         <w:lastRenderedPageBreak/>
         <w:t>Morphological image processing</w:t>
       </w:r>
-      <w:bookmarkEnd w:id="92"/>
+      <w:bookmarkEnd w:id="94"/>
     </w:p>
     <w:p>
       <w:pPr>
@@ -15310,11 +15374,11 @@
       <w:pPr>
         <w:pStyle w:val="Heading5"/>
       </w:pPr>
-      <w:bookmarkStart w:id="93" w:name="_Toc44941248"/>
+      <w:bookmarkStart w:id="95" w:name="_Toc44966919"/>
       <w:r>
         <w:t>Opening and closing</w:t>
       </w:r>
-      <w:bookmarkEnd w:id="93"/>
+      <w:bookmarkEnd w:id="95"/>
     </w:p>
     <w:p>
       <w:pPr>
@@ -15450,7 +15514,7 @@
       <w:pPr>
         <w:pStyle w:val="CSEF"/>
       </w:pPr>
-      <w:bookmarkStart w:id="94" w:name="_Toc44941305"/>
+      <w:bookmarkStart w:id="96" w:name="_Toc44941305"/>
       <w:r>
         <w:rPr>
           <w:noProof/>
@@ -15530,13 +15594,13 @@
       <w:r>
         <w:t>.</w:t>
       </w:r>
-      <w:bookmarkEnd w:id="94"/>
+      <w:bookmarkEnd w:id="96"/>
     </w:p>
     <w:p>
       <w:pPr>
         <w:pStyle w:val="CSEF"/>
       </w:pPr>
-      <w:bookmarkStart w:id="95" w:name="_Toc44941306"/>
+      <w:bookmarkStart w:id="97" w:name="_Toc44941306"/>
       <w:r>
         <w:t>Figure 2.</w:t>
       </w:r>
@@ -15552,7 +15616,7 @@
       <w:r>
         <w:t>.</w:t>
       </w:r>
-      <w:bookmarkEnd w:id="95"/>
+      <w:bookmarkEnd w:id="97"/>
     </w:p>
     <w:p>
       <w:pPr>
@@ -15589,13 +15653,13 @@
       <w:pPr>
         <w:pStyle w:val="Heading3"/>
       </w:pPr>
-      <w:bookmarkStart w:id="96" w:name="_Toc357950279"/>
-      <w:bookmarkStart w:id="97" w:name="_Toc44941249"/>
+      <w:bookmarkStart w:id="98" w:name="_Toc357950279"/>
+      <w:bookmarkStart w:id="99" w:name="_Toc44966920"/>
       <w:r>
         <w:t>Summary</w:t>
       </w:r>
-      <w:bookmarkEnd w:id="96"/>
-      <w:bookmarkEnd w:id="97"/>
+      <w:bookmarkEnd w:id="98"/>
+      <w:bookmarkEnd w:id="99"/>
     </w:p>
     <w:p>
       <w:pPr>
@@ -15606,8 +15670,8 @@
           <w:szCs w:val="28"/>
         </w:rPr>
       </w:pPr>
-      <w:bookmarkStart w:id="98" w:name="_Toc355199950"/>
-      <w:bookmarkStart w:id="99" w:name="_Toc357950280"/>
+      <w:bookmarkStart w:id="100" w:name="_Toc355199950"/>
+      <w:bookmarkStart w:id="101" w:name="_Toc357950280"/>
       <w:r>
         <w:t xml:space="preserve">A detailed overview of our system has been given in this chapter. The overview also includes the explanation of the different methods that are applied to make a strong OCR system. </w:t>
       </w:r>
@@ -15619,24 +15683,24 @@
       <w:pPr>
         <w:pStyle w:val="Heading2"/>
       </w:pPr>
-      <w:bookmarkStart w:id="100" w:name="_Toc44941250"/>
+      <w:bookmarkStart w:id="102" w:name="_Toc44966921"/>
       <w:r>
         <w:lastRenderedPageBreak/>
         <w:t>Chapter 3</w:t>
       </w:r>
-      <w:bookmarkEnd w:id="98"/>
-      <w:bookmarkEnd w:id="99"/>
       <w:bookmarkEnd w:id="100"/>
+      <w:bookmarkEnd w:id="101"/>
+      <w:bookmarkEnd w:id="102"/>
     </w:p>
     <w:p>
       <w:pPr>
         <w:pStyle w:val="Heading2"/>
       </w:pPr>
-      <w:bookmarkStart w:id="101" w:name="_Toc44941251"/>
+      <w:bookmarkStart w:id="103" w:name="_Toc44966922"/>
       <w:r>
         <w:t>Implementation</w:t>
       </w:r>
-      <w:bookmarkEnd w:id="101"/>
+      <w:bookmarkEnd w:id="103"/>
     </w:p>
     <w:p>
       <w:pPr>
@@ -15664,21 +15728,21 @@
       <w:pPr>
         <w:pStyle w:val="Heading3"/>
       </w:pPr>
-      <w:bookmarkStart w:id="102" w:name="_Toc355199952"/>
+      <w:bookmarkStart w:id="104" w:name="_Toc355199952"/>
       <w:r>
         <w:t xml:space="preserve">  </w:t>
       </w:r>
-      <w:bookmarkStart w:id="103" w:name="_Toc357950282"/>
-      <w:bookmarkStart w:id="104" w:name="_Toc44941252"/>
+      <w:bookmarkStart w:id="105" w:name="_Toc357950282"/>
+      <w:bookmarkStart w:id="106" w:name="_Toc44966923"/>
       <w:r>
         <w:t>Introductio</w:t>
       </w:r>
-      <w:bookmarkEnd w:id="102"/>
-      <w:bookmarkEnd w:id="103"/>
+      <w:bookmarkEnd w:id="104"/>
+      <w:bookmarkEnd w:id="105"/>
       <w:r>
         <w:t>n</w:t>
       </w:r>
-      <w:bookmarkEnd w:id="104"/>
+      <w:bookmarkEnd w:id="106"/>
     </w:p>
     <w:p>
       <w:pPr>
@@ -15751,19 +15815,171 @@
       <w:pPr>
         <w:pStyle w:val="Heading3"/>
       </w:pPr>
-      <w:bookmarkStart w:id="105" w:name="_Toc355199953"/>
+      <w:bookmarkStart w:id="107" w:name="_Toc44966924"/>
+      <w:r>
+        <w:t>Dataset</w:t>
+      </w:r>
+      <w:bookmarkEnd w:id="107"/>
+    </w:p>
+    <w:p>
+      <w:pPr>
+        <w:pStyle w:val="CSET"/>
+      </w:pPr>
+      <w:r>
+        <w:t xml:space="preserve">Our dataset consists of some scanned images randomly taken from </w:t>
+      </w:r>
+      <w:r>
+        <w:t xml:space="preserve">the book </w:t>
+      </w:r>
+      <w:r>
+        <w:t>“</w:t>
+      </w:r>
+      <w:proofErr w:type="spellStart"/>
+      <w:r>
+        <w:rPr>
+          <w:rFonts w:ascii="Nirmala UI" w:hAnsi="Nirmala UI" w:cs="Nirmala UI"/>
+        </w:rPr>
+        <w:t>আবারো</w:t>
+      </w:r>
+      <w:proofErr w:type="spellEnd"/>
       <w:r>
         <w:t xml:space="preserve"> </w:t>
       </w:r>
-      <w:bookmarkEnd w:id="105"/>
+      <w:proofErr w:type="spellStart"/>
+      <w:r>
+        <w:rPr>
+          <w:rFonts w:ascii="Nirmala UI" w:hAnsi="Nirmala UI" w:cs="Nirmala UI"/>
+        </w:rPr>
+        <w:t>টুনটুনি</w:t>
+      </w:r>
+      <w:proofErr w:type="spellEnd"/>
       <w:r>
         <w:t xml:space="preserve"> </w:t>
       </w:r>
-      <w:bookmarkStart w:id="106" w:name="_Toc44941253"/>
+      <w:r>
+        <w:rPr>
+          <w:rFonts w:ascii="Nirmala UI" w:hAnsi="Nirmala UI" w:cs="Nirmala UI"/>
+        </w:rPr>
+        <w:t>ও</w:t>
+      </w:r>
+      <w:r>
+        <w:t xml:space="preserve"> </w:t>
+      </w:r>
+      <w:proofErr w:type="spellStart"/>
+      <w:r>
+        <w:rPr>
+          <w:rFonts w:ascii="Nirmala UI" w:hAnsi="Nirmala UI" w:cs="Nirmala UI"/>
+        </w:rPr>
+        <w:t>আবারো</w:t>
+      </w:r>
+      <w:proofErr w:type="spellEnd"/>
+      <w:r>
+        <w:t xml:space="preserve"> </w:t>
+      </w:r>
+      <w:proofErr w:type="spellStart"/>
+      <w:r>
+        <w:rPr>
+          <w:rFonts w:ascii="Nirmala UI" w:hAnsi="Nirmala UI" w:cs="Nirmala UI"/>
+        </w:rPr>
+        <w:t>ছোটাচ্চু</w:t>
+      </w:r>
+      <w:proofErr w:type="spellEnd"/>
+      <w:r>
+        <w:rPr>
+          <w:rFonts w:ascii="Nirmala UI" w:hAnsi="Nirmala UI" w:cs="Nirmala UI"/>
+        </w:rPr>
+        <w:t>”</w:t>
+      </w:r>
+      <w:r>
+        <w:t xml:space="preserve"> by Muhammed Zafar Iqbal</w:t>
+      </w:r>
+      <w:r>
+        <w:t xml:space="preserve">. For scanning we used </w:t>
+      </w:r>
+      <w:r>
+        <w:t xml:space="preserve">HP </w:t>
+      </w:r>
+      <w:proofErr w:type="spellStart"/>
+      <w:r>
+        <w:t>DeskJet</w:t>
+      </w:r>
+      <w:proofErr w:type="spellEnd"/>
+      <w:r>
+        <w:t xml:space="preserve"> Ink Advantage 4675 All-in-One Printer</w:t>
+      </w:r>
+      <w:r>
+        <w:t xml:space="preserve">. The printer can scan document in the </w:t>
+      </w:r>
+      <w:proofErr w:type="spellStart"/>
+      <w:r>
+        <w:t>resulation</w:t>
+      </w:r>
+      <w:proofErr w:type="spellEnd"/>
+      <w:r>
+        <w:t xml:space="preserve"> of 300 dpi. For handwritten images we used the lines from the same book and wrote them in a A4 paper</w:t>
+      </w:r>
+      <w:r>
+        <w:t xml:space="preserve"> after that the image was scanned by the</w:t>
+      </w:r>
+      <w:r>
+        <w:t xml:space="preserve"> same</w:t>
+      </w:r>
+      <w:r>
+        <w:t xml:space="preserve"> </w:t>
+      </w:r>
+      <w:r>
+        <w:t xml:space="preserve">HP </w:t>
+      </w:r>
+      <w:proofErr w:type="spellStart"/>
+      <w:r>
+        <w:t>DeskJet</w:t>
+      </w:r>
+      <w:proofErr w:type="spellEnd"/>
+      <w:r>
+        <w:t xml:space="preserve"> Ink Advantage 4675 All-in-One Printer</w:t>
+      </w:r>
+      <w:r>
+        <w:t xml:space="preserve">. The handwritten images are collected from some of the students form </w:t>
+      </w:r>
+      <w:proofErr w:type="spellStart"/>
+      <w:r>
+        <w:t>Banglasdesh</w:t>
+      </w:r>
+      <w:proofErr w:type="spellEnd"/>
+      <w:r>
+        <w:t xml:space="preserve"> Army International Universe of </w:t>
+      </w:r>
+      <w:proofErr w:type="spellStart"/>
+      <w:r>
+        <w:t>Scinece</w:t>
+      </w:r>
+      <w:proofErr w:type="spellEnd"/>
+      <w:r>
+        <w:t xml:space="preserve"> &amp; Technology.</w:t>
+      </w:r>
+    </w:p>
+    <w:p>
+      <w:pPr>
+        <w:pStyle w:val="CSET"/>
+      </w:pPr>
+    </w:p>
+    <w:p>
+      <w:pPr>
+        <w:pStyle w:val="Heading3"/>
+      </w:pPr>
+      <w:bookmarkStart w:id="108" w:name="_Toc355199953"/>
+      <w:r>
+        <w:t xml:space="preserve"> </w:t>
+      </w:r>
+      <w:bookmarkEnd w:id="108"/>
+      <w:r>
+        <w:t xml:space="preserve"> </w:t>
+      </w:r>
+      <w:bookmarkStart w:id="109" w:name="_Toc44966925"/>
       <w:r>
         <w:t>Implementation Tools</w:t>
       </w:r>
-      <w:bookmarkEnd w:id="106"/>
+      <w:bookmarkEnd w:id="109"/>
     </w:p>
     <w:p>
       <w:pPr>
@@ -15782,22 +15998,22 @@
       <w:pPr>
         <w:pStyle w:val="Heading4"/>
       </w:pPr>
-      <w:bookmarkStart w:id="107" w:name="_Toc44941254"/>
+      <w:bookmarkStart w:id="110" w:name="_Toc44966926"/>
       <w:r>
         <w:t>Environments</w:t>
       </w:r>
-      <w:bookmarkEnd w:id="107"/>
+      <w:bookmarkEnd w:id="110"/>
     </w:p>
     <w:p/>
     <w:p>
       <w:pPr>
         <w:pStyle w:val="Heading5"/>
       </w:pPr>
-      <w:bookmarkStart w:id="108" w:name="_Toc44941255"/>
+      <w:bookmarkStart w:id="111" w:name="_Toc44966927"/>
       <w:r>
         <w:t>Anaconda Environment</w:t>
       </w:r>
-      <w:bookmarkEnd w:id="108"/>
+      <w:bookmarkEnd w:id="111"/>
     </w:p>
     <w:p>
       <w:pPr>
@@ -15817,57 +16033,220 @@
         <w:pStyle w:val="CSET"/>
       </w:pPr>
       <w:r>
-        <w:t xml:space="preserve">Anaconda is a free and open-source distribution of the Python and R programming languages for scientific computing that aims to simplify package management and deployment. Package </w:t>
-      </w:r>
+        <w:t xml:space="preserve">Anaconda is a free and open-source distribution of the Python and R programming languages for scientific computing that aims to simplify package management and deployment. Package versions are managed by the package management system </w:t>
+      </w:r>
+      <w:proofErr w:type="spellStart"/>
+      <w:r>
+        <w:t>conda</w:t>
+      </w:r>
+      <w:proofErr w:type="spellEnd"/>
+      <w:r>
+        <w:t xml:space="preserve">. The Anaconda distribution includes data-science packages suitable for Windows, Linux, and macOS. Anaconda distribution comes with 1,500 packages selected from </w:t>
+      </w:r>
+      <w:proofErr w:type="spellStart"/>
+      <w:r>
+        <w:t>PyPI</w:t>
+      </w:r>
+      <w:proofErr w:type="spellEnd"/>
+      <w:r>
+        <w:t xml:space="preserve"> as well as the </w:t>
+      </w:r>
+      <w:proofErr w:type="spellStart"/>
+      <w:r>
+        <w:t>conda</w:t>
+      </w:r>
+      <w:proofErr w:type="spellEnd"/>
+      <w:r>
+        <w:t xml:space="preserve"> package and virtual environment manager. It also includes a GUI, Anaconda Navigator, as a graphical alternative to the command-line interface. The big difference between </w:t>
+      </w:r>
+      <w:proofErr w:type="spellStart"/>
+      <w:r>
+        <w:t>conda</w:t>
+      </w:r>
+      <w:proofErr w:type="spellEnd"/>
+      <w:r>
+        <w:t xml:space="preserve"> and the pip package manager is how to package dependencies are managed, which is a significant challenge for Python data science and the reason </w:t>
+      </w:r>
+      <w:proofErr w:type="spellStart"/>
+      <w:r>
+        <w:t>conda</w:t>
+      </w:r>
+      <w:proofErr w:type="spellEnd"/>
+      <w:r>
+        <w:t xml:space="preserve"> exists [</w:t>
+      </w:r>
+      <w:r>
+        <w:t>1</w:t>
+      </w:r>
+      <w:r>
+        <w:t>9</w:t>
+      </w:r>
+      <w:r>
+        <w:t>].</w:t>
+      </w:r>
+    </w:p>
+    <w:p>
+      <w:pPr>
+        <w:pStyle w:val="CSET"/>
+      </w:pPr>
+    </w:p>
+    <w:p>
+      <w:pPr>
+        <w:pStyle w:val="Heading4"/>
+      </w:pPr>
+      <w:bookmarkStart w:id="112" w:name="_Toc44966928"/>
+      <w:r>
+        <w:t>Packages</w:t>
+      </w:r>
+      <w:bookmarkEnd w:id="112"/>
+    </w:p>
+    <w:p/>
+    <w:p>
+      <w:pPr>
+        <w:pStyle w:val="Heading5"/>
+      </w:pPr>
+      <w:bookmarkStart w:id="113" w:name="_Toc44966929"/>
+      <w:r>
+        <w:t>OpenCV</w:t>
+      </w:r>
+      <w:bookmarkEnd w:id="113"/>
+    </w:p>
+    <w:p>
+      <w:pPr>
+        <w:pStyle w:val="CSET"/>
+      </w:pPr>
+      <w:r>
+        <w:t>Our RGB images need to be processed for the deep convolutional neural network architecture so we use this OpenCV to do that.</w:t>
+      </w:r>
+      <w:r>
+        <w:t xml:space="preserve"> </w:t>
+      </w:r>
+      <w:r>
+        <w:t xml:space="preserve">OpenCV (Open source computer vision) is a library of programming functions mainly aimed at real-time computer vision. Originally developed by Intel, it was later supported by Willow Garage then </w:t>
+      </w:r>
+      <w:proofErr w:type="spellStart"/>
+      <w:r>
+        <w:t>Itseez</w:t>
+      </w:r>
+      <w:proofErr w:type="spellEnd"/>
+      <w:r>
+        <w:t xml:space="preserve"> which was later acquired by Intel. The library is cross-platform and free for use under the open-source BSD license. OpenCV supports some models from deep learning frameworks like TensorFlow, Torch, </w:t>
+      </w:r>
+      <w:proofErr w:type="spellStart"/>
+      <w:r>
+        <w:t>PyTorch</w:t>
+      </w:r>
+      <w:proofErr w:type="spellEnd"/>
+      <w:r>
+        <w:t xml:space="preserve"> after converting to an ONNX model and Caffe according to a defined list of supported layers [</w:t>
+      </w:r>
+      <w:r>
+        <w:t>20</w:t>
+      </w:r>
+      <w:r>
+        <w:t>].</w:t>
+      </w:r>
+    </w:p>
+    <w:p>
+      <w:pPr>
+        <w:pStyle w:val="CSET"/>
+      </w:pPr>
+    </w:p>
+    <w:p>
+      <w:pPr>
+        <w:pStyle w:val="Heading5"/>
+      </w:pPr>
+      <w:bookmarkStart w:id="114" w:name="_Toc44966930"/>
       <w:r>
         <w:lastRenderedPageBreak/>
-        <w:t xml:space="preserve">versions are managed by the package management system </w:t>
+        <w:t>Numpy</w:t>
+      </w:r>
+      <w:bookmarkEnd w:id="114"/>
+    </w:p>
+    <w:p>
+      <w:pPr>
+        <w:pStyle w:val="CSET"/>
+      </w:pPr>
+      <w:r>
+        <w:t xml:space="preserve"> For manipulating the images as </w:t>
+      </w:r>
+      <w:proofErr w:type="gramStart"/>
+      <w:r>
+        <w:t>arrays</w:t>
+      </w:r>
+      <w:proofErr w:type="gramEnd"/>
+      <w:r>
+        <w:t xml:space="preserve"> we Numpy package of python. It is a popular Python library used for performing array-based numerical computations. The canonical implementation of NumPy used by most programmers runs on a single CPU core and is parallelized to use multiple cores for some operations. This restriction to a single-node CPU-only execution limits both the size of data that can be handled and the potential speed of NumPy code [</w:t>
+      </w:r>
+      <w:r>
+        <w:t>2</w:t>
+      </w:r>
+      <w:r>
+        <w:t>1</w:t>
+      </w:r>
+      <w:r>
+        <w:t>].</w:t>
+      </w:r>
+    </w:p>
+    <w:p>
+      <w:pPr>
+        <w:pStyle w:val="CSET"/>
+      </w:pPr>
+    </w:p>
+    <w:p>
+      <w:pPr>
+        <w:pStyle w:val="Heading5"/>
+      </w:pPr>
+      <w:bookmarkStart w:id="115" w:name="_Toc44966931"/>
+      <w:r>
+        <w:t>Matplotlib</w:t>
+      </w:r>
+      <w:bookmarkEnd w:id="115"/>
+    </w:p>
+    <w:p>
+      <w:pPr>
+        <w:pStyle w:val="CSET"/>
+      </w:pPr>
+      <w:r>
+        <w:t xml:space="preserve"> Matplotlib is a plotting library for the Python programming language and its numerical mathematics extension NumPy. It provides an object-oriented API for embedding plots into applications using general-purpose GUI toolkits like </w:t>
       </w:r>
       <w:proofErr w:type="spellStart"/>
       <w:r>
-        <w:t>conda</w:t>
+        <w:t>Tkinter</w:t>
       </w:r>
       <w:proofErr w:type="spellEnd"/>
       <w:r>
-        <w:t xml:space="preserve">. The Anaconda distribution includes data-science packages suitable for Windows, Linux, and macOS. Anaconda distribution comes with 1,500 packages selected from </w:t>
+        <w:t xml:space="preserve">, </w:t>
       </w:r>
       <w:proofErr w:type="spellStart"/>
       <w:r>
-        <w:t>PyPI</w:t>
+        <w:t>wxPython</w:t>
       </w:r>
       <w:proofErr w:type="spellEnd"/>
       <w:r>
-        <w:t xml:space="preserve"> as well as the </w:t>
+        <w:t>, Qt, or GTK+. There is also a procedural "</w:t>
       </w:r>
       <w:proofErr w:type="spellStart"/>
       <w:r>
-        <w:t>conda</w:t>
+        <w:t>pylab</w:t>
       </w:r>
       <w:proofErr w:type="spellEnd"/>
       <w:r>
-        <w:t xml:space="preserve"> package and virtual environment manager. It also includes a GUI, Anaconda Navigator, as a graphical alternative to the command-line interface. The big difference between </w:t>
+        <w:t xml:space="preserve">" interface based on a state machine (like OpenGL), designed to closely resemble that of MATLAB, though its use is discouraged. SciPy makes use of Matplotlib. Matplotlib was originally written by John D. Hunter, since then it has an active development community, and is distributed under a BSD-style license. Michael </w:t>
       </w:r>
       <w:proofErr w:type="spellStart"/>
       <w:r>
-        <w:t>conda</w:t>
+        <w:t>Droettboom</w:t>
       </w:r>
       <w:proofErr w:type="spellEnd"/>
       <w:r>
-        <w:t xml:space="preserve"> and the pip package manager is how to package dependencies are managed, which is a significant challenge for Python data science and the reason </w:t>
-      </w:r>
-      <w:proofErr w:type="spellStart"/>
-      <w:r>
-        <w:t>conda</w:t>
-      </w:r>
-      <w:proofErr w:type="spellEnd"/>
-      <w:r>
-        <w:t xml:space="preserve"> exists [</w:t>
-      </w:r>
-      <w:r>
-        <w:t>1</w:t>
-      </w:r>
-      <w:r>
-        <w:t>9</w:t>
+        <w:t xml:space="preserve"> was nominated as matplotlib's lead developer shortly before John Hunter's death in August 2012, and further joined by Thomas Caswell. Matplotlib 2.0.x supports Python versions 2.7 through 3.6. Python 3 support started with Matplotlib 1.2. Matplotlib 1.4 is the last version to support Python 2.6. Matplotlib has pledged to not support Python 2 past 2020 by signing the Python 3 Statement [</w:t>
+      </w:r>
+      <w:r>
+        <w:t>2</w:t>
+      </w:r>
+      <w:r>
+        <w:t>2</w:t>
       </w:r>
       <w:r>
         <w:t>].</w:t>
@@ -15880,205 +16259,35 @@
     </w:p>
     <w:p>
       <w:pPr>
-        <w:pStyle w:val="Heading4"/>
-      </w:pPr>
-      <w:bookmarkStart w:id="109" w:name="_Toc44941256"/>
-      <w:r>
-        <w:t>Packages</w:t>
-      </w:r>
-      <w:bookmarkEnd w:id="109"/>
-    </w:p>
-    <w:p/>
-    <w:p>
-      <w:pPr>
-        <w:pStyle w:val="Heading5"/>
-      </w:pPr>
-      <w:bookmarkStart w:id="110" w:name="_Toc44941257"/>
-      <w:r>
-        <w:t>OpenCV</w:t>
-      </w:r>
-      <w:bookmarkEnd w:id="110"/>
+        <w:pStyle w:val="Heading3"/>
+      </w:pPr>
+      <w:r>
+        <w:t xml:space="preserve"> </w:t>
+      </w:r>
+      <w:bookmarkStart w:id="116" w:name="_Toc44966932"/>
+      <w:r>
+        <w:t>Tesseract Engine</w:t>
+      </w:r>
+      <w:bookmarkEnd w:id="116"/>
     </w:p>
     <w:p>
       <w:pPr>
         <w:pStyle w:val="CSET"/>
       </w:pPr>
       <w:r>
-        <w:t>Our RGB images need to be processed for the deep convolutional neural network architecture so we use this OpenCV to do that.</w:t>
-      </w:r>
-      <w:r>
-        <w:t xml:space="preserve"> </w:t>
-      </w:r>
-      <w:r>
-        <w:t xml:space="preserve">OpenCV (Open source computer vision) is a library of programming functions mainly aimed at real-time computer vision. Originally developed by Intel, it was later supported by Willow Garage then </w:t>
-      </w:r>
-      <w:proofErr w:type="spellStart"/>
-      <w:r>
-        <w:t>Itseez</w:t>
-      </w:r>
-      <w:proofErr w:type="spellEnd"/>
-      <w:r>
-        <w:t xml:space="preserve"> which was later acquired by Intel. The library is cross-platform and free for use under the open-source BSD license. OpenCV supports some models from deep learning frameworks like TensorFlow, Torch, </w:t>
-      </w:r>
-      <w:proofErr w:type="spellStart"/>
-      <w:r>
-        <w:t>PyTorch</w:t>
-      </w:r>
-      <w:proofErr w:type="spellEnd"/>
-      <w:r>
-        <w:t xml:space="preserve"> after converting to an ONNX model and Caffe according to a defined list of supported layers [</w:t>
-      </w:r>
-      <w:r>
-        <w:t>20</w:t>
-      </w:r>
-      <w:r>
-        <w:t>].</w:t>
+        <w:t xml:space="preserve">We used the most popular Tesseract OCR engine to benchmark our methodology. Tesseract is an open-source OCR engine that was developed at HP between 1984 and 1994. Tesseract began as a Ph.D. research project [5] in HP Labs, Bristol, and gained momentum as a possible software and/or hardware add-on for HP’s line of flatbed scanners. The motivation was provided by the fact that the commercial OCR engines of the day were in their infancy, and failed miserably on anything but the best quality print. </w:t>
       </w:r>
     </w:p>
     <w:p>
       <w:pPr>
         <w:pStyle w:val="CSET"/>
       </w:pPr>
-    </w:p>
-    <w:p>
-      <w:pPr>
-        <w:pStyle w:val="Heading5"/>
-      </w:pPr>
-      <w:bookmarkStart w:id="111" w:name="_Toc44941258"/>
-      <w:r>
-        <w:t>Numpy</w:t>
-      </w:r>
-      <w:bookmarkEnd w:id="111"/>
-    </w:p>
-    <w:p>
-      <w:pPr>
-        <w:pStyle w:val="CSET"/>
-      </w:pPr>
-      <w:r>
-        <w:t xml:space="preserve"> For manipulating the images as </w:t>
-      </w:r>
-      <w:proofErr w:type="gramStart"/>
-      <w:r>
-        <w:t>arrays</w:t>
-      </w:r>
-      <w:proofErr w:type="gramEnd"/>
-      <w:r>
-        <w:t xml:space="preserve"> we Numpy package of python. It is a popular Python library used for performing array-based numerical computations. The canonical implementation of NumPy used by most programmers runs on a single CPU core and is parallelized to use multiple cores for some operations. This restriction to a single-node CPU-only execution limits both the size of data that can be handled and the potential speed of NumPy code [</w:t>
-      </w:r>
-      <w:r>
-        <w:t>2</w:t>
-      </w:r>
-      <w:r>
-        <w:t>1</w:t>
-      </w:r>
-      <w:r>
-        <w:t>].</w:t>
-      </w:r>
-    </w:p>
-    <w:p>
-      <w:pPr>
-        <w:pStyle w:val="CSET"/>
-      </w:pPr>
-    </w:p>
-    <w:p>
-      <w:pPr>
-        <w:pStyle w:val="Heading5"/>
-      </w:pPr>
-      <w:bookmarkStart w:id="112" w:name="_Toc44941259"/>
-      <w:r>
-        <w:t>Matplotlib</w:t>
-      </w:r>
-      <w:bookmarkEnd w:id="112"/>
-    </w:p>
-    <w:p>
-      <w:pPr>
-        <w:pStyle w:val="CSET"/>
-      </w:pPr>
-      <w:r>
-        <w:t xml:space="preserve"> Matplotlib is a plotting library for the Python programming language and its numerical mathematics extension NumPy. It provides an object-oriented API for embedding plots into applications using general-purpose GUI toolkits like </w:t>
-      </w:r>
-      <w:proofErr w:type="spellStart"/>
-      <w:r>
-        <w:t>Tkinter</w:t>
-      </w:r>
-      <w:proofErr w:type="spellEnd"/>
-      <w:r>
-        <w:t xml:space="preserve">, </w:t>
-      </w:r>
-      <w:proofErr w:type="spellStart"/>
-      <w:r>
-        <w:t>wxPython</w:t>
-      </w:r>
-      <w:proofErr w:type="spellEnd"/>
-      <w:r>
-        <w:t xml:space="preserve">, Qt, or GTK+. There is </w:t>
+      <w:r>
+        <w:t xml:space="preserve">Since HP had independently-developed page layout analysis technology that was used in products, (and therefore not released for open-source) Tesseract never needed its page layout analysis. Tesseract, therefore assumes that its input is a binary image with optional polygonal </w:t>
       </w:r>
       <w:r>
         <w:lastRenderedPageBreak/>
-        <w:t>also a procedural "</w:t>
-      </w:r>
-      <w:proofErr w:type="spellStart"/>
-      <w:r>
-        <w:t>pylab</w:t>
-      </w:r>
-      <w:proofErr w:type="spellEnd"/>
-      <w:r>
-        <w:t xml:space="preserve">" interface based on a state machine (like OpenGL), designed to closely resemble that of MATLAB, though its use is discouraged. SciPy makes use of Matplotlib. Matplotlib was originally written by John D. Hunter, since then it has an active development community, and is distributed under a BSD-style license. Michael </w:t>
-      </w:r>
-      <w:proofErr w:type="spellStart"/>
-      <w:r>
-        <w:t>Droettboom</w:t>
-      </w:r>
-      <w:proofErr w:type="spellEnd"/>
-      <w:r>
-        <w:t xml:space="preserve"> was nominated as matplotlib's lead developer shortly before John Hunter's death in August 2012, and further joined by Thomas Caswell. Matplotlib 2.0.x supports Python versions 2.7 through 3.6. Python 3 support started with Matplotlib 1.2. Matplotlib 1.4 is the last version to support Python 2.6. Matplotlib has pledged to not support Python 2 past 2020 by signing the Python 3 Statement [</w:t>
-      </w:r>
-      <w:r>
-        <w:t>2</w:t>
-      </w:r>
-      <w:r>
-        <w:t>2</w:t>
-      </w:r>
-      <w:r>
-        <w:t>].</w:t>
-      </w:r>
-    </w:p>
-    <w:p>
-      <w:pPr>
-        <w:pStyle w:val="CSET"/>
-      </w:pPr>
-    </w:p>
-    <w:p>
-      <w:pPr>
-        <w:pStyle w:val="Heading3"/>
-      </w:pPr>
-      <w:r>
-        <w:t xml:space="preserve"> </w:t>
-      </w:r>
-      <w:bookmarkStart w:id="113" w:name="_Toc44941260"/>
-      <w:r>
-        <w:t>Tesseract Engine</w:t>
-      </w:r>
-      <w:bookmarkEnd w:id="113"/>
-    </w:p>
-    <w:p>
-      <w:pPr>
-        <w:pStyle w:val="CSET"/>
-      </w:pPr>
-      <w:r>
-        <w:t xml:space="preserve">We used the most popular Tesseract OCR engine to benchmark our methodology. Tesseract is an open-source OCR engine that was developed at HP between 1984 and 1994. Tesseract began as a Ph.D. research project [5] in HP Labs, Bristol, and gained momentum as a possible software and/or hardware add-on for HP’s line of flatbed scanners. The motivation was provided by the fact that the commercial OCR engines of the day were in their infancy, and failed miserably on anything but the best quality print. </w:t>
-      </w:r>
-    </w:p>
-    <w:p>
-      <w:pPr>
-        <w:pStyle w:val="CSET"/>
-      </w:pPr>
-      <w:r>
-        <w:t xml:space="preserve">Since HP had independently-developed page layout analysis technology that was used in products, (and therefore not released for open-source) Tesseract never needed its page layout analysis. Tesseract, therefore assumes that its input is a binary image with optional polygonal text regions defined. Processing follows a traditional step-by-step pipeline, but some of the stages were unusual in their day, and possibly remain so even now. The first step is a connected component analysis in which outlines of the components are stored. This was a computationally expensive design decision at the time but had a significant advantage: by inspection of the nesting of outlines, and the number of child and grandchild outlines, it is simple to detect inverse text and recognize it as easily as black-on-white text. Tesseract was probably the first OCR engine able to handle white-on-black text so trivially. At this stage, outlines are gathered together, purely by nesting, into Blobs. Blobs are organized into text lines, and the lines and regions are analyzed for fixed pitch or proportional text. Text lines are broken into words differently according to the kind of character spacing. Fixed pitch text is chopped immediately by character cells. Proportional text is broken into words using definite spaces and fuzzy spaces. Recognition then proceeds as a two-pass process. In the first pass, an attempt is made to </w:t>
-      </w:r>
-      <w:r>
-        <w:lastRenderedPageBreak/>
-        <w:t>recognize each word in turn. Each satisfactory word is passed to an adaptive classifier as training data. The adaptive classifier then gets a chance to more accurately recognize the text lower down the page. Since the adaptive classifier may have learned something useful too late to contribute top of the page, a second pass is run over the page, in which words that were not recognized well enough are recognized again. A final phase resolves fuzzy spaces and checks alternative hypotheses for the x-height to locate small cap text.</w:t>
+        <w:t>text regions defined. Processing follows a traditional step-by-step pipeline, but some of the stages were unusual in their day, and possibly remain so even now. The first step is a connected component analysis in which outlines of the components are stored. This was a computationally expensive design decision at the time but had a significant advantage: by inspection of the nesting of outlines, and the number of child and grandchild outlines, it is simple to detect inverse text and recognize it as easily as black-on-white text. Tesseract was probably the first OCR engine able to handle white-on-black text so trivially. At this stage, outlines are gathered together, purely by nesting, into Blobs. Blobs are organized into text lines, and the lines and regions are analyzed for fixed pitch or proportional text. Text lines are broken into words differently according to the kind of character spacing. Fixed pitch text is chopped immediately by character cells. Proportional text is broken into words using definite spaces and fuzzy spaces. Recognition then proceeds as a two-pass process. In the first pass, an attempt is made to recognize each word in turn. Each satisfactory word is passed to an adaptive classifier as training data. The adaptive classifier then gets a chance to more accurately recognize the text lower down the page. Since the adaptive classifier may have learned something useful too late to contribute top of the page, a second pass is run over the page, in which words that were not recognized well enough are recognized again. A final phase resolves fuzzy spaces and checks alternative hypotheses for the x-height to locate small cap text.</w:t>
       </w:r>
     </w:p>
     <w:p>
@@ -16123,11 +16332,11 @@
       <w:r>
         <w:t xml:space="preserve"> </w:t>
       </w:r>
-      <w:bookmarkStart w:id="114" w:name="_Toc44941261"/>
+      <w:bookmarkStart w:id="117" w:name="_Toc44966933"/>
       <w:r>
         <w:t>Implementation Details</w:t>
       </w:r>
-      <w:bookmarkEnd w:id="114"/>
+      <w:bookmarkEnd w:id="117"/>
     </w:p>
     <w:p>
       <w:pPr>
@@ -16201,6 +16410,7 @@
         </w:numPr>
       </w:pPr>
       <w:r>
+        <w:lastRenderedPageBreak/>
         <w:t>Eventually, segmenting characters by using Morphological Image Processing operations.</w:t>
       </w:r>
     </w:p>
@@ -16214,11 +16424,11 @@
       <w:pPr>
         <w:pStyle w:val="Heading3"/>
       </w:pPr>
-      <w:bookmarkStart w:id="115" w:name="_Toc44941262"/>
+      <w:bookmarkStart w:id="118" w:name="_Toc44966934"/>
       <w:r>
         <w:t>Taking Input of Bengali Script</w:t>
       </w:r>
-      <w:bookmarkEnd w:id="115"/>
+      <w:bookmarkEnd w:id="118"/>
     </w:p>
     <w:p>
       <w:pPr>
@@ -16262,21 +16472,241 @@
         <w:pStyle w:val="Heading3"/>
       </w:pPr>
       <w:r>
+        <w:t xml:space="preserve"> </w:t>
+      </w:r>
+      <w:bookmarkStart w:id="119" w:name="_Toc44966935"/>
+      <w:r>
+        <w:t>Processing</w:t>
+      </w:r>
+      <w:bookmarkEnd w:id="119"/>
+    </w:p>
+    <w:p>
+      <w:pPr>
+        <w:pStyle w:val="CSET"/>
+      </w:pPr>
+      <w:r>
+        <w:t>The image resulting from the scanning process may contain a certain amount of noise. Depending on the resolution on the scanner and the success of the applied technique for</w:t>
+      </w:r>
+    </w:p>
+    <w:p>
+      <w:pPr>
+        <w:pStyle w:val="CSET"/>
+      </w:pPr>
+      <w:r>
+        <w:t>thresholding, the characters may be smeared or broken. Some of these defects, which may</w:t>
+      </w:r>
+    </w:p>
+    <w:p>
+      <w:pPr>
+        <w:pStyle w:val="CSET"/>
+      </w:pPr>
+      <w:r>
+        <w:t>later cause poor recognition rates, can be eliminated by preprocessing the image to smooth</w:t>
+      </w:r>
+    </w:p>
+    <w:p>
+      <w:pPr>
+        <w:pStyle w:val="CSET"/>
+      </w:pPr>
+      <w:r>
+        <w:t>the digitized characters.</w:t>
+      </w:r>
+    </w:p>
+    <w:p>
+      <w:pPr>
+        <w:pStyle w:val="CSET"/>
+      </w:pPr>
+      <w:r>
+        <w:t xml:space="preserve">In this preprocessing step, a general image is taken as input at a minimum resolution of 100 dpi and a maximum resolution of 300 dpi. Then the input image is passed into several filters like grayscale and bilateral filters. Finally, we will go for image binarization and skew angle correction. The processing of these steps </w:t>
+      </w:r>
+      <w:proofErr w:type="gramStart"/>
+      <w:r>
+        <w:t>are</w:t>
+      </w:r>
+      <w:proofErr w:type="gramEnd"/>
+      <w:r>
+        <w:t xml:space="preserve"> described below:</w:t>
+      </w:r>
+    </w:p>
+    <w:p>
+      <w:pPr>
+        <w:pStyle w:val="CSET"/>
+      </w:pPr>
+    </w:p>
+    <w:p>
+      <w:pPr>
+        <w:pStyle w:val="Heading5"/>
+      </w:pPr>
+      <w:bookmarkStart w:id="120" w:name="_Toc44966936"/>
+      <w:r>
+        <w:t>Grayscale filter</w:t>
+      </w:r>
+      <w:bookmarkEnd w:id="120"/>
+    </w:p>
+    <w:p>
+      <w:pPr>
+        <w:pStyle w:val="CSET"/>
+      </w:pPr>
+      <w:r>
+        <w:t xml:space="preserve">At first, the input image is converted into a grayscale image by using the grayscale filter. This filter gradually converts all the colors in our images to some shade of gray. The input image which was 3 channel RGB </w:t>
+      </w:r>
+      <w:proofErr w:type="gramStart"/>
+      <w:r>
+        <w:t>image</w:t>
+      </w:r>
+      <w:proofErr w:type="gramEnd"/>
+      <w:r>
+        <w:t xml:space="preserve"> will be converted into a 1 channel grayscale image.</w:t>
+      </w:r>
+    </w:p>
+    <w:p>
+      <w:pPr>
+        <w:pStyle w:val="CSET"/>
+      </w:pPr>
+    </w:p>
+    <w:p>
+      <w:pPr>
+        <w:pStyle w:val="Heading5"/>
+      </w:pPr>
+      <w:bookmarkStart w:id="121" w:name="_Toc44966937"/>
+      <w:r>
         <w:lastRenderedPageBreak/>
+        <w:t>Bilateral filter</w:t>
+      </w:r>
+      <w:bookmarkEnd w:id="121"/>
+    </w:p>
+    <w:p>
+      <w:pPr>
+        <w:pStyle w:val="CSET"/>
+      </w:pPr>
+      <w:r>
+        <w:t xml:space="preserve">Then we will apply the bilateral filter on that image. A bilateral filter is a non-linear, edge-preserving, and noise-reducing smoothing filter for images. It replaces the intensity of each pixel with a weighted average of intensity values from nearby pixels. This preserves sharp edges. Thus, using this filtered noise will be removed and the image will be </w:t>
+      </w:r>
+      <w:proofErr w:type="gramStart"/>
+      <w:r>
+        <w:t>more smooth</w:t>
+      </w:r>
+      <w:proofErr w:type="gramEnd"/>
+      <w:r>
+        <w:t>.</w:t>
+      </w:r>
+    </w:p>
+    <w:p>
+      <w:pPr>
+        <w:pStyle w:val="CSET"/>
+      </w:pPr>
+    </w:p>
+    <w:p>
+      <w:pPr>
+        <w:pStyle w:val="Heading5"/>
+      </w:pPr>
+      <w:bookmarkStart w:id="122" w:name="_Toc44966938"/>
+      <w:r>
+        <w:t>Binarization</w:t>
+      </w:r>
+      <w:bookmarkEnd w:id="122"/>
+    </w:p>
+    <w:p>
+      <w:pPr>
+        <w:pStyle w:val="CSET"/>
+      </w:pPr>
+      <w:r>
+        <w:t xml:space="preserve">After that, we will go for image binarization. Through binarization, the image is converted to a two-tone image. This image binarization converts an image of up to 256 gray levels to a black and white image. Here we have used Otsu's threshold technique. In Otsu’s threshold technique it converted the </w:t>
+      </w:r>
+      <w:proofErr w:type="gramStart"/>
+      <w:r>
+        <w:t>256 gray</w:t>
+      </w:r>
+      <w:proofErr w:type="gramEnd"/>
+      <w:r>
+        <w:t xml:space="preserve"> level into 2 color levels by simply dividing them by 256. If the quotient is between 0-.5 then the pixel will be 0 means in the range of white or if the quotient between .5-1 then the pixel will be 1 means it will be in the range of black. </w:t>
+      </w:r>
+    </w:p>
+    <w:p>
+      <w:pPr>
+        <w:pStyle w:val="CSET"/>
+      </w:pPr>
+    </w:p>
+    <w:p>
+      <w:pPr>
+        <w:pStyle w:val="Heading5"/>
+      </w:pPr>
+      <w:bookmarkStart w:id="123" w:name="_Toc44966939"/>
+      <w:r>
+        <w:t>Skew angle correction</w:t>
+      </w:r>
+      <w:bookmarkEnd w:id="123"/>
+    </w:p>
+    <w:p>
+      <w:pPr>
+        <w:pStyle w:val="CSET"/>
+      </w:pPr>
+      <w:r>
+        <w:t>The presence of a skew angle can adversely affect the overall process of recognition and</w:t>
+      </w:r>
+    </w:p>
+    <w:p>
+      <w:pPr>
+        <w:pStyle w:val="CSET"/>
+      </w:pPr>
+      <w:r>
+        <w:t xml:space="preserve">significantly complicate the segmentation of the document. Hence, it is required to detect and correct the skew angle before proceeding to further steps in OCR. Once the skew angle is identified, the document is simply rotated in the opposite direction by the estimated angle. The skew can be identified by using the horizontal direction. After that, a rotation matrix can be produced from that horizontal direction. By multiplying the rotation matrix and the image matrix the element inside the image can be </w:t>
+      </w:r>
+      <w:proofErr w:type="spellStart"/>
+      <w:r>
+        <w:t>deskewed</w:t>
+      </w:r>
+      <w:proofErr w:type="spellEnd"/>
+      <w:r>
+        <w:t>.</w:t>
+      </w:r>
+    </w:p>
+    <w:p>
+      <w:pPr>
+        <w:pStyle w:val="CSET"/>
+      </w:pPr>
+    </w:p>
+    <w:p>
+      <w:pPr>
+        <w:pStyle w:val="Heading3"/>
+      </w:pPr>
+      <w:r>
         <w:t xml:space="preserve"> </w:t>
       </w:r>
-      <w:bookmarkStart w:id="116" w:name="_Toc44941263"/>
-      <w:r>
-        <w:t>Processing</w:t>
-      </w:r>
-      <w:bookmarkEnd w:id="116"/>
+      <w:bookmarkStart w:id="124" w:name="_Toc44966940"/>
+      <w:r>
+        <w:t>Line Segmentation</w:t>
+      </w:r>
+      <w:bookmarkEnd w:id="124"/>
     </w:p>
     <w:p>
       <w:pPr>
         <w:pStyle w:val="CSET"/>
       </w:pPr>
       <w:r>
-        <w:t>The image resulting from the scanning process may contain a certain amount of noise. Depending on the resolution on the scanner and the success of the applied technique for</w:t>
+        <w:t>Histogram strategy can without much of a stretch be reached out to more significant levels of segmentation. In this section</w:t>
+      </w:r>
+      <w:r>
+        <w:t xml:space="preserve">, a </w:t>
+      </w:r>
+      <w:r>
+        <w:t>detailed description of line segmentation will be given. A Y histogram is utilized to segment the text lines. After the preprocessing step is completed, we need to find the Y histogram of the image. The histogram c</w:t>
+      </w:r>
+      <w:r>
+        <w:t xml:space="preserve">ontains two values, upper value, </w:t>
+      </w:r>
+      <w:r>
+        <w:t>and lower va</w:t>
+      </w:r>
+      <w:r>
+        <w:t>lue. Each text line assembles</w:t>
+      </w:r>
+      <w:r>
+        <w:t xml:space="preserve"> the upper value of the histogram. The histogram shows the added pixels for each y value. The space between the upper value and the lower value represents </w:t>
+      </w:r>
+      <w:r>
+        <w:lastRenderedPageBreak/>
+        <w:t xml:space="preserve">an area where the text lines exist. After obtaining all the text lines we need to execute a strategy to apply a limit to get line separation in the whole text. This limit is relative to the normal length of the lines in the text. This step identifies the location of the text lines. </w:t>
       </w:r>
     </w:p>
     <w:p>
@@ -16284,23 +16714,75 @@
         <w:pStyle w:val="CSET"/>
       </w:pPr>
       <w:r>
-        <w:t>thresholding, the characters may be smeared or broken. Some of these defects, which may</w:t>
+        <w:t>For each line calculation, when the HPP gets continuous black pixels then counts it as the upper. Then it step</w:t>
+      </w:r>
+      <w:r>
+        <w:t>s</w:t>
+      </w:r>
+      <w:r>
+        <w:t xml:space="preserve"> forward horizontally and counts the white pixels. So far as it gets white pixels it step</w:t>
+      </w:r>
+      <w:r>
+        <w:t>s</w:t>
+      </w:r>
+      <w:r>
+        <w:t xml:space="preserve"> forward horizontally to the down. Then when it started getting continuous black pixels, HPP counts it as lower and draws a line. The process will continue doing the same thing and as a result</w:t>
+      </w:r>
+      <w:r>
+        <w:t>,</w:t>
+      </w:r>
+      <w:r>
+        <w:t xml:space="preserve"> we will get the text lines segmented within the whole image.  </w:t>
       </w:r>
     </w:p>
     <w:p>
       <w:pPr>
         <w:pStyle w:val="CSET"/>
       </w:pPr>
-      <w:r>
-        <w:t>later cause poor recognition rates, can be eliminated by preprocessing the image to smooth</w:t>
-      </w:r>
+    </w:p>
+    <w:p>
+      <w:pPr>
+        <w:pStyle w:val="Heading3"/>
+      </w:pPr>
+      <w:r>
+        <w:t xml:space="preserve"> </w:t>
+      </w:r>
+      <w:bookmarkStart w:id="125" w:name="_Toc44966941"/>
+      <w:r>
+        <w:t>Word Segmentation</w:t>
+      </w:r>
+      <w:bookmarkEnd w:id="125"/>
     </w:p>
     <w:p>
       <w:pPr>
         <w:pStyle w:val="CSET"/>
       </w:pPr>
       <w:r>
-        <w:t>the digitized characters.</w:t>
+        <w:t>In this section</w:t>
+      </w:r>
+      <w:r>
+        <w:t xml:space="preserve">, a </w:t>
+      </w:r>
+      <w:r>
+        <w:t xml:space="preserve">detailed description of word segmentation will be given. An X histogram is utilized to segment words. An X histogram projection that is applied to each line distinguished takes out potential words. X histogram is quite similar to the Y histogram. The histogram also contains two values, </w:t>
+      </w:r>
+      <w:r>
+        <w:t xml:space="preserve">the right value, </w:t>
+      </w:r>
+      <w:r>
+        <w:t xml:space="preserve">and </w:t>
+      </w:r>
+      <w:r>
+        <w:t xml:space="preserve">the </w:t>
+      </w:r>
+      <w:r>
+        <w:t xml:space="preserve">left value. Here each text line is used to identify each word using </w:t>
+      </w:r>
+      <w:r>
+        <w:t xml:space="preserve">the </w:t>
+      </w:r>
+      <w:r>
+        <w:t xml:space="preserve">right value and left value. When a line is drawn the value of each line will be sent to the function of word segmentation. </w:t>
       </w:r>
     </w:p>
     <w:p>
@@ -16308,46 +16790,163 @@
         <w:pStyle w:val="CSET"/>
       </w:pPr>
       <w:r>
-        <w:t xml:space="preserve">In this preprocessing step, a general image is taken as input at a minimum resolution of 100 dpi and a maximum resolution of 300 dpi. Then the input image is passed into several filters like grayscale and bilateral filters. Finally, we will go for image binarization and skew angle correction. The processing of these steps </w:t>
+        <w:t>For each word calculation, when the VPP gets continuous black pixels then count it as left. Then it step</w:t>
+      </w:r>
+      <w:r>
+        <w:t>s</w:t>
+      </w:r>
+      <w:r>
+        <w:t xml:space="preserve"> forward vertically and counts the white pixels. So far as it gets white pixels it step</w:t>
+      </w:r>
+      <w:r>
+        <w:t>s</w:t>
+      </w:r>
+      <w:r>
+        <w:t xml:space="preserve"> forward vertically and go</w:t>
+      </w:r>
+      <w:r>
+        <w:t>es</w:t>
+      </w:r>
+      <w:r>
+        <w:t xml:space="preserve"> ahead. After getting continuous white pixels when it get</w:t>
+      </w:r>
+      <w:r>
+        <w:t>s</w:t>
+      </w:r>
+      <w:r>
+        <w:t xml:space="preserve"> any black pixels then consider it as space and count it as right. We have calculated each word by pixel</w:t>
+      </w:r>
+      <w:r>
+        <w:t>-</w:t>
+      </w:r>
+      <w:r>
+        <w:t>wise. As we have checked each word vertically, the vertical projection profile counted continuous white p</w:t>
+      </w:r>
+      <w:r>
+        <w:t xml:space="preserve">ixel as a word and when it finds </w:t>
+      </w:r>
+      <w:r>
+        <w:t>out any space VPP counted it as another word.</w:t>
+      </w:r>
+    </w:p>
+    <w:p>
+      <w:pPr>
+        <w:pStyle w:val="CSET"/>
+      </w:pPr>
+    </w:p>
+    <w:p>
+      <w:pPr>
+        <w:pStyle w:val="Heading3"/>
+      </w:pPr>
+      <w:r>
+        <w:t xml:space="preserve"> </w:t>
+      </w:r>
+      <w:bookmarkStart w:id="126" w:name="_Toc44966942"/>
+      <w:r>
+        <w:t>Character Segmentation</w:t>
+      </w:r>
+      <w:bookmarkEnd w:id="126"/>
+    </w:p>
+    <w:p>
+      <w:pPr>
+        <w:pStyle w:val="CSET"/>
+      </w:pPr>
+      <w:r>
+        <w:t xml:space="preserve">Character segmentation is the most difficult part of the overall segmentation process. Two </w:t>
       </w:r>
       <w:proofErr w:type="gramStart"/>
       <w:r>
+        <w:t>major</w:t>
+      </w:r>
+      <w:proofErr w:type="gramEnd"/>
+    </w:p>
+    <w:p>
+      <w:pPr>
+        <w:pStyle w:val="CSET"/>
+      </w:pPr>
+      <w:r>
+        <w:t>characteristics of Bangla script which make it more difficult and erroneous in case of character</w:t>
+      </w:r>
+    </w:p>
+    <w:p>
+      <w:pPr>
+        <w:pStyle w:val="CSET"/>
+      </w:pPr>
+      <w:r>
+        <w:t xml:space="preserve">level segmentation </w:t>
+      </w:r>
+      <w:proofErr w:type="gramStart"/>
+      <w:r>
         <w:t>are</w:t>
       </w:r>
       <w:proofErr w:type="gramEnd"/>
       <w:r>
-        <w:t xml:space="preserve"> described below:</w:t>
+        <w:t xml:space="preserve"> – Matra line and Character overlap. Bangla words are connected through</w:t>
       </w:r>
     </w:p>
     <w:p>
       <w:pPr>
         <w:pStyle w:val="CSET"/>
       </w:pPr>
+      <w:r>
+        <w:t xml:space="preserve">matra (head) line. In our approach, we tried to detect the matra line then by removing it, we can find the characters. The overall accuracy of the segmentation process is very much dependent on </w:t>
+      </w:r>
+      <w:r>
+        <w:lastRenderedPageBreak/>
+        <w:t xml:space="preserve">the proper detection of the matra line as it is the core component of character segmentation. If we take the horizontal projection profile (used inline separation) of a line or a word, then the highest number of black pixels denotes the matra line. But it may take more than one </w:t>
+      </w:r>
+      <w:proofErr w:type="gramStart"/>
+      <w:r>
+        <w:t>iterations</w:t>
+      </w:r>
+      <w:proofErr w:type="gramEnd"/>
+      <w:r>
+        <w:t>. But this technique is not so feasible. So, we tried to find a structural element corresponding to the matra line. With that structural element, we apply the morphological image processing operations. How these operations worked are described below:</w:t>
+      </w:r>
+    </w:p>
+    <w:p>
+      <w:pPr>
+        <w:pStyle w:val="CSET"/>
+      </w:pPr>
     </w:p>
     <w:p>
       <w:pPr>
         <w:pStyle w:val="Heading5"/>
       </w:pPr>
-      <w:bookmarkStart w:id="117" w:name="_Toc44941264"/>
-      <w:r>
-        <w:t>Grayscale filter</w:t>
-      </w:r>
-      <w:bookmarkEnd w:id="117"/>
+      <w:bookmarkStart w:id="127" w:name="_Toc44966943"/>
+      <w:r>
+        <w:t>Opening</w:t>
+      </w:r>
+      <w:bookmarkEnd w:id="127"/>
     </w:p>
     <w:p>
       <w:pPr>
         <w:pStyle w:val="CSET"/>
       </w:pPr>
       <w:r>
-        <w:t xml:space="preserve">At first, the input image is converted into a grayscale image by using the grayscale filter. This filter gradually converts all the colors in our images to some shade of gray. The input image which was 3 channel RGB </w:t>
+        <w:t xml:space="preserve">This opening operation removes the matra line more efficiently and for that, we need a structural element. Because structural elements can easily find matra lines more efficiently than the HPP because matra lines do not continue and HPP works better when the target element is continued. Structural element nothing but a 2D matrix that contains a special shape of the target element. We know the shape of the matra line is a rectangle. So, we need a structural element that is a rectangle and </w:t>
       </w:r>
       <w:proofErr w:type="gramStart"/>
       <w:r>
-        <w:t>image</w:t>
+        <w:t>also</w:t>
       </w:r>
       <w:proofErr w:type="gramEnd"/>
       <w:r>
-        <w:t xml:space="preserve"> will be converted into a 1 channel grayscale image.</w:t>
+        <w:t xml:space="preserve"> we must not remove the matra line completely. Because completely removing the matra line can be a very bad decision for further feature extraction for </w:t>
+      </w:r>
+      <w:proofErr w:type="gramStart"/>
+      <w:r>
+        <w:t>the  OCR</w:t>
+      </w:r>
+      <w:proofErr w:type="gramEnd"/>
+      <w:r>
+        <w:t>. Because in Bengali script some characters cannot be identified without the matra line. So, we take a structural element that will leave at least 1 row of the pixel, and from that pixel, we can get back our matra line</w:t>
+      </w:r>
+      <w:r>
+        <w:t xml:space="preserve">. </w:t>
+      </w:r>
+      <w:r>
+        <w:t>So, after identifying the matra line we simply do the opening operation and get the characters separated from each other. Now, we can simply use the VPP operation to find every individual character.</w:t>
       </w:r>
     </w:p>
     <w:p>
@@ -16359,401 +16958,11 @@
       <w:pPr>
         <w:pStyle w:val="Heading5"/>
       </w:pPr>
-      <w:bookmarkStart w:id="118" w:name="_Toc44941265"/>
-      <w:r>
-        <w:t>Bilateral filter</w:t>
-      </w:r>
-      <w:bookmarkEnd w:id="118"/>
-    </w:p>
-    <w:p>
-      <w:pPr>
-        <w:pStyle w:val="CSET"/>
-      </w:pPr>
-      <w:r>
-        <w:t xml:space="preserve">Then we will apply the bilateral filter on that image. A bilateral filter is a non-linear, edge-preserving, and noise-reducing smoothing filter for images. It replaces the intensity of each pixel with a weighted average of intensity values from nearby pixels. This preserves sharp edges. Thus, using this filtered noise will be removed and the image will be </w:t>
-      </w:r>
-      <w:proofErr w:type="gramStart"/>
-      <w:r>
-        <w:t>more smooth</w:t>
-      </w:r>
-      <w:proofErr w:type="gramEnd"/>
-      <w:r>
-        <w:t>.</w:t>
-      </w:r>
-    </w:p>
-    <w:p>
-      <w:pPr>
-        <w:pStyle w:val="CSET"/>
-      </w:pPr>
-    </w:p>
-    <w:p>
-      <w:pPr>
-        <w:pStyle w:val="Heading5"/>
-      </w:pPr>
-      <w:bookmarkStart w:id="119" w:name="_Toc44941266"/>
-      <w:r>
-        <w:t>Binarization</w:t>
-      </w:r>
-      <w:bookmarkEnd w:id="119"/>
-    </w:p>
-    <w:p>
-      <w:pPr>
-        <w:pStyle w:val="CSET"/>
-      </w:pPr>
-      <w:r>
-        <w:t xml:space="preserve">After that, we will go for image binarization. Through binarization, the image is converted to a two-tone image. This image binarization converts an image of up to 256 gray levels to a black and white image. Here we have used Otsu's threshold technique. In Otsu’s threshold technique it converted the </w:t>
-      </w:r>
-      <w:proofErr w:type="gramStart"/>
-      <w:r>
-        <w:t>256 gray</w:t>
-      </w:r>
-      <w:proofErr w:type="gramEnd"/>
-      <w:r>
-        <w:t xml:space="preserve"> level into 2 color levels by simply dividing them by 256. If the quotient is between 0-.5 then the pixel will be 0 means in the range of white or if the quotient between .5-1 then the pixel will be 1 means it will be in the range of black. </w:t>
-      </w:r>
-    </w:p>
-    <w:p>
-      <w:pPr>
-        <w:pStyle w:val="CSET"/>
-      </w:pPr>
-    </w:p>
-    <w:p>
-      <w:pPr>
-        <w:pStyle w:val="Heading5"/>
-      </w:pPr>
-      <w:bookmarkStart w:id="120" w:name="_Toc44941267"/>
-      <w:r>
-        <w:lastRenderedPageBreak/>
-        <w:t>Skew angle correction</w:t>
-      </w:r>
-      <w:bookmarkEnd w:id="120"/>
-    </w:p>
-    <w:p>
-      <w:pPr>
-        <w:pStyle w:val="CSET"/>
-      </w:pPr>
-      <w:r>
-        <w:t>The presence of a skew angle can adversely affect the overall process of recognition and</w:t>
-      </w:r>
-    </w:p>
-    <w:p>
-      <w:pPr>
-        <w:pStyle w:val="CSET"/>
-      </w:pPr>
-      <w:r>
-        <w:t xml:space="preserve">significantly complicate the segmentation of the document. Hence, it is required to detect and correct the skew angle before proceeding to further steps in OCR. Once the skew angle is identified, the document is simply rotated in the opposite direction by the estimated angle. The skew can be identified by using the horizontal direction. After that, a rotation matrix can be produced from that horizontal direction. By multiplying the rotation matrix and the image matrix the element inside the image can be </w:t>
-      </w:r>
-      <w:proofErr w:type="spellStart"/>
-      <w:r>
-        <w:t>deskewed</w:t>
-      </w:r>
-      <w:proofErr w:type="spellEnd"/>
-      <w:r>
-        <w:t>.</w:t>
-      </w:r>
-    </w:p>
-    <w:p>
-      <w:pPr>
-        <w:pStyle w:val="CSET"/>
-      </w:pPr>
-    </w:p>
-    <w:p>
-      <w:pPr>
-        <w:pStyle w:val="Heading3"/>
-      </w:pPr>
-      <w:r>
-        <w:t xml:space="preserve"> </w:t>
-      </w:r>
-      <w:bookmarkStart w:id="121" w:name="_Toc44941268"/>
-      <w:r>
-        <w:t>Line Segmentation</w:t>
-      </w:r>
-      <w:bookmarkEnd w:id="121"/>
-    </w:p>
-    <w:p>
-      <w:pPr>
-        <w:pStyle w:val="CSET"/>
-      </w:pPr>
-      <w:r>
-        <w:t>Histogram strategy can without much of a stretch be reached out to more significant levels of segmentation. In this section</w:t>
-      </w:r>
-      <w:r>
-        <w:t xml:space="preserve">, a </w:t>
-      </w:r>
-      <w:r>
-        <w:t>detailed description of line segmentation will be given. A Y histogram is utilized to segment the text lines. After the preprocessing step is completed, we need to find the Y histogram of the image. The histogram c</w:t>
-      </w:r>
-      <w:r>
-        <w:t xml:space="preserve">ontains two values, upper value, </w:t>
-      </w:r>
-      <w:r>
-        <w:t>and lower va</w:t>
-      </w:r>
-      <w:r>
-        <w:t>lue. Each text line assembles</w:t>
-      </w:r>
-      <w:r>
-        <w:t xml:space="preserve"> the upper value of the histogram. The histogram shows the added pixels for each y value. The space between the upper value and the lower value represents an area where the text lines exist. After obtaining all the text lines we need to execute a strategy to apply a limit to get line separation in the whole text. This limit is relative to the normal length of the lines in the text. This step identifies the location of the text lines. </w:t>
-      </w:r>
-    </w:p>
-    <w:p>
-      <w:pPr>
-        <w:pStyle w:val="CSET"/>
-      </w:pPr>
-      <w:r>
-        <w:t>For each line calculation, when the HPP gets continuous black pixels then counts it as the upper. Then it step</w:t>
-      </w:r>
-      <w:r>
-        <w:t>s</w:t>
-      </w:r>
-      <w:r>
-        <w:t xml:space="preserve"> forward horizontally and counts the white pixels. So far as it gets white pixels it step</w:t>
-      </w:r>
-      <w:r>
-        <w:t>s</w:t>
-      </w:r>
-      <w:r>
-        <w:t xml:space="preserve"> forward horizontally to the down. Then when it started getting continuous black pixels, HPP counts it as lower and draws a line. The process will continue doing the same thing and as a result</w:t>
-      </w:r>
-      <w:r>
-        <w:t>,</w:t>
-      </w:r>
-      <w:r>
-        <w:t xml:space="preserve"> we will get the text lines segmented within the whole image.  </w:t>
-      </w:r>
-    </w:p>
-    <w:p>
-      <w:pPr>
-        <w:pStyle w:val="CSET"/>
-      </w:pPr>
-    </w:p>
-    <w:p>
-      <w:pPr>
-        <w:pStyle w:val="Heading3"/>
-      </w:pPr>
-      <w:r>
-        <w:t xml:space="preserve"> </w:t>
-      </w:r>
-      <w:bookmarkStart w:id="122" w:name="_Toc44941269"/>
-      <w:r>
-        <w:t>Word Segmentation</w:t>
-      </w:r>
-      <w:bookmarkEnd w:id="122"/>
-    </w:p>
-    <w:p>
-      <w:pPr>
-        <w:pStyle w:val="CSET"/>
-      </w:pPr>
-      <w:r>
-        <w:t>In this section</w:t>
-      </w:r>
-      <w:r>
-        <w:t xml:space="preserve">, a </w:t>
-      </w:r>
-      <w:r>
-        <w:t xml:space="preserve">detailed description of word segmentation will be given. An X histogram is utilized to segment words. An X histogram projection that is applied to each line distinguished takes out potential words. X histogram is quite similar to the Y histogram. The histogram also contains two values, </w:t>
-      </w:r>
-      <w:r>
-        <w:t xml:space="preserve">the right value, </w:t>
-      </w:r>
-      <w:r>
-        <w:t xml:space="preserve">and </w:t>
-      </w:r>
-      <w:r>
-        <w:t xml:space="preserve">the </w:t>
-      </w:r>
-      <w:r>
-        <w:t xml:space="preserve">left value. Here each text line is used to identify </w:t>
-      </w:r>
-      <w:r>
-        <w:lastRenderedPageBreak/>
-        <w:t xml:space="preserve">each word using </w:t>
-      </w:r>
-      <w:r>
-        <w:t xml:space="preserve">the </w:t>
-      </w:r>
-      <w:r>
-        <w:t xml:space="preserve">right value and left value. When a line is drawn the value of each line will be sent to the function of word segmentation. </w:t>
-      </w:r>
-    </w:p>
-    <w:p>
-      <w:pPr>
-        <w:pStyle w:val="CSET"/>
-      </w:pPr>
-      <w:r>
-        <w:t>For each word calculation, when the VPP gets continuous black pixels then count it as left. Then it step</w:t>
-      </w:r>
-      <w:r>
-        <w:t>s</w:t>
-      </w:r>
-      <w:r>
-        <w:t xml:space="preserve"> forward vertically and counts the white pixels. So far as it gets white pixels it step</w:t>
-      </w:r>
-      <w:r>
-        <w:t>s</w:t>
-      </w:r>
-      <w:r>
-        <w:t xml:space="preserve"> forward vertically and go</w:t>
-      </w:r>
-      <w:r>
-        <w:t>es</w:t>
-      </w:r>
-      <w:r>
-        <w:t xml:space="preserve"> ahead. After getting continuous white pixels when it get</w:t>
-      </w:r>
-      <w:r>
-        <w:t>s</w:t>
-      </w:r>
-      <w:r>
-        <w:t xml:space="preserve"> any black pixels then consider it as space and count it as right. We have calculated each word by pixel</w:t>
-      </w:r>
-      <w:r>
-        <w:t>-</w:t>
-      </w:r>
-      <w:r>
-        <w:t>wise. As we have checked each word vertically, the vertical projection profile counted continuous white p</w:t>
-      </w:r>
-      <w:r>
-        <w:t xml:space="preserve">ixel as a word and when it finds </w:t>
-      </w:r>
-      <w:r>
-        <w:t>out any space VPP counted it as another word.</w:t>
-      </w:r>
-    </w:p>
-    <w:p>
-      <w:pPr>
-        <w:pStyle w:val="CSET"/>
-      </w:pPr>
-    </w:p>
-    <w:p>
-      <w:pPr>
-        <w:pStyle w:val="Heading3"/>
-      </w:pPr>
-      <w:r>
-        <w:t xml:space="preserve"> </w:t>
-      </w:r>
-      <w:bookmarkStart w:id="123" w:name="_Toc44941270"/>
-      <w:r>
-        <w:t>Character Segmentation</w:t>
-      </w:r>
-      <w:bookmarkEnd w:id="123"/>
-    </w:p>
-    <w:p>
-      <w:pPr>
-        <w:pStyle w:val="CSET"/>
-      </w:pPr>
-      <w:r>
-        <w:t xml:space="preserve">Character segmentation is the most difficult part of the overall segmentation process. Two </w:t>
-      </w:r>
-      <w:proofErr w:type="gramStart"/>
-      <w:r>
-        <w:t>major</w:t>
-      </w:r>
-      <w:proofErr w:type="gramEnd"/>
-    </w:p>
-    <w:p>
-      <w:pPr>
-        <w:pStyle w:val="CSET"/>
-      </w:pPr>
-      <w:r>
-        <w:t>characteristics of Bangla script which make it more difficult and erroneous in case of character</w:t>
-      </w:r>
-    </w:p>
-    <w:p>
-      <w:pPr>
-        <w:pStyle w:val="CSET"/>
-      </w:pPr>
-      <w:r>
-        <w:t xml:space="preserve">level segmentation </w:t>
-      </w:r>
-      <w:proofErr w:type="gramStart"/>
-      <w:r>
-        <w:t>are</w:t>
-      </w:r>
-      <w:proofErr w:type="gramEnd"/>
-      <w:r>
-        <w:t xml:space="preserve"> – Matra line and Character overlap. Bangla words are connected through</w:t>
-      </w:r>
-    </w:p>
-    <w:p>
-      <w:pPr>
-        <w:pStyle w:val="CSET"/>
-      </w:pPr>
-      <w:r>
-        <w:t xml:space="preserve">matra (head) line. In our approach, we tried to detect the matra line then by removing it, we can find the characters. The overall accuracy of the segmentation process is very much dependent on the proper detection of the matra line as it is the core component of character segmentation. If we take the horizontal projection profile (used inline separation) of a line or a word, then the highest number of black pixels denotes the matra line. But it may take more than one </w:t>
-      </w:r>
-      <w:proofErr w:type="gramStart"/>
-      <w:r>
-        <w:t>iterations</w:t>
-      </w:r>
-      <w:proofErr w:type="gramEnd"/>
-      <w:r>
-        <w:t>. But this technique is not so feasible. So, we tried to find a structural element corresponding to the matra line. With that structural element, we apply the morphological image processing operations. How these operations worked are described below:</w:t>
-      </w:r>
-    </w:p>
-    <w:p>
-      <w:pPr>
-        <w:pStyle w:val="CSET"/>
-      </w:pPr>
-    </w:p>
-    <w:p>
-      <w:pPr>
-        <w:pStyle w:val="Heading5"/>
-      </w:pPr>
-      <w:bookmarkStart w:id="124" w:name="_Toc44941271"/>
-      <w:r>
-        <w:t>Opening</w:t>
-      </w:r>
-      <w:bookmarkEnd w:id="124"/>
-    </w:p>
-    <w:p>
-      <w:pPr>
-        <w:pStyle w:val="CSET"/>
-      </w:pPr>
-      <w:r>
-        <w:t xml:space="preserve">This opening operation removes the matra line more efficiently and for that, we need a structural element. Because structural elements can easily find matra lines more efficiently than the HPP because matra lines do not continue and HPP works better when the target element is continued. Structural element nothing but a 2D matrix that contains a special shape of the target element. We know the shape of the matra line is a rectangle. So, we need a structural element that is a rectangle and </w:t>
-      </w:r>
-      <w:proofErr w:type="gramStart"/>
-      <w:r>
-        <w:t>also</w:t>
-      </w:r>
-      <w:proofErr w:type="gramEnd"/>
-      <w:r>
-        <w:t xml:space="preserve"> we must not remove the matra line completely. Because completely removing </w:t>
-      </w:r>
-      <w:r>
-        <w:lastRenderedPageBreak/>
-        <w:t xml:space="preserve">the matra line can be a very bad decision for further feature extraction for </w:t>
-      </w:r>
-      <w:proofErr w:type="gramStart"/>
-      <w:r>
-        <w:t>the  OCR</w:t>
-      </w:r>
-      <w:proofErr w:type="gramEnd"/>
-      <w:r>
-        <w:t>. Because in Bengali script some characters cannot be identified without the matra line. So, we take a structural element that will leave at least 1 row of the pixel, and from that pixel, we can get back our matra line</w:t>
-      </w:r>
-      <w:r>
-        <w:t xml:space="preserve">. </w:t>
-      </w:r>
-      <w:r>
-        <w:t>So, after identifying the matra line we simply do the opening operation and get the characters separated from each other. Now, we can simply use the VPP operation to find every individual character.</w:t>
-      </w:r>
-    </w:p>
-    <w:p>
-      <w:pPr>
-        <w:pStyle w:val="CSET"/>
-      </w:pPr>
-    </w:p>
-    <w:p>
-      <w:pPr>
-        <w:pStyle w:val="Heading5"/>
-      </w:pPr>
-      <w:bookmarkStart w:id="125" w:name="_Toc44941272"/>
+      <w:bookmarkStart w:id="128" w:name="_Toc44966944"/>
       <w:r>
         <w:t>Closing</w:t>
       </w:r>
-      <w:bookmarkEnd w:id="125"/>
+      <w:bookmarkEnd w:id="128"/>
     </w:p>
     <w:p>
       <w:pPr>
@@ -16787,18 +16996,19 @@
       <w:pPr>
         <w:pStyle w:val="Heading3"/>
       </w:pPr>
-      <w:bookmarkStart w:id="126" w:name="_Toc355199956"/>
-      <w:r>
+      <w:bookmarkStart w:id="129" w:name="_Toc355199956"/>
+      <w:r>
+        <w:lastRenderedPageBreak/>
         <w:t xml:space="preserve">  </w:t>
       </w:r>
-      <w:bookmarkStart w:id="127" w:name="_Toc357950286"/>
-      <w:bookmarkStart w:id="128" w:name="_Toc44941273"/>
+      <w:bookmarkStart w:id="130" w:name="_Toc357950286"/>
+      <w:bookmarkStart w:id="131" w:name="_Toc44966945"/>
       <w:r>
         <w:t>Novelty of Our Work</w:t>
       </w:r>
-      <w:bookmarkEnd w:id="126"/>
-      <w:bookmarkEnd w:id="127"/>
-      <w:bookmarkEnd w:id="128"/>
+      <w:bookmarkEnd w:id="129"/>
+      <w:bookmarkEnd w:id="130"/>
+      <w:bookmarkEnd w:id="131"/>
     </w:p>
     <w:p>
       <w:pPr>
@@ -16871,19 +17081,18 @@
         <w:pStyle w:val="Heading3"/>
       </w:pPr>
       <w:r>
-        <w:lastRenderedPageBreak/>
         <w:t xml:space="preserve"> </w:t>
       </w:r>
       <w:r>
         <w:t xml:space="preserve"> </w:t>
       </w:r>
-      <w:bookmarkStart w:id="129" w:name="_Toc357950287"/>
-      <w:bookmarkStart w:id="130" w:name="_Toc44941274"/>
+      <w:bookmarkStart w:id="132" w:name="_Toc357950287"/>
+      <w:bookmarkStart w:id="133" w:name="_Toc44966946"/>
       <w:r>
         <w:t>Summary</w:t>
       </w:r>
-      <w:bookmarkEnd w:id="129"/>
-      <w:bookmarkEnd w:id="130"/>
+      <w:bookmarkEnd w:id="132"/>
+      <w:bookmarkEnd w:id="133"/>
     </w:p>
     <w:p>
       <w:pPr>
@@ -16917,8 +17126,8 @@
           <w:szCs w:val="28"/>
         </w:rPr>
       </w:pPr>
-      <w:bookmarkStart w:id="131" w:name="_Toc355199958"/>
-      <w:bookmarkStart w:id="132" w:name="_Toc357950288"/>
+      <w:bookmarkStart w:id="134" w:name="_Toc355199958"/>
+      <w:bookmarkStart w:id="135" w:name="_Toc357950288"/>
       <w:r>
         <w:br w:type="page"/>
       </w:r>
@@ -16927,24 +17136,24 @@
       <w:pPr>
         <w:pStyle w:val="Heading2"/>
       </w:pPr>
-      <w:bookmarkStart w:id="133" w:name="_Toc44941275"/>
+      <w:bookmarkStart w:id="136" w:name="_Toc44966947"/>
       <w:r>
         <w:lastRenderedPageBreak/>
         <w:t>Chapter 4</w:t>
       </w:r>
-      <w:bookmarkEnd w:id="131"/>
-      <w:bookmarkEnd w:id="132"/>
-      <w:bookmarkEnd w:id="133"/>
+      <w:bookmarkEnd w:id="134"/>
+      <w:bookmarkEnd w:id="135"/>
+      <w:bookmarkEnd w:id="136"/>
     </w:p>
     <w:p>
       <w:pPr>
         <w:pStyle w:val="Heading2"/>
       </w:pPr>
-      <w:bookmarkStart w:id="134" w:name="_Toc44941276"/>
+      <w:bookmarkStart w:id="137" w:name="_Toc44966948"/>
       <w:r>
         <w:t>Experimental Results</w:t>
       </w:r>
-      <w:bookmarkEnd w:id="134"/>
+      <w:bookmarkEnd w:id="137"/>
     </w:p>
     <w:p>
       <w:pPr>
@@ -16972,18 +17181,18 @@
       <w:pPr>
         <w:pStyle w:val="Heading3"/>
       </w:pPr>
-      <w:bookmarkStart w:id="135" w:name="_Toc355199960"/>
+      <w:bookmarkStart w:id="138" w:name="_Toc355199960"/>
       <w:r>
         <w:t xml:space="preserve">  </w:t>
       </w:r>
-      <w:bookmarkStart w:id="136" w:name="_Toc357950290"/>
-      <w:bookmarkStart w:id="137" w:name="_Toc44941277"/>
+      <w:bookmarkStart w:id="139" w:name="_Toc357950290"/>
+      <w:bookmarkStart w:id="140" w:name="_Toc44966949"/>
       <w:r>
         <w:t>Introduction</w:t>
       </w:r>
-      <w:bookmarkEnd w:id="135"/>
-      <w:bookmarkEnd w:id="136"/>
-      <w:bookmarkEnd w:id="137"/>
+      <w:bookmarkEnd w:id="138"/>
+      <w:bookmarkEnd w:id="139"/>
+      <w:bookmarkEnd w:id="140"/>
     </w:p>
     <w:p>
       <w:pPr>
@@ -17008,16 +17217,16 @@
       <w:pPr>
         <w:pStyle w:val="Heading3"/>
       </w:pPr>
-      <w:bookmarkStart w:id="138" w:name="_Toc355199961"/>
+      <w:bookmarkStart w:id="141" w:name="_Toc355199961"/>
       <w:r>
         <w:t xml:space="preserve">  </w:t>
       </w:r>
-      <w:bookmarkStart w:id="139" w:name="_Toc44941278"/>
-      <w:bookmarkEnd w:id="138"/>
+      <w:bookmarkStart w:id="142" w:name="_Toc44966950"/>
+      <w:bookmarkEnd w:id="141"/>
       <w:r>
         <w:t>Evaluation</w:t>
       </w:r>
-      <w:bookmarkEnd w:id="139"/>
+      <w:bookmarkEnd w:id="142"/>
     </w:p>
     <w:p>
       <w:pPr>
@@ -17046,11 +17255,11 @@
       <w:pPr>
         <w:pStyle w:val="Heading4"/>
       </w:pPr>
-      <w:bookmarkStart w:id="140" w:name="_Toc44941279"/>
+      <w:bookmarkStart w:id="143" w:name="_Toc44966951"/>
       <w:r>
         <w:t>Preprocessing</w:t>
       </w:r>
-      <w:bookmarkEnd w:id="140"/>
+      <w:bookmarkEnd w:id="143"/>
     </w:p>
     <w:p>
       <w:pPr>
@@ -17062,62 +17271,54 @@
     </w:p>
     <w:p>
       <w:pPr>
-        <w:pStyle w:val="CSE4"/>
-        <w:rPr>
-          <w:b w:val="0"/>
-        </w:rPr>
-      </w:pPr>
-    </w:p>
-    <w:p>
-      <w:pPr>
-        <w:pStyle w:val="CSE4"/>
-        <w:rPr>
-          <w:b w:val="0"/>
-        </w:rPr>
-      </w:pPr>
-    </w:p>
-    <w:p>
-      <w:pPr>
-        <w:pStyle w:val="CSE4"/>
-        <w:rPr>
-          <w:b w:val="0"/>
-        </w:rPr>
-      </w:pPr>
-    </w:p>
-    <w:p>
-      <w:pPr>
-        <w:pStyle w:val="CSE4"/>
-        <w:rPr>
-          <w:b w:val="0"/>
-        </w:rPr>
-      </w:pPr>
-    </w:p>
-    <w:p>
-      <w:pPr>
-        <w:pStyle w:val="CSE4"/>
-        <w:rPr>
-          <w:b w:val="0"/>
-        </w:rPr>
-      </w:pPr>
-    </w:p>
-    <w:p>
-      <w:pPr>
-        <w:pStyle w:val="CSE4"/>
-        <w:rPr>
-          <w:b w:val="0"/>
-        </w:rPr>
+        <w:pStyle w:val="CSET"/>
+      </w:pPr>
+    </w:p>
+    <w:p>
+      <w:pPr>
+        <w:pStyle w:val="CSET"/>
+      </w:pPr>
+    </w:p>
+    <w:p>
+      <w:pPr>
+        <w:pStyle w:val="CSET"/>
+      </w:pPr>
+    </w:p>
+    <w:p>
+      <w:pPr>
+        <w:pStyle w:val="CSET"/>
+      </w:pPr>
+    </w:p>
+    <w:p>
+      <w:pPr>
+        <w:pStyle w:val="CSET"/>
+      </w:pPr>
+    </w:p>
+    <w:p>
+      <w:pPr>
+        <w:pStyle w:val="CSET"/>
+      </w:pPr>
+    </w:p>
+    <w:p>
+      <w:pPr>
+        <w:pStyle w:val="CSET"/>
+      </w:pPr>
+    </w:p>
+    <w:p>
+      <w:pPr>
+        <w:pStyle w:val="CSET"/>
       </w:pPr>
     </w:p>
     <w:p>
       <w:pPr>
         <w:pStyle w:val="Heading5"/>
       </w:pPr>
-      <w:bookmarkStart w:id="141" w:name="_Toc44941280"/>
+      <w:bookmarkStart w:id="144" w:name="_Toc44966952"/>
       <w:r>
         <w:lastRenderedPageBreak/>
         <w:t>Handwritten script results</w:t>
       </w:r>
-      <w:bookmarkEnd w:id="141"/>
+      <w:bookmarkEnd w:id="144"/>
     </w:p>
     <w:p>
       <w:pPr>
@@ -17488,7 +17689,7 @@
           <w:b/>
         </w:rPr>
       </w:pPr>
-      <w:bookmarkStart w:id="142" w:name="_Toc44941308"/>
+      <w:bookmarkStart w:id="145" w:name="_Toc44941308"/>
       <w:r>
         <w:t xml:space="preserve">Figure </w:t>
       </w:r>
@@ -17507,7 +17708,7 @@
         </w:rPr>
         <w:t>.</w:t>
       </w:r>
-      <w:bookmarkEnd w:id="142"/>
+      <w:bookmarkEnd w:id="145"/>
     </w:p>
     <w:p>
       <w:pPr>
@@ -17526,12 +17727,12 @@
       <w:pPr>
         <w:pStyle w:val="Heading5"/>
       </w:pPr>
-      <w:bookmarkStart w:id="143" w:name="_Toc44941281"/>
+      <w:bookmarkStart w:id="146" w:name="_Toc44966953"/>
       <w:r>
         <w:lastRenderedPageBreak/>
         <w:t>Printed Script Result</w:t>
       </w:r>
-      <w:bookmarkEnd w:id="143"/>
+      <w:bookmarkEnd w:id="146"/>
     </w:p>
     <w:p>
       <w:r>
@@ -17933,7 +18134,7 @@
       <w:pPr>
         <w:pStyle w:val="CSEF"/>
       </w:pPr>
-      <w:bookmarkStart w:id="144" w:name="_Toc44941309"/>
+      <w:bookmarkStart w:id="147" w:name="_Toc44941309"/>
       <w:r>
         <w:t xml:space="preserve">Figure </w:t>
       </w:r>
@@ -17946,7 +18147,7 @@
       <w:r>
         <w:t>.</w:t>
       </w:r>
-      <w:bookmarkEnd w:id="144"/>
+      <w:bookmarkEnd w:id="147"/>
     </w:p>
     <w:p>
       <w:pPr>
@@ -17994,11 +18195,11 @@
       <w:pPr>
         <w:pStyle w:val="Heading4"/>
       </w:pPr>
-      <w:bookmarkStart w:id="145" w:name="_Toc44941282"/>
+      <w:bookmarkStart w:id="148" w:name="_Toc44966954"/>
       <w:r>
         <w:t>Line Segmentation</w:t>
       </w:r>
-      <w:bookmarkEnd w:id="145"/>
+      <w:bookmarkEnd w:id="148"/>
     </w:p>
     <w:p>
       <w:pPr>
@@ -18021,7 +18222,7 @@
       <w:pPr>
         <w:pStyle w:val="Heading5"/>
       </w:pPr>
-      <w:bookmarkStart w:id="146" w:name="_Toc44941283"/>
+      <w:bookmarkStart w:id="149" w:name="_Toc44966955"/>
       <w:r>
         <w:rPr>
           <w:noProof/>
@@ -18083,7 +18284,7 @@
       <w:r>
         <w:t>Handwritten script results</w:t>
       </w:r>
-      <w:bookmarkEnd w:id="146"/>
+      <w:bookmarkEnd w:id="149"/>
     </w:p>
     <w:p>
       <w:pPr>
@@ -18094,7 +18295,7 @@
       <w:pPr>
         <w:pStyle w:val="CSEF"/>
       </w:pPr>
-      <w:bookmarkStart w:id="147" w:name="_Toc44941310"/>
+      <w:bookmarkStart w:id="150" w:name="_Toc44941310"/>
       <w:r>
         <w:t xml:space="preserve">Figure </w:t>
       </w:r>
@@ -18110,13 +18311,13 @@
       <w:r>
         <w:t>.</w:t>
       </w:r>
-      <w:bookmarkEnd w:id="147"/>
+      <w:bookmarkEnd w:id="150"/>
     </w:p>
     <w:p>
       <w:pPr>
         <w:pStyle w:val="Heading5"/>
       </w:pPr>
-      <w:bookmarkStart w:id="148" w:name="_Toc44941284"/>
+      <w:bookmarkStart w:id="151" w:name="_Toc44966956"/>
       <w:r>
         <w:rPr>
           <w:noProof/>
@@ -18185,7 +18386,7 @@
       <w:r>
         <w:t>Printed Script Result</w:t>
       </w:r>
-      <w:bookmarkEnd w:id="148"/>
+      <w:bookmarkEnd w:id="151"/>
     </w:p>
     <w:p>
       <w:pPr>
@@ -18196,7 +18397,7 @@
       <w:pPr>
         <w:pStyle w:val="CSEF"/>
       </w:pPr>
-      <w:bookmarkStart w:id="149" w:name="_Toc44941311"/>
+      <w:bookmarkStart w:id="152" w:name="_Toc44941311"/>
       <w:r>
         <w:t xml:space="preserve">Figure </w:t>
       </w:r>
@@ -18212,7 +18413,7 @@
       <w:r>
         <w:t>.</w:t>
       </w:r>
-      <w:bookmarkEnd w:id="149"/>
+      <w:bookmarkEnd w:id="152"/>
     </w:p>
     <w:p>
       <w:pPr>
@@ -18243,11 +18444,11 @@
       <w:pPr>
         <w:pStyle w:val="Heading4"/>
       </w:pPr>
-      <w:bookmarkStart w:id="150" w:name="_Toc44941285"/>
+      <w:bookmarkStart w:id="153" w:name="_Toc44966957"/>
       <w:r>
         <w:t>Word Segmentation</w:t>
       </w:r>
-      <w:bookmarkEnd w:id="150"/>
+      <w:bookmarkEnd w:id="153"/>
     </w:p>
     <w:p>
       <w:pPr>
@@ -18296,7 +18497,7 @@
       <w:pPr>
         <w:pStyle w:val="Heading5"/>
       </w:pPr>
-      <w:bookmarkStart w:id="151" w:name="_Toc44941286"/>
+      <w:bookmarkStart w:id="154" w:name="_Toc44966958"/>
       <w:r>
         <w:rPr>
           <w:noProof/>
@@ -18356,14 +18557,14 @@
       <w:r>
         <w:t>Handwritten script results</w:t>
       </w:r>
-      <w:bookmarkEnd w:id="151"/>
+      <w:bookmarkEnd w:id="154"/>
     </w:p>
     <w:p/>
     <w:p>
       <w:pPr>
         <w:pStyle w:val="CSEF"/>
       </w:pPr>
-      <w:bookmarkStart w:id="152" w:name="_Toc44941312"/>
+      <w:bookmarkStart w:id="155" w:name="_Toc44941312"/>
       <w:r>
         <w:t xml:space="preserve">Figure </w:t>
       </w:r>
@@ -18379,13 +18580,13 @@
       <w:r>
         <w:t>.</w:t>
       </w:r>
-      <w:bookmarkEnd w:id="152"/>
+      <w:bookmarkEnd w:id="155"/>
     </w:p>
     <w:p>
       <w:pPr>
         <w:pStyle w:val="Heading5"/>
       </w:pPr>
-      <w:bookmarkStart w:id="153" w:name="_Toc44941287"/>
+      <w:bookmarkStart w:id="156" w:name="_Toc44966959"/>
       <w:r>
         <w:rPr>
           <w:noProof/>
@@ -18453,7 +18654,7 @@
       <w:r>
         <w:t>Printed Script Result</w:t>
       </w:r>
-      <w:bookmarkEnd w:id="153"/>
+      <w:bookmarkEnd w:id="156"/>
     </w:p>
     <w:p>
       <w:pPr>
@@ -18464,7 +18665,7 @@
       <w:pPr>
         <w:pStyle w:val="CSEF"/>
       </w:pPr>
-      <w:bookmarkStart w:id="154" w:name="_Toc44941313"/>
+      <w:bookmarkStart w:id="157" w:name="_Toc44941313"/>
       <w:r>
         <w:t xml:space="preserve">Figure </w:t>
       </w:r>
@@ -18477,7 +18678,7 @@
       <w:r>
         <w:t>:  Word segmentation of printed Bengali script using VPP.</w:t>
       </w:r>
-      <w:bookmarkEnd w:id="154"/>
+      <w:bookmarkEnd w:id="157"/>
     </w:p>
     <w:p>
       <w:pPr>
@@ -18509,11 +18710,11 @@
       <w:pPr>
         <w:pStyle w:val="Heading4"/>
       </w:pPr>
-      <w:bookmarkStart w:id="155" w:name="_Toc44941288"/>
+      <w:bookmarkStart w:id="158" w:name="_Toc44966960"/>
       <w:r>
         <w:t>Character Segmentation</w:t>
       </w:r>
-      <w:bookmarkEnd w:id="155"/>
+      <w:bookmarkEnd w:id="158"/>
     </w:p>
     <w:p>
       <w:pPr>
@@ -18545,7 +18746,7 @@
       <w:pPr>
         <w:pStyle w:val="Heading5"/>
       </w:pPr>
-      <w:bookmarkStart w:id="156" w:name="_Toc44941289"/>
+      <w:bookmarkStart w:id="159" w:name="_Toc44966961"/>
       <w:r>
         <w:rPr>
           <w:noProof/>
@@ -18613,13 +18814,13 @@
       <w:r>
         <w:t>Handwritten script results</w:t>
       </w:r>
-      <w:bookmarkEnd w:id="156"/>
+      <w:bookmarkEnd w:id="159"/>
     </w:p>
     <w:p>
       <w:pPr>
         <w:pStyle w:val="CSEF"/>
       </w:pPr>
-      <w:bookmarkStart w:id="157" w:name="_Toc44941314"/>
+      <w:bookmarkStart w:id="160" w:name="_Toc44941314"/>
       <w:r>
         <w:t xml:space="preserve">Figure </w:t>
       </w:r>
@@ -18635,7 +18836,7 @@
       <w:r>
         <w:t>.</w:t>
       </w:r>
-      <w:bookmarkEnd w:id="157"/>
+      <w:bookmarkEnd w:id="160"/>
     </w:p>
     <w:p>
       <w:pPr>
@@ -18662,7 +18863,7 @@
       <w:pPr>
         <w:pStyle w:val="Heading5"/>
       </w:pPr>
-      <w:bookmarkStart w:id="158" w:name="_Toc44941290"/>
+      <w:bookmarkStart w:id="161" w:name="_Toc44966962"/>
       <w:r>
         <w:rPr>
           <w:noProof/>
@@ -18728,13 +18929,13 @@
       <w:r>
         <w:t>Printed Script Result</w:t>
       </w:r>
-      <w:bookmarkEnd w:id="158"/>
+      <w:bookmarkEnd w:id="161"/>
     </w:p>
     <w:p>
       <w:pPr>
         <w:pStyle w:val="CSEF"/>
       </w:pPr>
-      <w:bookmarkStart w:id="159" w:name="_Toc44941315"/>
+      <w:bookmarkStart w:id="162" w:name="_Toc44941315"/>
       <w:r>
         <w:t xml:space="preserve">Figure </w:t>
       </w:r>
@@ -18750,7 +18951,7 @@
       <w:r>
         <w:t>.</w:t>
       </w:r>
-      <w:bookmarkEnd w:id="159"/>
+      <w:bookmarkEnd w:id="162"/>
     </w:p>
     <w:p>
       <w:pPr>
@@ -18764,14 +18965,14 @@
       <w:r>
         <w:t xml:space="preserve"> </w:t>
       </w:r>
-      <w:bookmarkStart w:id="160" w:name="_Toc44941291"/>
+      <w:bookmarkStart w:id="163" w:name="_Toc44966963"/>
       <w:r>
         <w:t>Comparing</w:t>
       </w:r>
       <w:r>
         <w:t xml:space="preserve"> with tesseract</w:t>
       </w:r>
-      <w:bookmarkEnd w:id="160"/>
+      <w:bookmarkEnd w:id="163"/>
     </w:p>
     <w:p>
       <w:pPr>
@@ -18781,7 +18982,10 @@
         <w:t xml:space="preserve">In Figure </w:t>
       </w:r>
       <w:r>
-        <w:t>2.9</w:t>
+        <w:t>4</w:t>
+      </w:r>
+      <w:r>
+        <w:t>.9</w:t>
       </w:r>
       <w:r>
         <w:t>, we compared the result of our methodology with the result of the tesseract OCR engine.</w:t>
@@ -19001,7 +19205,7 @@
       <w:pPr>
         <w:pStyle w:val="CSEF"/>
       </w:pPr>
-      <w:bookmarkStart w:id="161" w:name="_Toc44941316"/>
+      <w:bookmarkStart w:id="164" w:name="_Toc44941316"/>
       <w:r>
         <w:t xml:space="preserve">Figure </w:t>
       </w:r>
@@ -19017,7 +19221,7 @@
       <w:r>
         <w:t>.</w:t>
       </w:r>
-      <w:bookmarkEnd w:id="161"/>
+      <w:bookmarkEnd w:id="164"/>
     </w:p>
     <w:p>
       <w:pPr>
@@ -19027,12 +19231,12 @@
         <w:lastRenderedPageBreak/>
         <w:t xml:space="preserve">  </w:t>
       </w:r>
-      <w:bookmarkStart w:id="162" w:name="_Toc44941292"/>
-      <w:bookmarkStart w:id="163" w:name="_Toc357950294"/>
-      <w:r>
-        <w:t>Accuracy Test</w:t>
-      </w:r>
-      <w:bookmarkEnd w:id="162"/>
+      <w:bookmarkStart w:id="165" w:name="_Toc357950294"/>
+      <w:bookmarkStart w:id="166" w:name="_Toc44966964"/>
+      <w:r>
+        <w:t>Accuracy</w:t>
+      </w:r>
+      <w:bookmarkEnd w:id="166"/>
     </w:p>
     <w:p>
       <w:pPr>
@@ -22309,66 +22513,13 @@
         <w:pStyle w:val="CSET"/>
       </w:pPr>
       <w:r>
-        <w:t xml:space="preserve">In table 4.1 we showed the result that we obtained from the line segmentation on 24 pages form the book </w:t>
-      </w:r>
-      <w:proofErr w:type="spellStart"/>
-      <w:r>
-        <w:rPr>
-          <w:rFonts w:ascii="Nirmala UI" w:hAnsi="Nirmala UI" w:cs="Nirmala UI"/>
-        </w:rPr>
-        <w:t>আবারো</w:t>
-      </w:r>
-      <w:proofErr w:type="spellEnd"/>
-      <w:r>
-        <w:t xml:space="preserve"> </w:t>
-      </w:r>
-      <w:proofErr w:type="spellStart"/>
-      <w:r>
-        <w:rPr>
-          <w:rFonts w:ascii="Nirmala UI" w:hAnsi="Nirmala UI" w:cs="Nirmala UI"/>
-        </w:rPr>
-        <w:t>টুনটুনি</w:t>
-      </w:r>
-      <w:proofErr w:type="spellEnd"/>
-      <w:r>
-        <w:t xml:space="preserve"> </w:t>
-      </w:r>
-      <w:r>
-        <w:rPr>
-          <w:rFonts w:ascii="Nirmala UI" w:hAnsi="Nirmala UI" w:cs="Nirmala UI"/>
-        </w:rPr>
-        <w:t>ও</w:t>
-      </w:r>
-      <w:r>
-        <w:t xml:space="preserve"> </w:t>
-      </w:r>
-      <w:proofErr w:type="spellStart"/>
-      <w:r>
-        <w:rPr>
-          <w:rFonts w:ascii="Nirmala UI" w:hAnsi="Nirmala UI" w:cs="Nirmala UI"/>
-        </w:rPr>
-        <w:t>আবারো</w:t>
-      </w:r>
-      <w:proofErr w:type="spellEnd"/>
-      <w:r>
-        <w:t xml:space="preserve"> </w:t>
-      </w:r>
-      <w:proofErr w:type="spellStart"/>
-      <w:r>
-        <w:rPr>
-          <w:rFonts w:ascii="Nirmala UI" w:hAnsi="Nirmala UI" w:cs="Nirmala UI"/>
-        </w:rPr>
-        <w:t>ছোটাচ্চু</w:t>
-      </w:r>
-      <w:proofErr w:type="spellEnd"/>
-      <w:r>
-        <w:rPr>
-          <w:rFonts w:ascii="Nirmala UI" w:hAnsi="Nirmala UI" w:cs="Nirmala UI"/>
-        </w:rPr>
-        <w:t xml:space="preserve"> </w:t>
-      </w:r>
-      <w:r>
-        <w:t>by Muhammed Zafar Iqbal.</w:t>
+        <w:t xml:space="preserve">In table 4.1 we showed the result that we obtained from the line segmentation on 24 pages form the </w:t>
+      </w:r>
+      <w:r>
+        <w:t>printed dataset</w:t>
+      </w:r>
+      <w:r>
+        <w:t>.</w:t>
       </w:r>
     </w:p>
     <w:p>
@@ -24690,61 +24841,16 @@
         <w:t>word</w:t>
       </w:r>
       <w:r>
-        <w:t xml:space="preserve"> segmentation on 24 pages form the book </w:t>
-      </w:r>
-      <w:proofErr w:type="spellStart"/>
-      <w:r>
-        <w:rPr>
-          <w:rFonts w:ascii="Nirmala UI" w:hAnsi="Nirmala UI" w:cs="Nirmala UI"/>
-        </w:rPr>
-        <w:t>আবারো</w:t>
-      </w:r>
-      <w:proofErr w:type="spellEnd"/>
-      <w:r>
-        <w:t xml:space="preserve"> </w:t>
-      </w:r>
-      <w:proofErr w:type="spellStart"/>
-      <w:r>
-        <w:rPr>
-          <w:rFonts w:ascii="Nirmala UI" w:hAnsi="Nirmala UI" w:cs="Nirmala UI"/>
-        </w:rPr>
-        <w:t>টুনটুনি</w:t>
-      </w:r>
-      <w:proofErr w:type="spellEnd"/>
-      <w:r>
-        <w:t xml:space="preserve"> </w:t>
-      </w:r>
-      <w:r>
-        <w:rPr>
-          <w:rFonts w:ascii="Nirmala UI" w:hAnsi="Nirmala UI" w:cs="Nirmala UI"/>
-        </w:rPr>
-        <w:t>ও</w:t>
-      </w:r>
-      <w:r>
-        <w:t xml:space="preserve"> </w:t>
-      </w:r>
-      <w:proofErr w:type="spellStart"/>
-      <w:r>
-        <w:rPr>
-          <w:rFonts w:ascii="Nirmala UI" w:hAnsi="Nirmala UI" w:cs="Nirmala UI"/>
-        </w:rPr>
-        <w:t>আবারো</w:t>
-      </w:r>
-      <w:proofErr w:type="spellEnd"/>
-      <w:r>
-        <w:t xml:space="preserve"> </w:t>
-      </w:r>
-      <w:proofErr w:type="spellStart"/>
-      <w:r>
-        <w:rPr>
-          <w:rFonts w:ascii="Nirmala UI" w:hAnsi="Nirmala UI" w:cs="Nirmala UI"/>
-        </w:rPr>
-        <w:t>ছোটাচ্চু</w:t>
-      </w:r>
-      <w:proofErr w:type="spellEnd"/>
-      <w:r>
-        <w:t xml:space="preserve"> by Muhammed Zafar Iqbal</w:t>
-      </w:r>
+        <w:t xml:space="preserve"> segmentation on 24 pages form the </w:t>
+      </w:r>
+      <w:r>
+        <w:t>printed dataset.</w:t>
+      </w:r>
+    </w:p>
+    <w:p>
+      <w:pPr>
+        <w:pStyle w:val="CSET"/>
+      </w:pPr>
     </w:p>
     <w:p>
       <w:pPr>
@@ -27041,7 +27147,7 @@
       <w:r>
         <w:t xml:space="preserve"> we showed the result </w:t>
       </w:r>
-      <w:bookmarkStart w:id="164" w:name="_Hlk44797968"/>
+      <w:bookmarkStart w:id="167" w:name="_Hlk44797968"/>
       <w:r>
         <w:t xml:space="preserve">that we obtained from the </w:t>
       </w:r>
@@ -27049,62 +27155,15 @@
         <w:t>character</w:t>
       </w:r>
       <w:r>
-        <w:t xml:space="preserve"> segmentation on 24 pages form the book </w:t>
-      </w:r>
-      <w:proofErr w:type="spellStart"/>
-      <w:r>
-        <w:rPr>
-          <w:rFonts w:ascii="Nirmala UI" w:hAnsi="Nirmala UI" w:cs="Nirmala UI"/>
-        </w:rPr>
-        <w:t>আবারো</w:t>
-      </w:r>
-      <w:proofErr w:type="spellEnd"/>
-      <w:r>
-        <w:t xml:space="preserve"> </w:t>
-      </w:r>
-      <w:proofErr w:type="spellStart"/>
-      <w:r>
-        <w:rPr>
-          <w:rFonts w:ascii="Nirmala UI" w:hAnsi="Nirmala UI" w:cs="Nirmala UI"/>
-        </w:rPr>
-        <w:t>টুনটুনি</w:t>
-      </w:r>
-      <w:proofErr w:type="spellEnd"/>
-      <w:r>
-        <w:t xml:space="preserve"> </w:t>
-      </w:r>
-      <w:r>
-        <w:rPr>
-          <w:rFonts w:ascii="Nirmala UI" w:hAnsi="Nirmala UI" w:cs="Nirmala UI"/>
-        </w:rPr>
-        <w:t>ও</w:t>
-      </w:r>
-      <w:r>
-        <w:t xml:space="preserve"> </w:t>
-      </w:r>
-      <w:proofErr w:type="spellStart"/>
-      <w:r>
-        <w:rPr>
-          <w:rFonts w:ascii="Nirmala UI" w:hAnsi="Nirmala UI" w:cs="Nirmala UI"/>
-        </w:rPr>
-        <w:t>আবারো</w:t>
-      </w:r>
-      <w:proofErr w:type="spellEnd"/>
-      <w:r>
-        <w:t xml:space="preserve"> </w:t>
-      </w:r>
-      <w:proofErr w:type="spellStart"/>
-      <w:r>
-        <w:rPr>
-          <w:rFonts w:ascii="Nirmala UI" w:hAnsi="Nirmala UI" w:cs="Nirmala UI"/>
-        </w:rPr>
-        <w:t>ছোটাচ্চু</w:t>
-      </w:r>
-      <w:proofErr w:type="spellEnd"/>
-      <w:r>
-        <w:t xml:space="preserve"> by Muhammed Zafar Iqbal.</w:t>
-      </w:r>
-      <w:bookmarkEnd w:id="164"/>
+        <w:t xml:space="preserve"> segmentation on 24 pages form the </w:t>
+      </w:r>
+      <w:r>
+        <w:t>printed dataset</w:t>
+      </w:r>
+      <w:r>
+        <w:t>.</w:t>
+      </w:r>
+      <w:bookmarkEnd w:id="167"/>
     </w:p>
     <w:p>
       <w:pPr>
@@ -27242,25 +27301,25 @@
       <w:pPr>
         <w:pStyle w:val="CSEF"/>
       </w:pPr>
-      <w:bookmarkStart w:id="165" w:name="_Toc44941317"/>
+      <w:bookmarkStart w:id="168" w:name="_Toc44941317"/>
       <w:r>
         <w:t>Figure 4.10:</w:t>
       </w:r>
       <w:r>
         <w:t xml:space="preserve"> Series1 shows line segmentation, series2 shows word segmentation and series3 shows character segmentation.</w:t>
       </w:r>
+      <w:bookmarkEnd w:id="168"/>
+    </w:p>
+    <w:p>
+      <w:pPr>
+        <w:pStyle w:val="Heading3"/>
+      </w:pPr>
+      <w:bookmarkStart w:id="169" w:name="_Toc44966965"/>
+      <w:r>
+        <w:t>Summary</w:t>
+      </w:r>
       <w:bookmarkEnd w:id="165"/>
-    </w:p>
-    <w:p>
-      <w:pPr>
-        <w:pStyle w:val="Heading3"/>
-      </w:pPr>
-      <w:bookmarkStart w:id="166" w:name="_Toc44941293"/>
-      <w:r>
-        <w:t>Summary</w:t>
-      </w:r>
-      <w:bookmarkEnd w:id="163"/>
-      <w:bookmarkEnd w:id="166"/>
+      <w:bookmarkEnd w:id="169"/>
     </w:p>
     <w:p>
       <w:pPr>
@@ -27289,8 +27348,8 @@
           <w:szCs w:val="28"/>
         </w:rPr>
       </w:pPr>
-      <w:bookmarkStart w:id="167" w:name="_Toc355199965"/>
-      <w:bookmarkStart w:id="168" w:name="_Toc357950295"/>
+      <w:bookmarkStart w:id="170" w:name="_Toc355199965"/>
+      <w:bookmarkStart w:id="171" w:name="_Toc357950295"/>
       <w:r>
         <w:br w:type="page"/>
       </w:r>
@@ -27299,34 +27358,34 @@
       <w:pPr>
         <w:pStyle w:val="Heading2"/>
       </w:pPr>
-      <w:bookmarkStart w:id="169" w:name="_Toc44941294"/>
+      <w:bookmarkStart w:id="172" w:name="_Toc44966966"/>
       <w:r>
         <w:lastRenderedPageBreak/>
         <w:t>Chapter 5</w:t>
       </w:r>
-      <w:bookmarkEnd w:id="167"/>
-      <w:bookmarkEnd w:id="168"/>
-      <w:bookmarkEnd w:id="169"/>
-    </w:p>
-    <w:p>
-      <w:pPr>
-        <w:pStyle w:val="Heading2"/>
-      </w:pPr>
-      <w:bookmarkStart w:id="170" w:name="_Toc355199966"/>
-      <w:bookmarkStart w:id="171" w:name="_Toc357950296"/>
-      <w:bookmarkStart w:id="172" w:name="_Toc44941295"/>
-      <w:r>
-        <w:t xml:space="preserve">Discussions and </w:t>
-      </w:r>
-      <w:r>
-        <w:t>Conclusion</w:t>
-      </w:r>
       <w:bookmarkEnd w:id="170"/>
-      <w:r>
-        <w:t>s</w:t>
-      </w:r>
       <w:bookmarkEnd w:id="171"/>
       <w:bookmarkEnd w:id="172"/>
+    </w:p>
+    <w:p>
+      <w:pPr>
+        <w:pStyle w:val="Heading2"/>
+      </w:pPr>
+      <w:bookmarkStart w:id="173" w:name="_Toc355199966"/>
+      <w:bookmarkStart w:id="174" w:name="_Toc357950296"/>
+      <w:bookmarkStart w:id="175" w:name="_Toc44966967"/>
+      <w:r>
+        <w:t xml:space="preserve">Discussions and </w:t>
+      </w:r>
+      <w:r>
+        <w:t>Conclusion</w:t>
+      </w:r>
+      <w:bookmarkEnd w:id="173"/>
+      <w:r>
+        <w:t>s</w:t>
+      </w:r>
+      <w:bookmarkEnd w:id="174"/>
+      <w:bookmarkEnd w:id="175"/>
     </w:p>
     <w:p>
       <w:pPr>
@@ -27354,93 +27413,93 @@
       <w:pPr>
         <w:pStyle w:val="Heading3"/>
       </w:pPr>
-      <w:bookmarkStart w:id="173" w:name="_Toc355199967"/>
+      <w:bookmarkStart w:id="176" w:name="_Toc355199967"/>
       <w:r>
         <w:t xml:space="preserve">  </w:t>
       </w:r>
-      <w:bookmarkStart w:id="174" w:name="_Toc357950297"/>
-      <w:bookmarkStart w:id="175" w:name="_Toc44941296"/>
+      <w:bookmarkStart w:id="177" w:name="_Toc357950297"/>
+      <w:bookmarkStart w:id="178" w:name="_Toc44966968"/>
       <w:r>
         <w:t>Discussion</w:t>
       </w:r>
-      <w:bookmarkEnd w:id="173"/>
+      <w:bookmarkEnd w:id="176"/>
       <w:r>
         <w:t>s</w:t>
       </w:r>
-      <w:bookmarkEnd w:id="174"/>
-      <w:bookmarkEnd w:id="175"/>
-    </w:p>
-    <w:p>
-      <w:pPr>
-        <w:pStyle w:val="CSET"/>
-      </w:pPr>
-      <w:r>
-        <w:t xml:space="preserve">A methodology for the segmentation of Bengali contents has been introduced in this paper. </w:t>
-      </w:r>
-      <w:r>
-        <w:t>The a</w:t>
-      </w:r>
-      <w:r>
-        <w:t xml:space="preserve">pproach proposed from the earliest starting point of checking a text image to convert it into </w:t>
-      </w:r>
-      <w:r>
-        <w:t xml:space="preserve">a </w:t>
-      </w:r>
-      <w:r>
-        <w:t xml:space="preserve">binary image, noise removal, skew angle correction, line </w:t>
-      </w:r>
-      <w:r>
-        <w:t xml:space="preserve">segmentation, word segmentation, </w:t>
-      </w:r>
-      <w:r>
-        <w:t>and ch</w:t>
-      </w:r>
-      <w:r>
-        <w:t xml:space="preserve">aracter segmentation. It is a </w:t>
-      </w:r>
-      <w:r>
-        <w:t xml:space="preserve">difficult task in the character segmentation part when two characters are in some joined together. Our main motive of this work is to segment Bengali characters from </w:t>
-      </w:r>
-      <w:r>
-        <w:t xml:space="preserve">the </w:t>
-      </w:r>
-      <w:r>
-        <w:t>text image. To segment Bengali characters, we have performed line segmentation, word segmentation</w:t>
-      </w:r>
-      <w:r>
-        <w:t>,</w:t>
-      </w:r>
-      <w:r>
-        <w:t xml:space="preserve"> and character segmentation. Our line segmentation works almost properly, our word segmentation also works with very little errors and our character segmentation works with some er</w:t>
-      </w:r>
-      <w:r>
-        <w:t xml:space="preserve">rors. This chapter contains an </w:t>
-      </w:r>
-      <w:r>
-        <w:t>overview of our work and the future recommendation of this work.</w:t>
-      </w:r>
-    </w:p>
-    <w:p>
-      <w:pPr>
-        <w:pStyle w:val="CSET"/>
-      </w:pPr>
-    </w:p>
-    <w:p>
-      <w:pPr>
-        <w:pStyle w:val="Heading3"/>
-      </w:pPr>
-      <w:bookmarkStart w:id="176" w:name="_Toc355199968"/>
-      <w:r>
-        <w:t xml:space="preserve">  </w:t>
-      </w:r>
-      <w:bookmarkStart w:id="177" w:name="_Toc357950298"/>
-      <w:bookmarkStart w:id="178" w:name="_Toc44941297"/>
-      <w:r>
-        <w:t>Suggestion for future Work</w:t>
-      </w:r>
-      <w:bookmarkEnd w:id="176"/>
       <w:bookmarkEnd w:id="177"/>
       <w:bookmarkEnd w:id="178"/>
+    </w:p>
+    <w:p>
+      <w:pPr>
+        <w:pStyle w:val="CSET"/>
+      </w:pPr>
+      <w:r>
+        <w:t xml:space="preserve">A methodology for the segmentation of Bengali contents has been introduced in this paper. </w:t>
+      </w:r>
+      <w:r>
+        <w:t>The a</w:t>
+      </w:r>
+      <w:r>
+        <w:t xml:space="preserve">pproach proposed from the earliest starting point of checking a text image to convert it into </w:t>
+      </w:r>
+      <w:r>
+        <w:t xml:space="preserve">a </w:t>
+      </w:r>
+      <w:r>
+        <w:t xml:space="preserve">binary image, noise removal, skew angle correction, line </w:t>
+      </w:r>
+      <w:r>
+        <w:t xml:space="preserve">segmentation, word segmentation, </w:t>
+      </w:r>
+      <w:r>
+        <w:t>and ch</w:t>
+      </w:r>
+      <w:r>
+        <w:t xml:space="preserve">aracter segmentation. It is a </w:t>
+      </w:r>
+      <w:r>
+        <w:t xml:space="preserve">difficult task in the character segmentation part when two characters are in some joined together. Our main motive of this work is to segment Bengali characters from </w:t>
+      </w:r>
+      <w:r>
+        <w:t xml:space="preserve">the </w:t>
+      </w:r>
+      <w:r>
+        <w:t>text image. To segment Bengali characters, we have performed line segmentation, word segmentation</w:t>
+      </w:r>
+      <w:r>
+        <w:t>,</w:t>
+      </w:r>
+      <w:r>
+        <w:t xml:space="preserve"> and character segmentation. Our line segmentation works almost properly, our word segmentation also works with very little errors and our character segmentation works with some er</w:t>
+      </w:r>
+      <w:r>
+        <w:t xml:space="preserve">rors. This chapter contains an </w:t>
+      </w:r>
+      <w:r>
+        <w:t>overview of our work and the future recommendation of this work.</w:t>
+      </w:r>
+    </w:p>
+    <w:p>
+      <w:pPr>
+        <w:pStyle w:val="CSET"/>
+      </w:pPr>
+    </w:p>
+    <w:p>
+      <w:pPr>
+        <w:pStyle w:val="Heading3"/>
+      </w:pPr>
+      <w:bookmarkStart w:id="179" w:name="_Toc355199968"/>
+      <w:r>
+        <w:t xml:space="preserve">  </w:t>
+      </w:r>
+      <w:bookmarkStart w:id="180" w:name="_Toc357950298"/>
+      <w:bookmarkStart w:id="181" w:name="_Toc44966969"/>
+      <w:r>
+        <w:t>Suggestion for future Work</w:t>
+      </w:r>
+      <w:bookmarkEnd w:id="179"/>
+      <w:bookmarkEnd w:id="180"/>
+      <w:bookmarkEnd w:id="181"/>
     </w:p>
     <w:p>
       <w:pPr>
@@ -27598,22 +27657,22 @@
       <w:pPr>
         <w:pStyle w:val="Heading3"/>
       </w:pPr>
-      <w:bookmarkStart w:id="179" w:name="_Toc355199971"/>
+      <w:bookmarkStart w:id="182" w:name="_Toc355199971"/>
       <w:r>
         <w:lastRenderedPageBreak/>
         <w:t xml:space="preserve">  </w:t>
       </w:r>
-      <w:bookmarkStart w:id="180" w:name="_Toc357950301"/>
-      <w:bookmarkStart w:id="181" w:name="_Toc44941298"/>
+      <w:bookmarkStart w:id="183" w:name="_Toc357950301"/>
+      <w:bookmarkStart w:id="184" w:name="_Toc44966970"/>
       <w:r>
         <w:t>Conclusion</w:t>
       </w:r>
-      <w:bookmarkEnd w:id="179"/>
+      <w:bookmarkEnd w:id="182"/>
       <w:r>
         <w:t>s</w:t>
       </w:r>
-      <w:bookmarkEnd w:id="180"/>
-      <w:bookmarkEnd w:id="181"/>
+      <w:bookmarkEnd w:id="183"/>
+      <w:bookmarkEnd w:id="184"/>
     </w:p>
     <w:p>
       <w:pPr>
@@ -27676,7 +27735,7 @@
           <w:szCs w:val="28"/>
         </w:rPr>
       </w:pPr>
-      <w:bookmarkStart w:id="182" w:name="_Toc357950302"/>
+      <w:bookmarkStart w:id="185" w:name="_Toc357950302"/>
       <w:r>
         <w:br w:type="page"/>
       </w:r>
@@ -27685,13 +27744,13 @@
       <w:pPr>
         <w:pStyle w:val="Heading2"/>
       </w:pPr>
-      <w:bookmarkStart w:id="183" w:name="_Toc44941299"/>
+      <w:bookmarkStart w:id="186" w:name="_Toc44966971"/>
       <w:r>
         <w:lastRenderedPageBreak/>
         <w:t>REFERENCES</w:t>
       </w:r>
-      <w:bookmarkEnd w:id="182"/>
-      <w:bookmarkEnd w:id="183"/>
+      <w:bookmarkEnd w:id="185"/>
+      <w:bookmarkEnd w:id="186"/>
     </w:p>
     <w:p>
       <w:pPr>
@@ -27710,8 +27769,8 @@
           <w:sz w:val="24"/>
         </w:rPr>
       </w:pPr>
-      <w:bookmarkStart w:id="184" w:name="_Toc355199972"/>
-      <w:bookmarkStart w:id="185" w:name="_Toc357950303"/>
+      <w:bookmarkStart w:id="187" w:name="_Toc355199972"/>
+      <w:bookmarkStart w:id="188" w:name="_Toc357950303"/>
       <w:r>
         <w:rPr>
           <w:rFonts w:ascii="Times New Roman" w:hAnsi="Times New Roman" w:cs="Times New Roman"/>
@@ -29621,9 +29680,9 @@
         </w:rPr>
         <w:t>, Ph.D. Thesis, University of Bristol, November 1987.</w:t>
       </w:r>
-      <w:bookmarkEnd w:id="5"/>
-      <w:bookmarkEnd w:id="184"/>
-      <w:bookmarkEnd w:id="185"/>
+      <w:bookmarkEnd w:id="6"/>
+      <w:bookmarkEnd w:id="187"/>
+      <w:bookmarkEnd w:id="188"/>
     </w:p>
     <w:sectPr>
       <w:footerReference w:type="default" r:id="rId37"/>
@@ -33858,6 +33917,7 @@
     <w:rsid w:val="005865D5"/>
     <w:rsid w:val="006646BB"/>
     <w:rsid w:val="00691AAB"/>
+    <w:rsid w:val="006C64D4"/>
     <w:rsid w:val="007319FE"/>
     <w:rsid w:val="00847EA7"/>
     <w:rsid w:val="0088533E"/>

--- a/book/p-book1.docx
+++ b/book/p-book1.docx
@@ -76,6 +76,7 @@
           <w:docPart w:val="51650C0D7127476D83C412A1597C808E"/>
         </w:placeholder>
       </w:sdtPr>
+      <w:sdtEndPr/>
       <w:sdtContent>
         <w:sdt>
           <w:sdtPr>
@@ -94,6 +95,7 @@
               <w:docPart w:val="51650C0D7127476D83C412A1597C808E"/>
             </w:placeholder>
           </w:sdtPr>
+          <w:sdtEndPr/>
           <w:sdtContent>
             <w:p>
               <w:pPr>
@@ -125,6 +127,7 @@
                     <w:docPart w:val="51650C0D7127476D83C412A1597C808E"/>
                   </w:placeholder>
                 </w:sdtPr>
+                <w:sdtEndPr/>
                 <w:sdtContent>
                   <w:sdt>
                     <w:sdtPr>
@@ -145,6 +148,7 @@
                         <w:listItem w:displayText="Project" w:value="Project"/>
                       </w:dropDownList>
                     </w:sdtPr>
+                    <w:sdtEndPr/>
                     <w:sdtContent>
                       <w:r>
                         <w:rPr>
@@ -447,6 +451,7 @@
           <w:docPart w:val="FE5963AFA4964A4F85445E168B7BD8C8"/>
         </w:placeholder>
       </w:sdtPr>
+      <w:sdtEndPr/>
       <w:sdtContent>
         <w:p>
           <w:pPr>
@@ -480,6 +485,11 @@
           <w:docPart w:val="FE5963AFA4964A4F85445E168B7BD8C8"/>
         </w:placeholder>
       </w:sdtPr>
+      <w:sdtEndPr>
+        <w:rPr>
+          <w:rStyle w:val="TNR14B"/>
+        </w:rPr>
+      </w:sdtEndPr>
       <w:sdtContent>
         <w:p>
           <w:pPr>
@@ -536,6 +546,7 @@
           <w:listItem w:displayText="Department Director" w:value="Department Director"/>
         </w:dropDownList>
       </w:sdtPr>
+      <w:sdtEndPr/>
       <w:sdtContent>
         <w:p>
           <w:pPr>
@@ -745,6 +756,7 @@
             <w:listItem w:displayText="Fall" w:value="Fall"/>
           </w:comboBox>
         </w:sdtPr>
+        <w:sdtEndPr/>
         <w:sdtContent>
           <w:r>
             <w:rPr>
@@ -789,6 +801,7 @@
             <w:listItem w:displayText="2023" w:value="2023"/>
           </w:dropDownList>
         </w:sdtPr>
+        <w:sdtEndPr/>
         <w:sdtContent>
           <w:r>
             <w:rPr>
@@ -835,6 +848,11 @@
         <w:tag w:val="THESIS TITLE"/>
         <w:id w:val="-1181813698"/>
       </w:sdtPr>
+      <w:sdtEndPr>
+        <w:rPr>
+          <w:rStyle w:val="Style1"/>
+        </w:rPr>
+      </w:sdtEndPr>
       <w:sdtContent>
         <w:p>
           <w:pPr>
@@ -900,6 +918,7 @@
             <w:listItem w:displayText="Project" w:value="Project"/>
           </w:dropDownList>
         </w:sdtPr>
+        <w:sdtEndPr/>
         <w:sdtContent>
           <w:r>
             <w:rPr>
@@ -1307,6 +1326,7 @@
             <w:listItem w:displayText="Fall" w:value="Fall"/>
           </w:dropDownList>
         </w:sdtPr>
+        <w:sdtEndPr/>
         <w:sdtContent>
           <w:r>
             <w:rPr>
@@ -1348,6 +1368,7 @@
             <w:listItem w:displayText="2020" w:value="2020"/>
           </w:dropDownList>
         </w:sdtPr>
+        <w:sdtEndPr/>
         <w:sdtContent>
           <w:r>
             <w:rPr>
@@ -1505,6 +1526,11 @@
             <w:docPart w:val="5C6EBB5200094447AE8A07713B8B59AB"/>
           </w:placeholder>
         </w:sdtPr>
+        <w:sdtEndPr>
+          <w:rPr>
+            <w:rStyle w:val="AIUBTChar"/>
+          </w:rPr>
+        </w:sdtEndPr>
         <w:sdtContent>
           <w:sdt>
             <w:sdtPr>
@@ -1523,6 +1549,11 @@
                 <w:listItem w:displayText="project" w:value="project"/>
               </w:dropDownList>
             </w:sdtPr>
+            <w:sdtEndPr>
+              <w:rPr>
+                <w:rStyle w:val="AIUBTChar"/>
+              </w:rPr>
+            </w:sdtEndPr>
             <w:sdtContent>
               <w:r>
                 <w:rPr>
@@ -1927,6 +1958,11 @@
           </w:placeholder>
           <w:text/>
         </w:sdtPr>
+        <w:sdtEndPr>
+          <w:rPr>
+            <w:rStyle w:val="Style2"/>
+          </w:rPr>
+        </w:sdtEndPr>
         <w:sdtContent>
           <w:r>
             <w:rPr>
@@ -2224,6 +2260,11 @@
               </w:placeholder>
               <w:text/>
             </w:sdtPr>
+            <w:sdtEndPr>
+              <w:rPr>
+                <w:rStyle w:val="TNR12B"/>
+              </w:rPr>
+            </w:sdtEndPr>
             <w:sdtContent>
               <w:p>
                 <w:pPr>
@@ -2267,6 +2308,7 @@
                 <w:listItem w:displayText="Head of the Department" w:value="Head of the Department"/>
               </w:dropDownList>
             </w:sdtPr>
+            <w:sdtEndPr/>
             <w:sdtContent>
               <w:p>
                 <w:pPr>
@@ -2403,6 +2445,11 @@
               </w:placeholder>
               <w:text/>
             </w:sdtPr>
+            <w:sdtEndPr>
+              <w:rPr>
+                <w:rStyle w:val="TNR12B"/>
+              </w:rPr>
+            </w:sdtEndPr>
             <w:sdtContent>
               <w:p>
                 <w:pPr>
@@ -2447,6 +2494,7 @@
                 <w:listItem w:displayText="Head of the Department" w:value="Head of the Department"/>
               </w:dropDownList>
             </w:sdtPr>
+            <w:sdtEndPr/>
             <w:sdtContent>
               <w:p>
                 <w:pPr>
@@ -2572,6 +2620,7 @@
         </w:rPr>
         <w:id w:val="695889684"/>
       </w:sdtPr>
+      <w:sdtEndPr/>
       <w:sdtContent>
         <w:p>
           <w:pPr>
@@ -12022,60 +12071,72 @@
         <w:t>Table 2.1: A short OCR chronology</w:t>
       </w:r>
       <w:r>
-        <w:t>……………………………………</w:t>
+        <w:t>………………………………………</w:t>
+      </w:r>
+      <w:r>
+        <w:t>..</w:t>
+      </w:r>
+      <w:r>
+        <w:t>……….11</w:t>
+      </w:r>
+    </w:p>
+    <w:p>
+      <w:pPr>
+        <w:pStyle w:val="TableofFigures"/>
+      </w:pPr>
+      <w:r>
+        <w:t xml:space="preserve">Table </w:t>
+      </w:r>
+      <w:r>
+        <w:t>4.</w:t>
+      </w:r>
+      <w:r>
+        <w:t>1: Line segmentation result</w:t>
+      </w:r>
+      <w:r>
+        <w:t>……………………………………………….41</w:t>
+      </w:r>
+    </w:p>
+    <w:p>
+      <w:pPr>
+        <w:pStyle w:val="TableofFigures"/>
+      </w:pPr>
+      <w:r>
+        <w:t xml:space="preserve">Table </w:t>
+      </w:r>
+      <w:r>
+        <w:t>4.</w:t>
+      </w:r>
+      <w:r>
+        <w:t>2: Word segmentation result</w:t>
+      </w:r>
+      <w:r>
+        <w:t>…………………………………………..…42</w:t>
+      </w:r>
+    </w:p>
+    <w:p>
+      <w:pPr>
+        <w:pStyle w:val="TableofFigures"/>
+      </w:pPr>
+      <w:r>
+        <w:t xml:space="preserve">Table </w:t>
+      </w:r>
+      <w:r>
+        <w:t>4.</w:t>
+      </w:r>
+      <w:r>
+        <w:t>3: Character Segmentation result</w:t>
+      </w:r>
+      <w:r>
+        <w:t>…………………………………</w:t>
       </w:r>
       <w:proofErr w:type="gramStart"/>
       <w:r>
-        <w:t>…</w:t>
-      </w:r>
-      <w:r>
-        <w:t>..</w:t>
+        <w:t>…..</w:t>
       </w:r>
       <w:proofErr w:type="gramEnd"/>
       <w:r>
-        <w:t>……….11</w:t>
-      </w:r>
-    </w:p>
-    <w:p>
-      <w:pPr>
-        <w:pStyle w:val="TableofFigures"/>
-      </w:pPr>
-      <w:r>
-        <w:t xml:space="preserve">Table </w:t>
-      </w:r>
-      <w:r>
-        <w:t>4.</w:t>
-      </w:r>
-      <w:r>
-        <w:t>1: Line segmentation result</w:t>
-      </w:r>
-      <w:r>
-        <w:t>……………………………………………….41</w:t>
-      </w:r>
-    </w:p>
-    <w:p>
-      <w:pPr>
-        <w:pStyle w:val="TableofFigures"/>
-      </w:pPr>
-      <w:r>
-        <w:t xml:space="preserve">Table </w:t>
-      </w:r>
-      <w:r>
-        <w:t>4.</w:t>
-      </w:r>
-      <w:r>
-        <w:t>2: Word segmentation result</w:t>
-      </w:r>
-      <w:r>
-        <w:t>………………………………………</w:t>
-      </w:r>
-      <w:proofErr w:type="gramStart"/>
-      <w:r>
-        <w:t>…..</w:t>
-      </w:r>
-      <w:proofErr w:type="gramEnd"/>
-      <w:r>
-        <w:t>…42</w:t>
+        <w:t>43</w:t>
       </w:r>
     </w:p>
     <w:p>
@@ -12087,16 +12148,27 @@
         </w:rPr>
       </w:pPr>
       <w:r>
-        <w:t xml:space="preserve">Table </w:t>
-      </w:r>
-      <w:r>
-        <w:t>4.</w:t>
-      </w:r>
-      <w:r>
-        <w:t>3: Character Segmentation result</w:t>
-      </w:r>
-      <w:r>
-        <w:t>…………………………………</w:t>
+        <w:t>Table 4.4: Overall accuracy of printed script</w:t>
+      </w:r>
+      <w:r>
+        <w:t>………………….…………….44</w:t>
+      </w:r>
+    </w:p>
+    <w:p>
+      <w:pPr>
+        <w:pStyle w:val="TableofFigures"/>
+      </w:pPr>
+      <w:r>
+        <w:t>Table 4.</w:t>
+      </w:r>
+      <w:r>
+        <w:t>5</w:t>
+      </w:r>
+      <w:r>
+        <w:t>: Line Segmentation result of printed script</w:t>
+      </w:r>
+      <w:r>
+        <w:t>…………………</w:t>
       </w:r>
       <w:proofErr w:type="gramStart"/>
       <w:r>
@@ -12104,7 +12176,7 @@
       </w:r>
       <w:proofErr w:type="gramEnd"/>
       <w:r>
-        <w:t>43</w:t>
+        <w:t>45</w:t>
       </w:r>
     </w:p>
     <w:p>
@@ -12112,18 +12184,16 @@
         <w:pStyle w:val="TableofFigures"/>
       </w:pPr>
       <w:r>
-        <w:t>Table 4.4: Line Segmentation result of printed script</w:t>
-      </w:r>
-      <w:r>
-        <w:t>…………………</w:t>
-      </w:r>
-      <w:proofErr w:type="gramStart"/>
-      <w:r>
-        <w:t>…..</w:t>
-      </w:r>
-      <w:proofErr w:type="gramEnd"/>
-      <w:r>
-        <w:t>45</w:t>
+        <w:t>Table 4.</w:t>
+      </w:r>
+      <w:r>
+        <w:t>6</w:t>
+      </w:r>
+      <w:r>
+        <w:t>: Word Segmentation result of printed script</w:t>
+      </w:r>
+      <w:r>
+        <w:t>…………………...45</w:t>
       </w:r>
     </w:p>
     <w:p>
@@ -12131,10 +12201,16 @@
         <w:pStyle w:val="TableofFigures"/>
       </w:pPr>
       <w:r>
-        <w:t>Table 4.5: Word Segmentation result of printed script</w:t>
-      </w:r>
-      <w:r>
-        <w:t>…………………...45</w:t>
+        <w:t>Table 4.</w:t>
+      </w:r>
+      <w:r>
+        <w:t>7</w:t>
+      </w:r>
+      <w:r>
+        <w:t>: Character Segmentation result of printed script</w:t>
+      </w:r>
+      <w:r>
+        <w:t>………...…46</w:t>
       </w:r>
     </w:p>
     <w:p>
@@ -12142,21 +12218,25 @@
         <w:pStyle w:val="TableofFigures"/>
       </w:pPr>
       <w:r>
-        <w:t>Table 4.6: Character Segmentation result of printed script</w:t>
-      </w:r>
-      <w:r>
-        <w:t>………...…46</w:t>
-      </w:r>
-    </w:p>
-    <w:p>
-      <w:pPr>
-        <w:pStyle w:val="TableofFigures"/>
-      </w:pPr>
-      <w:r>
-        <w:t>Table 4.6: Overall accuracy</w:t>
-      </w:r>
-      <w:r>
-        <w:t>………………………………………………………….47</w:t>
+        <w:t>Table 4.</w:t>
+      </w:r>
+      <w:r>
+        <w:t>8</w:t>
+      </w:r>
+      <w:r>
+        <w:t>: Overall accuracy</w:t>
+      </w:r>
+      <w:r>
+        <w:t xml:space="preserve"> of HANDWRITTEN SCRIPT </w:t>
+      </w:r>
+      <w:r>
+        <w:t>……………………</w:t>
+      </w:r>
+      <w:r>
+        <w:t>...</w:t>
+      </w:r>
+      <w:r>
+        <w:t>.47</w:t>
       </w:r>
     </w:p>
     <w:p>
@@ -12198,20 +12278,6 @@
         </w:rPr>
         <w:fldChar w:fldCharType="end"/>
       </w:r>
-    </w:p>
-    <w:p>
-      <w:pPr>
-        <w:spacing w:line="360" w:lineRule="auto"/>
-        <w:jc w:val="center"/>
-        <w:rPr>
-          <w:rFonts w:cs="Times New Roman"/>
-          <w:b/>
-          <w:noProof/>
-          <w:sz w:val="32"/>
-          <w:szCs w:val="32"/>
-          <w:u w:val="single"/>
-        </w:rPr>
-      </w:pPr>
     </w:p>
     <w:p>
       <w:pPr>
@@ -19276,12 +19342,12 @@
         <w:lastRenderedPageBreak/>
         <w:t xml:space="preserve">  </w:t>
       </w:r>
-      <w:bookmarkStart w:id="167" w:name="_Toc357950294"/>
-      <w:bookmarkStart w:id="168" w:name="_Toc44980709"/>
+      <w:bookmarkStart w:id="167" w:name="_Toc44980709"/>
+      <w:bookmarkStart w:id="168" w:name="_Toc357950294"/>
       <w:r>
         <w:t>Accuracy</w:t>
       </w:r>
-      <w:bookmarkEnd w:id="168"/>
+      <w:bookmarkEnd w:id="167"/>
     </w:p>
     <w:p>
       <w:pPr>
@@ -27231,41 +27297,19 @@
         <w:pStyle w:val="CSET"/>
       </w:pPr>
       <w:r>
-        <w:t xml:space="preserve">In figure 4.10 we plotted the full result of our system </w:t>
-      </w:r>
-      <w:r>
-        <w:t>that we obtained from the character segmentation on 24 pages form the</w:t>
-      </w:r>
-      <w:r>
-        <w:t xml:space="preserve"> printed </w:t>
-      </w:r>
-      <w:proofErr w:type="spellStart"/>
-      <w:r>
-        <w:t>datadet</w:t>
-      </w:r>
-      <w:proofErr w:type="spellEnd"/>
-      <w:r>
-        <w:t>.</w:t>
-      </w:r>
-    </w:p>
-    <w:p>
-      <w:pPr>
-        <w:pStyle w:val="CSET"/>
-      </w:pPr>
-      <w:r>
         <w:rPr>
           <w:noProof/>
         </w:rPr>
         <w:drawing>
-          <wp:anchor distT="0" distB="0" distL="114300" distR="114300" simplePos="0" relativeHeight="251661312" behindDoc="0" locked="0" layoutInCell="1" allowOverlap="1" wp14:anchorId="25B7FEE4" wp14:editId="71218A50">
+          <wp:anchor distT="0" distB="0" distL="114300" distR="114300" simplePos="0" relativeHeight="251657216" behindDoc="0" locked="0" layoutInCell="1" allowOverlap="1" wp14:anchorId="25B7FEE4" wp14:editId="4E242F4A">
             <wp:simplePos x="0" y="0"/>
             <wp:positionH relativeFrom="column">
-              <wp:posOffset>0</wp:posOffset>
+              <wp:posOffset>333375</wp:posOffset>
             </wp:positionH>
             <wp:positionV relativeFrom="paragraph">
-              <wp:posOffset>177165</wp:posOffset>
+              <wp:posOffset>737235</wp:posOffset>
             </wp:positionV>
-            <wp:extent cx="5944235" cy="3474720"/>
+            <wp:extent cx="5280025" cy="3086100"/>
             <wp:effectExtent l="0" t="0" r="0" b="0"/>
             <wp:wrapTopAndBottom/>
             <wp:docPr id="3" name="Picture 3"/>
@@ -27297,7 +27341,7 @@
                   <pic:spPr bwMode="auto">
                     <a:xfrm>
                       <a:off x="0" y="0"/>
-                      <a:ext cx="5944235" cy="3474720"/>
+                      <a:ext cx="5280025" cy="3086100"/>
                     </a:xfrm>
                     <a:prstGeom prst="rect">
                       <a:avLst/>
@@ -27307,9 +27351,37 @@
                 </pic:pic>
               </a:graphicData>
             </a:graphic>
+            <wp14:sizeRelH relativeFrom="margin">
+              <wp14:pctWidth>0</wp14:pctWidth>
+            </wp14:sizeRelH>
+            <wp14:sizeRelV relativeFrom="margin">
+              <wp14:pctHeight>0</wp14:pctHeight>
+            </wp14:sizeRelV>
           </wp:anchor>
         </w:drawing>
       </w:r>
+      <w:r>
+        <w:t xml:space="preserve">In figure 4.10 we plotted the full result of our system </w:t>
+      </w:r>
+      <w:r>
+        <w:t>that we obtained from the character segmentation on 24 pages form the</w:t>
+      </w:r>
+      <w:r>
+        <w:t xml:space="preserve"> printed </w:t>
+      </w:r>
+      <w:proofErr w:type="spellStart"/>
+      <w:r>
+        <w:t>datadet</w:t>
+      </w:r>
+      <w:proofErr w:type="spellEnd"/>
+      <w:r>
+        <w:t>.</w:t>
+      </w:r>
+    </w:p>
+    <w:p>
+      <w:pPr>
+        <w:pStyle w:val="CSET"/>
+      </w:pPr>
     </w:p>
     <w:p>
       <w:pPr>
@@ -27328,49 +27400,583 @@
       <w:pPr>
         <w:pStyle w:val="CSEF"/>
       </w:pPr>
-    </w:p>
+      <w:bookmarkStart w:id="172" w:name="_Hlk44982059"/>
+      <w:r>
+        <w:t>Table 4.</w:t>
+      </w:r>
+      <w:r>
+        <w:t>4</w:t>
+      </w:r>
+      <w:r>
+        <w:t xml:space="preserve">: Overall accuracy of </w:t>
+      </w:r>
+      <w:r>
+        <w:t>printed</w:t>
+      </w:r>
+      <w:r>
+        <w:t xml:space="preserve"> script.</w:t>
+      </w:r>
+    </w:p>
+    <w:tbl>
+      <w:tblPr>
+        <w:tblStyle w:val="TableGrid5"/>
+        <w:tblW w:w="0" w:type="auto"/>
+        <w:tblInd w:w="0" w:type="dxa"/>
+        <w:tblLook w:val="04A0" w:firstRow="1" w:lastRow="0" w:firstColumn="1" w:lastColumn="0" w:noHBand="0" w:noVBand="1"/>
+      </w:tblPr>
+      <w:tblGrid>
+        <w:gridCol w:w="3192"/>
+        <w:gridCol w:w="3192"/>
+        <w:gridCol w:w="3192"/>
+      </w:tblGrid>
+      <w:tr>
+        <w:tc>
+          <w:tcPr>
+            <w:tcW w:w="3192" w:type="dxa"/>
+            <w:tcBorders>
+              <w:top w:val="single" w:sz="4" w:space="0" w:color="000000"/>
+              <w:left w:val="single" w:sz="4" w:space="0" w:color="000000"/>
+              <w:bottom w:val="single" w:sz="4" w:space="0" w:color="000000"/>
+              <w:right w:val="single" w:sz="4" w:space="0" w:color="000000"/>
+            </w:tcBorders>
+            <w:hideMark/>
+          </w:tcPr>
+          <w:bookmarkEnd w:id="172"/>
+          <w:p>
+            <w:pPr>
+              <w:spacing w:after="0" w:line="240" w:lineRule="auto"/>
+              <w:jc w:val="center"/>
+              <w:rPr>
+                <w:rFonts w:ascii="Times New Roman" w:hAnsi="Times New Roman"/>
+                <w:b/>
+                <w:sz w:val="24"/>
+                <w:szCs w:val="24"/>
+              </w:rPr>
+            </w:pPr>
+            <w:r>
+              <w:rPr>
+                <w:rFonts w:ascii="Times New Roman" w:hAnsi="Times New Roman"/>
+                <w:b/>
+                <w:sz w:val="24"/>
+                <w:szCs w:val="24"/>
+              </w:rPr>
+              <w:t xml:space="preserve">Types of </w:t>
+            </w:r>
+          </w:p>
+          <w:p>
+            <w:pPr>
+              <w:spacing w:after="0" w:line="240" w:lineRule="auto"/>
+              <w:jc w:val="center"/>
+              <w:rPr>
+                <w:rFonts w:ascii="Times New Roman" w:hAnsi="Times New Roman"/>
+                <w:b/>
+                <w:sz w:val="24"/>
+                <w:szCs w:val="24"/>
+              </w:rPr>
+            </w:pPr>
+            <w:r>
+              <w:rPr>
+                <w:rFonts w:ascii="Times New Roman" w:hAnsi="Times New Roman"/>
+                <w:b/>
+                <w:sz w:val="24"/>
+                <w:szCs w:val="24"/>
+              </w:rPr>
+              <w:t>Segmentation</w:t>
+            </w:r>
+          </w:p>
+        </w:tc>
+        <w:tc>
+          <w:tcPr>
+            <w:tcW w:w="3192" w:type="dxa"/>
+            <w:tcBorders>
+              <w:top w:val="single" w:sz="4" w:space="0" w:color="000000"/>
+              <w:left w:val="single" w:sz="4" w:space="0" w:color="000000"/>
+              <w:bottom w:val="single" w:sz="4" w:space="0" w:color="000000"/>
+              <w:right w:val="single" w:sz="4" w:space="0" w:color="000000"/>
+            </w:tcBorders>
+            <w:hideMark/>
+          </w:tcPr>
+          <w:p>
+            <w:pPr>
+              <w:spacing w:after="0" w:line="240" w:lineRule="auto"/>
+              <w:jc w:val="center"/>
+              <w:rPr>
+                <w:rFonts w:ascii="Times New Roman" w:hAnsi="Times New Roman"/>
+                <w:b/>
+                <w:sz w:val="24"/>
+                <w:szCs w:val="24"/>
+              </w:rPr>
+            </w:pPr>
+            <w:r>
+              <w:rPr>
+                <w:rFonts w:ascii="Times New Roman" w:hAnsi="Times New Roman"/>
+                <w:b/>
+                <w:sz w:val="24"/>
+                <w:szCs w:val="24"/>
+              </w:rPr>
+              <w:t xml:space="preserve">Best Accuracy </w:t>
+            </w:r>
+          </w:p>
+          <w:p>
+            <w:pPr>
+              <w:spacing w:after="0" w:line="240" w:lineRule="auto"/>
+              <w:jc w:val="center"/>
+              <w:rPr>
+                <w:rFonts w:ascii="Times New Roman" w:hAnsi="Times New Roman"/>
+                <w:b/>
+                <w:sz w:val="24"/>
+                <w:szCs w:val="24"/>
+              </w:rPr>
+            </w:pPr>
+            <w:r>
+              <w:rPr>
+                <w:rFonts w:ascii="Times New Roman" w:hAnsi="Times New Roman"/>
+                <w:b/>
+                <w:sz w:val="24"/>
+                <w:szCs w:val="24"/>
+              </w:rPr>
+              <w:t>(%)</w:t>
+            </w:r>
+          </w:p>
+        </w:tc>
+        <w:tc>
+          <w:tcPr>
+            <w:tcW w:w="3192" w:type="dxa"/>
+            <w:tcBorders>
+              <w:top w:val="single" w:sz="4" w:space="0" w:color="000000"/>
+              <w:left w:val="single" w:sz="4" w:space="0" w:color="000000"/>
+              <w:bottom w:val="single" w:sz="4" w:space="0" w:color="000000"/>
+              <w:right w:val="single" w:sz="4" w:space="0" w:color="000000"/>
+            </w:tcBorders>
+            <w:hideMark/>
+          </w:tcPr>
+          <w:p>
+            <w:pPr>
+              <w:spacing w:after="0" w:line="240" w:lineRule="auto"/>
+              <w:jc w:val="center"/>
+              <w:rPr>
+                <w:rFonts w:ascii="Times New Roman" w:hAnsi="Times New Roman"/>
+                <w:b/>
+                <w:sz w:val="24"/>
+                <w:szCs w:val="24"/>
+              </w:rPr>
+            </w:pPr>
+            <w:r>
+              <w:rPr>
+                <w:rFonts w:ascii="Times New Roman" w:hAnsi="Times New Roman"/>
+                <w:b/>
+                <w:sz w:val="24"/>
+                <w:szCs w:val="24"/>
+              </w:rPr>
+              <w:t xml:space="preserve">Average Accuracy </w:t>
+            </w:r>
+          </w:p>
+          <w:p>
+            <w:pPr>
+              <w:spacing w:after="0" w:line="240" w:lineRule="auto"/>
+              <w:jc w:val="center"/>
+              <w:rPr>
+                <w:rFonts w:ascii="Times New Roman" w:hAnsi="Times New Roman"/>
+                <w:b/>
+                <w:sz w:val="24"/>
+                <w:szCs w:val="24"/>
+              </w:rPr>
+            </w:pPr>
+            <w:r>
+              <w:rPr>
+                <w:rFonts w:ascii="Times New Roman" w:hAnsi="Times New Roman"/>
+                <w:b/>
+                <w:sz w:val="24"/>
+                <w:szCs w:val="24"/>
+              </w:rPr>
+              <w:t>(%)</w:t>
+            </w:r>
+          </w:p>
+        </w:tc>
+      </w:tr>
+      <w:tr>
+        <w:tc>
+          <w:tcPr>
+            <w:tcW w:w="3192" w:type="dxa"/>
+            <w:tcBorders>
+              <w:top w:val="single" w:sz="4" w:space="0" w:color="000000"/>
+              <w:left w:val="single" w:sz="4" w:space="0" w:color="000000"/>
+              <w:bottom w:val="single" w:sz="4" w:space="0" w:color="000000"/>
+              <w:right w:val="single" w:sz="4" w:space="0" w:color="000000"/>
+            </w:tcBorders>
+            <w:hideMark/>
+          </w:tcPr>
+          <w:p>
+            <w:pPr>
+              <w:spacing w:after="0" w:line="240" w:lineRule="auto"/>
+              <w:jc w:val="center"/>
+              <w:rPr>
+                <w:rFonts w:ascii="Times New Roman" w:hAnsi="Times New Roman"/>
+                <w:sz w:val="24"/>
+                <w:szCs w:val="24"/>
+              </w:rPr>
+            </w:pPr>
+            <w:r>
+              <w:rPr>
+                <w:rFonts w:ascii="Times New Roman" w:hAnsi="Times New Roman"/>
+                <w:sz w:val="24"/>
+                <w:szCs w:val="24"/>
+              </w:rPr>
+              <w:t xml:space="preserve">Line </w:t>
+            </w:r>
+          </w:p>
+          <w:p>
+            <w:pPr>
+              <w:spacing w:after="0" w:line="240" w:lineRule="auto"/>
+              <w:jc w:val="center"/>
+              <w:rPr>
+                <w:rFonts w:ascii="Times New Roman" w:hAnsi="Times New Roman"/>
+                <w:sz w:val="24"/>
+                <w:szCs w:val="24"/>
+              </w:rPr>
+            </w:pPr>
+            <w:r>
+              <w:rPr>
+                <w:rFonts w:ascii="Times New Roman" w:hAnsi="Times New Roman"/>
+                <w:sz w:val="24"/>
+                <w:szCs w:val="24"/>
+              </w:rPr>
+              <w:t>Segmentation</w:t>
+            </w:r>
+          </w:p>
+        </w:tc>
+        <w:tc>
+          <w:tcPr>
+            <w:tcW w:w="3192" w:type="dxa"/>
+            <w:tcBorders>
+              <w:top w:val="single" w:sz="4" w:space="0" w:color="000000"/>
+              <w:left w:val="single" w:sz="4" w:space="0" w:color="000000"/>
+              <w:bottom w:val="single" w:sz="4" w:space="0" w:color="000000"/>
+              <w:right w:val="single" w:sz="4" w:space="0" w:color="000000"/>
+            </w:tcBorders>
+            <w:hideMark/>
+          </w:tcPr>
+          <w:p>
+            <w:pPr>
+              <w:spacing w:after="0" w:line="240" w:lineRule="auto"/>
+              <w:jc w:val="center"/>
+              <w:rPr>
+                <w:rFonts w:ascii="Times New Roman" w:hAnsi="Times New Roman"/>
+                <w:sz w:val="24"/>
+                <w:szCs w:val="24"/>
+              </w:rPr>
+            </w:pPr>
+            <w:r>
+              <w:rPr>
+                <w:rFonts w:ascii="Times New Roman" w:hAnsi="Times New Roman"/>
+                <w:sz w:val="24"/>
+                <w:szCs w:val="24"/>
+              </w:rPr>
+              <w:t>100</w:t>
+            </w:r>
+          </w:p>
+        </w:tc>
+        <w:tc>
+          <w:tcPr>
+            <w:tcW w:w="3192" w:type="dxa"/>
+            <w:tcBorders>
+              <w:top w:val="single" w:sz="4" w:space="0" w:color="000000"/>
+              <w:left w:val="single" w:sz="4" w:space="0" w:color="000000"/>
+              <w:bottom w:val="single" w:sz="4" w:space="0" w:color="000000"/>
+              <w:right w:val="single" w:sz="4" w:space="0" w:color="000000"/>
+            </w:tcBorders>
+            <w:hideMark/>
+          </w:tcPr>
+          <w:p>
+            <w:pPr>
+              <w:spacing w:after="0" w:line="240" w:lineRule="auto"/>
+              <w:jc w:val="center"/>
+              <w:rPr>
+                <w:rFonts w:ascii="Times New Roman" w:hAnsi="Times New Roman"/>
+                <w:sz w:val="24"/>
+                <w:szCs w:val="24"/>
+              </w:rPr>
+            </w:pPr>
+            <w:r>
+              <w:rPr>
+                <w:rFonts w:ascii="Times New Roman" w:hAnsi="Times New Roman"/>
+                <w:sz w:val="24"/>
+                <w:szCs w:val="24"/>
+              </w:rPr>
+              <w:t>100</w:t>
+            </w:r>
+          </w:p>
+        </w:tc>
+      </w:tr>
+      <w:tr>
+        <w:tc>
+          <w:tcPr>
+            <w:tcW w:w="3192" w:type="dxa"/>
+            <w:tcBorders>
+              <w:top w:val="single" w:sz="4" w:space="0" w:color="000000"/>
+              <w:left w:val="single" w:sz="4" w:space="0" w:color="000000"/>
+              <w:bottom w:val="single" w:sz="4" w:space="0" w:color="000000"/>
+              <w:right w:val="single" w:sz="4" w:space="0" w:color="000000"/>
+            </w:tcBorders>
+            <w:hideMark/>
+          </w:tcPr>
+          <w:p>
+            <w:pPr>
+              <w:spacing w:after="0" w:line="240" w:lineRule="auto"/>
+              <w:jc w:val="center"/>
+              <w:rPr>
+                <w:rFonts w:ascii="Times New Roman" w:hAnsi="Times New Roman"/>
+                <w:sz w:val="24"/>
+                <w:szCs w:val="24"/>
+              </w:rPr>
+            </w:pPr>
+            <w:r>
+              <w:rPr>
+                <w:rFonts w:ascii="Times New Roman" w:hAnsi="Times New Roman"/>
+                <w:sz w:val="24"/>
+                <w:szCs w:val="24"/>
+              </w:rPr>
+              <w:t xml:space="preserve">Word </w:t>
+            </w:r>
+          </w:p>
+          <w:p>
+            <w:pPr>
+              <w:spacing w:after="0" w:line="240" w:lineRule="auto"/>
+              <w:jc w:val="center"/>
+              <w:rPr>
+                <w:rFonts w:ascii="Times New Roman" w:hAnsi="Times New Roman"/>
+                <w:sz w:val="24"/>
+                <w:szCs w:val="24"/>
+              </w:rPr>
+            </w:pPr>
+            <w:r>
+              <w:rPr>
+                <w:rFonts w:ascii="Times New Roman" w:hAnsi="Times New Roman"/>
+                <w:sz w:val="24"/>
+                <w:szCs w:val="24"/>
+              </w:rPr>
+              <w:t>Segmentation</w:t>
+            </w:r>
+          </w:p>
+        </w:tc>
+        <w:tc>
+          <w:tcPr>
+            <w:tcW w:w="3192" w:type="dxa"/>
+            <w:tcBorders>
+              <w:top w:val="single" w:sz="4" w:space="0" w:color="000000"/>
+              <w:left w:val="single" w:sz="4" w:space="0" w:color="000000"/>
+              <w:bottom w:val="single" w:sz="4" w:space="0" w:color="000000"/>
+              <w:right w:val="single" w:sz="4" w:space="0" w:color="000000"/>
+            </w:tcBorders>
+            <w:hideMark/>
+          </w:tcPr>
+          <w:p>
+            <w:pPr>
+              <w:spacing w:after="0" w:line="240" w:lineRule="auto"/>
+              <w:jc w:val="center"/>
+              <w:rPr>
+                <w:rFonts w:ascii="Times New Roman" w:hAnsi="Times New Roman"/>
+                <w:sz w:val="24"/>
+                <w:szCs w:val="24"/>
+              </w:rPr>
+            </w:pPr>
+            <w:r>
+              <w:rPr>
+                <w:rFonts w:ascii="Times New Roman" w:hAnsi="Times New Roman"/>
+                <w:sz w:val="24"/>
+                <w:szCs w:val="24"/>
+              </w:rPr>
+              <w:t>96.41</w:t>
+            </w:r>
+          </w:p>
+        </w:tc>
+        <w:tc>
+          <w:tcPr>
+            <w:tcW w:w="3192" w:type="dxa"/>
+            <w:tcBorders>
+              <w:top w:val="single" w:sz="4" w:space="0" w:color="000000"/>
+              <w:left w:val="single" w:sz="4" w:space="0" w:color="000000"/>
+              <w:bottom w:val="single" w:sz="4" w:space="0" w:color="000000"/>
+              <w:right w:val="single" w:sz="4" w:space="0" w:color="000000"/>
+            </w:tcBorders>
+            <w:hideMark/>
+          </w:tcPr>
+          <w:p>
+            <w:pPr>
+              <w:spacing w:after="0" w:line="240" w:lineRule="auto"/>
+              <w:jc w:val="center"/>
+              <w:rPr>
+                <w:rFonts w:ascii="Times New Roman" w:hAnsi="Times New Roman"/>
+                <w:sz w:val="24"/>
+                <w:szCs w:val="24"/>
+              </w:rPr>
+            </w:pPr>
+            <w:r>
+              <w:rPr>
+                <w:rFonts w:ascii="Times New Roman" w:hAnsi="Times New Roman"/>
+                <w:sz w:val="24"/>
+                <w:szCs w:val="24"/>
+              </w:rPr>
+              <w:t>90.70</w:t>
+            </w:r>
+          </w:p>
+        </w:tc>
+      </w:tr>
+      <w:tr>
+        <w:tc>
+          <w:tcPr>
+            <w:tcW w:w="3192" w:type="dxa"/>
+            <w:tcBorders>
+              <w:top w:val="single" w:sz="4" w:space="0" w:color="000000"/>
+              <w:left w:val="single" w:sz="4" w:space="0" w:color="000000"/>
+              <w:bottom w:val="single" w:sz="4" w:space="0" w:color="000000"/>
+              <w:right w:val="single" w:sz="4" w:space="0" w:color="000000"/>
+            </w:tcBorders>
+            <w:hideMark/>
+          </w:tcPr>
+          <w:p>
+            <w:pPr>
+              <w:spacing w:after="0" w:line="240" w:lineRule="auto"/>
+              <w:jc w:val="center"/>
+              <w:rPr>
+                <w:rFonts w:ascii="Times New Roman" w:hAnsi="Times New Roman"/>
+                <w:sz w:val="24"/>
+                <w:szCs w:val="24"/>
+              </w:rPr>
+            </w:pPr>
+            <w:r>
+              <w:rPr>
+                <w:rFonts w:ascii="Times New Roman" w:hAnsi="Times New Roman"/>
+                <w:sz w:val="24"/>
+                <w:szCs w:val="24"/>
+              </w:rPr>
+              <w:t xml:space="preserve">Character </w:t>
+            </w:r>
+          </w:p>
+          <w:p>
+            <w:pPr>
+              <w:spacing w:after="0" w:line="240" w:lineRule="auto"/>
+              <w:jc w:val="center"/>
+              <w:rPr>
+                <w:rFonts w:ascii="Times New Roman" w:hAnsi="Times New Roman"/>
+                <w:sz w:val="24"/>
+                <w:szCs w:val="24"/>
+              </w:rPr>
+            </w:pPr>
+            <w:r>
+              <w:rPr>
+                <w:rFonts w:ascii="Times New Roman" w:hAnsi="Times New Roman"/>
+                <w:sz w:val="24"/>
+                <w:szCs w:val="24"/>
+              </w:rPr>
+              <w:t>Segmentation</w:t>
+            </w:r>
+          </w:p>
+        </w:tc>
+        <w:tc>
+          <w:tcPr>
+            <w:tcW w:w="3192" w:type="dxa"/>
+            <w:tcBorders>
+              <w:top w:val="single" w:sz="4" w:space="0" w:color="000000"/>
+              <w:left w:val="single" w:sz="4" w:space="0" w:color="000000"/>
+              <w:bottom w:val="single" w:sz="4" w:space="0" w:color="000000"/>
+              <w:right w:val="single" w:sz="4" w:space="0" w:color="000000"/>
+            </w:tcBorders>
+            <w:hideMark/>
+          </w:tcPr>
+          <w:p>
+            <w:pPr>
+              <w:spacing w:after="0" w:line="240" w:lineRule="auto"/>
+              <w:jc w:val="center"/>
+              <w:rPr>
+                <w:rFonts w:ascii="Times New Roman" w:hAnsi="Times New Roman"/>
+                <w:sz w:val="24"/>
+                <w:szCs w:val="24"/>
+              </w:rPr>
+            </w:pPr>
+            <w:r>
+              <w:rPr>
+                <w:rFonts w:ascii="Times New Roman" w:hAnsi="Times New Roman"/>
+                <w:sz w:val="24"/>
+                <w:szCs w:val="24"/>
+              </w:rPr>
+              <w:t>93.24</w:t>
+            </w:r>
+          </w:p>
+        </w:tc>
+        <w:tc>
+          <w:tcPr>
+            <w:tcW w:w="3192" w:type="dxa"/>
+            <w:tcBorders>
+              <w:top w:val="single" w:sz="4" w:space="0" w:color="000000"/>
+              <w:left w:val="single" w:sz="4" w:space="0" w:color="000000"/>
+              <w:bottom w:val="single" w:sz="4" w:space="0" w:color="000000"/>
+              <w:right w:val="single" w:sz="4" w:space="0" w:color="000000"/>
+            </w:tcBorders>
+            <w:hideMark/>
+          </w:tcPr>
+          <w:p>
+            <w:pPr>
+              <w:spacing w:after="0" w:line="240" w:lineRule="auto"/>
+              <w:jc w:val="center"/>
+              <w:rPr>
+                <w:rFonts w:ascii="Times New Roman" w:hAnsi="Times New Roman"/>
+                <w:sz w:val="24"/>
+                <w:szCs w:val="24"/>
+              </w:rPr>
+            </w:pPr>
+            <w:r>
+              <w:rPr>
+                <w:rFonts w:ascii="Times New Roman" w:hAnsi="Times New Roman"/>
+                <w:sz w:val="24"/>
+                <w:szCs w:val="24"/>
+              </w:rPr>
+              <w:t>89.20</w:t>
+            </w:r>
+          </w:p>
+        </w:tc>
+      </w:tr>
+    </w:tbl>
     <w:p>
       <w:pPr>
         <w:pStyle w:val="CSEF"/>
-      </w:pPr>
-    </w:p>
-    <w:p>
-      <w:pPr>
-        <w:pStyle w:val="CSEF"/>
-      </w:pPr>
-    </w:p>
-    <w:p>
-      <w:pPr>
-        <w:pStyle w:val="CSEF"/>
-      </w:pPr>
-    </w:p>
-    <w:p>
-      <w:pPr>
-        <w:pStyle w:val="CSEF"/>
-      </w:pPr>
-    </w:p>
-    <w:p>
-      <w:pPr>
-        <w:pStyle w:val="CSEF"/>
-      </w:pPr>
-    </w:p>
-    <w:p>
-      <w:pPr>
-        <w:pStyle w:val="CSEF"/>
-      </w:pPr>
+        <w:jc w:val="left"/>
+      </w:pPr>
+    </w:p>
+    <w:p>
+      <w:pPr>
+        <w:pStyle w:val="CSET"/>
+      </w:pPr>
+      <w:bookmarkStart w:id="173" w:name="_Hlk44980249"/>
+      <w:r>
+        <w:t>T</w:t>
+      </w:r>
+      <w:r>
+        <w:t>able 4.4</w:t>
+      </w:r>
+      <w:r>
+        <w:t xml:space="preserve"> shows the best accuracy and average accuracy for our input images. Our line segmentation shows 100% accuracy for all the input data. And we have got 96.41% accuracy as best accuracy of word segmentation for input image number 3. And </w:t>
+      </w:r>
+      <w:proofErr w:type="gramStart"/>
+      <w:r>
+        <w:t>finally</w:t>
+      </w:r>
+      <w:proofErr w:type="gramEnd"/>
+      <w:r>
+        <w:t xml:space="preserve"> we have got 93.24% accuracy as the best accuracy for character segmentation for input image number 17.</w:t>
+      </w:r>
     </w:p>
     <w:p>
       <w:pPr>
         <w:pStyle w:val="CSET"/>
         <w:jc w:val="center"/>
       </w:pPr>
-      <w:bookmarkStart w:id="172" w:name="_Hlk44980249"/>
       <w:r>
         <w:lastRenderedPageBreak/>
         <w:t>Table 4.</w:t>
       </w:r>
       <w:r>
-        <w:t>4</w:t>
+        <w:t>5</w:t>
       </w:r>
       <w:r>
         <w:t xml:space="preserve">: </w:t>
@@ -27407,7 +28013,7 @@
             </w:tcBorders>
             <w:hideMark/>
           </w:tcPr>
-          <w:bookmarkEnd w:id="172"/>
+          <w:bookmarkEnd w:id="173"/>
           <w:p>
             <w:pPr>
               <w:spacing w:after="0" w:line="240" w:lineRule="auto"/>
@@ -29084,7 +29690,7 @@
         <w:t>Table 4.</w:t>
       </w:r>
       <w:r>
-        <w:t>5</w:t>
+        <w:t>6</w:t>
       </w:r>
       <w:r>
         <w:t xml:space="preserve">: </w:t>
@@ -30804,7 +31410,7 @@
         <w:t>Table 4.</w:t>
       </w:r>
       <w:r>
-        <w:t>6</w:t>
+        <w:t>7</w:t>
       </w:r>
       <w:r>
         <w:t xml:space="preserve">: </w:t>
@@ -32571,14 +33177,14 @@
       <w:pPr>
         <w:pStyle w:val="CSEF"/>
       </w:pPr>
-      <w:bookmarkStart w:id="173" w:name="_Toc44980777"/>
+      <w:bookmarkStart w:id="174" w:name="_Toc44980777"/>
       <w:r>
         <w:t xml:space="preserve">Figure 4.11: </w:t>
       </w:r>
       <w:r>
         <w:t>Series1 shows line segmentation, series2 shows word segmentation and series3 shows character segmentation.</w:t>
       </w:r>
-      <w:bookmarkEnd w:id="173"/>
+      <w:bookmarkEnd w:id="174"/>
     </w:p>
     <w:p>
       <w:pPr>
@@ -32590,6 +33196,7 @@
         <w:pStyle w:val="CSET"/>
         <w:jc w:val="center"/>
       </w:pPr>
+      <w:bookmarkStart w:id="175" w:name="_Hlk44981889"/>
       <w:r>
         <w:lastRenderedPageBreak/>
         <w:t>Table</w:t>
@@ -32601,10 +33208,16 @@
         <w:t>4</w:t>
       </w:r>
       <w:r>
-        <w:t>.6</w:t>
+        <w:t>.</w:t>
+      </w:r>
+      <w:r>
+        <w:t>8</w:t>
       </w:r>
       <w:r>
         <w:t>: Overall accuracy</w:t>
+      </w:r>
+      <w:r>
+        <w:t xml:space="preserve"> of handwritten script</w:t>
       </w:r>
       <w:r>
         <w:t>.</w:t>
@@ -32634,6 +33247,7 @@
             </w:tcBorders>
             <w:hideMark/>
           </w:tcPr>
+          <w:bookmarkEnd w:id="175"/>
           <w:p>
             <w:pPr>
               <w:spacing w:after="0" w:line="240" w:lineRule="auto"/>
@@ -33139,19 +33753,28 @@
         <w:pStyle w:val="CSET"/>
       </w:pPr>
       <w:r>
-        <w:t>This table shows the best accuracy and average accuracy for our input images. Our line segmentation shows 100% accuracy for several handwritten input data. And we have got 100% accuracy as best accuracy of word segmentation for input image number 4, 10 and 11. And finally we have got 87.30% accuracy as the best accuracy for character segmentation for input image number 1.</w:t>
+        <w:t>T</w:t>
+      </w:r>
+      <w:r>
+        <w:t>able</w:t>
+      </w:r>
+      <w:r>
+        <w:t xml:space="preserve"> 4.8</w:t>
+      </w:r>
+      <w:r>
+        <w:t xml:space="preserve"> shows the best accuracy and average accuracy for our input images. Our line segmentation shows 100% accuracy for several handwritten input data. And we have got 100% accuracy as best accuracy of word segmentation for input image number 4, 10 and 11. And finally we have got 87.30% accuracy as the best accuracy for character segmentation for input image number 1.</w:t>
       </w:r>
     </w:p>
     <w:p>
       <w:pPr>
         <w:pStyle w:val="Heading3"/>
       </w:pPr>
-      <w:bookmarkStart w:id="174" w:name="_Toc44980710"/>
+      <w:bookmarkStart w:id="176" w:name="_Toc44980710"/>
       <w:r>
         <w:t>Summary</w:t>
       </w:r>
-      <w:bookmarkEnd w:id="167"/>
-      <w:bookmarkEnd w:id="174"/>
+      <w:bookmarkEnd w:id="168"/>
+      <w:bookmarkEnd w:id="176"/>
     </w:p>
     <w:p>
       <w:pPr>
@@ -33180,8 +33803,8 @@
           <w:szCs w:val="28"/>
         </w:rPr>
       </w:pPr>
-      <w:bookmarkStart w:id="175" w:name="_Toc355199965"/>
-      <w:bookmarkStart w:id="176" w:name="_Toc357950295"/>
+      <w:bookmarkStart w:id="177" w:name="_Toc355199965"/>
+      <w:bookmarkStart w:id="178" w:name="_Toc357950295"/>
       <w:r>
         <w:br w:type="page"/>
       </w:r>
@@ -33190,34 +33813,34 @@
       <w:pPr>
         <w:pStyle w:val="Heading2"/>
       </w:pPr>
-      <w:bookmarkStart w:id="177" w:name="_Toc44980711"/>
+      <w:bookmarkStart w:id="179" w:name="_Toc44980711"/>
       <w:r>
         <w:lastRenderedPageBreak/>
         <w:t>Chapter 5</w:t>
       </w:r>
-      <w:bookmarkEnd w:id="175"/>
-      <w:bookmarkEnd w:id="176"/>
       <w:bookmarkEnd w:id="177"/>
+      <w:bookmarkEnd w:id="178"/>
+      <w:bookmarkEnd w:id="179"/>
     </w:p>
     <w:p>
       <w:pPr>
         <w:pStyle w:val="Heading2"/>
       </w:pPr>
-      <w:bookmarkStart w:id="178" w:name="_Toc355199966"/>
-      <w:bookmarkStart w:id="179" w:name="_Toc357950296"/>
-      <w:bookmarkStart w:id="180" w:name="_Toc44980712"/>
+      <w:bookmarkStart w:id="180" w:name="_Toc355199966"/>
+      <w:bookmarkStart w:id="181" w:name="_Toc357950296"/>
+      <w:bookmarkStart w:id="182" w:name="_Toc44980712"/>
       <w:r>
         <w:t xml:space="preserve">Discussions and </w:t>
       </w:r>
       <w:r>
         <w:t>Conclusion</w:t>
       </w:r>
-      <w:bookmarkEnd w:id="178"/>
+      <w:bookmarkEnd w:id="180"/>
       <w:r>
         <w:t>s</w:t>
       </w:r>
-      <w:bookmarkEnd w:id="179"/>
-      <w:bookmarkEnd w:id="180"/>
+      <w:bookmarkEnd w:id="181"/>
+      <w:bookmarkEnd w:id="182"/>
     </w:p>
     <w:p>
       <w:pPr>
@@ -33245,93 +33868,93 @@
       <w:pPr>
         <w:pStyle w:val="Heading3"/>
       </w:pPr>
-      <w:bookmarkStart w:id="181" w:name="_Toc355199967"/>
+      <w:bookmarkStart w:id="183" w:name="_Toc355199967"/>
       <w:r>
         <w:t xml:space="preserve">  </w:t>
       </w:r>
-      <w:bookmarkStart w:id="182" w:name="_Toc357950297"/>
-      <w:bookmarkStart w:id="183" w:name="_Toc44980713"/>
+      <w:bookmarkStart w:id="184" w:name="_Toc357950297"/>
+      <w:bookmarkStart w:id="185" w:name="_Toc44980713"/>
       <w:r>
         <w:t>Discussion</w:t>
       </w:r>
-      <w:bookmarkEnd w:id="181"/>
+      <w:bookmarkEnd w:id="183"/>
       <w:r>
         <w:t>s</w:t>
-      </w:r>
-      <w:bookmarkEnd w:id="182"/>
-      <w:bookmarkEnd w:id="183"/>
-    </w:p>
-    <w:p>
-      <w:pPr>
-        <w:pStyle w:val="CSET"/>
-      </w:pPr>
-      <w:r>
-        <w:t xml:space="preserve">A methodology for the segmentation of Bengali contents has been introduced in this paper. </w:t>
-      </w:r>
-      <w:r>
-        <w:t>The a</w:t>
-      </w:r>
-      <w:r>
-        <w:t xml:space="preserve">pproach proposed from the earliest starting point of checking a text image to convert it into </w:t>
-      </w:r>
-      <w:r>
-        <w:t xml:space="preserve">a </w:t>
-      </w:r>
-      <w:r>
-        <w:t xml:space="preserve">binary image, noise removal, skew angle correction, line </w:t>
-      </w:r>
-      <w:r>
-        <w:t xml:space="preserve">segmentation, word segmentation, </w:t>
-      </w:r>
-      <w:r>
-        <w:t>and ch</w:t>
-      </w:r>
-      <w:r>
-        <w:t xml:space="preserve">aracter segmentation. It is a </w:t>
-      </w:r>
-      <w:r>
-        <w:t xml:space="preserve">difficult task in the character segmentation part when two characters are in some joined together. Our main motive of this work is to segment Bengali characters from </w:t>
-      </w:r>
-      <w:r>
-        <w:t xml:space="preserve">the </w:t>
-      </w:r>
-      <w:r>
-        <w:t>text image. To segment Bengali characters, we have performed line segmentation, word segmentation</w:t>
-      </w:r>
-      <w:r>
-        <w:t>,</w:t>
-      </w:r>
-      <w:r>
-        <w:t xml:space="preserve"> and character segmentation. Our line segmentation works almost properly, our word segmentation also works with very little errors and our character segmentation works with some er</w:t>
-      </w:r>
-      <w:r>
-        <w:t xml:space="preserve">rors. This chapter contains an </w:t>
-      </w:r>
-      <w:r>
-        <w:t>overview of our work and the future recommendation of this work.</w:t>
-      </w:r>
-    </w:p>
-    <w:p>
-      <w:pPr>
-        <w:pStyle w:val="CSET"/>
-      </w:pPr>
-    </w:p>
-    <w:p>
-      <w:pPr>
-        <w:pStyle w:val="Heading3"/>
-      </w:pPr>
-      <w:bookmarkStart w:id="184" w:name="_Toc355199968"/>
-      <w:r>
-        <w:t xml:space="preserve">  </w:t>
-      </w:r>
-      <w:bookmarkStart w:id="185" w:name="_Toc357950298"/>
-      <w:bookmarkStart w:id="186" w:name="_Toc44980714"/>
-      <w:r>
-        <w:t>Suggestion for future Work</w:t>
       </w:r>
       <w:bookmarkEnd w:id="184"/>
       <w:bookmarkEnd w:id="185"/>
+    </w:p>
+    <w:p>
+      <w:pPr>
+        <w:pStyle w:val="CSET"/>
+      </w:pPr>
+      <w:r>
+        <w:t xml:space="preserve">A methodology for the segmentation of Bengali contents has been introduced in this paper. </w:t>
+      </w:r>
+      <w:r>
+        <w:t>The a</w:t>
+      </w:r>
+      <w:r>
+        <w:t xml:space="preserve">pproach proposed from the earliest starting point of checking a text image to convert it into </w:t>
+      </w:r>
+      <w:r>
+        <w:t xml:space="preserve">a </w:t>
+      </w:r>
+      <w:r>
+        <w:t xml:space="preserve">binary image, noise removal, skew angle correction, line </w:t>
+      </w:r>
+      <w:r>
+        <w:t xml:space="preserve">segmentation, word segmentation, </w:t>
+      </w:r>
+      <w:r>
+        <w:t>and ch</w:t>
+      </w:r>
+      <w:r>
+        <w:t xml:space="preserve">aracter segmentation. It is a </w:t>
+      </w:r>
+      <w:r>
+        <w:t xml:space="preserve">difficult task in the character segmentation part when two characters are in some joined together. Our main motive of this work is to segment Bengali characters from </w:t>
+      </w:r>
+      <w:r>
+        <w:t xml:space="preserve">the </w:t>
+      </w:r>
+      <w:r>
+        <w:t>text image. To segment Bengali characters, we have performed line segmentation, word segmentation</w:t>
+      </w:r>
+      <w:r>
+        <w:t>,</w:t>
+      </w:r>
+      <w:r>
+        <w:t xml:space="preserve"> and character segmentation. Our line segmentation works almost properly, our word segmentation also works with very little errors and our character segmentation works with some er</w:t>
+      </w:r>
+      <w:r>
+        <w:t xml:space="preserve">rors. This chapter contains an </w:t>
+      </w:r>
+      <w:r>
+        <w:t>overview of our work and the future recommendation of this work.</w:t>
+      </w:r>
+    </w:p>
+    <w:p>
+      <w:pPr>
+        <w:pStyle w:val="CSET"/>
+      </w:pPr>
+    </w:p>
+    <w:p>
+      <w:pPr>
+        <w:pStyle w:val="Heading3"/>
+      </w:pPr>
+      <w:bookmarkStart w:id="186" w:name="_Toc355199968"/>
+      <w:r>
+        <w:t xml:space="preserve">  </w:t>
+      </w:r>
+      <w:bookmarkStart w:id="187" w:name="_Toc357950298"/>
+      <w:bookmarkStart w:id="188" w:name="_Toc44980714"/>
+      <w:r>
+        <w:t>Suggestion for future Work</w:t>
+      </w:r>
       <w:bookmarkEnd w:id="186"/>
+      <w:bookmarkEnd w:id="187"/>
+      <w:bookmarkEnd w:id="188"/>
     </w:p>
     <w:p>
       <w:pPr>
@@ -33489,22 +34112,22 @@
       <w:pPr>
         <w:pStyle w:val="Heading3"/>
       </w:pPr>
-      <w:bookmarkStart w:id="187" w:name="_Toc355199971"/>
+      <w:bookmarkStart w:id="189" w:name="_Toc355199971"/>
       <w:r>
         <w:lastRenderedPageBreak/>
         <w:t xml:space="preserve">  </w:t>
       </w:r>
-      <w:bookmarkStart w:id="188" w:name="_Toc357950301"/>
-      <w:bookmarkStart w:id="189" w:name="_Toc44980715"/>
+      <w:bookmarkStart w:id="190" w:name="_Toc357950301"/>
+      <w:bookmarkStart w:id="191" w:name="_Toc44980715"/>
       <w:r>
         <w:t>Conclusion</w:t>
       </w:r>
-      <w:bookmarkEnd w:id="187"/>
+      <w:bookmarkEnd w:id="189"/>
       <w:r>
         <w:t>s</w:t>
       </w:r>
-      <w:bookmarkEnd w:id="188"/>
-      <w:bookmarkEnd w:id="189"/>
+      <w:bookmarkEnd w:id="190"/>
+      <w:bookmarkEnd w:id="191"/>
     </w:p>
     <w:p>
       <w:pPr>
@@ -33567,7 +34190,7 @@
           <w:szCs w:val="28"/>
         </w:rPr>
       </w:pPr>
-      <w:bookmarkStart w:id="190" w:name="_Toc357950302"/>
+      <w:bookmarkStart w:id="192" w:name="_Toc357950302"/>
       <w:r>
         <w:br w:type="page"/>
       </w:r>
@@ -33576,13 +34199,13 @@
       <w:pPr>
         <w:pStyle w:val="Heading2"/>
       </w:pPr>
-      <w:bookmarkStart w:id="191" w:name="_Toc44980716"/>
+      <w:bookmarkStart w:id="193" w:name="_Toc44980716"/>
       <w:r>
         <w:lastRenderedPageBreak/>
         <w:t>REFERENCES</w:t>
       </w:r>
-      <w:bookmarkEnd w:id="190"/>
-      <w:bookmarkEnd w:id="191"/>
+      <w:bookmarkEnd w:id="192"/>
+      <w:bookmarkEnd w:id="193"/>
     </w:p>
     <w:p>
       <w:pPr>
@@ -33601,8 +34224,8 @@
           <w:sz w:val="24"/>
         </w:rPr>
       </w:pPr>
-      <w:bookmarkStart w:id="192" w:name="_Toc355199972"/>
-      <w:bookmarkStart w:id="193" w:name="_Toc357950303"/>
+      <w:bookmarkStart w:id="194" w:name="_Toc355199972"/>
+      <w:bookmarkStart w:id="195" w:name="_Toc357950303"/>
       <w:r>
         <w:rPr>
           <w:rFonts w:ascii="Times New Roman" w:hAnsi="Times New Roman" w:cs="Times New Roman"/>
@@ -35513,8 +36136,8 @@
         <w:t>, Ph.D. Thesis, University of Bristol, November 1987.</w:t>
       </w:r>
       <w:bookmarkEnd w:id="7"/>
-      <w:bookmarkEnd w:id="192"/>
-      <w:bookmarkEnd w:id="193"/>
+      <w:bookmarkEnd w:id="194"/>
+      <w:bookmarkEnd w:id="195"/>
     </w:p>
     <w:sectPr>
       <w:footerReference w:type="default" r:id="rId38"/>
@@ -38427,6 +39050,7 @@
   <w:style w:type="character" w:default="1" w:styleId="DefaultParagraphFont">
     <w:name w:val="Default Paragraph Font"/>
     <w:uiPriority w:val="1"/>
+    <w:semiHidden/>
     <w:unhideWhenUsed/>
   </w:style>
   <w:style w:type="table" w:default="1" w:styleId="TableNormal">
@@ -39353,6 +39977,30 @@
       </w:tblBorders>
     </w:tblPr>
   </w:style>
+  <w:style w:type="table" w:customStyle="1" w:styleId="TableGrid5">
+    <w:name w:val="Table Grid5"/>
+    <w:basedOn w:val="TableNormal"/>
+    <w:next w:val="TableGrid"/>
+    <w:uiPriority w:val="59"/>
+    <w:rsid w:val="008647F6"/>
+    <w:pPr>
+      <w:spacing w:after="0" w:line="240" w:lineRule="auto"/>
+    </w:pPr>
+    <w:rPr>
+      <w:rFonts w:ascii="Calibri" w:eastAsia="Calibri" w:hAnsi="Calibri" w:cs="Times New Roman"/>
+    </w:rPr>
+    <w:tblPr>
+      <w:tblInd w:w="0" w:type="nil"/>
+      <w:tblBorders>
+        <w:top w:val="single" w:sz="4" w:space="0" w:color="000000"/>
+        <w:left w:val="single" w:sz="4" w:space="0" w:color="000000"/>
+        <w:bottom w:val="single" w:sz="4" w:space="0" w:color="000000"/>
+        <w:right w:val="single" w:sz="4" w:space="0" w:color="000000"/>
+        <w:insideH w:val="single" w:sz="4" w:space="0" w:color="000000"/>
+        <w:insideV w:val="single" w:sz="4" w:space="0" w:color="000000"/>
+      </w:tblBorders>
+    </w:tblPr>
+  </w:style>
 </w:styles>
 </file>
 
@@ -39855,6 +40503,7 @@
     <w:rsid w:val="00B17878"/>
     <w:rsid w:val="00B616AB"/>
     <w:rsid w:val="00B769EE"/>
+    <w:rsid w:val="00BA4EDA"/>
     <w:rsid w:val="00C94818"/>
     <w:rsid w:val="00D775E8"/>
     <w:rsid w:val="00DC19A2"/>

--- a/book/p-book1.docx
+++ b/book/p-book1.docx
@@ -12128,15 +12128,7 @@
         <w:t>3: Character Segmentation result</w:t>
       </w:r>
       <w:r>
-        <w:t>…………………………………</w:t>
-      </w:r>
-      <w:proofErr w:type="gramStart"/>
-      <w:r>
-        <w:t>…..</w:t>
-      </w:r>
-      <w:proofErr w:type="gramEnd"/>
-      <w:r>
-        <w:t>43</w:t>
+        <w:t>……………………………………..43</w:t>
       </w:r>
     </w:p>
     <w:p>
@@ -12168,15 +12160,7 @@
         <w:t>: Line Segmentation result of printed script</w:t>
       </w:r>
       <w:r>
-        <w:t>…………………</w:t>
-      </w:r>
-      <w:proofErr w:type="gramStart"/>
-      <w:r>
-        <w:t>…..</w:t>
-      </w:r>
-      <w:proofErr w:type="gramEnd"/>
-      <w:r>
-        <w:t>45</w:t>
+        <w:t>……………………..45</w:t>
       </w:r>
     </w:p>
     <w:p>
@@ -12395,6 +12379,9 @@
       </w:r>
       <w:r>
         <w:t>character segmentation. In the system, we have tried to identify the Matra line rightly. Then by using this information, connected components can be tear apart. The proposed method solves the problems of character segmentation in Bangla script and thereby increases the accuracy of a segmentation phase that leads to greater accuracy of an entire optical character recognition system.</w:t>
+      </w:r>
+      <w:r>
+        <w:t xml:space="preserve"> The overall accuracy of our proposed methodology is 89.2% for printed and 72.19% for the handwritten script.</w:t>
       </w:r>
     </w:p>
     <w:p>
@@ -40501,6 +40488,7 @@
     <w:rsid w:val="00923BB1"/>
     <w:rsid w:val="009B1078"/>
     <w:rsid w:val="00B17878"/>
+    <w:rsid w:val="00B33A9B"/>
     <w:rsid w:val="00B616AB"/>
     <w:rsid w:val="00B769EE"/>
     <w:rsid w:val="00BA4EDA"/>
